--- a/public/modelo_historico.docx
+++ b/public/modelo_historico.docx
@@ -128,7 +128,7 @@
                                 <w:u w:val="single"/>
                                 <w:lang w:eastAsia="en-US"/>
                               </w:rPr>
-                              <w:t>.</w:t>
+                              <w:t/>
                             </w:r>
                           </w:p>
                           <w:p>
@@ -550,7 +550,7 @@
                           <w:u w:val="single"/>
                           <w:lang w:eastAsia="en-US"/>
                         </w:rPr>
-                        <w:t>.</w:t>
+                        <w:t/>
                       </w:r>
                     </w:p>
                     <w:p>
@@ -2339,7 +2339,8 @@
                 <w:sz w:val="14"/>
                 <w:szCs w:val="14"/>
               </w:rPr>
-              <w:t>Fundamentação</w:t>
+              <w:t>{fundamentacao_legal}
+</w:t>
             </w:r>
             <w:r>
               <w:rPr>
@@ -2350,7 +2351,7 @@
                 <w:sz w:val="14"/>
                 <w:szCs w:val="14"/>
               </w:rPr>
-              <w:t xml:space="preserve"> </w:t>
+              <w:t xml:space="preserve"/>
             </w:r>
             <w:r>
               <w:rPr>
@@ -2360,7 +2361,7 @@
                 <w:sz w:val="14"/>
                 <w:szCs w:val="14"/>
               </w:rPr>
-              <w:t>Legal:</w:t>
+              <w:t/>
             </w:r>
             <w:r>
               <w:rPr>
@@ -2371,7 +2372,7 @@
                 <w:sz w:val="14"/>
                 <w:szCs w:val="14"/>
               </w:rPr>
-              <w:t xml:space="preserve"> Ensino Fundamental com duração de nove anos, </w:t>
+              <w:t xml:space="preserve"/>
             </w:r>
             <w:r>
               <w:rPr>
@@ -2382,7 +2383,7 @@
                 <w:sz w:val="14"/>
                 <w:szCs w:val="14"/>
               </w:rPr>
-              <w:t>instituído</w:t>
+              <w:t/>
             </w:r>
             <w:r>
               <w:rPr>
@@ -2393,7 +2394,7 @@
                 <w:sz w:val="14"/>
                 <w:szCs w:val="14"/>
               </w:rPr>
-              <w:t xml:space="preserve"> pelo Decreto Estadual nº 43506/2003, conforme LDBEN</w:t>
+              <w:t xml:space="preserve"/>
             </w:r>
             <w:r>
               <w:rPr>
@@ -2402,14 +2403,14 @@
                 <w:sz w:val="14"/>
                 <w:szCs w:val="14"/>
               </w:rPr>
-              <w:t xml:space="preserve">  nº 9394/96,</w:t>
+              <w:t xml:space="preserve"/>
             </w:r>
             <w:r>
               <w:rPr>
                 <w:sz w:val="16"/>
                 <w:szCs w:val="16"/>
               </w:rPr>
-              <w:t xml:space="preserve"> </w:t>
+              <w:t xml:space="preserve"/>
             </w:r>
             <w:r>
               <w:rPr>
@@ -2418,7 +2419,7 @@
                 <w:sz w:val="16"/>
                 <w:szCs w:val="16"/>
               </w:rPr>
-              <w:t>Federal nº 14.040/20 de 19/08/20; Lei Federal nº 14.218/21 de 14/10/2021,R</w:t>
+              <w:t/>
             </w:r>
             <w:r>
               <w:rPr>
@@ -2428,7 +2429,7 @@
                 <w:sz w:val="14"/>
                 <w:szCs w:val="14"/>
               </w:rPr>
-              <w:t xml:space="preserve">egulamentado nas seguintes resoluções: Resolução SEE/MG nº 430/2003 de 07/08/2003, Resolução SEE/MG nº 469/2004 de 04/02/2004, Resolução SEE/MG nº521/2004 de 02/02/04, Resolução SEE/MG nº 1086/2008 de 17/04/08, </w:t>
+              <w:t xml:space="preserve"/>
             </w:r>
             <w:r>
               <w:rPr>
@@ -2437,7 +2438,7 @@
                 <w:sz w:val="16"/>
                 <w:szCs w:val="16"/>
               </w:rPr>
-              <w:t>.Res. SEE/MG nº 4310/20 de 18/04/2020, Res. SEE/MG 4464/20 de 22/12/2020 e Res. SEE/MG Nº 4644/21 DE 26/10/2021.</w:t>
+              <w:t/>
             </w:r>
             <w:r>
               <w:rPr>
@@ -2447,7 +2448,7 @@
                 <w:sz w:val="14"/>
                 <w:szCs w:val="14"/>
               </w:rPr>
-              <w:t>Resolução SEE nº 2197/2012 de 26/10/2012, Resolução SEE/MG</w:t>
+              <w:t/>
             </w:r>
             <w:r>
               <w:rPr>
@@ -2458,7 +2459,7 @@
                 <w:szCs w:val="14"/>
                 <w:shd w:val="clear" w:color="auto" w:fill="FFFFFF"/>
               </w:rPr>
-              <w:t xml:space="preserve"> 4948/24 de 25/01/24 e a Resolução SEE/MG 5234 de 23/01/ 2026</w:t>
+              <w:t xml:space="preserve"/>
             </w:r>
             <w:r>
               <w:rPr>
@@ -2469,7 +2470,7 @@
                 <w:szCs w:val="16"/>
                 <w:shd w:val="clear" w:color="auto" w:fill="FFFFFF"/>
               </w:rPr>
-              <w:t>.</w:t>
+              <w:t/>
             </w:r>
           </w:p>
           <w:p>

--- a/public/modelo_historico.docx
+++ b/public/modelo_historico.docx
@@ -118,17 +118,6 @@
                                 <w:lang w:eastAsia="en-US"/>
                               </w:rPr>
                               <w:t>SECRETARIA MUNICIPAL DE EDUCAÇÃO DE PONTO DOS VOLANTES/MG</w:t>
-                            </w:r>
-                            <w:r>
-                              <w:rPr>
-                                <w:rFonts w:ascii="Times New Roman" w:hAnsi="Times New Roman" w:cs="Times New Roman"/>
-                                <w:b/>
-                                <w:sz w:val="20"/>
-                                <w:szCs w:val="20"/>
-                                <w:u w:val="single"/>
-                                <w:lang w:eastAsia="en-US"/>
-                              </w:rPr>
-                              <w:t/>
                             </w:r>
                           </w:p>
                           <w:p>
@@ -541,17 +530,6 @@
                         </w:rPr>
                         <w:t>SECRETARIA MUNICIPAL DE EDUCAÇÃO DE PONTO DOS VOLANTES/MG</w:t>
                       </w:r>
-                      <w:r>
-                        <w:rPr>
-                          <w:rFonts w:ascii="Times New Roman" w:hAnsi="Times New Roman" w:cs="Times New Roman"/>
-                          <w:b/>
-                          <w:sz w:val="20"/>
-                          <w:szCs w:val="20"/>
-                          <w:u w:val="single"/>
-                          <w:lang w:eastAsia="en-US"/>
-                        </w:rPr>
-                        <w:t/>
-                      </w:r>
                     </w:p>
                     <w:p>
                       <w:pPr>
@@ -694,7 +672,29 @@
                           <w:sz w:val="18"/>
                           <w:szCs w:val="18"/>
                         </w:rPr>
-                        <w:t>ESCOLA MUNICIPAL MARIA GERALDA MIRANDA BRITO SALOMÃO  -  31353426</w:t>
+                        <w:t xml:space="preserve">ESCOLA MUNICIPAL MARIA GERALDA MIRANDA BRITO </w:t>
+                      </w:r>
+                      <w:proofErr w:type="gramStart"/>
+                      <w:r>
+                        <w:rPr>
+                          <w:rFonts w:eastAsia="Arial"/>
+                          <w:b/>
+                          <w:color w:val="000000"/>
+                          <w:sz w:val="18"/>
+                          <w:szCs w:val="18"/>
+                        </w:rPr>
+                        <w:t>SALOMÃO  -</w:t>
+                      </w:r>
+                      <w:proofErr w:type="gramEnd"/>
+                      <w:r>
+                        <w:rPr>
+                          <w:rFonts w:eastAsia="Arial"/>
+                          <w:b/>
+                          <w:color w:val="000000"/>
+                          <w:sz w:val="18"/>
+                          <w:szCs w:val="18"/>
+                        </w:rPr>
+                        <w:t xml:space="preserve">  31353426</w:t>
                       </w:r>
                     </w:p>
                     <w:p>
@@ -765,7 +765,27 @@
                           <w:sz w:val="18"/>
                           <w:szCs w:val="18"/>
                         </w:rPr>
-                        <w:t>LEI Nº 264/2011  – LEI Nº 279/2012</w:t>
+                        <w:t>LEI Nº 264/</w:t>
+                      </w:r>
+                      <w:proofErr w:type="gramStart"/>
+                      <w:r>
+                        <w:rPr>
+                          <w:rFonts w:eastAsia="Times New Roman" w:cs="Times New Roman"/>
+                          <w:color w:val="000000"/>
+                          <w:sz w:val="18"/>
+                          <w:szCs w:val="18"/>
+                        </w:rPr>
+                        <w:t>2011  –</w:t>
+                      </w:r>
+                      <w:proofErr w:type="gramEnd"/>
+                      <w:r>
+                        <w:rPr>
+                          <w:rFonts w:eastAsia="Times New Roman" w:cs="Times New Roman"/>
+                          <w:color w:val="000000"/>
+                          <w:sz w:val="18"/>
+                          <w:szCs w:val="18"/>
+                        </w:rPr>
+                        <w:t xml:space="preserve"> LEI Nº 279/2012</w:t>
                       </w:r>
                     </w:p>
                     <w:p>
@@ -788,7 +808,27 @@
                           <w:sz w:val="18"/>
                           <w:szCs w:val="18"/>
                         </w:rPr>
-                        <w:t>ENDEREÇO: R: OLINTO VEIGA CAMPOS, S/N  – BAIRRO: DA QUADRA</w:t>
+                        <w:t>ENDEREÇO: R: OLINTO VEIGA CAMPOS, S/</w:t>
+                      </w:r>
+                      <w:proofErr w:type="gramStart"/>
+                      <w:r>
+                        <w:rPr>
+                          <w:rFonts w:eastAsia="Arial"/>
+                          <w:color w:val="000000"/>
+                          <w:sz w:val="18"/>
+                          <w:szCs w:val="18"/>
+                        </w:rPr>
+                        <w:t>N  –</w:t>
+                      </w:r>
+                      <w:proofErr w:type="gramEnd"/>
+                      <w:r>
+                        <w:rPr>
+                          <w:rFonts w:eastAsia="Arial"/>
+                          <w:color w:val="000000"/>
+                          <w:sz w:val="18"/>
+                          <w:szCs w:val="18"/>
+                        </w:rPr>
+                        <w:t xml:space="preserve"> BAIRRO: DA QUADRA</w:t>
                       </w:r>
                     </w:p>
                     <w:p>
@@ -810,7 +850,27 @@
                           <w:sz w:val="18"/>
                           <w:szCs w:val="18"/>
                         </w:rPr>
-                        <w:t>PONTO DOS VOLANTES/MG -  CEP:</w:t>
+                        <w:t xml:space="preserve">PONTO DOS VOLANTES/MG </w:t>
+                      </w:r>
+                      <w:proofErr w:type="gramStart"/>
+                      <w:r>
+                        <w:rPr>
+                          <w:rFonts w:eastAsia="Arial"/>
+                          <w:color w:val="000000"/>
+                          <w:sz w:val="18"/>
+                          <w:szCs w:val="18"/>
+                        </w:rPr>
+                        <w:t>-  CEP</w:t>
+                      </w:r>
+                      <w:proofErr w:type="gramEnd"/>
+                      <w:r>
+                        <w:rPr>
+                          <w:rFonts w:eastAsia="Arial"/>
+                          <w:color w:val="000000"/>
+                          <w:sz w:val="18"/>
+                          <w:szCs w:val="18"/>
+                        </w:rPr>
+                        <w:t>:</w:t>
                       </w:r>
                       <w:r>
                         <w:rPr>
@@ -1147,7 +1207,7 @@
                                           </pic:cNvPicPr>
                                         </pic:nvPicPr>
                                         <pic:blipFill>
-                                          <a:blip r:embed="rId10">
+                                          <a:blip r:embed="rId9">
                                             <a:extLst>
                                               <a:ext uri="{28A0092B-C50C-407E-A947-70E740481C1C}">
                                                 <a14:useLocalDpi xmlns:a14="http://schemas.microsoft.com/office/drawing/2010/main" val="0"/>
@@ -1237,7 +1297,7 @@
                           </pic:cNvPicPr>
                         </pic:nvPicPr>
                         <pic:blipFill>
-                          <a:blip r:embed="rId11">
+                          <a:blip r:embed="rId10">
                             <a:extLst>
                               <a:ext uri="{28A0092B-C50C-407E-A947-70E740481C1C}">
                                 <a14:useLocalDpi xmlns:a14="http://schemas.microsoft.com/office/drawing/2010/main" val="0"/>
@@ -2339,138 +2399,7 @@
                 <w:sz w:val="14"/>
                 <w:szCs w:val="14"/>
               </w:rPr>
-              <w:t>{fundamentacao_legal}
-</w:t>
-            </w:r>
-            <w:r>
-              <w:rPr>
-                <w:rFonts w:asciiTheme="minorHAnsi" w:hAnsiTheme="minorHAnsi" w:cstheme="minorHAnsi"/>
-                <w:b/>
-                <w:spacing w:val="-4"/>
-                <w:w w:val="105"/>
-                <w:sz w:val="14"/>
-                <w:szCs w:val="14"/>
-              </w:rPr>
-              <w:t xml:space="preserve"/>
-            </w:r>
-            <w:r>
-              <w:rPr>
-                <w:rFonts w:asciiTheme="minorHAnsi" w:hAnsiTheme="minorHAnsi" w:cstheme="minorHAnsi"/>
-                <w:b/>
-                <w:w w:val="105"/>
-                <w:sz w:val="14"/>
-                <w:szCs w:val="14"/>
-              </w:rPr>
-              <w:t/>
-            </w:r>
-            <w:r>
-              <w:rPr>
-                <w:rFonts w:asciiTheme="minorHAnsi" w:hAnsiTheme="minorHAnsi" w:cstheme="minorHAnsi"/>
-                <w:b/>
-                <w:spacing w:val="-4"/>
-                <w:w w:val="105"/>
-                <w:sz w:val="14"/>
-                <w:szCs w:val="14"/>
-              </w:rPr>
-              <w:t xml:space="preserve"/>
-            </w:r>
-            <w:r>
-              <w:rPr>
-                <w:rFonts w:asciiTheme="minorHAnsi" w:hAnsiTheme="minorHAnsi" w:cstheme="minorHAnsi"/>
-                <w:b/>
-                <w:spacing w:val="-4"/>
-                <w:w w:val="105"/>
-                <w:sz w:val="14"/>
-                <w:szCs w:val="14"/>
-              </w:rPr>
-              <w:t/>
-            </w:r>
-            <w:r>
-              <w:rPr>
-                <w:rFonts w:asciiTheme="minorHAnsi" w:hAnsiTheme="minorHAnsi" w:cstheme="minorHAnsi"/>
-                <w:b/>
-                <w:spacing w:val="-4"/>
-                <w:w w:val="105"/>
-                <w:sz w:val="14"/>
-                <w:szCs w:val="14"/>
-              </w:rPr>
-              <w:t xml:space="preserve"/>
-            </w:r>
-            <w:r>
-              <w:rPr>
-                <w:rFonts w:asciiTheme="minorHAnsi" w:hAnsiTheme="minorHAnsi" w:cstheme="minorHAnsi"/>
-                <w:b/>
-                <w:sz w:val="14"/>
-                <w:szCs w:val="14"/>
-              </w:rPr>
-              <w:t xml:space="preserve"/>
-            </w:r>
-            <w:r>
-              <w:rPr>
-                <w:sz w:val="16"/>
-                <w:szCs w:val="16"/>
-              </w:rPr>
-              <w:t xml:space="preserve"/>
-            </w:r>
-            <w:r>
-              <w:rPr>
-                <w:b/>
-                <w:bCs/>
-                <w:sz w:val="16"/>
-                <w:szCs w:val="16"/>
-              </w:rPr>
-              <w:t/>
-            </w:r>
-            <w:r>
-              <w:rPr>
-                <w:rFonts w:asciiTheme="minorHAnsi" w:hAnsiTheme="minorHAnsi" w:cstheme="minorHAnsi"/>
-                <w:b/>
-                <w:bCs/>
-                <w:sz w:val="14"/>
-                <w:szCs w:val="14"/>
-              </w:rPr>
-              <w:t xml:space="preserve"/>
-            </w:r>
-            <w:r>
-              <w:rPr>
-                <w:b/>
-                <w:bCs/>
-                <w:sz w:val="16"/>
-                <w:szCs w:val="16"/>
-              </w:rPr>
-              <w:t/>
-            </w:r>
-            <w:r>
-              <w:rPr>
-                <w:rFonts w:asciiTheme="minorHAnsi" w:hAnsiTheme="minorHAnsi" w:cstheme="minorHAnsi"/>
-                <w:b/>
-                <w:bCs/>
-                <w:sz w:val="14"/>
-                <w:szCs w:val="14"/>
-              </w:rPr>
-              <w:t/>
-            </w:r>
-            <w:r>
-              <w:rPr>
-                <w:rFonts w:asciiTheme="minorHAnsi" w:hAnsiTheme="minorHAnsi" w:cstheme="minorHAnsi"/>
-                <w:b/>
-                <w:bCs/>
-                <w:sz w:val="14"/>
-                <w:szCs w:val="14"/>
-                <w:shd w:val="clear" w:color="auto" w:fill="FFFFFF"/>
-              </w:rPr>
-              <w:t xml:space="preserve"/>
-            </w:r>
-            <w:r>
-              <w:rPr>
-                <w:rFonts w:asciiTheme="minorHAnsi" w:hAnsiTheme="minorHAnsi" w:cstheme="minorHAnsi"/>
-                <w:b/>
-                <w:bCs/>
-                <w:sz w:val="16"/>
-                <w:szCs w:val="16"/>
-                <w:shd w:val="clear" w:color="auto" w:fill="FFFFFF"/>
-              </w:rPr>
-              <w:t/>
+              <w:t>{fundamentacao_legal}</w:t>
             </w:r>
           </w:p>
           <w:p>
@@ -13074,16 +13003,155 @@
           </w:tcPr>
           <w:p>
             <w:pPr>
-              <w:spacing w:line="276" w:lineRule="auto"/>
-              <w:ind w:right="-57"/>
-              <w:rPr>
-                <w:b/>
-                <w:bCs/>
-                <w:sz w:val="8"/>
-                <w:szCs w:val="8"/>
-                <w:lang w:val="pt-PT"/>
-              </w:rPr>
-            </w:pPr>
+              <w:pStyle w:val="NormalWeb"/>
+              <w:rPr>
+                <w:sz w:val="12"/>
+                <w:szCs w:val="12"/>
+              </w:rPr>
+            </w:pPr>
+            <w:r>
+              <w:rPr>
+                <w:b/>
+                <w:bCs/>
+                <w:sz w:val="12"/>
+                <w:szCs w:val="12"/>
+              </w:rPr>
+              <w:t>OBSERVAÇÕES GERAIS:</w:t>
+            </w:r>
+          </w:p>
+          <w:p>
+            <w:pPr>
+              <w:pStyle w:val="NormalWeb"/>
+              <w:spacing w:before="0" w:beforeAutospacing="0" w:after="0" w:afterAutospacing="0"/>
+              <w:rPr>
+                <w:sz w:val="12"/>
+                <w:szCs w:val="12"/>
+              </w:rPr>
+            </w:pPr>
+            <w:r>
+              <w:rPr>
+                <w:b/>
+                <w:bCs/>
+                <w:sz w:val="12"/>
+                <w:szCs w:val="12"/>
+              </w:rPr>
+              <w:t>Conceitos (1º</w:t>
+            </w:r>
+            <w:r>
+              <w:rPr>
+                <w:b/>
+                <w:bCs/>
+                <w:sz w:val="12"/>
+                <w:szCs w:val="12"/>
+              </w:rPr>
+              <w:t>,</w:t>
+            </w:r>
+            <w:r>
+              <w:rPr>
+                <w:b/>
+                <w:bCs/>
+                <w:sz w:val="12"/>
+                <w:szCs w:val="12"/>
+              </w:rPr>
+              <w:t xml:space="preserve"> 2º</w:t>
+            </w:r>
+            <w:r>
+              <w:rPr>
+                <w:b/>
+                <w:bCs/>
+                <w:sz w:val="12"/>
+                <w:szCs w:val="12"/>
+              </w:rPr>
+              <w:t xml:space="preserve"> e 3°</w:t>
+            </w:r>
+            <w:r>
+              <w:rPr>
+                <w:b/>
+                <w:bCs/>
+                <w:sz w:val="12"/>
+                <w:szCs w:val="12"/>
+              </w:rPr>
+              <w:t xml:space="preserve"> Ano):</w:t>
+            </w:r>
+            <w:r>
+              <w:rPr>
+                <w:sz w:val="12"/>
+                <w:szCs w:val="12"/>
+              </w:rPr>
+              <w:t xml:space="preserve"> A = Excelente | B = Bom | C = Regular</w:t>
+            </w:r>
+          </w:p>
+          <w:p>
+            <w:pPr>
+              <w:pStyle w:val="NormalWeb"/>
+              <w:spacing w:before="0" w:beforeAutospacing="0" w:after="0" w:afterAutospacing="0"/>
+              <w:rPr>
+                <w:sz w:val="12"/>
+                <w:szCs w:val="12"/>
+              </w:rPr>
+            </w:pPr>
+          </w:p>
+          <w:p>
+            <w:pPr>
+              <w:pStyle w:val="NormalWeb"/>
+              <w:spacing w:before="0" w:beforeAutospacing="0" w:after="0" w:afterAutospacing="0"/>
+              <w:rPr>
+                <w:sz w:val="12"/>
+                <w:szCs w:val="12"/>
+              </w:rPr>
+            </w:pPr>
+            <w:r>
+              <w:rPr>
+                <w:b/>
+                <w:bCs/>
+                <w:sz w:val="12"/>
+                <w:szCs w:val="12"/>
+              </w:rPr>
+              <w:t>Aprovação (6º ao 9º Ano):</w:t>
+            </w:r>
+            <w:r>
+              <w:rPr>
+                <w:sz w:val="12"/>
+                <w:szCs w:val="12"/>
+              </w:rPr>
+              <w:t xml:space="preserve"> Mínimo exigido: 60 pontos (60%).</w:t>
+            </w:r>
+          </w:p>
+          <w:p>
+            <w:pPr>
+              <w:pStyle w:val="NormalWeb"/>
+              <w:spacing w:before="0" w:beforeAutospacing="0" w:after="0" w:afterAutospacing="0"/>
+              <w:rPr>
+                <w:sz w:val="12"/>
+                <w:szCs w:val="12"/>
+              </w:rPr>
+            </w:pPr>
+          </w:p>
+          <w:p>
+            <w:pPr>
+              <w:pStyle w:val="NormalWeb"/>
+              <w:spacing w:before="0" w:beforeAutospacing="0" w:after="0" w:afterAutospacing="0"/>
+              <w:rPr>
+                <w:sz w:val="12"/>
+                <w:szCs w:val="12"/>
+              </w:rPr>
+            </w:pPr>
+            <w:r>
+              <w:rPr>
+                <w:b/>
+                <w:bCs/>
+                <w:sz w:val="12"/>
+                <w:szCs w:val="12"/>
+              </w:rPr>
+              <w:t>Pandemia COVID-19 (2020/2021):</w:t>
+            </w:r>
+            <w:r>
+              <w:rPr>
+                <w:sz w:val="12"/>
+                <w:szCs w:val="12"/>
+              </w:rPr>
+              <w:t xml:space="preserve"> Dispensa do cumprimento de dias letivos, com carga horária integralizada via atividades remotas (REANP), conforme Lei Federal nº 14.040/2020.</w:t>
+            </w:r>
           </w:p>
           <w:p>
             <w:pPr>
@@ -14772,6 +14840,15 @@
                 <w:sz w:val="12"/>
                 <w:szCs w:val="12"/>
               </w:rPr>
+              <w:t xml:space="preserve">   </w:t>
+            </w:r>
+            <w:r>
+              <w:rPr>
+                <w:b/>
+                <w:bCs/>
+                <w:sz w:val="12"/>
+                <w:szCs w:val="12"/>
+              </w:rPr>
               <w:t>{nota_</w:t>
             </w:r>
             <w:r>
@@ -14837,6 +14914,15 @@
                 <w:sz w:val="12"/>
                 <w:szCs w:val="12"/>
               </w:rPr>
+              <w:t xml:space="preserve">   </w:t>
+            </w:r>
+            <w:r>
+              <w:rPr>
+                <w:b/>
+                <w:bCs/>
+                <w:sz w:val="12"/>
+                <w:szCs w:val="12"/>
+              </w:rPr>
               <w:t>{nota_</w:t>
             </w:r>
             <w:r>
@@ -14895,6 +14981,15 @@
                 <w:szCs w:val="12"/>
               </w:rPr>
             </w:pPr>
+            <w:r>
+              <w:rPr>
+                <w:b/>
+                <w:bCs/>
+                <w:sz w:val="12"/>
+                <w:szCs w:val="12"/>
+              </w:rPr>
+              <w:t xml:space="preserve">     </w:t>
+            </w:r>
             <w:r>
               <w:rPr>
                 <w:b/>
@@ -15552,6 +15647,9 @@
               <w:t xml:space="preserve">                       </w:t>
             </w:r>
             <w:r>
+              <w:t xml:space="preserve">   </w:t>
+            </w:r>
+            <w:r>
               <w:rPr>
                 <w:b/>
                 <w:bCs/>
@@ -16023,6 +16121,15 @@
                 <w:sz w:val="12"/>
                 <w:szCs w:val="12"/>
               </w:rPr>
+              <w:t xml:space="preserve">        </w:t>
+            </w:r>
+            <w:r>
+              <w:rPr>
+                <w:b/>
+                <w:bCs/>
+                <w:sz w:val="12"/>
+                <w:szCs w:val="12"/>
+              </w:rPr>
               <w:t>{faltas</w:t>
             </w:r>
             <w:r>
@@ -16945,6 +17052,15 @@
                 <w:sz w:val="12"/>
                 <w:szCs w:val="12"/>
               </w:rPr>
+              <w:t xml:space="preserve">    </w:t>
+            </w:r>
+            <w:r>
+              <w:rPr>
+                <w:b/>
+                <w:bCs/>
+                <w:sz w:val="12"/>
+                <w:szCs w:val="12"/>
+              </w:rPr>
               <w:t>{nota_lp_</w:t>
             </w:r>
             <w:r>
@@ -17087,6 +17203,15 @@
                 <w:sz w:val="12"/>
                 <w:szCs w:val="12"/>
               </w:rPr>
+              <w:t xml:space="preserve">    </w:t>
+            </w:r>
+            <w:r>
+              <w:rPr>
+                <w:b/>
+                <w:bCs/>
+                <w:sz w:val="12"/>
+                <w:szCs w:val="12"/>
+              </w:rPr>
               <w:t>{nota_</w:t>
             </w:r>
             <w:r>
@@ -17212,6 +17337,15 @@
                 <w:szCs w:val="12"/>
               </w:rPr>
             </w:pPr>
+            <w:r>
+              <w:rPr>
+                <w:b/>
+                <w:bCs/>
+                <w:sz w:val="12"/>
+                <w:szCs w:val="12"/>
+              </w:rPr>
+              <w:t xml:space="preserve">   </w:t>
+            </w:r>
             <w:r>
               <w:rPr>
                 <w:b/>
@@ -17990,6 +18124,9 @@
               <w:t xml:space="preserve">  </w:t>
             </w:r>
             <w:r>
+              <w:t xml:space="preserve">   </w:t>
+            </w:r>
+            <w:r>
               <w:rPr>
                 <w:b/>
                 <w:bCs/>
@@ -18494,6 +18631,15 @@
                 <w:sz w:val="12"/>
                 <w:szCs w:val="12"/>
               </w:rPr>
+              <w:t xml:space="preserve">         </w:t>
+            </w:r>
+            <w:r>
+              <w:rPr>
+                <w:b/>
+                <w:bCs/>
+                <w:sz w:val="12"/>
+                <w:szCs w:val="12"/>
+              </w:rPr>
               <w:t>{faltas</w:t>
             </w:r>
             <w:r>
@@ -19525,6 +19671,15 @@
                 <w:sz w:val="12"/>
                 <w:szCs w:val="12"/>
               </w:rPr>
+              <w:t xml:space="preserve">   </w:t>
+            </w:r>
+            <w:r>
+              <w:rPr>
+                <w:b/>
+                <w:bCs/>
+                <w:sz w:val="12"/>
+                <w:szCs w:val="12"/>
+              </w:rPr>
               <w:t>{nota_lp_</w:t>
             </w:r>
             <w:r>
@@ -19567,6 +19722,14 @@
                 <w:sz w:val="12"/>
                 <w:szCs w:val="12"/>
               </w:rPr>
+              <w:t xml:space="preserve">   </w:t>
+            </w:r>
+            <w:r>
+              <w:rPr>
+                <w:b/>
+                <w:sz w:val="12"/>
+                <w:szCs w:val="12"/>
+              </w:rPr>
               <w:t>--</w:t>
             </w:r>
           </w:p>
@@ -19592,6 +19755,15 @@
                 <w:sz w:val="12"/>
                 <w:szCs w:val="12"/>
               </w:rPr>
+              <w:t xml:space="preserve">   </w:t>
+            </w:r>
+            <w:r>
+              <w:rPr>
+                <w:b/>
+                <w:bCs/>
+                <w:sz w:val="12"/>
+                <w:szCs w:val="12"/>
+              </w:rPr>
               <w:t>{nota_</w:t>
             </w:r>
             <w:r>
@@ -19654,6 +19826,15 @@
                 <w:sz w:val="12"/>
                 <w:szCs w:val="12"/>
               </w:rPr>
+              <w:t xml:space="preserve">    </w:t>
+            </w:r>
+            <w:r>
+              <w:rPr>
+                <w:b/>
+                <w:bCs/>
+                <w:sz w:val="12"/>
+                <w:szCs w:val="12"/>
+              </w:rPr>
               <w:t>{nota_</w:t>
             </w:r>
             <w:r>
@@ -19708,6 +19889,15 @@
                 <w:szCs w:val="12"/>
               </w:rPr>
             </w:pPr>
+            <w:r>
+              <w:rPr>
+                <w:b/>
+                <w:bCs/>
+                <w:sz w:val="12"/>
+                <w:szCs w:val="12"/>
+              </w:rPr>
+              <w:t xml:space="preserve">     </w:t>
+            </w:r>
             <w:r>
               <w:rPr>
                 <w:b/>
@@ -19839,6 +20029,15 @@
                 <w:sz w:val="12"/>
                 <w:szCs w:val="12"/>
               </w:rPr>
+              <w:t xml:space="preserve">    </w:t>
+            </w:r>
+            <w:r>
+              <w:rPr>
+                <w:b/>
+                <w:bCs/>
+                <w:sz w:val="12"/>
+                <w:szCs w:val="12"/>
+              </w:rPr>
               <w:t>{nota_</w:t>
             </w:r>
             <w:r>
@@ -20310,7 +20509,7 @@
                 <w:sz w:val="8"/>
                 <w:szCs w:val="8"/>
               </w:rPr>
-              <w:t xml:space="preserve">                </w:t>
+              <w:t xml:space="preserve">             </w:t>
             </w:r>
             <w:r>
               <w:rPr>
@@ -20534,6 +20733,9 @@
               <w:t xml:space="preserve">   </w:t>
             </w:r>
             <w:r>
+              <w:t xml:space="preserve">    </w:t>
+            </w:r>
+            <w:r>
               <w:rPr>
                 <w:b/>
                 <w:bCs/>
@@ -21023,6 +21225,15 @@
                 <w:sz w:val="12"/>
                 <w:szCs w:val="12"/>
               </w:rPr>
+              <w:t xml:space="preserve">    </w:t>
+            </w:r>
+            <w:r>
+              <w:rPr>
+                <w:b/>
+                <w:bCs/>
+                <w:sz w:val="12"/>
+                <w:szCs w:val="12"/>
+              </w:rPr>
               <w:t>{faltas</w:t>
             </w:r>
             <w:r>
@@ -21250,7 +21461,6 @@
                 <w:szCs w:val="10"/>
               </w:rPr>
             </w:pPr>
-            <w:proofErr w:type="gramStart"/>
             <w:r>
               <w:rPr>
                 <w:b/>
@@ -21258,6 +21468,15 @@
                 <w:szCs w:val="8"/>
               </w:rPr>
               <w:t xml:space="preserve">8  </w:t>
+            </w:r>
+            <w:proofErr w:type="gramStart"/>
+            <w:r>
+              <w:rPr>
+                <w:b/>
+                <w:sz w:val="8"/>
+                <w:szCs w:val="8"/>
+              </w:rPr>
+              <w:t xml:space="preserve">   </w:t>
             </w:r>
             <w:r>
               <w:rPr>
@@ -22036,8 +22255,10 @@
           <w:p>
             <w:pPr>
               <w:ind w:left="-113" w:right="-113"/>
-              <w:rPr>
-                <w:b/>
+              <w:jc w:val="center"/>
+              <w:rPr>
+                <w:b/>
+                <w:bCs/>
                 <w:sz w:val="12"/>
                 <w:szCs w:val="12"/>
               </w:rPr>
@@ -22082,15 +22303,18 @@
           <w:p>
             <w:pPr>
               <w:ind w:left="-113" w:right="-113"/>
-              <w:rPr>
-                <w:b/>
-                <w:sz w:val="12"/>
-                <w:szCs w:val="12"/>
-              </w:rPr>
-            </w:pPr>
-            <w:r>
-              <w:rPr>
-                <w:b/>
+              <w:jc w:val="center"/>
+              <w:rPr>
+                <w:b/>
+                <w:bCs/>
+                <w:sz w:val="12"/>
+                <w:szCs w:val="12"/>
+              </w:rPr>
+            </w:pPr>
+            <w:r>
+              <w:rPr>
+                <w:b/>
+                <w:bCs/>
                 <w:sz w:val="12"/>
                 <w:szCs w:val="12"/>
               </w:rPr>
@@ -22112,6 +22336,7 @@
               <w:jc w:val="center"/>
               <w:rPr>
                 <w:b/>
+                <w:bCs/>
                 <w:sz w:val="12"/>
                 <w:szCs w:val="12"/>
               </w:rPr>
@@ -22174,8 +22399,10 @@
           <w:p>
             <w:pPr>
               <w:ind w:right="-113"/>
-              <w:rPr>
-                <w:b/>
+              <w:jc w:val="center"/>
+              <w:rPr>
+                <w:b/>
+                <w:bCs/>
                 <w:sz w:val="12"/>
                 <w:szCs w:val="12"/>
               </w:rPr>
@@ -22238,8 +22465,10 @@
           <w:p>
             <w:pPr>
               <w:ind w:left="-113" w:right="-113"/>
-              <w:rPr>
-                <w:b/>
+              <w:jc w:val="center"/>
+              <w:rPr>
+                <w:b/>
+                <w:bCs/>
                 <w:sz w:val="12"/>
                 <w:szCs w:val="12"/>
               </w:rPr>
@@ -22303,8 +22532,10 @@
           <w:p>
             <w:pPr>
               <w:ind w:left="-113" w:right="-113"/>
-              <w:rPr>
-                <w:b/>
+              <w:jc w:val="center"/>
+              <w:rPr>
+                <w:b/>
+                <w:bCs/>
                 <w:sz w:val="12"/>
                 <w:szCs w:val="12"/>
               </w:rPr>
@@ -22370,6 +22601,7 @@
               <w:jc w:val="center"/>
               <w:rPr>
                 <w:b/>
+                <w:bCs/>
                 <w:sz w:val="12"/>
                 <w:szCs w:val="12"/>
               </w:rPr>
@@ -22432,8 +22664,10 @@
           <w:p>
             <w:pPr>
               <w:ind w:left="-113" w:right="-113"/>
-              <w:rPr>
-                <w:b/>
+              <w:jc w:val="center"/>
+              <w:rPr>
+                <w:b/>
+                <w:bCs/>
                 <w:sz w:val="12"/>
                 <w:szCs w:val="12"/>
               </w:rPr>
@@ -22500,6 +22734,7 @@
               <w:jc w:val="center"/>
               <w:rPr>
                 <w:b/>
+                <w:bCs/>
                 <w:sz w:val="12"/>
                 <w:szCs w:val="12"/>
               </w:rPr>
@@ -22853,15 +23088,6 @@
                 <w:szCs w:val="8"/>
               </w:rPr>
             </w:pPr>
-            <w:r>
-              <w:rPr>
-                <w:b/>
-                <w:bCs/>
-                <w:sz w:val="8"/>
-                <w:szCs w:val="8"/>
-              </w:rPr>
-              <w:t xml:space="preserve">          </w:t>
-            </w:r>
             <w:r>
               <w:rPr>
                 <w:b/>
@@ -23077,15 +23303,14 @@
           <w:p>
             <w:pPr>
               <w:ind w:left="-113" w:right="-113"/>
-              <w:jc w:val="center"/>
-              <w:rPr>
-                <w:b/>
-                <w:sz w:val="12"/>
-                <w:szCs w:val="12"/>
-              </w:rPr>
-            </w:pPr>
-            <w:r>
-              <w:t xml:space="preserve">   </w:t>
+              <w:rPr>
+                <w:b/>
+                <w:sz w:val="12"/>
+                <w:szCs w:val="12"/>
+              </w:rPr>
+            </w:pPr>
+            <w:r>
+              <w:t xml:space="preserve">                         </w:t>
             </w:r>
             <w:r>
               <w:rPr>
@@ -23540,21 +23765,20 @@
           <w:p>
             <w:pPr>
               <w:ind w:left="-113" w:right="-113"/>
-              <w:jc w:val="center"/>
-              <w:rPr>
-                <w:b/>
-                <w:sz w:val="12"/>
-                <w:szCs w:val="12"/>
-              </w:rPr>
-            </w:pPr>
-            <w:r>
-              <w:rPr>
-                <w:b/>
-                <w:bCs/>
-                <w:sz w:val="12"/>
-                <w:szCs w:val="12"/>
-              </w:rPr>
-              <w:t xml:space="preserve">        </w:t>
+              <w:rPr>
+                <w:b/>
+                <w:sz w:val="12"/>
+                <w:szCs w:val="12"/>
+              </w:rPr>
+            </w:pPr>
+            <w:r>
+              <w:rPr>
+                <w:b/>
+                <w:bCs/>
+                <w:sz w:val="12"/>
+                <w:szCs w:val="12"/>
+              </w:rPr>
+              <w:t xml:space="preserve">                                                </w:t>
             </w:r>
             <w:r>
               <w:rPr>
@@ -23783,6 +24007,15 @@
                 <w:szCs w:val="10"/>
               </w:rPr>
             </w:pPr>
+            <w:r>
+              <w:rPr>
+                <w:b/>
+                <w:bCs/>
+                <w:sz w:val="8"/>
+                <w:szCs w:val="8"/>
+              </w:rPr>
+              <w:t xml:space="preserve">    </w:t>
+            </w:r>
             <w:r>
               <w:rPr>
                 <w:b/>
@@ -24573,6 +24806,7 @@
               <w:jc w:val="center"/>
               <w:rPr>
                 <w:b/>
+                <w:bCs/>
                 <w:sz w:val="12"/>
                 <w:szCs w:val="12"/>
               </w:rPr>
@@ -24620,13 +24854,15 @@
               <w:jc w:val="center"/>
               <w:rPr>
                 <w:b/>
-                <w:sz w:val="12"/>
-                <w:szCs w:val="12"/>
-              </w:rPr>
-            </w:pPr>
-            <w:r>
-              <w:rPr>
-                <w:b/>
+                <w:bCs/>
+                <w:sz w:val="12"/>
+                <w:szCs w:val="12"/>
+              </w:rPr>
+            </w:pPr>
+            <w:r>
+              <w:rPr>
+                <w:b/>
+                <w:bCs/>
                 <w:sz w:val="12"/>
                 <w:szCs w:val="12"/>
               </w:rPr>
@@ -24648,6 +24884,7 @@
               <w:jc w:val="center"/>
               <w:rPr>
                 <w:b/>
+                <w:bCs/>
                 <w:sz w:val="12"/>
                 <w:szCs w:val="12"/>
               </w:rPr>
@@ -24712,6 +24949,7 @@
               <w:ind w:left="-113" w:right="-113"/>
               <w:rPr>
                 <w:b/>
+                <w:bCs/>
                 <w:sz w:val="12"/>
                 <w:szCs w:val="12"/>
               </w:rPr>
@@ -24776,6 +25014,7 @@
               <w:ind w:right="-113"/>
               <w:rPr>
                 <w:b/>
+                <w:bCs/>
                 <w:sz w:val="12"/>
                 <w:szCs w:val="12"/>
               </w:rPr>
@@ -24842,6 +25081,7 @@
               <w:jc w:val="center"/>
               <w:rPr>
                 <w:b/>
+                <w:bCs/>
                 <w:sz w:val="12"/>
                 <w:szCs w:val="12"/>
               </w:rPr>
@@ -24907,6 +25147,7 @@
               <w:jc w:val="center"/>
               <w:rPr>
                 <w:b/>
+                <w:bCs/>
                 <w:sz w:val="12"/>
                 <w:szCs w:val="12"/>
               </w:rPr>
@@ -24972,6 +25213,7 @@
               <w:jc w:val="center"/>
               <w:rPr>
                 <w:b/>
+                <w:bCs/>
                 <w:sz w:val="12"/>
                 <w:szCs w:val="12"/>
               </w:rPr>
@@ -25038,6 +25280,7 @@
               <w:jc w:val="center"/>
               <w:rPr>
                 <w:b/>
+                <w:bCs/>
                 <w:sz w:val="12"/>
                 <w:szCs w:val="12"/>
               </w:rPr>
@@ -26092,31 +26335,21 @@
           <w:p>
             <w:pPr>
               <w:ind w:left="-113" w:right="-113"/>
-              <w:jc w:val="center"/>
-              <w:rPr>
-                <w:b/>
-                <w:bCs/>
-                <w:sz w:val="12"/>
-                <w:szCs w:val="12"/>
-              </w:rPr>
-            </w:pPr>
-            <w:r>
-              <w:rPr>
-                <w:b/>
-                <w:bCs/>
-                <w:sz w:val="12"/>
-                <w:szCs w:val="12"/>
-              </w:rPr>
-              <w:t xml:space="preserve">      </w:t>
-            </w:r>
-            <w:r>
-              <w:rPr>
-                <w:b/>
-                <w:bCs/>
-                <w:sz w:val="12"/>
-                <w:szCs w:val="12"/>
-              </w:rPr>
-              <w:t xml:space="preserve">  </w:t>
+              <w:rPr>
+                <w:b/>
+                <w:bCs/>
+                <w:sz w:val="12"/>
+                <w:szCs w:val="12"/>
+              </w:rPr>
+            </w:pPr>
+            <w:r>
+              <w:rPr>
+                <w:b/>
+                <w:bCs/>
+                <w:sz w:val="12"/>
+                <w:szCs w:val="12"/>
+              </w:rPr>
+              <w:t xml:space="preserve">                                                          </w:t>
             </w:r>
             <w:r>
               <w:rPr>
@@ -28119,15 +28352,6 @@
                 <w:sz w:val="8"/>
                 <w:szCs w:val="8"/>
               </w:rPr>
-              <w:t xml:space="preserve"> </w:t>
-            </w:r>
-            <w:r>
-              <w:rPr>
-                <w:b/>
-                <w:bCs/>
-                <w:sz w:val="8"/>
-                <w:szCs w:val="8"/>
-              </w:rPr>
               <w:t>{situacao_</w:t>
             </w:r>
             <w:r>
@@ -29248,6 +29472,9 @@
               <w:t xml:space="preserve">                                </w:t>
             </w:r>
             <w:r>
+              <w:t xml:space="preserve">   </w:t>
+            </w:r>
+            <w:r>
               <w:rPr>
                 <w:b/>
                 <w:bCs/>
@@ -29493,6 +29720,15 @@
                 <w:szCs w:val="8"/>
               </w:rPr>
               <w:t xml:space="preserve"> </w:t>
+            </w:r>
+            <w:r>
+              <w:rPr>
+                <w:b/>
+                <w:bCs/>
+                <w:sz w:val="8"/>
+                <w:szCs w:val="8"/>
+              </w:rPr>
+              <w:t xml:space="preserve">   </w:t>
             </w:r>
             <w:r>
               <w:rPr>
@@ -30595,6 +30831,15 @@
                 <w:sz w:val="12"/>
                 <w:szCs w:val="12"/>
               </w:rPr>
+              <w:t xml:space="preserve">  </w:t>
+            </w:r>
+            <w:r>
+              <w:rPr>
+                <w:b/>
+                <w:bCs/>
+                <w:sz w:val="12"/>
+                <w:szCs w:val="12"/>
+              </w:rPr>
               <w:t>{nota_</w:t>
             </w:r>
             <w:r>
@@ -32321,6 +32566,9 @@
               <w:t xml:space="preserve">                      </w:t>
             </w:r>
             <w:r>
+              <w:t xml:space="preserve">  </w:t>
+            </w:r>
+            <w:r>
               <w:rPr>
                 <w:b/>
                 <w:bCs/>
@@ -32557,6 +32805,15 @@
                 <w:szCs w:val="8"/>
               </w:rPr>
               <w:t xml:space="preserve"> </w:t>
+            </w:r>
+            <w:r>
+              <w:rPr>
+                <w:b/>
+                <w:bCs/>
+                <w:sz w:val="8"/>
+                <w:szCs w:val="8"/>
+              </w:rPr>
+              <w:t xml:space="preserve">   </w:t>
             </w:r>
             <w:r>
               <w:rPr>
@@ -33746,6 +34003,15 @@
                 <w:sz w:val="12"/>
                 <w:szCs w:val="12"/>
               </w:rPr>
+              <w:t xml:space="preserve">  </w:t>
+            </w:r>
+            <w:r>
+              <w:rPr>
+                <w:b/>
+                <w:bCs/>
+                <w:sz w:val="12"/>
+                <w:szCs w:val="12"/>
+              </w:rPr>
               <w:t>{nota_</w:t>
             </w:r>
             <w:r>
@@ -33812,6 +34078,15 @@
                 <w:sz w:val="12"/>
                 <w:szCs w:val="12"/>
               </w:rPr>
+              <w:t xml:space="preserve">   </w:t>
+            </w:r>
+            <w:r>
+              <w:rPr>
+                <w:b/>
+                <w:bCs/>
+                <w:sz w:val="12"/>
+                <w:szCs w:val="12"/>
+              </w:rPr>
               <w:t>{nota_</w:t>
             </w:r>
             <w:r>
@@ -34148,23 +34423,13 @@
           <w:p>
             <w:pPr>
               <w:ind w:left="113" w:right="-113"/>
-              <w:jc w:val="center"/>
-              <w:rPr>
-                <w:b/>
-                <w:bCs/>
-                <w:sz w:val="10"/>
-                <w:szCs w:val="10"/>
-              </w:rPr>
-            </w:pPr>
-            <w:r>
-              <w:rPr>
-                <w:b/>
-                <w:bCs/>
-                <w:sz w:val="8"/>
-                <w:szCs w:val="8"/>
-              </w:rPr>
-              <w:t xml:space="preserve">  </w:t>
-            </w:r>
+              <w:rPr>
+                <w:b/>
+                <w:bCs/>
+                <w:sz w:val="10"/>
+                <w:szCs w:val="10"/>
+              </w:rPr>
+            </w:pPr>
             <w:r>
               <w:rPr>
                 <w:b/>
@@ -35411,15 +35676,14 @@
           <w:p>
             <w:pPr>
               <w:ind w:left="-57" w:right="-57"/>
-              <w:jc w:val="center"/>
-              <w:rPr>
-                <w:b/>
-                <w:sz w:val="12"/>
-                <w:szCs w:val="12"/>
-              </w:rPr>
-            </w:pPr>
-            <w:r>
-              <w:t xml:space="preserve">   </w:t>
+              <w:rPr>
+                <w:b/>
+                <w:sz w:val="12"/>
+                <w:szCs w:val="12"/>
+              </w:rPr>
+            </w:pPr>
+            <w:r>
+              <w:t xml:space="preserve">                         </w:t>
             </w:r>
             <w:r>
               <w:rPr>
@@ -35648,6 +35912,15 @@
                 <w:szCs w:val="10"/>
               </w:rPr>
             </w:pPr>
+            <w:r>
+              <w:rPr>
+                <w:b/>
+                <w:bCs/>
+                <w:sz w:val="8"/>
+                <w:szCs w:val="8"/>
+              </w:rPr>
+              <w:t xml:space="preserve">    </w:t>
+            </w:r>
             <w:r>
               <w:rPr>
                 <w:b/>
@@ -37216,6 +37489,7 @@
           <w:p>
             <w:pPr>
               <w:ind w:left="-113" w:right="-113"/>
+              <w:jc w:val="center"/>
               <w:rPr>
                 <w:sz w:val="12"/>
                 <w:szCs w:val="12"/>
@@ -39422,7 +39696,7 @@
                 <w:szCs w:val="20"/>
                 <w:vertAlign w:val="subscript"/>
               </w:rPr>
-              <w:t xml:space="preserve">                        Ponto dos Volantes</w:t>
+              <w:t xml:space="preserve">                   Ponto dos Volantes</w:t>
             </w:r>
             <w:r>
               <w:rPr>
@@ -40382,6 +40656,21 @@
       <w:szCs w:val="20"/>
     </w:rPr>
   </w:style>
+  <w:style w:type="paragraph" w:styleId="NormalWeb">
+    <w:name w:val="Normal (Web)"/>
+    <w:basedOn w:val="Normal"/>
+    <w:uiPriority w:val="99"/>
+    <w:unhideWhenUsed/>
+    <w:rsid w:val="00FE2362"/>
+    <w:pPr>
+      <w:spacing w:before="100" w:beforeAutospacing="1" w:after="100" w:afterAutospacing="1" w:line="240" w:lineRule="auto"/>
+    </w:pPr>
+    <w:rPr>
+      <w:rFonts w:ascii="Times New Roman" w:eastAsia="Times New Roman" w:hAnsi="Times New Roman" w:cs="Times New Roman"/>
+      <w:sz w:val="24"/>
+      <w:szCs w:val="24"/>
+    </w:rPr>
+  </w:style>
 </w:styles>
 </file>
 

--- a/public/modelo_historico.docx
+++ b/public/modelo_historico.docx
@@ -261,29 +261,7 @@
                                 <w:sz w:val="18"/>
                                 <w:szCs w:val="18"/>
                               </w:rPr>
-                              <w:t xml:space="preserve">ESCOLA MUNICIPAL MARIA GERALDA MIRANDA BRITO </w:t>
-                            </w:r>
-                            <w:proofErr w:type="gramStart"/>
-                            <w:r>
-                              <w:rPr>
-                                <w:rFonts w:eastAsia="Arial"/>
-                                <w:b/>
-                                <w:color w:val="000000"/>
-                                <w:sz w:val="18"/>
-                                <w:szCs w:val="18"/>
-                              </w:rPr>
-                              <w:t>SALOMÃO  -</w:t>
-                            </w:r>
-                            <w:proofErr w:type="gramEnd"/>
-                            <w:r>
-                              <w:rPr>
-                                <w:rFonts w:eastAsia="Arial"/>
-                                <w:b/>
-                                <w:color w:val="000000"/>
-                                <w:sz w:val="18"/>
-                                <w:szCs w:val="18"/>
-                              </w:rPr>
-                              <w:t xml:space="preserve">  31353426</w:t>
+                              <w:t>ESCOLA MUNICIPAL MARIA GERALDA MIRANDA BRITO SALOMÃO  -  31353426</w:t>
                             </w:r>
                           </w:p>
                           <w:p>
@@ -354,27 +332,7 @@
                                 <w:sz w:val="18"/>
                                 <w:szCs w:val="18"/>
                               </w:rPr>
-                              <w:t>LEI Nº 264/</w:t>
-                            </w:r>
-                            <w:proofErr w:type="gramStart"/>
-                            <w:r>
-                              <w:rPr>
-                                <w:rFonts w:eastAsia="Times New Roman" w:cs="Times New Roman"/>
-                                <w:color w:val="000000"/>
-                                <w:sz w:val="18"/>
-                                <w:szCs w:val="18"/>
-                              </w:rPr>
-                              <w:t>2011  –</w:t>
-                            </w:r>
-                            <w:proofErr w:type="gramEnd"/>
-                            <w:r>
-                              <w:rPr>
-                                <w:rFonts w:eastAsia="Times New Roman" w:cs="Times New Roman"/>
-                                <w:color w:val="000000"/>
-                                <w:sz w:val="18"/>
-                                <w:szCs w:val="18"/>
-                              </w:rPr>
-                              <w:t xml:space="preserve"> LEI Nº 279/2012</w:t>
+                              <w:t>LEI Nº 264/2011  – LEI Nº 279/2012</w:t>
                             </w:r>
                           </w:p>
                           <w:p>
@@ -397,27 +355,7 @@
                                 <w:sz w:val="18"/>
                                 <w:szCs w:val="18"/>
                               </w:rPr>
-                              <w:t>ENDEREÇO: R: OLINTO VEIGA CAMPOS, S/</w:t>
-                            </w:r>
-                            <w:proofErr w:type="gramStart"/>
-                            <w:r>
-                              <w:rPr>
-                                <w:rFonts w:eastAsia="Arial"/>
-                                <w:color w:val="000000"/>
-                                <w:sz w:val="18"/>
-                                <w:szCs w:val="18"/>
-                              </w:rPr>
-                              <w:t>N  –</w:t>
-                            </w:r>
-                            <w:proofErr w:type="gramEnd"/>
-                            <w:r>
-                              <w:rPr>
-                                <w:rFonts w:eastAsia="Arial"/>
-                                <w:color w:val="000000"/>
-                                <w:sz w:val="18"/>
-                                <w:szCs w:val="18"/>
-                              </w:rPr>
-                              <w:t xml:space="preserve"> BAIRRO: DA QUADRA</w:t>
+                              <w:t>ENDEREÇO: R: OLINTO VEIGA CAMPOS, S/N  – BAIRRO: DA QUADRA</w:t>
                             </w:r>
                           </w:p>
                           <w:p>
@@ -439,27 +377,7 @@
                                 <w:sz w:val="18"/>
                                 <w:szCs w:val="18"/>
                               </w:rPr>
-                              <w:t xml:space="preserve">PONTO DOS VOLANTES/MG </w:t>
-                            </w:r>
-                            <w:proofErr w:type="gramStart"/>
-                            <w:r>
-                              <w:rPr>
-                                <w:rFonts w:eastAsia="Arial"/>
-                                <w:color w:val="000000"/>
-                                <w:sz w:val="18"/>
-                                <w:szCs w:val="18"/>
-                              </w:rPr>
-                              <w:t>-  CEP</w:t>
-                            </w:r>
-                            <w:proofErr w:type="gramEnd"/>
-                            <w:r>
-                              <w:rPr>
-                                <w:rFonts w:eastAsia="Arial"/>
-                                <w:color w:val="000000"/>
-                                <w:sz w:val="18"/>
-                                <w:szCs w:val="18"/>
-                              </w:rPr>
-                              <w:t>:</w:t>
+                              <w:t>PONTO DOS VOLANTES/MG -  CEP:</w:t>
                             </w:r>
                             <w:r>
                               <w:rPr>
@@ -1207,7 +1125,7 @@
                                           </pic:cNvPicPr>
                                         </pic:nvPicPr>
                                         <pic:blipFill>
-                                          <a:blip r:embed="rId9">
+                                          <a:blip r:embed="rId10">
                                             <a:extLst>
                                               <a:ext uri="{28A0092B-C50C-407E-A947-70E740481C1C}">
                                                 <a14:useLocalDpi xmlns:a14="http://schemas.microsoft.com/office/drawing/2010/main" val="0"/>
@@ -1297,7 +1215,7 @@
                           </pic:cNvPicPr>
                         </pic:nvPicPr>
                         <pic:blipFill>
-                          <a:blip r:embed="rId10">
+                          <a:blip r:embed="rId11">
                             <a:extLst>
                               <a:ext uri="{28A0092B-C50C-407E-A947-70E740481C1C}">
                                 <a14:useLocalDpi xmlns:a14="http://schemas.microsoft.com/office/drawing/2010/main" val="0"/>
@@ -1427,27 +1345,7 @@
                 <w:sz w:val="18"/>
                 <w:szCs w:val="18"/>
               </w:rPr>
-              <w:t>{</w:t>
-            </w:r>
-            <w:proofErr w:type="spellStart"/>
-            <w:r>
-              <w:rPr>
-                <w:b/>
-                <w:bCs/>
-                <w:sz w:val="18"/>
-                <w:szCs w:val="18"/>
-              </w:rPr>
-              <w:t>nome_aluno</w:t>
-            </w:r>
-            <w:proofErr w:type="spellEnd"/>
-            <w:r>
-              <w:rPr>
-                <w:b/>
-                <w:bCs/>
-                <w:sz w:val="18"/>
-                <w:szCs w:val="18"/>
-              </w:rPr>
-              <w:t>}</w:t>
+              <w:t>{nome_aluno}</w:t>
             </w:r>
           </w:p>
         </w:tc>
@@ -1766,27 +1664,7 @@
                 <w:sz w:val="18"/>
                 <w:szCs w:val="18"/>
               </w:rPr>
-              <w:t>{</w:t>
-            </w:r>
-            <w:proofErr w:type="spellStart"/>
-            <w:r>
-              <w:rPr>
-                <w:b/>
-                <w:bCs/>
-                <w:sz w:val="18"/>
-                <w:szCs w:val="18"/>
-              </w:rPr>
-              <w:t>data_nascimento</w:t>
-            </w:r>
-            <w:proofErr w:type="spellEnd"/>
-            <w:r>
-              <w:rPr>
-                <w:b/>
-                <w:bCs/>
-                <w:sz w:val="18"/>
-                <w:szCs w:val="18"/>
-              </w:rPr>
-              <w:t>}</w:t>
+              <w:t>{data_nascimento}</w:t>
             </w:r>
           </w:p>
         </w:tc>
@@ -1854,27 +1732,7 @@
                 <w:sz w:val="18"/>
                 <w:szCs w:val="18"/>
               </w:rPr>
-              <w:t>{</w:t>
-            </w:r>
-            <w:proofErr w:type="spellStart"/>
-            <w:r>
-              <w:rPr>
-                <w:b/>
-                <w:bCs/>
-                <w:sz w:val="18"/>
-                <w:szCs w:val="18"/>
-              </w:rPr>
-              <w:t>nome_pai</w:t>
-            </w:r>
-            <w:proofErr w:type="spellEnd"/>
-            <w:r>
-              <w:rPr>
-                <w:b/>
-                <w:bCs/>
-                <w:sz w:val="18"/>
-                <w:szCs w:val="18"/>
-              </w:rPr>
-              <w:t>}</w:t>
+              <w:t>{nome_pai}</w:t>
             </w:r>
           </w:p>
         </w:tc>
@@ -1937,27 +1795,7 @@
                 <w:sz w:val="18"/>
                 <w:szCs w:val="18"/>
               </w:rPr>
-              <w:t>{</w:t>
-            </w:r>
-            <w:proofErr w:type="spellStart"/>
-            <w:r>
-              <w:rPr>
-                <w:b/>
-                <w:bCs/>
-                <w:sz w:val="18"/>
-                <w:szCs w:val="18"/>
-              </w:rPr>
-              <w:t>nome_mae</w:t>
-            </w:r>
-            <w:proofErr w:type="spellEnd"/>
-            <w:r>
-              <w:rPr>
-                <w:b/>
-                <w:bCs/>
-                <w:sz w:val="18"/>
-                <w:szCs w:val="18"/>
-              </w:rPr>
-              <w:t>}</w:t>
+              <w:t>{nome_mae}</w:t>
             </w:r>
           </w:p>
         </w:tc>
@@ -2025,27 +1863,7 @@
                 <w:sz w:val="18"/>
                 <w:szCs w:val="18"/>
               </w:rPr>
-              <w:t>{</w:t>
-            </w:r>
-            <w:proofErr w:type="spellStart"/>
-            <w:r>
-              <w:rPr>
-                <w:b/>
-                <w:bCs/>
-                <w:sz w:val="18"/>
-                <w:szCs w:val="18"/>
-              </w:rPr>
-              <w:t>rg</w:t>
-            </w:r>
-            <w:proofErr w:type="spellEnd"/>
-            <w:r>
-              <w:rPr>
-                <w:b/>
-                <w:bCs/>
-                <w:sz w:val="18"/>
-                <w:szCs w:val="18"/>
-              </w:rPr>
-              <w:t>}</w:t>
+              <w:t>{rg}</w:t>
             </w:r>
           </w:p>
         </w:tc>
@@ -2108,27 +1926,7 @@
                 <w:sz w:val="18"/>
                 <w:szCs w:val="18"/>
               </w:rPr>
-              <w:t>{</w:t>
-            </w:r>
-            <w:proofErr w:type="spellStart"/>
-            <w:r>
-              <w:rPr>
-                <w:b/>
-                <w:bCs/>
-                <w:sz w:val="18"/>
-                <w:szCs w:val="18"/>
-              </w:rPr>
-              <w:t>orgao_rg</w:t>
-            </w:r>
-            <w:proofErr w:type="spellEnd"/>
-            <w:r>
-              <w:rPr>
-                <w:b/>
-                <w:bCs/>
-                <w:sz w:val="18"/>
-                <w:szCs w:val="18"/>
-              </w:rPr>
-              <w:t>}</w:t>
+              <w:t>{orgao_rg}</w:t>
             </w:r>
           </w:p>
         </w:tc>
@@ -2170,27 +1968,7 @@
                 <w:sz w:val="16"/>
                 <w:szCs w:val="16"/>
               </w:rPr>
-              <w:t>{</w:t>
-            </w:r>
-            <w:proofErr w:type="spellStart"/>
-            <w:r>
-              <w:rPr>
-                <w:b/>
-                <w:bCs/>
-                <w:sz w:val="16"/>
-                <w:szCs w:val="16"/>
-              </w:rPr>
-              <w:t>status_curso</w:t>
-            </w:r>
-            <w:proofErr w:type="spellEnd"/>
-            <w:r>
-              <w:rPr>
-                <w:b/>
-                <w:bCs/>
-                <w:sz w:val="16"/>
-                <w:szCs w:val="16"/>
-              </w:rPr>
-              <w:t>}</w:t>
+              <w:t>{status_curso}</w:t>
             </w:r>
           </w:p>
         </w:tc>
@@ -2224,27 +2002,7 @@
                 <w:sz w:val="18"/>
                 <w:szCs w:val="18"/>
               </w:rPr>
-              <w:t>{</w:t>
-            </w:r>
-            <w:proofErr w:type="spellStart"/>
-            <w:r>
-              <w:rPr>
-                <w:b/>
-                <w:bCs/>
-                <w:sz w:val="18"/>
-                <w:szCs w:val="18"/>
-              </w:rPr>
-              <w:t>ano_curso</w:t>
-            </w:r>
-            <w:proofErr w:type="spellEnd"/>
-            <w:r>
-              <w:rPr>
-                <w:b/>
-                <w:bCs/>
-                <w:sz w:val="18"/>
-                <w:szCs w:val="18"/>
-              </w:rPr>
-              <w:t>}</w:t>
+              <w:t>{ano_curso}</w:t>
             </w:r>
           </w:p>
         </w:tc>
@@ -2458,18 +2216,8 @@
                 <w:sz w:val="18"/>
                 <w:szCs w:val="18"/>
               </w:rPr>
-              <w:t>{</w:t>
-            </w:r>
-            <w:proofErr w:type="spellStart"/>
-            <w:r>
-              <w:rPr>
-                <w:b/>
-                <w:sz w:val="18"/>
-                <w:szCs w:val="18"/>
-              </w:rPr>
-              <w:t>data_extenso</w:t>
-            </w:r>
-            <w:proofErr w:type="spellEnd"/>
+              <w:t>{data_extenso</w:t>
+            </w:r>
             <w:r>
               <w:rPr>
                 <w:b/>
@@ -12555,27 +12303,7 @@
                 <w:sz w:val="18"/>
                 <w:szCs w:val="18"/>
               </w:rPr>
-              <w:t>{</w:t>
-            </w:r>
-            <w:proofErr w:type="spellStart"/>
-            <w:r>
-              <w:rPr>
-                <w:b/>
-                <w:bCs/>
-                <w:sz w:val="18"/>
-                <w:szCs w:val="18"/>
-              </w:rPr>
-              <w:t>nome_aluno</w:t>
-            </w:r>
-            <w:proofErr w:type="spellEnd"/>
-            <w:r>
-              <w:rPr>
-                <w:b/>
-                <w:bCs/>
-                <w:sz w:val="18"/>
-                <w:szCs w:val="18"/>
-              </w:rPr>
-              <w:t>}</w:t>
+              <w:t>{nome_aluno}</w:t>
             </w:r>
           </w:p>
         </w:tc>
@@ -13529,23 +13257,7 @@
                 <w:sz w:val="12"/>
                 <w:szCs w:val="12"/>
               </w:rPr>
-              <w:t xml:space="preserve">Cultura e </w:t>
-            </w:r>
-            <w:proofErr w:type="gramStart"/>
-            <w:r>
-              <w:rPr>
-                <w:sz w:val="12"/>
-                <w:szCs w:val="12"/>
-              </w:rPr>
-              <w:t>Arte  E</w:t>
-            </w:r>
-            <w:proofErr w:type="gramEnd"/>
-            <w:r>
-              <w:rPr>
-                <w:sz w:val="12"/>
-                <w:szCs w:val="12"/>
-              </w:rPr>
-              <w:t xml:space="preserve"> Educação Patrimonial</w:t>
+              <w:t>Cultura e Arte  E Educação Patrimonial</w:t>
             </w:r>
           </w:p>
         </w:tc>
@@ -17610,6 +17322,14 @@
                 <w:szCs w:val="12"/>
               </w:rPr>
             </w:pPr>
+            <w:r>
+              <w:rPr>
+                <w:b/>
+                <w:sz w:val="12"/>
+                <w:szCs w:val="12"/>
+              </w:rPr>
+              <w:t xml:space="preserve">    --</w:t>
+            </w:r>
           </w:p>
         </w:tc>
         <w:tc>
@@ -17630,6 +17350,14 @@
                 <w:szCs w:val="12"/>
               </w:rPr>
             </w:pPr>
+            <w:r>
+              <w:rPr>
+                <w:b/>
+                <w:sz w:val="12"/>
+                <w:szCs w:val="12"/>
+              </w:rPr>
+              <w:t>--</w:t>
+            </w:r>
           </w:p>
         </w:tc>
         <w:tc>
@@ -17650,6 +17378,14 @@
                 <w:szCs w:val="12"/>
               </w:rPr>
             </w:pPr>
+            <w:r>
+              <w:rPr>
+                <w:b/>
+                <w:sz w:val="12"/>
+                <w:szCs w:val="12"/>
+              </w:rPr>
+              <w:t>--</w:t>
+            </w:r>
           </w:p>
         </w:tc>
         <w:tc>
@@ -17670,6 +17406,14 @@
                 <w:szCs w:val="12"/>
               </w:rPr>
             </w:pPr>
+            <w:r>
+              <w:rPr>
+                <w:b/>
+                <w:sz w:val="12"/>
+                <w:szCs w:val="12"/>
+              </w:rPr>
+              <w:t>--</w:t>
+            </w:r>
           </w:p>
         </w:tc>
         <w:tc>
@@ -17691,6 +17435,14 @@
                 <w:szCs w:val="12"/>
               </w:rPr>
             </w:pPr>
+            <w:r>
+              <w:rPr>
+                <w:b/>
+                <w:sz w:val="12"/>
+                <w:szCs w:val="12"/>
+              </w:rPr>
+              <w:t>--</w:t>
+            </w:r>
           </w:p>
         </w:tc>
         <w:tc>
@@ -17711,6 +17463,14 @@
                 <w:szCs w:val="12"/>
               </w:rPr>
             </w:pPr>
+            <w:r>
+              <w:rPr>
+                <w:b/>
+                <w:sz w:val="12"/>
+                <w:szCs w:val="12"/>
+              </w:rPr>
+              <w:t xml:space="preserve">    --</w:t>
+            </w:r>
           </w:p>
         </w:tc>
         <w:tc>
@@ -19722,15 +19482,7 @@
                 <w:sz w:val="12"/>
                 <w:szCs w:val="12"/>
               </w:rPr>
-              <w:t xml:space="preserve">   </w:t>
-            </w:r>
-            <w:r>
-              <w:rPr>
-                <w:b/>
-                <w:sz w:val="12"/>
-                <w:szCs w:val="12"/>
-              </w:rPr>
-              <w:t>--</w:t>
+              <w:t xml:space="preserve">   --</w:t>
             </w:r>
           </w:p>
         </w:tc>
@@ -20218,6 +19970,14 @@
                 <w:szCs w:val="12"/>
               </w:rPr>
             </w:pPr>
+            <w:r>
+              <w:rPr>
+                <w:b/>
+                <w:sz w:val="12"/>
+                <w:szCs w:val="12"/>
+              </w:rPr>
+              <w:t xml:space="preserve">    --</w:t>
+            </w:r>
           </w:p>
         </w:tc>
         <w:tc>
@@ -20237,6 +19997,14 @@
                 <w:szCs w:val="10"/>
               </w:rPr>
             </w:pPr>
+            <w:r>
+              <w:rPr>
+                <w:b/>
+                <w:sz w:val="12"/>
+                <w:szCs w:val="12"/>
+              </w:rPr>
+              <w:t>--</w:t>
+            </w:r>
           </w:p>
         </w:tc>
         <w:tc>
@@ -20257,6 +20025,14 @@
                 <w:szCs w:val="10"/>
               </w:rPr>
             </w:pPr>
+            <w:r>
+              <w:rPr>
+                <w:b/>
+                <w:sz w:val="12"/>
+                <w:szCs w:val="12"/>
+              </w:rPr>
+              <w:t>--</w:t>
+            </w:r>
           </w:p>
         </w:tc>
         <w:tc>
@@ -20277,6 +20053,14 @@
                 <w:szCs w:val="10"/>
               </w:rPr>
             </w:pPr>
+            <w:r>
+              <w:rPr>
+                <w:b/>
+                <w:sz w:val="12"/>
+                <w:szCs w:val="12"/>
+              </w:rPr>
+              <w:t>--</w:t>
+            </w:r>
           </w:p>
         </w:tc>
         <w:tc>
@@ -20298,6 +20082,14 @@
                 <w:szCs w:val="10"/>
               </w:rPr>
             </w:pPr>
+            <w:r>
+              <w:rPr>
+                <w:b/>
+                <w:sz w:val="12"/>
+                <w:szCs w:val="12"/>
+              </w:rPr>
+              <w:t>--</w:t>
+            </w:r>
           </w:p>
         </w:tc>
         <w:tc>
@@ -20318,6 +20110,14 @@
                 <w:szCs w:val="10"/>
               </w:rPr>
             </w:pPr>
+            <w:r>
+              <w:rPr>
+                <w:b/>
+                <w:sz w:val="12"/>
+                <w:szCs w:val="12"/>
+              </w:rPr>
+              <w:t xml:space="preserve">    --</w:t>
+            </w:r>
           </w:p>
         </w:tc>
         <w:tc>
@@ -20722,18 +20522,14 @@
           <w:p>
             <w:pPr>
               <w:ind w:left="-113" w:right="-113"/>
-              <w:jc w:val="center"/>
-              <w:rPr>
-                <w:b/>
-                <w:sz w:val="12"/>
-                <w:szCs w:val="12"/>
-              </w:rPr>
-            </w:pPr>
-            <w:r>
-              <w:t xml:space="preserve">   </w:t>
-            </w:r>
-            <w:r>
-              <w:t xml:space="preserve">    </w:t>
+              <w:rPr>
+                <w:b/>
+                <w:sz w:val="12"/>
+                <w:szCs w:val="12"/>
+              </w:rPr>
+            </w:pPr>
+            <w:r>
+              <w:t xml:space="preserve">                      </w:t>
             </w:r>
             <w:r>
               <w:rPr>
@@ -21216,16 +21012,16 @@
                 <w:sz w:val="12"/>
                 <w:szCs w:val="12"/>
               </w:rPr>
-              <w:t xml:space="preserve">                                       </w:t>
-            </w:r>
-            <w:r>
-              <w:rPr>
-                <w:b/>
-                <w:bCs/>
-                <w:sz w:val="12"/>
-                <w:szCs w:val="12"/>
-              </w:rPr>
-              <w:t xml:space="preserve">    </w:t>
+              <w:t xml:space="preserve">                            </w:t>
+            </w:r>
+            <w:r>
+              <w:rPr>
+                <w:b/>
+                <w:bCs/>
+                <w:sz w:val="12"/>
+                <w:szCs w:val="12"/>
+              </w:rPr>
+              <w:t xml:space="preserve">       </w:t>
             </w:r>
             <w:r>
               <w:rPr>
@@ -21469,7 +21265,6 @@
               </w:rPr>
               <w:t xml:space="preserve">8  </w:t>
             </w:r>
-            <w:proofErr w:type="gramStart"/>
             <w:r>
               <w:rPr>
                 <w:b/>
@@ -21485,17 +21280,7 @@
                 <w:sz w:val="8"/>
                 <w:szCs w:val="8"/>
               </w:rPr>
-              <w:t>{</w:t>
-            </w:r>
-            <w:proofErr w:type="gramEnd"/>
-            <w:r>
-              <w:rPr>
-                <w:b/>
-                <w:bCs/>
-                <w:sz w:val="8"/>
-                <w:szCs w:val="8"/>
-              </w:rPr>
-              <w:t>faltas_totais_</w:t>
+              <w:t>{faltas_totais_</w:t>
             </w:r>
             <w:r>
               <w:rPr>
@@ -22803,6 +22588,22 @@
                 <w:szCs w:val="12"/>
               </w:rPr>
             </w:pPr>
+            <w:r>
+              <w:rPr>
+                <w:b/>
+                <w:sz w:val="12"/>
+                <w:szCs w:val="12"/>
+              </w:rPr>
+              <w:t>-</w:t>
+            </w:r>
+            <w:r>
+              <w:rPr>
+                <w:b/>
+                <w:sz w:val="12"/>
+                <w:szCs w:val="12"/>
+              </w:rPr>
+              <w:t>-</w:t>
+            </w:r>
           </w:p>
         </w:tc>
         <w:tc>
@@ -22822,6 +22623,22 @@
                 <w:szCs w:val="14"/>
               </w:rPr>
             </w:pPr>
+            <w:r>
+              <w:rPr>
+                <w:b/>
+                <w:sz w:val="12"/>
+                <w:szCs w:val="12"/>
+              </w:rPr>
+              <w:t xml:space="preserve">      </w:t>
+            </w:r>
+            <w:r>
+              <w:rPr>
+                <w:b/>
+                <w:sz w:val="12"/>
+                <w:szCs w:val="12"/>
+              </w:rPr>
+              <w:t>--</w:t>
+            </w:r>
           </w:p>
         </w:tc>
         <w:tc>
@@ -22842,6 +22659,14 @@
                 <w:szCs w:val="14"/>
               </w:rPr>
             </w:pPr>
+            <w:r>
+              <w:rPr>
+                <w:b/>
+                <w:sz w:val="12"/>
+                <w:szCs w:val="12"/>
+              </w:rPr>
+              <w:t>--</w:t>
+            </w:r>
           </w:p>
         </w:tc>
         <w:tc>
@@ -22862,6 +22687,14 @@
                 <w:szCs w:val="14"/>
               </w:rPr>
             </w:pPr>
+            <w:r>
+              <w:rPr>
+                <w:b/>
+                <w:sz w:val="12"/>
+                <w:szCs w:val="12"/>
+              </w:rPr>
+              <w:t>--</w:t>
+            </w:r>
           </w:p>
         </w:tc>
         <w:tc>
@@ -22883,6 +22716,14 @@
                 <w:szCs w:val="14"/>
               </w:rPr>
             </w:pPr>
+            <w:r>
+              <w:rPr>
+                <w:b/>
+                <w:sz w:val="12"/>
+                <w:szCs w:val="12"/>
+              </w:rPr>
+              <w:t>--</w:t>
+            </w:r>
           </w:p>
         </w:tc>
         <w:tc>
@@ -22903,6 +22744,14 @@
                 <w:szCs w:val="14"/>
               </w:rPr>
             </w:pPr>
+            <w:r>
+              <w:rPr>
+                <w:b/>
+                <w:sz w:val="12"/>
+                <w:szCs w:val="12"/>
+              </w:rPr>
+              <w:t xml:space="preserve">    --</w:t>
+            </w:r>
           </w:p>
         </w:tc>
         <w:tc>
@@ -25350,6 +25199,14 @@
                 <w:szCs w:val="12"/>
               </w:rPr>
             </w:pPr>
+            <w:r>
+              <w:rPr>
+                <w:b/>
+                <w:sz w:val="12"/>
+                <w:szCs w:val="12"/>
+              </w:rPr>
+              <w:t xml:space="preserve">  --</w:t>
+            </w:r>
           </w:p>
         </w:tc>
         <w:tc>
@@ -25370,6 +25227,14 @@
                 <w:szCs w:val="12"/>
               </w:rPr>
             </w:pPr>
+            <w:r>
+              <w:rPr>
+                <w:b/>
+                <w:sz w:val="12"/>
+                <w:szCs w:val="12"/>
+              </w:rPr>
+              <w:t>--</w:t>
+            </w:r>
           </w:p>
         </w:tc>
         <w:tc>
@@ -25389,6 +25254,14 @@
                 <w:szCs w:val="10"/>
               </w:rPr>
             </w:pPr>
+            <w:r>
+              <w:rPr>
+                <w:b/>
+                <w:sz w:val="12"/>
+                <w:szCs w:val="12"/>
+              </w:rPr>
+              <w:t>--</w:t>
+            </w:r>
           </w:p>
         </w:tc>
         <w:tc>
@@ -25408,6 +25281,14 @@
                 <w:szCs w:val="10"/>
               </w:rPr>
             </w:pPr>
+            <w:r>
+              <w:rPr>
+                <w:b/>
+                <w:sz w:val="12"/>
+                <w:szCs w:val="12"/>
+              </w:rPr>
+              <w:t>--</w:t>
+            </w:r>
           </w:p>
         </w:tc>
         <w:tc>
@@ -25428,6 +25309,14 @@
                 <w:szCs w:val="10"/>
               </w:rPr>
             </w:pPr>
+            <w:r>
+              <w:rPr>
+                <w:b/>
+                <w:sz w:val="12"/>
+                <w:szCs w:val="12"/>
+              </w:rPr>
+              <w:t>--</w:t>
+            </w:r>
           </w:p>
         </w:tc>
         <w:tc>
@@ -25447,6 +25336,14 @@
                 <w:szCs w:val="10"/>
               </w:rPr>
             </w:pPr>
+            <w:r>
+              <w:rPr>
+                <w:b/>
+                <w:sz w:val="12"/>
+                <w:szCs w:val="12"/>
+              </w:rPr>
+              <w:t xml:space="preserve">    --</w:t>
+            </w:r>
           </w:p>
         </w:tc>
         <w:tc>
@@ -27297,7 +27194,7 @@
               <mc:AlternateContent>
                 <mc:Choice Requires="wps">
                   <w:drawing>
-                    <wp:anchor distT="0" distB="0" distL="114300" distR="114300" simplePos="0" relativeHeight="252151808" behindDoc="0" locked="0" layoutInCell="1" allowOverlap="1" wp14:anchorId="10980DB3" wp14:editId="56795E00">
+                    <wp:anchor distT="0" distB="0" distL="114300" distR="114300" simplePos="0" relativeHeight="252153856" behindDoc="0" locked="0" layoutInCell="1" allowOverlap="1" wp14:anchorId="10980DB3" wp14:editId="56795E00">
                       <wp:simplePos x="0" y="0"/>
                       <wp:positionH relativeFrom="column">
                         <wp:posOffset>-60961</wp:posOffset>
@@ -27346,7 +27243,7 @@
                 </mc:Choice>
                 <mc:Fallback>
                   <w:pict>
-                    <v:line w14:anchorId="627074F1" id="Conector reto 22" o:spid="_x0000_s1026" style="position:absolute;z-index:252151808;visibility:visible;mso-wrap-style:square;mso-wrap-distance-left:9pt;mso-wrap-distance-top:0;mso-wrap-distance-right:9pt;mso-wrap-distance-bottom:0;mso-position-horizontal:absolute;mso-position-horizontal-relative:text;mso-position-vertical:absolute;mso-position-vertical-relative:text" from="-4.8pt,237.45pt" to="505.95pt,409.95pt" o:gfxdata="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" strokecolor="#4f81bd [3204]" strokeweight="2pt">
+                    <v:line w14:anchorId="570FAC77" id="Conector reto 22" o:spid="_x0000_s1026" style="position:absolute;z-index:252153856;visibility:visible;mso-wrap-style:square;mso-wrap-distance-left:9pt;mso-wrap-distance-top:0;mso-wrap-distance-right:9pt;mso-wrap-distance-bottom:0;mso-position-horizontal:absolute;mso-position-horizontal-relative:text;mso-position-vertical:absolute;mso-position-vertical-relative:text" from="-4.8pt,237.45pt" to="505.95pt,409.95pt" o:gfxdata="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" strokecolor="#4f81bd [3204]" strokeweight="2pt">
                       <v:shadow on="t" color="black" opacity="24903f" origin=",.5" offset="0,.55556mm"/>
                     </v:line>
                   </w:pict>
@@ -28063,6 +27960,14 @@
                 <w:szCs w:val="12"/>
               </w:rPr>
             </w:pPr>
+            <w:r>
+              <w:rPr>
+                <w:b/>
+                <w:sz w:val="12"/>
+                <w:szCs w:val="12"/>
+              </w:rPr>
+              <w:t xml:space="preserve">    --</w:t>
+            </w:r>
           </w:p>
         </w:tc>
         <w:tc>
@@ -28082,6 +27987,14 @@
                 <w:szCs w:val="10"/>
               </w:rPr>
             </w:pPr>
+            <w:r>
+              <w:rPr>
+                <w:b/>
+                <w:sz w:val="12"/>
+                <w:szCs w:val="12"/>
+              </w:rPr>
+              <w:t>--</w:t>
+            </w:r>
           </w:p>
         </w:tc>
         <w:tc>
@@ -28103,6 +28016,14 @@
                 <w:szCs w:val="10"/>
               </w:rPr>
             </w:pPr>
+            <w:r>
+              <w:rPr>
+                <w:b/>
+                <w:sz w:val="12"/>
+                <w:szCs w:val="12"/>
+              </w:rPr>
+              <w:t>--</w:t>
+            </w:r>
           </w:p>
         </w:tc>
         <w:tc>
@@ -28122,6 +28043,14 @@
                 <w:szCs w:val="10"/>
               </w:rPr>
             </w:pPr>
+            <w:r>
+              <w:rPr>
+                <w:b/>
+                <w:sz w:val="12"/>
+                <w:szCs w:val="12"/>
+              </w:rPr>
+              <w:t>--</w:t>
+            </w:r>
           </w:p>
         </w:tc>
         <w:tc>
@@ -28142,6 +28071,14 @@
                 <w:szCs w:val="10"/>
               </w:rPr>
             </w:pPr>
+            <w:r>
+              <w:rPr>
+                <w:b/>
+                <w:sz w:val="12"/>
+                <w:szCs w:val="12"/>
+              </w:rPr>
+              <w:t>--</w:t>
+            </w:r>
           </w:p>
         </w:tc>
         <w:tc>
@@ -28161,6 +28098,14 @@
                 <w:szCs w:val="10"/>
               </w:rPr>
             </w:pPr>
+            <w:r>
+              <w:rPr>
+                <w:b/>
+                <w:sz w:val="12"/>
+                <w:szCs w:val="12"/>
+              </w:rPr>
+              <w:t xml:space="preserve">    --</w:t>
+            </w:r>
           </w:p>
         </w:tc>
         <w:tc>
@@ -28982,6 +28927,14 @@
                 <w:szCs w:val="10"/>
               </w:rPr>
             </w:pPr>
+            <w:r>
+              <w:rPr>
+                <w:b/>
+                <w:sz w:val="12"/>
+                <w:szCs w:val="12"/>
+              </w:rPr>
+              <w:t xml:space="preserve">   --</w:t>
+            </w:r>
           </w:p>
         </w:tc>
         <w:tc>
@@ -28998,6 +28951,14 @@
                 <w:szCs w:val="10"/>
               </w:rPr>
             </w:pPr>
+            <w:r>
+              <w:rPr>
+                <w:b/>
+                <w:sz w:val="12"/>
+                <w:szCs w:val="12"/>
+              </w:rPr>
+              <w:t>--</w:t>
+            </w:r>
           </w:p>
         </w:tc>
         <w:tc>
@@ -29016,6 +28977,14 @@
                 <w:szCs w:val="10"/>
               </w:rPr>
             </w:pPr>
+            <w:r>
+              <w:rPr>
+                <w:b/>
+                <w:sz w:val="12"/>
+                <w:szCs w:val="12"/>
+              </w:rPr>
+              <w:t>--</w:t>
+            </w:r>
           </w:p>
         </w:tc>
         <w:tc>
@@ -29032,6 +29001,14 @@
                 <w:szCs w:val="10"/>
               </w:rPr>
             </w:pPr>
+            <w:r>
+              <w:rPr>
+                <w:b/>
+                <w:sz w:val="12"/>
+                <w:szCs w:val="12"/>
+              </w:rPr>
+              <w:t>--</w:t>
+            </w:r>
           </w:p>
         </w:tc>
         <w:tc>
@@ -29049,6 +29026,14 @@
                 <w:szCs w:val="10"/>
               </w:rPr>
             </w:pPr>
+            <w:r>
+              <w:rPr>
+                <w:b/>
+                <w:sz w:val="12"/>
+                <w:szCs w:val="12"/>
+              </w:rPr>
+              <w:t>--</w:t>
+            </w:r>
           </w:p>
         </w:tc>
         <w:tc>
@@ -29065,6 +29050,14 @@
                 <w:szCs w:val="10"/>
               </w:rPr>
             </w:pPr>
+            <w:r>
+              <w:rPr>
+                <w:b/>
+                <w:sz w:val="12"/>
+                <w:szCs w:val="12"/>
+              </w:rPr>
+              <w:t xml:space="preserve">    --</w:t>
+            </w:r>
           </w:p>
         </w:tc>
         <w:tc>
@@ -29956,34 +29949,16 @@
                 <w:sz w:val="12"/>
                 <w:szCs w:val="12"/>
               </w:rPr>
-              <w:t xml:space="preserve">MUNICÍPIO/ESTADO:                   </w:t>
-            </w:r>
-            <w:proofErr w:type="gramStart"/>
-            <w:r>
-              <w:rPr>
-                <w:sz w:val="12"/>
-                <w:szCs w:val="12"/>
-              </w:rPr>
-              <w:t xml:space="preserve">   </w:t>
-            </w:r>
-            <w:r>
-              <w:rPr>
-                <w:b/>
-                <w:bCs/>
-                <w:sz w:val="12"/>
-                <w:szCs w:val="12"/>
-              </w:rPr>
-              <w:t>{</w:t>
-            </w:r>
-            <w:proofErr w:type="gramEnd"/>
-            <w:r>
-              <w:rPr>
-                <w:b/>
-                <w:bCs/>
-                <w:sz w:val="12"/>
-                <w:szCs w:val="12"/>
-              </w:rPr>
-              <w:t>municipio_estado_</w:t>
+              <w:t xml:space="preserve">MUNICÍPIO/ESTADO:                      </w:t>
+            </w:r>
+            <w:r>
+              <w:rPr>
+                <w:b/>
+                <w:bCs/>
+                <w:sz w:val="12"/>
+                <w:szCs w:val="12"/>
+              </w:rPr>
+              <w:t>{municipio_estado_</w:t>
             </w:r>
             <w:r>
               <w:rPr>
@@ -31032,6 +31007,14 @@
                 <w:szCs w:val="12"/>
               </w:rPr>
             </w:pPr>
+            <w:r>
+              <w:rPr>
+                <w:b/>
+                <w:sz w:val="12"/>
+                <w:szCs w:val="12"/>
+              </w:rPr>
+              <w:t xml:space="preserve">    --</w:t>
+            </w:r>
           </w:p>
         </w:tc>
         <w:tc>
@@ -31051,6 +31034,14 @@
                 <w:szCs w:val="10"/>
               </w:rPr>
             </w:pPr>
+            <w:r>
+              <w:rPr>
+                <w:b/>
+                <w:sz w:val="12"/>
+                <w:szCs w:val="12"/>
+              </w:rPr>
+              <w:t>--</w:t>
+            </w:r>
           </w:p>
         </w:tc>
         <w:tc>
@@ -31071,6 +31062,14 @@
                 <w:szCs w:val="12"/>
               </w:rPr>
             </w:pPr>
+            <w:r>
+              <w:rPr>
+                <w:b/>
+                <w:sz w:val="12"/>
+                <w:szCs w:val="12"/>
+              </w:rPr>
+              <w:t>--</w:t>
+            </w:r>
           </w:p>
         </w:tc>
         <w:tc>
@@ -31090,6 +31089,14 @@
                 <w:szCs w:val="10"/>
               </w:rPr>
             </w:pPr>
+            <w:r>
+              <w:rPr>
+                <w:b/>
+                <w:sz w:val="12"/>
+                <w:szCs w:val="12"/>
+              </w:rPr>
+              <w:t>--</w:t>
+            </w:r>
           </w:p>
         </w:tc>
         <w:tc>
@@ -31110,6 +31117,14 @@
                 <w:szCs w:val="10"/>
               </w:rPr>
             </w:pPr>
+            <w:r>
+              <w:rPr>
+                <w:b/>
+                <w:sz w:val="12"/>
+                <w:szCs w:val="12"/>
+              </w:rPr>
+              <w:t>--</w:t>
+            </w:r>
           </w:p>
         </w:tc>
         <w:tc>
@@ -31129,6 +31144,14 @@
                 <w:szCs w:val="10"/>
               </w:rPr>
             </w:pPr>
+            <w:r>
+              <w:rPr>
+                <w:b/>
+                <w:sz w:val="12"/>
+                <w:szCs w:val="12"/>
+              </w:rPr>
+              <w:t xml:space="preserve">    --</w:t>
+            </w:r>
           </w:p>
         </w:tc>
         <w:tc>
@@ -32082,6 +32105,14 @@
                 <w:szCs w:val="10"/>
               </w:rPr>
             </w:pPr>
+            <w:r>
+              <w:rPr>
+                <w:b/>
+                <w:sz w:val="12"/>
+                <w:szCs w:val="12"/>
+              </w:rPr>
+              <w:t xml:space="preserve">    --</w:t>
+            </w:r>
           </w:p>
         </w:tc>
         <w:tc>
@@ -32098,6 +32129,14 @@
                 <w:szCs w:val="10"/>
               </w:rPr>
             </w:pPr>
+            <w:r>
+              <w:rPr>
+                <w:b/>
+                <w:sz w:val="12"/>
+                <w:szCs w:val="12"/>
+              </w:rPr>
+              <w:t>--</w:t>
+            </w:r>
           </w:p>
         </w:tc>
         <w:tc>
@@ -32116,6 +32155,14 @@
                 <w:szCs w:val="10"/>
               </w:rPr>
             </w:pPr>
+            <w:r>
+              <w:rPr>
+                <w:b/>
+                <w:sz w:val="12"/>
+                <w:szCs w:val="12"/>
+              </w:rPr>
+              <w:t>--</w:t>
+            </w:r>
           </w:p>
         </w:tc>
         <w:tc>
@@ -32132,6 +32179,14 @@
                 <w:szCs w:val="10"/>
               </w:rPr>
             </w:pPr>
+            <w:r>
+              <w:rPr>
+                <w:b/>
+                <w:sz w:val="12"/>
+                <w:szCs w:val="12"/>
+              </w:rPr>
+              <w:t>--</w:t>
+            </w:r>
           </w:p>
         </w:tc>
         <w:tc>
@@ -32149,6 +32204,14 @@
                 <w:szCs w:val="10"/>
               </w:rPr>
             </w:pPr>
+            <w:r>
+              <w:rPr>
+                <w:b/>
+                <w:sz w:val="12"/>
+                <w:szCs w:val="12"/>
+              </w:rPr>
+              <w:t>--</w:t>
+            </w:r>
           </w:p>
         </w:tc>
         <w:tc>
@@ -32165,6 +32228,14 @@
                 <w:szCs w:val="10"/>
               </w:rPr>
             </w:pPr>
+            <w:r>
+              <w:rPr>
+                <w:b/>
+                <w:sz w:val="12"/>
+                <w:szCs w:val="12"/>
+              </w:rPr>
+              <w:t xml:space="preserve">    --</w:t>
+            </w:r>
           </w:p>
         </w:tc>
         <w:tc>
@@ -33043,34 +33114,16 @@
                 <w:sz w:val="12"/>
                 <w:szCs w:val="12"/>
               </w:rPr>
-              <w:t xml:space="preserve">MUNICÍPIO/ESTADO:                 </w:t>
-            </w:r>
-            <w:proofErr w:type="gramStart"/>
-            <w:r>
-              <w:rPr>
-                <w:sz w:val="12"/>
-                <w:szCs w:val="12"/>
-              </w:rPr>
-              <w:t xml:space="preserve">   </w:t>
-            </w:r>
-            <w:r>
-              <w:rPr>
-                <w:b/>
-                <w:bCs/>
-                <w:sz w:val="12"/>
-                <w:szCs w:val="12"/>
-              </w:rPr>
-              <w:t>{</w:t>
-            </w:r>
-            <w:proofErr w:type="gramEnd"/>
-            <w:r>
-              <w:rPr>
-                <w:b/>
-                <w:bCs/>
-                <w:sz w:val="12"/>
-                <w:szCs w:val="12"/>
-              </w:rPr>
-              <w:t>municipio_estado_</w:t>
+              <w:t xml:space="preserve">MUNICÍPIO/ESTADO:                    </w:t>
+            </w:r>
+            <w:r>
+              <w:rPr>
+                <w:b/>
+                <w:bCs/>
+                <w:sz w:val="12"/>
+                <w:szCs w:val="12"/>
+              </w:rPr>
+              <w:t>{municipio_estado_</w:t>
             </w:r>
             <w:r>
               <w:rPr>
@@ -34147,6 +34200,14 @@
                 <w:szCs w:val="12"/>
               </w:rPr>
             </w:pPr>
+            <w:r>
+              <w:rPr>
+                <w:b/>
+                <w:sz w:val="12"/>
+                <w:szCs w:val="12"/>
+              </w:rPr>
+              <w:t xml:space="preserve">  --</w:t>
+            </w:r>
           </w:p>
         </w:tc>
         <w:tc>
@@ -34166,6 +34227,14 @@
                 <w:szCs w:val="10"/>
               </w:rPr>
             </w:pPr>
+            <w:r>
+              <w:rPr>
+                <w:b/>
+                <w:sz w:val="12"/>
+                <w:szCs w:val="12"/>
+              </w:rPr>
+              <w:t>--</w:t>
+            </w:r>
           </w:p>
         </w:tc>
         <w:tc>
@@ -34187,6 +34256,14 @@
                 <w:szCs w:val="10"/>
               </w:rPr>
             </w:pPr>
+            <w:r>
+              <w:rPr>
+                <w:b/>
+                <w:sz w:val="12"/>
+                <w:szCs w:val="12"/>
+              </w:rPr>
+              <w:t>--</w:t>
+            </w:r>
           </w:p>
         </w:tc>
         <w:tc>
@@ -34206,6 +34283,14 @@
                 <w:szCs w:val="10"/>
               </w:rPr>
             </w:pPr>
+            <w:r>
+              <w:rPr>
+                <w:b/>
+                <w:sz w:val="12"/>
+                <w:szCs w:val="12"/>
+              </w:rPr>
+              <w:t>--</w:t>
+            </w:r>
           </w:p>
         </w:tc>
         <w:tc>
@@ -34226,6 +34311,14 @@
                 <w:szCs w:val="10"/>
               </w:rPr>
             </w:pPr>
+            <w:r>
+              <w:rPr>
+                <w:b/>
+                <w:sz w:val="12"/>
+                <w:szCs w:val="12"/>
+              </w:rPr>
+              <w:t>--</w:t>
+            </w:r>
           </w:p>
         </w:tc>
         <w:tc>
@@ -34245,6 +34338,14 @@
                 <w:szCs w:val="10"/>
               </w:rPr>
             </w:pPr>
+            <w:r>
+              <w:rPr>
+                <w:b/>
+                <w:sz w:val="12"/>
+                <w:szCs w:val="12"/>
+              </w:rPr>
+              <w:t xml:space="preserve">    --</w:t>
+            </w:r>
           </w:p>
         </w:tc>
         <w:tc>
@@ -35207,6 +35308,14 @@
                 <w:szCs w:val="10"/>
               </w:rPr>
             </w:pPr>
+            <w:r>
+              <w:rPr>
+                <w:b/>
+                <w:sz w:val="12"/>
+                <w:szCs w:val="12"/>
+              </w:rPr>
+              <w:t xml:space="preserve">    --</w:t>
+            </w:r>
           </w:p>
         </w:tc>
         <w:tc>
@@ -35225,6 +35334,14 @@
                 <w:szCs w:val="10"/>
               </w:rPr>
             </w:pPr>
+            <w:r>
+              <w:rPr>
+                <w:b/>
+                <w:sz w:val="12"/>
+                <w:szCs w:val="12"/>
+              </w:rPr>
+              <w:t>--</w:t>
+            </w:r>
           </w:p>
         </w:tc>
         <w:tc>
@@ -35243,6 +35360,14 @@
                 <w:szCs w:val="10"/>
               </w:rPr>
             </w:pPr>
+            <w:r>
+              <w:rPr>
+                <w:b/>
+                <w:sz w:val="12"/>
+                <w:szCs w:val="12"/>
+              </w:rPr>
+              <w:t>--</w:t>
+            </w:r>
           </w:p>
         </w:tc>
         <w:tc>
@@ -35259,6 +35384,14 @@
                 <w:szCs w:val="10"/>
               </w:rPr>
             </w:pPr>
+            <w:r>
+              <w:rPr>
+                <w:b/>
+                <w:sz w:val="12"/>
+                <w:szCs w:val="12"/>
+              </w:rPr>
+              <w:t>--</w:t>
+            </w:r>
           </w:p>
         </w:tc>
         <w:tc>
@@ -35276,6 +35409,14 @@
                 <w:szCs w:val="10"/>
               </w:rPr>
             </w:pPr>
+            <w:r>
+              <w:rPr>
+                <w:b/>
+                <w:sz w:val="12"/>
+                <w:szCs w:val="12"/>
+              </w:rPr>
+              <w:t>--</w:t>
+            </w:r>
           </w:p>
         </w:tc>
         <w:tc>
@@ -35292,6 +35433,14 @@
                 <w:szCs w:val="10"/>
               </w:rPr>
             </w:pPr>
+            <w:r>
+              <w:rPr>
+                <w:b/>
+                <w:sz w:val="12"/>
+                <w:szCs w:val="12"/>
+              </w:rPr>
+              <w:t xml:space="preserve">    --</w:t>
+            </w:r>
           </w:p>
         </w:tc>
         <w:tc>
@@ -36147,34 +36296,16 @@
                 <w:sz w:val="12"/>
                 <w:szCs w:val="12"/>
               </w:rPr>
-              <w:t xml:space="preserve">MUNICÍPIO/ESTADO:                  </w:t>
-            </w:r>
-            <w:proofErr w:type="gramStart"/>
-            <w:r>
-              <w:rPr>
-                <w:sz w:val="12"/>
-                <w:szCs w:val="12"/>
-              </w:rPr>
-              <w:t xml:space="preserve">   </w:t>
-            </w:r>
-            <w:r>
-              <w:rPr>
-                <w:b/>
-                <w:bCs/>
-                <w:sz w:val="12"/>
-                <w:szCs w:val="12"/>
-              </w:rPr>
-              <w:t>{</w:t>
-            </w:r>
-            <w:proofErr w:type="gramEnd"/>
-            <w:r>
-              <w:rPr>
-                <w:b/>
-                <w:bCs/>
-                <w:sz w:val="12"/>
-                <w:szCs w:val="12"/>
-              </w:rPr>
-              <w:t>municipio_estado_</w:t>
+              <w:t xml:space="preserve">MUNICÍPIO/ESTADO:                     </w:t>
+            </w:r>
+            <w:r>
+              <w:rPr>
+                <w:b/>
+                <w:bCs/>
+                <w:sz w:val="12"/>
+                <w:szCs w:val="12"/>
+              </w:rPr>
+              <w:t>{municipio_estado_</w:t>
             </w:r>
             <w:r>
               <w:rPr>
@@ -37215,6 +37346,14 @@
                 <w:szCs w:val="12"/>
               </w:rPr>
             </w:pPr>
+            <w:r>
+              <w:rPr>
+                <w:b/>
+                <w:sz w:val="12"/>
+                <w:szCs w:val="12"/>
+              </w:rPr>
+              <w:t xml:space="preserve">   --</w:t>
+            </w:r>
           </w:p>
         </w:tc>
         <w:tc>
@@ -37234,6 +37373,14 @@
                 <w:szCs w:val="10"/>
               </w:rPr>
             </w:pPr>
+            <w:r>
+              <w:rPr>
+                <w:b/>
+                <w:sz w:val="12"/>
+                <w:szCs w:val="12"/>
+              </w:rPr>
+              <w:t>--</w:t>
+            </w:r>
           </w:p>
         </w:tc>
         <w:tc>
@@ -37253,6 +37400,14 @@
                 <w:szCs w:val="10"/>
               </w:rPr>
             </w:pPr>
+            <w:r>
+              <w:rPr>
+                <w:b/>
+                <w:sz w:val="12"/>
+                <w:szCs w:val="12"/>
+              </w:rPr>
+              <w:t>--</w:t>
+            </w:r>
           </w:p>
         </w:tc>
         <w:tc>
@@ -37272,6 +37427,14 @@
                 <w:szCs w:val="10"/>
               </w:rPr>
             </w:pPr>
+            <w:r>
+              <w:rPr>
+                <w:b/>
+                <w:sz w:val="12"/>
+                <w:szCs w:val="12"/>
+              </w:rPr>
+              <w:t>--</w:t>
+            </w:r>
           </w:p>
         </w:tc>
         <w:tc>
@@ -37292,6 +37455,14 @@
                 <w:szCs w:val="10"/>
               </w:rPr>
             </w:pPr>
+            <w:r>
+              <w:rPr>
+                <w:b/>
+                <w:sz w:val="12"/>
+                <w:szCs w:val="12"/>
+              </w:rPr>
+              <w:t>--</w:t>
+            </w:r>
           </w:p>
         </w:tc>
         <w:tc>
@@ -37311,6 +37482,14 @@
                 <w:szCs w:val="10"/>
               </w:rPr>
             </w:pPr>
+            <w:r>
+              <w:rPr>
+                <w:b/>
+                <w:sz w:val="12"/>
+                <w:szCs w:val="12"/>
+              </w:rPr>
+              <w:t xml:space="preserve">    --</w:t>
+            </w:r>
           </w:p>
         </w:tc>
         <w:tc>
@@ -38260,6 +38439,14 @@
                 <w:szCs w:val="10"/>
               </w:rPr>
             </w:pPr>
+            <w:r>
+              <w:rPr>
+                <w:b/>
+                <w:sz w:val="12"/>
+                <w:szCs w:val="12"/>
+              </w:rPr>
+              <w:t xml:space="preserve">  --</w:t>
+            </w:r>
           </w:p>
         </w:tc>
         <w:tc>
@@ -38276,6 +38463,14 @@
                 <w:szCs w:val="10"/>
               </w:rPr>
             </w:pPr>
+            <w:r>
+              <w:rPr>
+                <w:b/>
+                <w:sz w:val="12"/>
+                <w:szCs w:val="12"/>
+              </w:rPr>
+              <w:t>--</w:t>
+            </w:r>
           </w:p>
         </w:tc>
         <w:tc>
@@ -38292,6 +38487,14 @@
                 <w:szCs w:val="10"/>
               </w:rPr>
             </w:pPr>
+            <w:r>
+              <w:rPr>
+                <w:b/>
+                <w:sz w:val="12"/>
+                <w:szCs w:val="12"/>
+              </w:rPr>
+              <w:t>--</w:t>
+            </w:r>
           </w:p>
         </w:tc>
         <w:tc>
@@ -38308,6 +38511,14 @@
                 <w:szCs w:val="10"/>
               </w:rPr>
             </w:pPr>
+            <w:r>
+              <w:rPr>
+                <w:b/>
+                <w:sz w:val="12"/>
+                <w:szCs w:val="12"/>
+              </w:rPr>
+              <w:t>--</w:t>
+            </w:r>
           </w:p>
         </w:tc>
         <w:tc>
@@ -38325,6 +38536,14 @@
                 <w:szCs w:val="10"/>
               </w:rPr>
             </w:pPr>
+            <w:r>
+              <w:rPr>
+                <w:b/>
+                <w:sz w:val="12"/>
+                <w:szCs w:val="12"/>
+              </w:rPr>
+              <w:t>--</w:t>
+            </w:r>
           </w:p>
         </w:tc>
         <w:tc>
@@ -38341,6 +38560,14 @@
                 <w:szCs w:val="10"/>
               </w:rPr>
             </w:pPr>
+            <w:r>
+              <w:rPr>
+                <w:b/>
+                <w:sz w:val="12"/>
+                <w:szCs w:val="12"/>
+              </w:rPr>
+              <w:t xml:space="preserve">    --</w:t>
+            </w:r>
           </w:p>
         </w:tc>
         <w:tc>
@@ -39209,34 +39436,16 @@
                 <w:sz w:val="12"/>
                 <w:szCs w:val="12"/>
               </w:rPr>
-              <w:t xml:space="preserve">MUNICÍPIO/ESTADO:                    </w:t>
-            </w:r>
-            <w:proofErr w:type="gramStart"/>
-            <w:r>
-              <w:rPr>
-                <w:sz w:val="12"/>
-                <w:szCs w:val="12"/>
-              </w:rPr>
-              <w:t xml:space="preserve">   </w:t>
-            </w:r>
-            <w:r>
-              <w:rPr>
-                <w:b/>
-                <w:bCs/>
-                <w:sz w:val="12"/>
-                <w:szCs w:val="12"/>
-              </w:rPr>
-              <w:t>{</w:t>
-            </w:r>
-            <w:proofErr w:type="gramEnd"/>
-            <w:r>
-              <w:rPr>
-                <w:b/>
-                <w:bCs/>
-                <w:sz w:val="12"/>
-                <w:szCs w:val="12"/>
-              </w:rPr>
-              <w:t>municipio_estado_</w:t>
+              <w:t xml:space="preserve">MUNICÍPIO/ESTADO:                       </w:t>
+            </w:r>
+            <w:r>
+              <w:rPr>
+                <w:b/>
+                <w:bCs/>
+                <w:sz w:val="12"/>
+                <w:szCs w:val="12"/>
+              </w:rPr>
+              <w:t>{municipio_estado_</w:t>
             </w:r>
             <w:r>
               <w:rPr>
@@ -39696,7 +39905,7 @@
                 <w:szCs w:val="20"/>
                 <w:vertAlign w:val="subscript"/>
               </w:rPr>
-              <w:t xml:space="preserve">                   Ponto dos Volantes</w:t>
+              <w:t xml:space="preserve">                Ponto dos Volantes</w:t>
             </w:r>
             <w:r>
               <w:rPr>
@@ -39720,25 +39929,7 @@
                 <w:szCs w:val="20"/>
                 <w:vertAlign w:val="subscript"/>
               </w:rPr>
-              <w:t>{</w:t>
-            </w:r>
-            <w:proofErr w:type="spellStart"/>
-            <w:r>
-              <w:rPr>
-                <w:sz w:val="20"/>
-                <w:szCs w:val="20"/>
-                <w:vertAlign w:val="subscript"/>
-              </w:rPr>
-              <w:t>data_extenso</w:t>
-            </w:r>
-            <w:proofErr w:type="spellEnd"/>
-            <w:r>
-              <w:rPr>
-                <w:sz w:val="20"/>
-                <w:szCs w:val="20"/>
-                <w:vertAlign w:val="subscript"/>
-              </w:rPr>
-              <w:t>}</w:t>
+              <w:t>{data_extenso}</w:t>
             </w:r>
           </w:p>
         </w:tc>

--- a/public/modelo_historico.docx
+++ b/public/modelo_historico.docx
@@ -47,15 +47,15 @@
         <mc:AlternateContent>
           <mc:Choice Requires="wps">
             <w:drawing>
-              <wp:anchor distT="0" distB="0" distL="114300" distR="114300" simplePos="0" relativeHeight="251681792" behindDoc="0" locked="0" layoutInCell="1" allowOverlap="1" wp14:anchorId="201260A0" wp14:editId="4D204F6E">
+              <wp:anchor distT="0" distB="0" distL="114300" distR="114300" simplePos="0" relativeHeight="251681792" behindDoc="0" locked="0" layoutInCell="1" allowOverlap="1" wp14:anchorId="201260A0" wp14:editId="3785F819">
                 <wp:simplePos x="0" y="0"/>
                 <wp:positionH relativeFrom="column">
-                  <wp:posOffset>1501140</wp:posOffset>
+                  <wp:posOffset>1499540</wp:posOffset>
                 </wp:positionH>
                 <wp:positionV relativeFrom="paragraph">
-                  <wp:posOffset>129539</wp:posOffset>
+                  <wp:posOffset>54708</wp:posOffset>
                 </wp:positionV>
-                <wp:extent cx="3990975" cy="1343025"/>
+                <wp:extent cx="3990975" cy="1417699"/>
                 <wp:effectExtent l="0" t="0" r="0" b="0"/>
                 <wp:wrapNone/>
                 <wp:docPr id="2" name="Caixa de texto 2"/>
@@ -67,7 +67,7 @@
                       <wps:spPr>
                         <a:xfrm>
                           <a:off x="0" y="0"/>
-                          <a:ext cx="3990975" cy="1343025"/>
+                          <a:ext cx="3990975" cy="1417699"/>
                         </a:xfrm>
                         <a:prstGeom prst="rect">
                           <a:avLst/>
@@ -102,9 +102,22 @@
                               <w:rPr>
                                 <w:rFonts w:ascii="Times New Roman" w:hAnsi="Times New Roman" w:cs="Times New Roman"/>
                                 <w:b/>
+                                <w:sz w:val="16"/>
+                                <w:szCs w:val="16"/>
+                                <w:lang w:eastAsia="en-US"/>
+                              </w:rPr>
+                            </w:pPr>
+                          </w:p>
+                          <w:p>
+                            <w:pPr>
+                              <w:spacing w:after="0" w:line="240" w:lineRule="auto"/>
+                              <w:contextualSpacing/>
+                              <w:jc w:val="center"/>
+                              <w:rPr>
+                                <w:rFonts w:ascii="Times New Roman" w:hAnsi="Times New Roman" w:cs="Times New Roman"/>
+                                <w:b/>
                                 <w:sz w:val="20"/>
                                 <w:szCs w:val="20"/>
-                                <w:u w:val="single"/>
                                 <w:lang w:eastAsia="en-US"/>
                               </w:rPr>
                             </w:pPr>
@@ -114,7 +127,6 @@
                                 <w:b/>
                                 <w:sz w:val="16"/>
                                 <w:szCs w:val="16"/>
-                                <w:u w:val="single"/>
                                 <w:lang w:eastAsia="en-US"/>
                               </w:rPr>
                               <w:t>SECRETARIA MUNICIPAL DE EDUCAÇÃO DE PONTO DOS VOLANTES/MG</w:t>
@@ -164,6 +176,38 @@
                             <w:pPr>
                               <w:spacing w:before="100" w:beforeAutospacing="1" w:after="100" w:afterAutospacing="1" w:line="240" w:lineRule="auto"/>
                               <w:contextualSpacing/>
+                              <w:jc w:val="center"/>
+                              <w:rPr>
+                                <w:rFonts w:ascii="Times New Roman" w:hAnsi="Times New Roman" w:cs="Times New Roman"/>
+                                <w:sz w:val="16"/>
+                                <w:szCs w:val="16"/>
+                                <w:lang w:eastAsia="en-US"/>
+                              </w:rPr>
+                            </w:pPr>
+                            <w:r>
+                              <w:rPr>
+                                <w:sz w:val="14"/>
+                                <w:szCs w:val="14"/>
+                                <w:lang w:val="en-US" w:eastAsia="en-US"/>
+                              </w:rPr>
+                              <w:t xml:space="preserve">EMAIL: educacaopv@yahoo.com.br / SITE: </w:t>
+                            </w:r>
+                            <w:hyperlink r:id="rId5" w:history="1">
+                              <w:r>
+                                <w:rPr>
+                                  <w:sz w:val="14"/>
+                                  <w:szCs w:val="14"/>
+                                  <w:lang w:val="en-US" w:eastAsia="en-US"/>
+                                </w:rPr>
+                                <w:t>www.pontodosvolantes.mg.gov.br</w:t>
+                              </w:r>
+                            </w:hyperlink>
+                          </w:p>
+                          <w:p>
+                            <w:pPr>
+                              <w:spacing w:after="0" w:line="240" w:lineRule="auto"/>
+                              <w:ind w:right="84"/>
+                              <w:jc w:val="center"/>
                               <w:rPr>
                                 <w:rFonts w:ascii="Times New Roman" w:hAnsi="Times New Roman" w:cs="Times New Roman"/>
                                 <w:color w:val="0000FF"/>
@@ -173,167 +217,6 @@
                                 <w:lang w:val="en-US" w:eastAsia="en-US"/>
                               </w:rPr>
                             </w:pPr>
-                            <w:r>
-                              <w:rPr>
-                                <w:rFonts w:ascii="Times New Roman" w:hAnsi="Times New Roman" w:cs="Times New Roman"/>
-                                <w:sz w:val="16"/>
-                                <w:szCs w:val="16"/>
-                                <w:lang w:eastAsia="en-US"/>
-                              </w:rPr>
-                              <w:t xml:space="preserve">           </w:t>
-                            </w:r>
-                            <w:r>
-                              <w:rPr>
-                                <w:rFonts w:ascii="Times New Roman" w:hAnsi="Times New Roman" w:cs="Times New Roman"/>
-                                <w:sz w:val="16"/>
-                                <w:szCs w:val="16"/>
-                                <w:lang w:val="en-US" w:eastAsia="en-US"/>
-                              </w:rPr>
-                              <w:t xml:space="preserve">EMAIL: </w:t>
-                            </w:r>
-                            <w:hyperlink r:id="rId5" w:history="1">
-                              <w:r>
-                                <w:rPr>
-                                  <w:rFonts w:ascii="Times New Roman" w:hAnsi="Times New Roman" w:cs="Times New Roman"/>
-                                  <w:color w:val="0000FF"/>
-                                  <w:sz w:val="16"/>
-                                  <w:szCs w:val="16"/>
-                                  <w:u w:val="single"/>
-                                  <w:lang w:val="en-US" w:eastAsia="en-US"/>
-                                </w:rPr>
-                                <w:t>educacaopv@yahoo.com.br</w:t>
-                              </w:r>
-                            </w:hyperlink>
-                            <w:r>
-                              <w:rPr>
-                                <w:rFonts w:ascii="Times New Roman" w:hAnsi="Times New Roman" w:cs="Times New Roman"/>
-                                <w:sz w:val="16"/>
-                                <w:szCs w:val="16"/>
-                                <w:lang w:val="en-US" w:eastAsia="en-US"/>
-                              </w:rPr>
-                              <w:t xml:space="preserve"> / SITE: </w:t>
-                            </w:r>
-                            <w:hyperlink r:id="rId6" w:history="1">
-                              <w:r>
-                                <w:rPr>
-                                  <w:rFonts w:ascii="Times New Roman" w:hAnsi="Times New Roman" w:cs="Times New Roman"/>
-                                  <w:color w:val="0000FF"/>
-                                  <w:sz w:val="16"/>
-                                  <w:szCs w:val="16"/>
-                                  <w:u w:val="single"/>
-                                  <w:lang w:val="en-US" w:eastAsia="en-US"/>
-                                </w:rPr>
-                                <w:t>www.pontodosvolantes.mg.gov.br</w:t>
-                              </w:r>
-                            </w:hyperlink>
-                          </w:p>
-                          <w:p>
-                            <w:pPr>
-                              <w:spacing w:before="100" w:beforeAutospacing="1" w:after="100" w:afterAutospacing="1" w:line="240" w:lineRule="auto"/>
-                              <w:contextualSpacing/>
-                              <w:rPr>
-                                <w:rFonts w:ascii="Times New Roman" w:hAnsi="Times New Roman" w:cs="Times New Roman"/>
-                                <w:color w:val="0000FF"/>
-                                <w:sz w:val="16"/>
-                                <w:szCs w:val="16"/>
-                                <w:u w:val="single"/>
-                                <w:lang w:val="en-US" w:eastAsia="en-US"/>
-                              </w:rPr>
-                            </w:pPr>
-                          </w:p>
-                          <w:p>
-                            <w:pPr>
-                              <w:spacing w:after="0" w:line="240" w:lineRule="auto"/>
-                              <w:ind w:right="84"/>
-                              <w:rPr>
-                                <w:rFonts w:eastAsia="Arial"/>
-                                <w:b/>
-                                <w:color w:val="000000"/>
-                                <w:sz w:val="18"/>
-                                <w:szCs w:val="18"/>
-                              </w:rPr>
-                            </w:pPr>
-                            <w:r>
-                              <w:rPr>
-                                <w:rFonts w:eastAsia="Arial"/>
-                                <w:b/>
-                                <w:color w:val="000000"/>
-                                <w:sz w:val="18"/>
-                                <w:szCs w:val="18"/>
-                              </w:rPr>
-                              <w:t>ESCOLA MUNICIPAL MARIA GERALDA MIRANDA BRITO SALOMÃO  -  31353426</w:t>
-                            </w:r>
-                          </w:p>
-                          <w:p>
-                            <w:pPr>
-                              <w:spacing w:after="0" w:line="240" w:lineRule="auto"/>
-                              <w:ind w:right="84"/>
-                              <w:jc w:val="center"/>
-                              <w:rPr>
-                                <w:rFonts w:eastAsia="Arial"/>
-                                <w:color w:val="000000"/>
-                                <w:sz w:val="18"/>
-                                <w:szCs w:val="18"/>
-                              </w:rPr>
-                            </w:pPr>
-                            <w:r>
-                              <w:rPr>
-                                <w:rFonts w:eastAsia="Arial"/>
-                                <w:color w:val="000000"/>
-                                <w:sz w:val="18"/>
-                                <w:szCs w:val="18"/>
-                              </w:rPr>
-                              <w:t>E-mail</w:t>
-                            </w:r>
-                            <w:r>
-                              <w:rPr>
-                                <w:rFonts w:eastAsia="Arial"/>
-                                <w:color w:val="000000"/>
-                                <w:sz w:val="18"/>
-                                <w:szCs w:val="18"/>
-                              </w:rPr>
-                              <w:t>:</w:t>
-                            </w:r>
-                            <w:r>
-                              <w:rPr>
-                                <w:rFonts w:eastAsia="Arial"/>
-                                <w:color w:val="000000"/>
-                                <w:sz w:val="18"/>
-                                <w:szCs w:val="18"/>
-                              </w:rPr>
-                              <w:t xml:space="preserve"> </w:t>
-                            </w:r>
-                            <w:r>
-                              <w:rPr>
-                                <w:rFonts w:eastAsia="Arial"/>
-                                <w:color w:val="000000"/>
-                                <w:sz w:val="18"/>
-                                <w:szCs w:val="18"/>
-                              </w:rPr>
-                              <w:t>emmariageraldamirandabs@gmail.com</w:t>
-                            </w:r>
-                          </w:p>
-                          <w:p>
-                            <w:pPr>
-                              <w:spacing w:after="0" w:line="240" w:lineRule="auto"/>
-                              <w:ind w:right="84"/>
-                              <w:jc w:val="center"/>
-                              <w:rPr>
-                                <w:rFonts w:eastAsia="Times New Roman" w:cs="Times New Roman"/>
-                                <w:color w:val="000000"/>
-                                <w:sz w:val="18"/>
-                                <w:szCs w:val="18"/>
-                              </w:rPr>
-                            </w:pPr>
-                            <w:r>
-                              <w:rPr>
-                                <w:rFonts w:eastAsia="Times New Roman" w:cs="Times New Roman"/>
-                                <w:color w:val="000000"/>
-                                <w:sz w:val="18"/>
-                                <w:szCs w:val="18"/>
-                              </w:rPr>
-                              <w:t>LEI Nº 264/2011  – LEI Nº 279/2012</w:t>
-                            </w:r>
                           </w:p>
                           <w:p>
                             <w:pPr>
@@ -351,11 +234,22 @@
                             <w:r>
                               <w:rPr>
                                 <w:rFonts w:eastAsia="Arial"/>
+                                <w:b/>
                                 <w:color w:val="000000"/>
                                 <w:sz w:val="18"/>
                                 <w:szCs w:val="18"/>
                               </w:rPr>
-                              <w:t>ENDEREÇO: R: OLINTO VEIGA CAMPOS, S/N  – BAIRRO: DA QUADRA</w:t>
+                              <w:t xml:space="preserve">ESCOLA MUNICIPAL MARIA GERALDA MIRANDA BRITO </w:t>
+                            </w:r>
+                            <w:r>
+                              <w:rPr>
+                                <w:rFonts w:eastAsia="Arial"/>
+                                <w:b/>
+                                <w:color w:val="000000"/>
+                                <w:sz w:val="18"/>
+                                <w:szCs w:val="18"/>
+                              </w:rPr>
+                              <w:t>SALOMÃO - 31353426</w:t>
                             </w:r>
                           </w:p>
                           <w:p>
@@ -366,27 +260,148 @@
                               <w:rPr>
                                 <w:rFonts w:eastAsia="Arial"/>
                                 <w:color w:val="000000"/>
-                                <w:sz w:val="20"/>
-                                <w:szCs w:val="20"/>
+                                <w:sz w:val="16"/>
+                                <w:szCs w:val="16"/>
                               </w:rPr>
                             </w:pPr>
                             <w:r>
                               <w:rPr>
                                 <w:rFonts w:eastAsia="Arial"/>
                                 <w:color w:val="000000"/>
-                                <w:sz w:val="18"/>
-                                <w:szCs w:val="18"/>
+                                <w:sz w:val="16"/>
+                                <w:szCs w:val="16"/>
                               </w:rPr>
-                              <w:t>PONTO DOS VOLANTES/MG -  CEP:</w:t>
+                              <w:t>E-mail</w:t>
                             </w:r>
                             <w:r>
                               <w:rPr>
                                 <w:rFonts w:eastAsia="Arial"/>
                                 <w:color w:val="000000"/>
-                                <w:sz w:val="20"/>
-                                <w:szCs w:val="20"/>
+                                <w:sz w:val="16"/>
+                                <w:szCs w:val="16"/>
                               </w:rPr>
-                              <w:t xml:space="preserve"> 39615- 000.</w:t>
+                              <w:t>: emmariageraldamirandabs@gmail.com</w:t>
+                            </w:r>
+                          </w:p>
+                          <w:p>
+                            <w:pPr>
+                              <w:spacing w:after="0" w:line="240" w:lineRule="auto"/>
+                              <w:ind w:right="84"/>
+                              <w:jc w:val="center"/>
+                              <w:rPr>
+                                <w:rFonts w:eastAsia="Times New Roman" w:cs="Times New Roman"/>
+                                <w:color w:val="000000"/>
+                                <w:sz w:val="16"/>
+                                <w:szCs w:val="16"/>
+                              </w:rPr>
+                            </w:pPr>
+                            <w:r>
+                              <w:rPr>
+                                <w:rFonts w:eastAsia="Times New Roman" w:cs="Times New Roman"/>
+                                <w:color w:val="000000"/>
+                                <w:sz w:val="16"/>
+                                <w:szCs w:val="16"/>
+                              </w:rPr>
+                              <w:t>LEI Nº 264/</w:t>
+                            </w:r>
+                            <w:r>
+                              <w:rPr>
+                                <w:rFonts w:eastAsia="Times New Roman" w:cs="Times New Roman"/>
+                                <w:color w:val="000000"/>
+                                <w:sz w:val="16"/>
+                                <w:szCs w:val="16"/>
+                              </w:rPr>
+                              <w:t>2011 –</w:t>
+                            </w:r>
+                            <w:r>
+                              <w:rPr>
+                                <w:rFonts w:eastAsia="Times New Roman" w:cs="Times New Roman"/>
+                                <w:color w:val="000000"/>
+                                <w:sz w:val="16"/>
+                                <w:szCs w:val="16"/>
+                              </w:rPr>
+                              <w:t xml:space="preserve"> LEI Nº 279/2012</w:t>
+                            </w:r>
+                          </w:p>
+                          <w:p>
+                            <w:pPr>
+                              <w:spacing w:after="0" w:line="240" w:lineRule="auto"/>
+                              <w:ind w:right="84"/>
+                              <w:jc w:val="center"/>
+                              <w:rPr>
+                                <w:rFonts w:eastAsia="Arial"/>
+                                <w:b/>
+                                <w:color w:val="000000"/>
+                                <w:sz w:val="16"/>
+                                <w:szCs w:val="16"/>
+                              </w:rPr>
+                            </w:pPr>
+                            <w:r>
+                              <w:rPr>
+                                <w:rFonts w:eastAsia="Arial"/>
+                                <w:color w:val="000000"/>
+                                <w:sz w:val="16"/>
+                                <w:szCs w:val="16"/>
+                              </w:rPr>
+                              <w:t>ENDEREÇO: R: OLINTO VEIGA CAMPOS, S/</w:t>
+                            </w:r>
+                            <w:r>
+                              <w:rPr>
+                                <w:rFonts w:eastAsia="Arial"/>
+                                <w:color w:val="000000"/>
+                                <w:sz w:val="16"/>
+                                <w:szCs w:val="16"/>
+                              </w:rPr>
+                              <w:t>N –</w:t>
+                            </w:r>
+                            <w:r>
+                              <w:rPr>
+                                <w:rFonts w:eastAsia="Arial"/>
+                                <w:color w:val="000000"/>
+                                <w:sz w:val="16"/>
+                                <w:szCs w:val="16"/>
+                              </w:rPr>
+                              <w:t xml:space="preserve"> BAIRRO: DA QUADRA</w:t>
+                            </w:r>
+                          </w:p>
+                          <w:p>
+                            <w:pPr>
+                              <w:spacing w:after="0" w:line="240" w:lineRule="auto"/>
+                              <w:ind w:right="84"/>
+                              <w:jc w:val="center"/>
+                              <w:rPr>
+                                <w:rFonts w:eastAsia="Arial"/>
+                                <w:color w:val="000000"/>
+                                <w:sz w:val="16"/>
+                                <w:szCs w:val="16"/>
+                              </w:rPr>
+                            </w:pPr>
+                            <w:r>
+                              <w:rPr>
+                                <w:rFonts w:eastAsia="Arial"/>
+                                <w:color w:val="000000"/>
+                                <w:sz w:val="16"/>
+                                <w:szCs w:val="16"/>
+                              </w:rPr>
+                              <w:t xml:space="preserve">PONTO DOS VOLANTES/MG </w:t>
+                            </w:r>
+                            <w:r>
+                              <w:rPr>
+                                <w:rFonts w:eastAsia="Arial"/>
+                                <w:color w:val="000000"/>
+                                <w:sz w:val="16"/>
+                                <w:szCs w:val="16"/>
+                              </w:rPr>
+                              <w:t>- CEP</w:t>
+                            </w:r>
+                            <w:r>
+                              <w:rPr>
+                                <w:rFonts w:eastAsia="Arial"/>
+                                <w:color w:val="000000"/>
+                                <w:sz w:val="16"/>
+                                <w:szCs w:val="16"/>
+                              </w:rPr>
+                              <w:t>: 39615- 000.</w:t>
                             </w:r>
                           </w:p>
                           <w:p>
@@ -420,7 +435,7 @@
                 <v:stroke joinstyle="miter"/>
                 <v:path gradientshapeok="t" o:connecttype="rect"/>
               </v:shapetype>
-              <v:shape id="Caixa de texto 2" o:spid="_x0000_s1026" type="#_x0000_t202" style="position:absolute;margin-left:118.2pt;margin-top:10.2pt;width:314.25pt;height:105.75pt;z-index:251681792;visibility:visible;mso-wrap-style:square;mso-width-percent:0;mso-height-percent:0;mso-wrap-distance-left:9pt;mso-wrap-distance-top:0;mso-wrap-distance-right:9pt;mso-wrap-distance-bottom:0;mso-position-horizontal:absolute;mso-position-horizontal-relative:text;mso-position-vertical:absolute;mso-position-vertical-relative:text;mso-width-percent:0;mso-height-percent:0;mso-width-relative:margin;mso-height-relative:margin;v-text-anchor:top" o:gfxdata="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" filled="f" stroked="f" strokeweight=".5pt">
+              <v:shape id="Caixa de texto 2" o:spid="_x0000_s1026" type="#_x0000_t202" style="position:absolute;margin-left:118.05pt;margin-top:4.3pt;width:314.25pt;height:111.65pt;z-index:251681792;visibility:visible;mso-wrap-style:square;mso-width-percent:0;mso-height-percent:0;mso-wrap-distance-left:9pt;mso-wrap-distance-top:0;mso-wrap-distance-right:9pt;mso-wrap-distance-bottom:0;mso-position-horizontal:absolute;mso-position-horizontal-relative:text;mso-position-vertical:absolute;mso-position-vertical-relative:text;mso-width-percent:0;mso-height-percent:0;mso-width-relative:margin;mso-height-relative:margin;v-text-anchor:top" o:gfxdata="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" filled="f" stroked="f" strokeweight=".5pt">
                 <v:textbox>
                   <w:txbxContent>
                     <w:p>
@@ -431,9 +446,22 @@
                         <w:rPr>
                           <w:rFonts w:ascii="Times New Roman" w:hAnsi="Times New Roman" w:cs="Times New Roman"/>
                           <w:b/>
+                          <w:sz w:val="16"/>
+                          <w:szCs w:val="16"/>
+                          <w:lang w:eastAsia="en-US"/>
+                        </w:rPr>
+                      </w:pPr>
+                    </w:p>
+                    <w:p>
+                      <w:pPr>
+                        <w:spacing w:after="0" w:line="240" w:lineRule="auto"/>
+                        <w:contextualSpacing/>
+                        <w:jc w:val="center"/>
+                        <w:rPr>
+                          <w:rFonts w:ascii="Times New Roman" w:hAnsi="Times New Roman" w:cs="Times New Roman"/>
+                          <w:b/>
                           <w:sz w:val="20"/>
                           <w:szCs w:val="20"/>
-                          <w:u w:val="single"/>
                           <w:lang w:eastAsia="en-US"/>
                         </w:rPr>
                       </w:pPr>
@@ -443,7 +471,6 @@
                           <w:b/>
                           <w:sz w:val="16"/>
                           <w:szCs w:val="16"/>
-                          <w:u w:val="single"/>
                           <w:lang w:eastAsia="en-US"/>
                         </w:rPr>
                         <w:t>SECRETARIA MUNICIPAL DE EDUCAÇÃO DE PONTO DOS VOLANTES/MG</w:t>
@@ -493,63 +520,27 @@
                       <w:pPr>
                         <w:spacing w:before="100" w:beforeAutospacing="1" w:after="100" w:afterAutospacing="1" w:line="240" w:lineRule="auto"/>
                         <w:contextualSpacing/>
-                        <w:rPr>
-                          <w:rFonts w:ascii="Times New Roman" w:hAnsi="Times New Roman" w:cs="Times New Roman"/>
-                          <w:color w:val="0000FF"/>
-                          <w:sz w:val="16"/>
-                          <w:szCs w:val="16"/>
-                          <w:u w:val="single"/>
-                          <w:lang w:val="en-US" w:eastAsia="en-US"/>
-                        </w:rPr>
-                      </w:pPr>
-                      <w:r>
+                        <w:jc w:val="center"/>
                         <w:rPr>
                           <w:rFonts w:ascii="Times New Roman" w:hAnsi="Times New Roman" w:cs="Times New Roman"/>
                           <w:sz w:val="16"/>
                           <w:szCs w:val="16"/>
                           <w:lang w:eastAsia="en-US"/>
                         </w:rPr>
-                        <w:t xml:space="preserve">           </w:t>
-                      </w:r>
+                      </w:pPr>
                       <w:r>
                         <w:rPr>
-                          <w:rFonts w:ascii="Times New Roman" w:hAnsi="Times New Roman" w:cs="Times New Roman"/>
-                          <w:sz w:val="16"/>
-                          <w:szCs w:val="16"/>
+                          <w:sz w:val="14"/>
+                          <w:szCs w:val="14"/>
                           <w:lang w:val="en-US" w:eastAsia="en-US"/>
                         </w:rPr>
-                        <w:t xml:space="preserve">EMAIL: </w:t>
+                        <w:t xml:space="preserve">EMAIL: educacaopv@yahoo.com.br / SITE: </w:t>
                       </w:r>
-                      <w:hyperlink r:id="rId7" w:history="1">
+                      <w:hyperlink r:id="rId6" w:history="1">
                         <w:r>
                           <w:rPr>
-                            <w:rFonts w:ascii="Times New Roman" w:hAnsi="Times New Roman" w:cs="Times New Roman"/>
-                            <w:color w:val="0000FF"/>
-                            <w:sz w:val="16"/>
-                            <w:szCs w:val="16"/>
-                            <w:u w:val="single"/>
-                            <w:lang w:val="en-US" w:eastAsia="en-US"/>
-                          </w:rPr>
-                          <w:t>educacaopv@yahoo.com.br</w:t>
-                        </w:r>
-                      </w:hyperlink>
-                      <w:r>
-                        <w:rPr>
-                          <w:rFonts w:ascii="Times New Roman" w:hAnsi="Times New Roman" w:cs="Times New Roman"/>
-                          <w:sz w:val="16"/>
-                          <w:szCs w:val="16"/>
-                          <w:lang w:val="en-US" w:eastAsia="en-US"/>
-                        </w:rPr>
-                        <w:t xml:space="preserve"> / SITE: </w:t>
-                      </w:r>
-                      <w:hyperlink r:id="rId8" w:history="1">
-                        <w:r>
-                          <w:rPr>
-                            <w:rFonts w:ascii="Times New Roman" w:hAnsi="Times New Roman" w:cs="Times New Roman"/>
-                            <w:color w:val="0000FF"/>
-                            <w:sz w:val="16"/>
-                            <w:szCs w:val="16"/>
-                            <w:u w:val="single"/>
+                            <w:sz w:val="14"/>
+                            <w:szCs w:val="14"/>
                             <w:lang w:val="en-US" w:eastAsia="en-US"/>
                           </w:rPr>
                           <w:t>www.pontodosvolantes.mg.gov.br</w:t>
@@ -558,8 +549,9 @@
                     </w:p>
                     <w:p>
                       <w:pPr>
-                        <w:spacing w:before="100" w:beforeAutospacing="1" w:after="100" w:afterAutospacing="1" w:line="240" w:lineRule="auto"/>
-                        <w:contextualSpacing/>
+                        <w:spacing w:after="0" w:line="240" w:lineRule="auto"/>
+                        <w:ind w:right="84"/>
+                        <w:jc w:val="center"/>
                         <w:rPr>
                           <w:rFonts w:ascii="Times New Roman" w:hAnsi="Times New Roman" w:cs="Times New Roman"/>
                           <w:color w:val="0000FF"/>
@@ -574,6 +566,7 @@
                       <w:pPr>
                         <w:spacing w:after="0" w:line="240" w:lineRule="auto"/>
                         <w:ind w:right="84"/>
+                        <w:jc w:val="center"/>
                         <w:rPr>
                           <w:rFonts w:eastAsia="Arial"/>
                           <w:b/>
@@ -592,7 +585,6 @@
                         </w:rPr>
                         <w:t xml:space="preserve">ESCOLA MUNICIPAL MARIA GERALDA MIRANDA BRITO </w:t>
                       </w:r>
-                      <w:proofErr w:type="gramStart"/>
                       <w:r>
                         <w:rPr>
                           <w:rFonts w:eastAsia="Arial"/>
@@ -601,18 +593,7 @@
                           <w:sz w:val="18"/>
                           <w:szCs w:val="18"/>
                         </w:rPr>
-                        <w:t>SALOMÃO  -</w:t>
-                      </w:r>
-                      <w:proofErr w:type="gramEnd"/>
-                      <w:r>
-                        <w:rPr>
-                          <w:rFonts w:eastAsia="Arial"/>
-                          <w:b/>
-                          <w:color w:val="000000"/>
-                          <w:sz w:val="18"/>
-                          <w:szCs w:val="18"/>
-                        </w:rPr>
-                        <w:t xml:space="preserve">  31353426</w:t>
+                        <w:t>SALOMÃO - 31353426</w:t>
                       </w:r>
                     </w:p>
                     <w:p>
@@ -623,16 +604,16 @@
                         <w:rPr>
                           <w:rFonts w:eastAsia="Arial"/>
                           <w:color w:val="000000"/>
-                          <w:sz w:val="18"/>
-                          <w:szCs w:val="18"/>
+                          <w:sz w:val="16"/>
+                          <w:szCs w:val="16"/>
                         </w:rPr>
                       </w:pPr>
                       <w:r>
                         <w:rPr>
                           <w:rFonts w:eastAsia="Arial"/>
                           <w:color w:val="000000"/>
-                          <w:sz w:val="18"/>
-                          <w:szCs w:val="18"/>
+                          <w:sz w:val="16"/>
+                          <w:szCs w:val="16"/>
                         </w:rPr>
                         <w:t>E-mail</w:t>
                       </w:r>
@@ -640,28 +621,10 @@
                         <w:rPr>
                           <w:rFonts w:eastAsia="Arial"/>
                           <w:color w:val="000000"/>
-                          <w:sz w:val="18"/>
-                          <w:szCs w:val="18"/>
+                          <w:sz w:val="16"/>
+                          <w:szCs w:val="16"/>
                         </w:rPr>
-                        <w:t>:</w:t>
-                      </w:r>
-                      <w:r>
-                        <w:rPr>
-                          <w:rFonts w:eastAsia="Arial"/>
-                          <w:color w:val="000000"/>
-                          <w:sz w:val="18"/>
-                          <w:szCs w:val="18"/>
-                        </w:rPr>
-                        <w:t xml:space="preserve"> </w:t>
-                      </w:r>
-                      <w:r>
-                        <w:rPr>
-                          <w:rFonts w:eastAsia="Arial"/>
-                          <w:color w:val="000000"/>
-                          <w:sz w:val="18"/>
-                          <w:szCs w:val="18"/>
-                        </w:rPr>
-                        <w:t>emmariageraldamirandabs@gmail.com</w:t>
+                        <w:t>: emmariageraldamirandabs@gmail.com</w:t>
                       </w:r>
                     </w:p>
                     <w:p>
@@ -672,36 +635,34 @@
                         <w:rPr>
                           <w:rFonts w:eastAsia="Times New Roman" w:cs="Times New Roman"/>
                           <w:color w:val="000000"/>
-                          <w:sz w:val="18"/>
-                          <w:szCs w:val="18"/>
+                          <w:sz w:val="16"/>
+                          <w:szCs w:val="16"/>
                         </w:rPr>
                       </w:pPr>
                       <w:r>
                         <w:rPr>
                           <w:rFonts w:eastAsia="Times New Roman" w:cs="Times New Roman"/>
                           <w:color w:val="000000"/>
-                          <w:sz w:val="18"/>
-                          <w:szCs w:val="18"/>
+                          <w:sz w:val="16"/>
+                          <w:szCs w:val="16"/>
                         </w:rPr>
                         <w:t>LEI Nº 264/</w:t>
                       </w:r>
-                      <w:proofErr w:type="gramStart"/>
                       <w:r>
                         <w:rPr>
                           <w:rFonts w:eastAsia="Times New Roman" w:cs="Times New Roman"/>
                           <w:color w:val="000000"/>
-                          <w:sz w:val="18"/>
-                          <w:szCs w:val="18"/>
+                          <w:sz w:val="16"/>
+                          <w:szCs w:val="16"/>
                         </w:rPr>
-                        <w:t>2011  –</w:t>
+                        <w:t>2011 –</w:t>
                       </w:r>
-                      <w:proofErr w:type="gramEnd"/>
                       <w:r>
                         <w:rPr>
                           <w:rFonts w:eastAsia="Times New Roman" w:cs="Times New Roman"/>
                           <w:color w:val="000000"/>
-                          <w:sz w:val="18"/>
-                          <w:szCs w:val="18"/>
+                          <w:sz w:val="16"/>
+                          <w:szCs w:val="16"/>
                         </w:rPr>
                         <w:t xml:space="preserve"> LEI Nº 279/2012</w:t>
                       </w:r>
@@ -715,36 +676,34 @@
                           <w:rFonts w:eastAsia="Arial"/>
                           <w:b/>
                           <w:color w:val="000000"/>
-                          <w:sz w:val="18"/>
-                          <w:szCs w:val="18"/>
+                          <w:sz w:val="16"/>
+                          <w:szCs w:val="16"/>
                         </w:rPr>
                       </w:pPr>
                       <w:r>
                         <w:rPr>
                           <w:rFonts w:eastAsia="Arial"/>
                           <w:color w:val="000000"/>
-                          <w:sz w:val="18"/>
-                          <w:szCs w:val="18"/>
+                          <w:sz w:val="16"/>
+                          <w:szCs w:val="16"/>
                         </w:rPr>
                         <w:t>ENDEREÇO: R: OLINTO VEIGA CAMPOS, S/</w:t>
                       </w:r>
-                      <w:proofErr w:type="gramStart"/>
                       <w:r>
                         <w:rPr>
                           <w:rFonts w:eastAsia="Arial"/>
                           <w:color w:val="000000"/>
-                          <w:sz w:val="18"/>
-                          <w:szCs w:val="18"/>
+                          <w:sz w:val="16"/>
+                          <w:szCs w:val="16"/>
                         </w:rPr>
-                        <w:t>N  –</w:t>
+                        <w:t>N –</w:t>
                       </w:r>
-                      <w:proofErr w:type="gramEnd"/>
                       <w:r>
                         <w:rPr>
                           <w:rFonts w:eastAsia="Arial"/>
                           <w:color w:val="000000"/>
-                          <w:sz w:val="18"/>
-                          <w:szCs w:val="18"/>
+                          <w:sz w:val="16"/>
+                          <w:szCs w:val="16"/>
                         </w:rPr>
                         <w:t xml:space="preserve"> BAIRRO: DA QUADRA</w:t>
                       </w:r>
@@ -757,47 +716,36 @@
                         <w:rPr>
                           <w:rFonts w:eastAsia="Arial"/>
                           <w:color w:val="000000"/>
-                          <w:sz w:val="20"/>
-                          <w:szCs w:val="20"/>
+                          <w:sz w:val="16"/>
+                          <w:szCs w:val="16"/>
                         </w:rPr>
                       </w:pPr>
                       <w:r>
                         <w:rPr>
                           <w:rFonts w:eastAsia="Arial"/>
                           <w:color w:val="000000"/>
-                          <w:sz w:val="18"/>
-                          <w:szCs w:val="18"/>
+                          <w:sz w:val="16"/>
+                          <w:szCs w:val="16"/>
                         </w:rPr>
                         <w:t xml:space="preserve">PONTO DOS VOLANTES/MG </w:t>
-                      </w:r>
-                      <w:proofErr w:type="gramStart"/>
-                      <w:r>
-                        <w:rPr>
-                          <w:rFonts w:eastAsia="Arial"/>
-                          <w:color w:val="000000"/>
-                          <w:sz w:val="18"/>
-                          <w:szCs w:val="18"/>
-                        </w:rPr>
-                        <w:t>-  CEP</w:t>
-                      </w:r>
-                      <w:proofErr w:type="gramEnd"/>
-                      <w:r>
-                        <w:rPr>
-                          <w:rFonts w:eastAsia="Arial"/>
-                          <w:color w:val="000000"/>
-                          <w:sz w:val="18"/>
-                          <w:szCs w:val="18"/>
-                        </w:rPr>
-                        <w:t>:</w:t>
                       </w:r>
                       <w:r>
                         <w:rPr>
                           <w:rFonts w:eastAsia="Arial"/>
                           <w:color w:val="000000"/>
-                          <w:sz w:val="20"/>
-                          <w:szCs w:val="20"/>
+                          <w:sz w:val="16"/>
+                          <w:szCs w:val="16"/>
                         </w:rPr>
-                        <w:t xml:space="preserve"> 39615- 000.</w:t>
+                        <w:t>- CEP</w:t>
+                      </w:r>
+                      <w:r>
+                        <w:rPr>
+                          <w:rFonts w:eastAsia="Arial"/>
+                          <w:color w:val="000000"/>
+                          <w:sz w:val="16"/>
+                          <w:szCs w:val="16"/>
+                        </w:rPr>
+                        <w:t>: 39615- 000.</w:t>
                       </w:r>
                     </w:p>
                     <w:p>
@@ -832,104 +780,99 @@
       </w:tblPr>
       <w:tblGrid>
         <w:gridCol w:w="365"/>
-        <w:gridCol w:w="1"/>
         <w:gridCol w:w="48"/>
-        <w:gridCol w:w="299"/>
-        <w:gridCol w:w="1"/>
-        <w:gridCol w:w="116"/>
-        <w:gridCol w:w="1"/>
+        <w:gridCol w:w="300"/>
+        <w:gridCol w:w="117"/>
         <w:gridCol w:w="134"/>
         <w:gridCol w:w="468"/>
-        <w:gridCol w:w="392"/>
-        <w:gridCol w:w="10"/>
-        <w:gridCol w:w="229"/>
-        <w:gridCol w:w="13"/>
+        <w:gridCol w:w="393"/>
+        <w:gridCol w:w="9"/>
+        <w:gridCol w:w="230"/>
+        <w:gridCol w:w="12"/>
         <w:gridCol w:w="11"/>
         <w:gridCol w:w="285"/>
-        <w:gridCol w:w="24"/>
-        <w:gridCol w:w="17"/>
-        <w:gridCol w:w="15"/>
-        <w:gridCol w:w="17"/>
+        <w:gridCol w:w="25"/>
+        <w:gridCol w:w="16"/>
+        <w:gridCol w:w="16"/>
+        <w:gridCol w:w="16"/>
         <w:gridCol w:w="9"/>
-        <w:gridCol w:w="276"/>
-        <w:gridCol w:w="20"/>
-        <w:gridCol w:w="317"/>
-        <w:gridCol w:w="24"/>
-        <w:gridCol w:w="314"/>
-        <w:gridCol w:w="28"/>
+        <w:gridCol w:w="277"/>
+        <w:gridCol w:w="19"/>
+        <w:gridCol w:w="318"/>
+        <w:gridCol w:w="23"/>
+        <w:gridCol w:w="315"/>
+        <w:gridCol w:w="27"/>
         <w:gridCol w:w="174"/>
-        <w:gridCol w:w="132"/>
-        <w:gridCol w:w="32"/>
+        <w:gridCol w:w="133"/>
+        <w:gridCol w:w="31"/>
         <w:gridCol w:w="27"/>
         <w:gridCol w:w="142"/>
-        <w:gridCol w:w="50"/>
-        <w:gridCol w:w="83"/>
-        <w:gridCol w:w="36"/>
-        <w:gridCol w:w="301"/>
-        <w:gridCol w:w="40"/>
-        <w:gridCol w:w="211"/>
+        <w:gridCol w:w="134"/>
+        <w:gridCol w:w="35"/>
+        <w:gridCol w:w="302"/>
+        <w:gridCol w:w="39"/>
+        <w:gridCol w:w="212"/>
+        <w:gridCol w:w="41"/>
         <w:gridCol w:w="42"/>
         <w:gridCol w:w="41"/>
-        <w:gridCol w:w="42"/>
-        <w:gridCol w:w="291"/>
-        <w:gridCol w:w="2"/>
+        <w:gridCol w:w="292"/>
+        <w:gridCol w:w="1"/>
         <w:gridCol w:w="43"/>
-        <w:gridCol w:w="289"/>
-        <w:gridCol w:w="33"/>
+        <w:gridCol w:w="290"/>
+        <w:gridCol w:w="32"/>
         <w:gridCol w:w="15"/>
-        <w:gridCol w:w="195"/>
-        <w:gridCol w:w="71"/>
+        <w:gridCol w:w="267"/>
         <w:gridCol w:w="20"/>
-        <w:gridCol w:w="32"/>
+        <w:gridCol w:w="31"/>
         <w:gridCol w:w="20"/>
         <w:gridCol w:w="137"/>
-        <w:gridCol w:w="94"/>
+        <w:gridCol w:w="95"/>
+        <w:gridCol w:w="57"/>
+        <w:gridCol w:w="365"/>
+        <w:gridCol w:w="61"/>
+        <w:gridCol w:w="291"/>
         <w:gridCol w:w="58"/>
-        <w:gridCol w:w="364"/>
-        <w:gridCol w:w="62"/>
-        <w:gridCol w:w="290"/>
-        <w:gridCol w:w="59"/>
         <w:gridCol w:w="7"/>
-        <w:gridCol w:w="287"/>
-        <w:gridCol w:w="70"/>
+        <w:gridCol w:w="288"/>
+        <w:gridCol w:w="69"/>
         <w:gridCol w:w="37"/>
         <w:gridCol w:w="12"/>
-        <w:gridCol w:w="160"/>
-        <w:gridCol w:w="78"/>
-        <w:gridCol w:w="103"/>
-        <w:gridCol w:w="70"/>
-        <w:gridCol w:w="28"/>
+        <w:gridCol w:w="161"/>
+        <w:gridCol w:w="77"/>
+        <w:gridCol w:w="104"/>
+        <w:gridCol w:w="69"/>
+        <w:gridCol w:w="29"/>
         <w:gridCol w:w="79"/>
-        <w:gridCol w:w="2"/>
-        <w:gridCol w:w="57"/>
-        <w:gridCol w:w="14"/>
-        <w:gridCol w:w="130"/>
-        <w:gridCol w:w="83"/>
+        <w:gridCol w:w="1"/>
+        <w:gridCol w:w="58"/>
+        <w:gridCol w:w="13"/>
+        <w:gridCol w:w="131"/>
+        <w:gridCol w:w="82"/>
         <w:gridCol w:w="136"/>
-        <w:gridCol w:w="61"/>
-        <w:gridCol w:w="77"/>
+        <w:gridCol w:w="62"/>
+        <w:gridCol w:w="76"/>
         <w:gridCol w:w="10"/>
         <w:gridCol w:w="147"/>
-        <w:gridCol w:w="45"/>
-        <w:gridCol w:w="91"/>
-        <w:gridCol w:w="193"/>
-        <w:gridCol w:w="94"/>
-        <w:gridCol w:w="55"/>
+        <w:gridCol w:w="46"/>
+        <w:gridCol w:w="90"/>
+        <w:gridCol w:w="194"/>
+        <w:gridCol w:w="93"/>
+        <w:gridCol w:w="56"/>
         <w:gridCol w:w="59"/>
-        <w:gridCol w:w="31"/>
-        <w:gridCol w:w="41"/>
-        <w:gridCol w:w="9"/>
+        <w:gridCol w:w="30"/>
+        <w:gridCol w:w="42"/>
+        <w:gridCol w:w="8"/>
         <w:gridCol w:w="87"/>
-        <w:gridCol w:w="186"/>
-        <w:gridCol w:w="99"/>
-        <w:gridCol w:w="263"/>
-        <w:gridCol w:w="103"/>
-        <w:gridCol w:w="261"/>
+        <w:gridCol w:w="187"/>
+        <w:gridCol w:w="98"/>
+        <w:gridCol w:w="264"/>
+        <w:gridCol w:w="102"/>
+        <w:gridCol w:w="262"/>
         <w:gridCol w:w="59"/>
-        <w:gridCol w:w="48"/>
-        <w:gridCol w:w="255"/>
-        <w:gridCol w:w="111"/>
-        <w:gridCol w:w="423"/>
+        <w:gridCol w:w="47"/>
+        <w:gridCol w:w="256"/>
+        <w:gridCol w:w="110"/>
+        <w:gridCol w:w="424"/>
       </w:tblGrid>
       <w:tr>
         <w:trPr>
@@ -939,7 +882,7 @@
         <w:tc>
           <w:tcPr>
             <w:tcW w:w="11023" w:type="dxa"/>
-            <w:gridSpan w:val="99"/>
+            <w:gridSpan w:val="94"/>
             <w:tcBorders>
               <w:top w:val="single" w:sz="12" w:space="0" w:color="000000"/>
               <w:left w:val="single" w:sz="12" w:space="0" w:color="000000"/>
@@ -1041,7 +984,7 @@
                                                 </pic:cNvPicPr>
                                               </pic:nvPicPr>
                                               <pic:blipFill>
-                                                <a:blip r:embed="rId9">
+                                                <a:blip r:embed="rId7">
                                                   <a:extLst>
                                                     <a:ext uri="{28A0092B-C50C-407E-A947-70E740481C1C}">
                                                       <a14:useLocalDpi xmlns:a14="http://schemas.microsoft.com/office/drawing/2010/main" val="0"/>
@@ -1256,7 +1199,7 @@
         <w:tc>
           <w:tcPr>
             <w:tcW w:w="11023" w:type="dxa"/>
-            <w:gridSpan w:val="99"/>
+            <w:gridSpan w:val="94"/>
             <w:tcBorders>
               <w:top w:val="single" w:sz="4" w:space="0" w:color="000000"/>
               <w:left w:val="single" w:sz="12" w:space="0" w:color="000000"/>
@@ -1268,15 +1211,15 @@
             <w:pPr>
               <w:jc w:val="center"/>
               <w:rPr>
-                <w:sz w:val="32"/>
-                <w:szCs w:val="32"/>
-              </w:rPr>
-            </w:pPr>
-            <w:r>
-              <w:rPr>
-                <w:b/>
-                <w:sz w:val="32"/>
-                <w:szCs w:val="32"/>
+                <w:sz w:val="20"/>
+                <w:szCs w:val="20"/>
+              </w:rPr>
+            </w:pPr>
+            <w:r>
+              <w:rPr>
+                <w:b/>
+                <w:sz w:val="20"/>
+                <w:szCs w:val="20"/>
               </w:rPr>
               <w:t>CERTIFICADO DE CONCLUSÃO DA EDUCAÇÃO BÁSICA</w:t>
             </w:r>
@@ -1290,7 +1233,7 @@
         <w:tc>
           <w:tcPr>
             <w:tcW w:w="1433" w:type="dxa"/>
-            <w:gridSpan w:val="9"/>
+            <w:gridSpan w:val="6"/>
             <w:tcBorders>
               <w:top w:val="single" w:sz="8" w:space="0" w:color="000000"/>
               <w:left w:val="single" w:sz="12" w:space="0" w:color="000000"/>
@@ -1319,7 +1262,7 @@
         <w:tc>
           <w:tcPr>
             <w:tcW w:w="5842" w:type="dxa"/>
-            <w:gridSpan w:val="54"/>
+            <w:gridSpan w:val="52"/>
             <w:tcBorders>
               <w:top w:val="single" w:sz="8" w:space="0" w:color="000000"/>
               <w:left w:val="single" w:sz="4" w:space="0" w:color="auto"/>
@@ -1345,7 +1288,27 @@
                 <w:sz w:val="18"/>
                 <w:szCs w:val="18"/>
               </w:rPr>
-              <w:t>{nome_aluno}</w:t>
+              <w:t>{</w:t>
+            </w:r>
+            <w:proofErr w:type="spellStart"/>
+            <w:r>
+              <w:rPr>
+                <w:b/>
+                <w:bCs/>
+                <w:sz w:val="18"/>
+                <w:szCs w:val="18"/>
+              </w:rPr>
+              <w:t>nome_aluno</w:t>
+            </w:r>
+            <w:proofErr w:type="spellEnd"/>
+            <w:r>
+              <w:rPr>
+                <w:b/>
+                <w:bCs/>
+                <w:sz w:val="18"/>
+                <w:szCs w:val="18"/>
+              </w:rPr>
+              <w:t>}</w:t>
             </w:r>
           </w:p>
         </w:tc>
@@ -1419,7 +1382,7 @@
         <w:tc>
           <w:tcPr>
             <w:tcW w:w="414" w:type="dxa"/>
-            <w:gridSpan w:val="3"/>
+            <w:gridSpan w:val="2"/>
             <w:tcBorders>
               <w:top w:val="single" w:sz="4" w:space="0" w:color="auto"/>
               <w:left w:val="single" w:sz="12" w:space="0" w:color="000000"/>
@@ -1448,7 +1411,7 @@
         <w:tc>
           <w:tcPr>
             <w:tcW w:w="1959" w:type="dxa"/>
-            <w:gridSpan w:val="12"/>
+            <w:gridSpan w:val="10"/>
             <w:tcBorders>
               <w:top w:val="single" w:sz="4" w:space="0" w:color="auto"/>
               <w:left w:val="nil"/>
@@ -1511,7 +1474,7 @@
         <w:tc>
           <w:tcPr>
             <w:tcW w:w="1281" w:type="dxa"/>
-            <w:gridSpan w:val="12"/>
+            <w:gridSpan w:val="11"/>
             <w:tcBorders>
               <w:top w:val="single" w:sz="4" w:space="0" w:color="auto"/>
               <w:left w:val="nil"/>
@@ -1545,7 +1508,7 @@
         <w:tc>
           <w:tcPr>
             <w:tcW w:w="855" w:type="dxa"/>
-            <w:gridSpan w:val="10"/>
+            <w:gridSpan w:val="9"/>
             <w:tcBorders>
               <w:top w:val="single" w:sz="4" w:space="0" w:color="auto"/>
               <w:left w:val="single" w:sz="4" w:space="0" w:color="auto"/>
@@ -1610,7 +1573,7 @@
             <w:tcW w:w="1284" w:type="dxa"/>
             <w:gridSpan w:val="18"/>
             <w:tcBorders>
-              <w:top w:val="nil"/>
+              <w:top w:val="single" w:sz="4" w:space="0" w:color="auto"/>
               <w:left w:val="single" w:sz="4" w:space="0" w:color="auto"/>
               <w:bottom w:val="single" w:sz="4" w:space="0" w:color="auto"/>
               <w:right w:val="single" w:sz="4" w:space="0" w:color="auto"/>
@@ -1664,7 +1627,27 @@
                 <w:sz w:val="18"/>
                 <w:szCs w:val="18"/>
               </w:rPr>
-              <w:t>{data_nascimento}</w:t>
+              <w:t>{</w:t>
+            </w:r>
+            <w:proofErr w:type="spellStart"/>
+            <w:r>
+              <w:rPr>
+                <w:b/>
+                <w:bCs/>
+                <w:sz w:val="18"/>
+                <w:szCs w:val="18"/>
+              </w:rPr>
+              <w:t>data_nascimento</w:t>
+            </w:r>
+            <w:proofErr w:type="spellEnd"/>
+            <w:r>
+              <w:rPr>
+                <w:b/>
+                <w:bCs/>
+                <w:sz w:val="18"/>
+                <w:szCs w:val="18"/>
+              </w:rPr>
+              <w:t>}</w:t>
             </w:r>
           </w:p>
         </w:tc>
@@ -1676,7 +1659,7 @@
         <w:tc>
           <w:tcPr>
             <w:tcW w:w="965" w:type="dxa"/>
-            <w:gridSpan w:val="8"/>
+            <w:gridSpan w:val="5"/>
             <w:tcBorders>
               <w:top w:val="single" w:sz="4" w:space="0" w:color="auto"/>
               <w:left w:val="single" w:sz="12" w:space="0" w:color="000000"/>
@@ -1705,7 +1688,7 @@
         <w:tc>
           <w:tcPr>
             <w:tcW w:w="4480" w:type="dxa"/>
-            <w:gridSpan w:val="37"/>
+            <w:gridSpan w:val="36"/>
             <w:tcBorders>
               <w:top w:val="single" w:sz="4" w:space="0" w:color="auto"/>
               <w:left w:val="nil"/>
@@ -1732,14 +1715,34 @@
                 <w:sz w:val="18"/>
                 <w:szCs w:val="18"/>
               </w:rPr>
-              <w:t>{nome_pai}</w:t>
+              <w:t>{</w:t>
+            </w:r>
+            <w:proofErr w:type="spellStart"/>
+            <w:r>
+              <w:rPr>
+                <w:b/>
+                <w:bCs/>
+                <w:sz w:val="18"/>
+                <w:szCs w:val="18"/>
+              </w:rPr>
+              <w:t>nome_pai</w:t>
+            </w:r>
+            <w:proofErr w:type="spellEnd"/>
+            <w:r>
+              <w:rPr>
+                <w:b/>
+                <w:bCs/>
+                <w:sz w:val="18"/>
+                <w:szCs w:val="18"/>
+              </w:rPr>
+              <w:t>}</w:t>
             </w:r>
           </w:p>
         </w:tc>
         <w:tc>
           <w:tcPr>
             <w:tcW w:w="490" w:type="dxa"/>
-            <w:gridSpan w:val="7"/>
+            <w:gridSpan w:val="6"/>
             <w:tcBorders>
               <w:top w:val="single" w:sz="4" w:space="0" w:color="auto"/>
               <w:left w:val="single" w:sz="4" w:space="0" w:color="auto"/>
@@ -1795,7 +1798,27 @@
                 <w:sz w:val="18"/>
                 <w:szCs w:val="18"/>
               </w:rPr>
-              <w:t>{nome_mae}</w:t>
+              <w:t>{</w:t>
+            </w:r>
+            <w:proofErr w:type="spellStart"/>
+            <w:r>
+              <w:rPr>
+                <w:b/>
+                <w:bCs/>
+                <w:sz w:val="18"/>
+                <w:szCs w:val="18"/>
+              </w:rPr>
+              <w:t>nome_mae</w:t>
+            </w:r>
+            <w:proofErr w:type="spellEnd"/>
+            <w:r>
+              <w:rPr>
+                <w:b/>
+                <w:bCs/>
+                <w:sz w:val="18"/>
+                <w:szCs w:val="18"/>
+              </w:rPr>
+              <w:t>}</w:t>
             </w:r>
           </w:p>
         </w:tc>
@@ -1807,9 +1830,9 @@
         <w:tc>
           <w:tcPr>
             <w:tcW w:w="2088" w:type="dxa"/>
-            <w:gridSpan w:val="14"/>
-            <w:tcBorders>
-              <w:top w:val="nil"/>
+            <w:gridSpan w:val="11"/>
+            <w:tcBorders>
+              <w:top w:val="single" w:sz="4" w:space="0" w:color="auto"/>
               <w:left w:val="single" w:sz="12" w:space="0" w:color="000000"/>
               <w:bottom w:val="single" w:sz="4" w:space="0" w:color="auto"/>
               <w:right w:val="single" w:sz="4" w:space="0" w:color="auto"/>
@@ -1841,7 +1864,7 @@
               <w:top w:val="single" w:sz="4" w:space="0" w:color="auto"/>
               <w:left w:val="single" w:sz="4" w:space="0" w:color="auto"/>
               <w:bottom w:val="nil"/>
-              <w:right w:val="nil"/>
+              <w:right w:val="single" w:sz="4" w:space="0" w:color="auto"/>
             </w:tcBorders>
             <w:vAlign w:val="center"/>
           </w:tcPr>
@@ -1863,35 +1886,55 @@
                 <w:sz w:val="18"/>
                 <w:szCs w:val="18"/>
               </w:rPr>
-              <w:t>{rg}</w:t>
-            </w:r>
-          </w:p>
-        </w:tc>
-        <w:tc>
-          <w:tcPr>
-            <w:tcW w:w="1994" w:type="dxa"/>
-            <w:gridSpan w:val="21"/>
-            <w:tcBorders>
-              <w:top w:val="single" w:sz="4" w:space="0" w:color="auto"/>
-              <w:left w:val="nil"/>
-              <w:bottom w:val="nil"/>
-              <w:right w:val="nil"/>
-            </w:tcBorders>
-            <w:vAlign w:val="center"/>
-          </w:tcPr>
-          <w:p>
-            <w:pPr>
-              <w:ind w:left="-57" w:right="-57"/>
-              <w:rPr>
+              <w:t>{</w:t>
+            </w:r>
+            <w:proofErr w:type="spellStart"/>
+            <w:r>
+              <w:rPr>
+                <w:b/>
+                <w:bCs/>
                 <w:sz w:val="18"/>
                 <w:szCs w:val="18"/>
               </w:rPr>
-            </w:pPr>
-            <w:r>
-              <w:rPr>
+              <w:t>rg</w:t>
+            </w:r>
+            <w:proofErr w:type="spellEnd"/>
+            <w:r>
+              <w:rPr>
+                <w:b/>
+                <w:bCs/>
                 <w:sz w:val="18"/>
                 <w:szCs w:val="18"/>
               </w:rPr>
+              <w:t>}</w:t>
+            </w:r>
+          </w:p>
+        </w:tc>
+        <w:tc>
+          <w:tcPr>
+            <w:tcW w:w="1994" w:type="dxa"/>
+            <w:gridSpan w:val="19"/>
+            <w:tcBorders>
+              <w:top w:val="single" w:sz="4" w:space="0" w:color="auto"/>
+              <w:left w:val="single" w:sz="4" w:space="0" w:color="auto"/>
+              <w:bottom w:val="nil"/>
+              <w:right w:val="single" w:sz="4" w:space="0" w:color="auto"/>
+            </w:tcBorders>
+            <w:vAlign w:val="center"/>
+          </w:tcPr>
+          <w:p>
+            <w:pPr>
+              <w:ind w:left="-57" w:right="-57"/>
+              <w:rPr>
+                <w:sz w:val="18"/>
+                <w:szCs w:val="18"/>
+              </w:rPr>
+            </w:pPr>
+            <w:r>
+              <w:rPr>
+                <w:sz w:val="18"/>
+                <w:szCs w:val="18"/>
+              </w:rPr>
               <w:t>Órgão expedidor/estado:</w:t>
             </w:r>
           </w:p>
@@ -1900,40 +1943,6 @@
           <w:tcPr>
             <w:tcW w:w="1340" w:type="dxa"/>
             <w:gridSpan w:val="11"/>
-            <w:tcBorders>
-              <w:top w:val="single" w:sz="4" w:space="0" w:color="auto"/>
-              <w:left w:val="nil"/>
-              <w:bottom w:val="single" w:sz="4" w:space="0" w:color="auto"/>
-              <w:right w:val="single" w:sz="4" w:space="0" w:color="auto"/>
-            </w:tcBorders>
-            <w:vAlign w:val="center"/>
-          </w:tcPr>
-          <w:p>
-            <w:pPr>
-              <w:ind w:left="-57" w:right="-57"/>
-              <w:rPr>
-                <w:b/>
-                <w:bCs/>
-                <w:sz w:val="18"/>
-                <w:szCs w:val="18"/>
-                <w:u w:val="single"/>
-              </w:rPr>
-            </w:pPr>
-            <w:r>
-              <w:rPr>
-                <w:b/>
-                <w:bCs/>
-                <w:sz w:val="18"/>
-                <w:szCs w:val="18"/>
-              </w:rPr>
-              <w:t>{orgao_rg}</w:t>
-            </w:r>
-          </w:p>
-        </w:tc>
-        <w:tc>
-          <w:tcPr>
-            <w:tcW w:w="1235" w:type="dxa"/>
-            <w:gridSpan w:val="16"/>
             <w:tcBorders>
               <w:top w:val="single" w:sz="4" w:space="0" w:color="auto"/>
               <w:left w:val="single" w:sz="4" w:space="0" w:color="auto"/>
@@ -1944,38 +1953,50 @@
           </w:tcPr>
           <w:p>
             <w:pPr>
-              <w:ind w:right="-57"/>
-              <w:rPr>
-                <w:b/>
-                <w:bCs/>
-                <w:sz w:val="16"/>
-                <w:szCs w:val="16"/>
-              </w:rPr>
-            </w:pPr>
-            <w:r>
-              <w:rPr>
-                <w:b/>
-                <w:bCs/>
-                <w:sz w:val="12"/>
-                <w:szCs w:val="12"/>
-              </w:rPr>
-              <w:t xml:space="preserve"> </w:t>
-            </w:r>
-            <w:r>
-              <w:rPr>
-                <w:b/>
-                <w:bCs/>
-                <w:sz w:val="16"/>
-                <w:szCs w:val="16"/>
-              </w:rPr>
-              <w:t>{status_curso}</w:t>
-            </w:r>
-          </w:p>
-        </w:tc>
-        <w:tc>
-          <w:tcPr>
-            <w:tcW w:w="2513" w:type="dxa"/>
-            <w:gridSpan w:val="20"/>
+              <w:ind w:left="-57" w:right="-57"/>
+              <w:rPr>
+                <w:b/>
+                <w:bCs/>
+                <w:sz w:val="18"/>
+                <w:szCs w:val="18"/>
+                <w:u w:val="single"/>
+              </w:rPr>
+            </w:pPr>
+            <w:r>
+              <w:rPr>
+                <w:b/>
+                <w:bCs/>
+                <w:sz w:val="18"/>
+                <w:szCs w:val="18"/>
+              </w:rPr>
+              <w:t>{</w:t>
+            </w:r>
+            <w:proofErr w:type="spellStart"/>
+            <w:r>
+              <w:rPr>
+                <w:b/>
+                <w:bCs/>
+                <w:sz w:val="18"/>
+                <w:szCs w:val="18"/>
+              </w:rPr>
+              <w:t>orgao_rg</w:t>
+            </w:r>
+            <w:proofErr w:type="spellEnd"/>
+            <w:r>
+              <w:rPr>
+                <w:b/>
+                <w:bCs/>
+                <w:sz w:val="18"/>
+                <w:szCs w:val="18"/>
+              </w:rPr>
+              <w:t>}</w:t>
+            </w:r>
+          </w:p>
+        </w:tc>
+        <w:tc>
+          <w:tcPr>
+            <w:tcW w:w="1235" w:type="dxa"/>
+            <w:gridSpan w:val="16"/>
             <w:tcBorders>
               <w:top w:val="single" w:sz="4" w:space="0" w:color="auto"/>
               <w:left w:val="single" w:sz="4" w:space="0" w:color="auto"/>
@@ -1990,6 +2011,68 @@
               <w:rPr>
                 <w:b/>
                 <w:bCs/>
+                <w:sz w:val="16"/>
+                <w:szCs w:val="16"/>
+              </w:rPr>
+            </w:pPr>
+            <w:r>
+              <w:rPr>
+                <w:b/>
+                <w:bCs/>
+                <w:sz w:val="12"/>
+                <w:szCs w:val="12"/>
+              </w:rPr>
+              <w:t xml:space="preserve"> </w:t>
+            </w:r>
+            <w:r>
+              <w:rPr>
+                <w:b/>
+                <w:bCs/>
+                <w:sz w:val="16"/>
+                <w:szCs w:val="16"/>
+              </w:rPr>
+              <w:t>{</w:t>
+            </w:r>
+            <w:proofErr w:type="spellStart"/>
+            <w:r>
+              <w:rPr>
+                <w:b/>
+                <w:bCs/>
+                <w:sz w:val="16"/>
+                <w:szCs w:val="16"/>
+              </w:rPr>
+              <w:t>status_curso</w:t>
+            </w:r>
+            <w:proofErr w:type="spellEnd"/>
+            <w:r>
+              <w:rPr>
+                <w:b/>
+                <w:bCs/>
+                <w:sz w:val="16"/>
+                <w:szCs w:val="16"/>
+              </w:rPr>
+              <w:t>}</w:t>
+            </w:r>
+          </w:p>
+        </w:tc>
+        <w:tc>
+          <w:tcPr>
+            <w:tcW w:w="2513" w:type="dxa"/>
+            <w:gridSpan w:val="20"/>
+            <w:tcBorders>
+              <w:top w:val="single" w:sz="4" w:space="0" w:color="auto"/>
+              <w:left w:val="single" w:sz="4" w:space="0" w:color="auto"/>
+              <w:bottom w:val="single" w:sz="4" w:space="0" w:color="auto"/>
+              <w:right w:val="single" w:sz="12" w:space="0" w:color="auto"/>
+            </w:tcBorders>
+            <w:vAlign w:val="center"/>
+          </w:tcPr>
+          <w:p>
+            <w:pPr>
+              <w:ind w:right="-57"/>
+              <w:rPr>
+                <w:b/>
+                <w:bCs/>
                 <w:sz w:val="18"/>
                 <w:szCs w:val="18"/>
                 <w:u w:val="single"/>
@@ -2002,7 +2085,27 @@
                 <w:sz w:val="18"/>
                 <w:szCs w:val="18"/>
               </w:rPr>
-              <w:t>{ano_curso}</w:t>
+              <w:t>{</w:t>
+            </w:r>
+            <w:proofErr w:type="spellStart"/>
+            <w:r>
+              <w:rPr>
+                <w:b/>
+                <w:bCs/>
+                <w:sz w:val="18"/>
+                <w:szCs w:val="18"/>
+              </w:rPr>
+              <w:t>ano_curso</w:t>
+            </w:r>
+            <w:proofErr w:type="spellEnd"/>
+            <w:r>
+              <w:rPr>
+                <w:b/>
+                <w:bCs/>
+                <w:sz w:val="18"/>
+                <w:szCs w:val="18"/>
+              </w:rPr>
+              <w:t>}</w:t>
             </w:r>
           </w:p>
         </w:tc>
@@ -2013,70 +2116,23 @@
         </w:trPr>
         <w:tc>
           <w:tcPr>
-            <w:tcW w:w="3092" w:type="dxa"/>
-            <w:gridSpan w:val="24"/>
+            <w:tcW w:w="11023" w:type="dxa"/>
+            <w:gridSpan w:val="94"/>
             <w:tcBorders>
               <w:top w:val="single" w:sz="4" w:space="0" w:color="auto"/>
               <w:left w:val="single" w:sz="12" w:space="0" w:color="000000"/>
-              <w:bottom w:val="nil"/>
-              <w:right w:val="single" w:sz="4" w:space="0" w:color="auto"/>
-            </w:tcBorders>
-            <w:vAlign w:val="center"/>
-          </w:tcPr>
-          <w:p>
-            <w:pPr>
-              <w:ind w:right="-57"/>
+              <w:bottom w:val="single" w:sz="4" w:space="0" w:color="auto"/>
+              <w:right w:val="single" w:sz="12" w:space="0" w:color="auto"/>
+            </w:tcBorders>
+            <w:vAlign w:val="center"/>
+          </w:tcPr>
+          <w:p>
+            <w:pPr>
+              <w:ind w:left="-57" w:right="-57"/>
               <w:rPr>
                 <w:b/>
                 <w:sz w:val="18"/>
                 <w:szCs w:val="18"/>
-                <w:u w:val="single"/>
-              </w:rPr>
-            </w:pPr>
-          </w:p>
-        </w:tc>
-        <w:tc>
-          <w:tcPr>
-            <w:tcW w:w="899" w:type="dxa"/>
-            <w:gridSpan w:val="8"/>
-            <w:tcBorders>
-              <w:top w:val="single" w:sz="4" w:space="0" w:color="auto"/>
-              <w:left w:val="single" w:sz="4" w:space="0" w:color="auto"/>
-              <w:bottom w:val="single" w:sz="4" w:space="0" w:color="auto"/>
-              <w:right w:val="nil"/>
-            </w:tcBorders>
-            <w:vAlign w:val="center"/>
-          </w:tcPr>
-          <w:p>
-            <w:pPr>
-              <w:ind w:right="-57"/>
-              <w:rPr>
-                <w:sz w:val="18"/>
-                <w:szCs w:val="18"/>
-              </w:rPr>
-            </w:pPr>
-          </w:p>
-        </w:tc>
-        <w:tc>
-          <w:tcPr>
-            <w:tcW w:w="1664" w:type="dxa"/>
-            <w:gridSpan w:val="15"/>
-            <w:tcBorders>
-              <w:top w:val="nil"/>
-              <w:left w:val="nil"/>
-              <w:bottom w:val="nil"/>
-              <w:right w:val="single" w:sz="4" w:space="0" w:color="auto"/>
-            </w:tcBorders>
-            <w:vAlign w:val="center"/>
-          </w:tcPr>
-          <w:p>
-            <w:pPr>
-              <w:ind w:left="-57" w:right="-57"/>
-              <w:rPr>
-                <w:b/>
-                <w:sz w:val="18"/>
-                <w:szCs w:val="18"/>
-                <w:u w:val="single"/>
               </w:rPr>
             </w:pPr>
             <w:r>
@@ -2084,38 +2140,16 @@
                 <w:b/>
                 <w:sz w:val="14"/>
                 <w:szCs w:val="14"/>
-                <w:u w:val="single"/>
+              </w:rPr>
+              <w:t xml:space="preserve">                                                                                                                                         </w:t>
+            </w:r>
+            <w:r>
+              <w:rPr>
+                <w:b/>
+                <w:sz w:val="14"/>
+                <w:szCs w:val="14"/>
               </w:rPr>
               <w:t>ENSINO FUNDAMENTAL</w:t>
-            </w:r>
-          </w:p>
-        </w:tc>
-        <w:tc>
-          <w:tcPr>
-            <w:tcW w:w="5368" w:type="dxa"/>
-            <w:gridSpan w:val="52"/>
-            <w:tcBorders>
-              <w:top w:val="nil"/>
-              <w:left w:val="single" w:sz="4" w:space="0" w:color="auto"/>
-              <w:bottom w:val="single" w:sz="4" w:space="0" w:color="auto"/>
-              <w:right w:val="single" w:sz="4" w:space="0" w:color="auto"/>
-            </w:tcBorders>
-            <w:vAlign w:val="center"/>
-          </w:tcPr>
-          <w:p>
-            <w:pPr>
-              <w:ind w:right="-57"/>
-              <w:rPr>
-                <w:sz w:val="18"/>
-                <w:szCs w:val="18"/>
-              </w:rPr>
-            </w:pPr>
-            <w:r>
-              <w:rPr>
-                <w:sz w:val="18"/>
-                <w:szCs w:val="18"/>
-              </w:rPr>
-              <w:t>--------------------------------------------------------------------------------------------</w:t>
             </w:r>
           </w:p>
         </w:tc>
@@ -2128,7 +2162,7 @@
         <w:tc>
           <w:tcPr>
             <w:tcW w:w="11023" w:type="dxa"/>
-            <w:gridSpan w:val="99"/>
+            <w:gridSpan w:val="94"/>
             <w:tcBorders>
               <w:top w:val="nil"/>
               <w:left w:val="single" w:sz="12" w:space="0" w:color="000000"/>
@@ -2157,72 +2191,85 @@
                 <w:sz w:val="14"/>
                 <w:szCs w:val="14"/>
               </w:rPr>
-              <w:t>{fundamentacao_legal}</w:t>
+              <w:t>{</w:t>
+            </w:r>
+            <w:proofErr w:type="spellStart"/>
+            <w:r>
+              <w:rPr>
+                <w:rFonts w:asciiTheme="minorHAnsi" w:hAnsiTheme="minorHAnsi" w:cstheme="minorHAnsi"/>
+                <w:b/>
+                <w:w w:val="105"/>
+                <w:sz w:val="14"/>
+                <w:szCs w:val="14"/>
+              </w:rPr>
+              <w:t>fundamentacao_legal</w:t>
+            </w:r>
+            <w:proofErr w:type="spellEnd"/>
+            <w:r>
+              <w:rPr>
+                <w:rFonts w:asciiTheme="minorHAnsi" w:hAnsiTheme="minorHAnsi" w:cstheme="minorHAnsi"/>
+                <w:b/>
+                <w:w w:val="105"/>
+                <w:sz w:val="14"/>
+                <w:szCs w:val="14"/>
+              </w:rPr>
+              <w:t>}</w:t>
             </w:r>
           </w:p>
           <w:p>
             <w:pPr>
               <w:ind w:left="-57" w:right="-57"/>
               <w:jc w:val="center"/>
-              <w:rPr>
-                <w:b/>
-                <w:sz w:val="18"/>
-                <w:szCs w:val="18"/>
-              </w:rPr>
-            </w:pPr>
-            <w:r>
               <w:rPr>
                 <w:b/>
                 <w:i/>
                 <w:sz w:val="18"/>
                 <w:szCs w:val="18"/>
-                <w:u w:val="single"/>
-              </w:rPr>
-              <w:t>PONTO DOS VOLANTES</w:t>
-            </w:r>
-            <w:r>
+              </w:rPr>
+            </w:pPr>
+          </w:p>
+          <w:p>
+            <w:pPr>
+              <w:ind w:left="-57" w:right="-57"/>
+              <w:jc w:val="center"/>
               <w:rPr>
                 <w:b/>
                 <w:i/>
                 <w:sz w:val="18"/>
                 <w:szCs w:val="18"/>
-                <w:u w:val="single"/>
-              </w:rPr>
-              <w:t>-</w:t>
-            </w:r>
-            <w:r>
+              </w:rPr>
+            </w:pPr>
+          </w:p>
+          <w:p>
+            <w:pPr>
+              <w:ind w:left="-57" w:right="-57"/>
+              <w:jc w:val="center"/>
               <w:rPr>
                 <w:b/>
                 <w:i/>
                 <w:sz w:val="18"/>
                 <w:szCs w:val="18"/>
-                <w:u w:val="single"/>
-              </w:rPr>
-              <w:t>MG</w:t>
-            </w:r>
+              </w:rPr>
+            </w:pPr>
+          </w:p>
+          <w:p>
+            <w:pPr>
+              <w:ind w:left="-57" w:right="-57"/>
+              <w:jc w:val="center"/>
+              <w:rPr>
+                <w:b/>
+                <w:sz w:val="18"/>
+                <w:szCs w:val="18"/>
+              </w:rPr>
+            </w:pPr>
             <w:r>
               <w:rPr>
                 <w:b/>
                 <w:i/>
                 <w:sz w:val="18"/>
                 <w:szCs w:val="18"/>
-                <w:u w:val="single"/>
-              </w:rPr>
-              <w:t xml:space="preserve">, </w:t>
-            </w:r>
-            <w:r>
-              <w:rPr>
-                <w:b/>
-                <w:sz w:val="18"/>
-                <w:szCs w:val="18"/>
-              </w:rPr>
-              <w:t>{data_extenso</w:t>
-            </w:r>
-            <w:r>
-              <w:rPr>
-                <w:b/>
-              </w:rPr>
-              <w:t>}</w:t>
+              </w:rPr>
+              <w:t>PONTO DOS VOLANTES</w:t>
             </w:r>
             <w:r>
               <w:rPr>
@@ -2230,7 +2277,48 @@
                 <w:i/>
                 <w:sz w:val="18"/>
                 <w:szCs w:val="18"/>
-                <w:u w:val="single"/>
+              </w:rPr>
+              <w:t>-</w:t>
+            </w:r>
+            <w:r>
+              <w:rPr>
+                <w:b/>
+                <w:i/>
+                <w:sz w:val="18"/>
+                <w:szCs w:val="18"/>
+              </w:rPr>
+              <w:t xml:space="preserve">MG, </w:t>
+            </w:r>
+            <w:r>
+              <w:rPr>
+                <w:b/>
+                <w:sz w:val="18"/>
+                <w:szCs w:val="18"/>
+              </w:rPr>
+              <w:t>{</w:t>
+            </w:r>
+            <w:proofErr w:type="spellStart"/>
+            <w:r>
+              <w:rPr>
+                <w:b/>
+                <w:sz w:val="18"/>
+                <w:szCs w:val="18"/>
+              </w:rPr>
+              <w:t>data_extenso</w:t>
+            </w:r>
+            <w:proofErr w:type="spellEnd"/>
+            <w:r>
+              <w:rPr>
+                <w:b/>
+              </w:rPr>
+              <w:t>}</w:t>
+            </w:r>
+            <w:r>
+              <w:rPr>
+                <w:b/>
+                <w:i/>
+                <w:sz w:val="18"/>
+                <w:szCs w:val="18"/>
               </w:rPr>
               <w:t>.</w:t>
             </w:r>
@@ -2245,7 +2333,7 @@
         <w:tc>
           <w:tcPr>
             <w:tcW w:w="11023" w:type="dxa"/>
-            <w:gridSpan w:val="99"/>
+            <w:gridSpan w:val="94"/>
             <w:tcBorders>
               <w:top w:val="nil"/>
               <w:left w:val="single" w:sz="12" w:space="0" w:color="000000"/>
@@ -2280,53 +2368,108 @@
         <w:tc>
           <w:tcPr>
             <w:tcW w:w="3608" w:type="dxa"/>
-            <w:gridSpan w:val="27"/>
+            <w:gridSpan w:val="24"/>
             <w:tcBorders>
               <w:top w:val="nil"/>
               <w:left w:val="single" w:sz="12" w:space="0" w:color="000000"/>
               <w:bottom w:val="single" w:sz="8" w:space="0" w:color="000000"/>
-              <w:right w:val="single" w:sz="4" w:space="0" w:color="auto"/>
-            </w:tcBorders>
-            <w:vAlign w:val="center"/>
-          </w:tcPr>
-          <w:p>
-            <w:pPr>
-              <w:jc w:val="center"/>
+              <w:right w:val="single" w:sz="4" w:space="0" w:color="FFFFFF" w:themeColor="background1"/>
+            </w:tcBorders>
+            <w:vAlign w:val="center"/>
+          </w:tcPr>
+          <w:p>
+            <w:pPr>
               <w:rPr>
                 <w:sz w:val="16"/>
                 <w:szCs w:val="16"/>
               </w:rPr>
             </w:pPr>
-            <w:r>
+          </w:p>
+          <w:p>
+            <w:pPr>
               <w:rPr>
                 <w:sz w:val="16"/>
                 <w:szCs w:val="16"/>
               </w:rPr>
-              <w:t>..................................................</w:t>
-            </w:r>
-            <w:r>
-              <w:rPr>
+            </w:pPr>
+            <w:r>
+              <w:rPr>
+                <w:noProof/>
                 <w:sz w:val="16"/>
                 <w:szCs w:val="16"/>
               </w:rPr>
-              <w:t>.......</w:t>
-            </w:r>
-            <w:r>
+              <mc:AlternateContent>
+                <mc:Choice Requires="wps">
+                  <w:drawing>
+                    <wp:anchor distT="0" distB="0" distL="114300" distR="114300" simplePos="0" relativeHeight="252154880" behindDoc="0" locked="0" layoutInCell="1" allowOverlap="1" wp14:anchorId="1A729669" wp14:editId="1DC8D8E0">
+                      <wp:simplePos x="0" y="0"/>
+                      <wp:positionH relativeFrom="column">
+                        <wp:posOffset>80167</wp:posOffset>
+                      </wp:positionH>
+                      <wp:positionV relativeFrom="paragraph">
+                        <wp:posOffset>123281</wp:posOffset>
+                      </wp:positionV>
+                      <wp:extent cx="1832758" cy="7917"/>
+                      <wp:effectExtent l="0" t="0" r="34290" b="30480"/>
+                      <wp:wrapNone/>
+                      <wp:docPr id="5" name="Conector reto 5"/>
+                      <wp:cNvGraphicFramePr/>
+                      <a:graphic xmlns:a="http://schemas.openxmlformats.org/drawingml/2006/main">
+                        <a:graphicData uri="http://schemas.microsoft.com/office/word/2010/wordprocessingShape">
+                          <wps:wsp>
+                            <wps:cNvCnPr/>
+                            <wps:spPr>
+                              <a:xfrm flipV="1">
+                                <a:off x="0" y="0"/>
+                                <a:ext cx="1832758" cy="7917"/>
+                              </a:xfrm>
+                              <a:prstGeom prst="line">
+                                <a:avLst/>
+                              </a:prstGeom>
+                            </wps:spPr>
+                            <wps:style>
+                              <a:lnRef idx="1">
+                                <a:schemeClr val="dk1"/>
+                              </a:lnRef>
+                              <a:fillRef idx="0">
+                                <a:schemeClr val="dk1"/>
+                              </a:fillRef>
+                              <a:effectRef idx="0">
+                                <a:schemeClr val="dk1"/>
+                              </a:effectRef>
+                              <a:fontRef idx="minor">
+                                <a:schemeClr val="tx1"/>
+                              </a:fontRef>
+                            </wps:style>
+                            <wps:bodyPr/>
+                          </wps:wsp>
+                        </a:graphicData>
+                      </a:graphic>
+                    </wp:anchor>
+                  </w:drawing>
+                </mc:Choice>
+                <mc:Fallback>
+                  <w:pict>
+                    <v:line w14:anchorId="00FB546C" id="Conector reto 5" o:spid="_x0000_s1026" style="position:absolute;flip:y;z-index:252154880;visibility:visible;mso-wrap-style:square;mso-wrap-distance-left:9pt;mso-wrap-distance-top:0;mso-wrap-distance-right:9pt;mso-wrap-distance-bottom:0;mso-position-horizontal:absolute;mso-position-horizontal-relative:text;mso-position-vertical:absolute;mso-position-vertical-relative:text" from="6.3pt,9.7pt" to="150.6pt,10.3pt" o:gfxdata="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" strokecolor="black [3040]"/>
+                  </w:pict>
+                </mc:Fallback>
+              </mc:AlternateContent>
+            </w:r>
+          </w:p>
+          <w:p>
+            <w:pPr>
               <w:rPr>
                 <w:sz w:val="16"/>
                 <w:szCs w:val="16"/>
               </w:rPr>
-              <w:t>..........</w:t>
-            </w:r>
-          </w:p>
-          <w:p>
-            <w:pPr>
-              <w:jc w:val="center"/>
+            </w:pPr>
+            <w:r>
               <w:rPr>
                 <w:sz w:val="16"/>
                 <w:szCs w:val="16"/>
               </w:rPr>
-            </w:pPr>
+              <w:t xml:space="preserve">    </w:t>
+            </w:r>
             <w:r>
               <w:rPr>
                 <w:sz w:val="16"/>
@@ -2344,34 +2487,16 @@
               </w:rPr>
             </w:pPr>
           </w:p>
-          <w:p>
-            <w:pPr>
-              <w:jc w:val="center"/>
-              <w:rPr>
-                <w:sz w:val="12"/>
-                <w:szCs w:val="12"/>
-              </w:rPr>
-            </w:pPr>
-          </w:p>
-          <w:p>
-            <w:pPr>
-              <w:jc w:val="center"/>
-              <w:rPr>
-                <w:sz w:val="12"/>
-                <w:szCs w:val="12"/>
-              </w:rPr>
-            </w:pPr>
-          </w:p>
         </w:tc>
         <w:tc>
           <w:tcPr>
             <w:tcW w:w="3655" w:type="dxa"/>
-            <w:gridSpan w:val="35"/>
+            <w:gridSpan w:val="33"/>
             <w:tcBorders>
               <w:top w:val="nil"/>
-              <w:left w:val="single" w:sz="4" w:space="0" w:color="auto"/>
+              <w:left w:val="single" w:sz="4" w:space="0" w:color="FFFFFF" w:themeColor="background1"/>
               <w:bottom w:val="single" w:sz="8" w:space="0" w:color="000000"/>
-              <w:right w:val="single" w:sz="4" w:space="0" w:color="auto"/>
+              <w:right w:val="single" w:sz="4" w:space="0" w:color="FFFFFF" w:themeColor="background1"/>
             </w:tcBorders>
             <w:vAlign w:val="center"/>
           </w:tcPr>
@@ -2391,7 +2516,7 @@
             <w:gridSpan w:val="37"/>
             <w:tcBorders>
               <w:top w:val="nil"/>
-              <w:left w:val="single" w:sz="4" w:space="0" w:color="auto"/>
+              <w:left w:val="single" w:sz="4" w:space="0" w:color="FFFFFF" w:themeColor="background1"/>
               <w:bottom w:val="single" w:sz="8" w:space="0" w:color="000000"/>
               <w:right w:val="single" w:sz="12" w:space="0" w:color="000000"/>
             </w:tcBorders>
@@ -2399,7 +2524,6 @@
           </w:tcPr>
           <w:p>
             <w:pPr>
-              <w:jc w:val="center"/>
               <w:rPr>
                 <w:sz w:val="16"/>
                 <w:szCs w:val="16"/>
@@ -2407,68 +2531,95 @@
             </w:pPr>
             <w:r>
               <w:rPr>
+                <w:noProof/>
                 <w:sz w:val="16"/>
                 <w:szCs w:val="16"/>
               </w:rPr>
-              <w:t>.................................</w:t>
-            </w:r>
-            <w:r>
+              <mc:AlternateContent>
+                <mc:Choice Requires="wps">
+                  <w:drawing>
+                    <wp:anchor distT="0" distB="0" distL="114300" distR="114300" simplePos="0" relativeHeight="252155904" behindDoc="0" locked="0" layoutInCell="1" allowOverlap="1" wp14:anchorId="74BB57DA" wp14:editId="7A915039">
+                      <wp:simplePos x="0" y="0"/>
+                      <wp:positionH relativeFrom="column">
+                        <wp:posOffset>286385</wp:posOffset>
+                      </wp:positionH>
+                      <wp:positionV relativeFrom="paragraph">
+                        <wp:posOffset>111760</wp:posOffset>
+                      </wp:positionV>
+                      <wp:extent cx="1701800" cy="7620"/>
+                      <wp:effectExtent l="0" t="0" r="31750" b="30480"/>
+                      <wp:wrapNone/>
+                      <wp:docPr id="10" name="Conector reto 10"/>
+                      <wp:cNvGraphicFramePr/>
+                      <a:graphic xmlns:a="http://schemas.openxmlformats.org/drawingml/2006/main">
+                        <a:graphicData uri="http://schemas.microsoft.com/office/word/2010/wordprocessingShape">
+                          <wps:wsp>
+                            <wps:cNvCnPr/>
+                            <wps:spPr>
+                              <a:xfrm flipV="1">
+                                <a:off x="0" y="0"/>
+                                <a:ext cx="1701800" cy="7620"/>
+                              </a:xfrm>
+                              <a:prstGeom prst="line">
+                                <a:avLst/>
+                              </a:prstGeom>
+                            </wps:spPr>
+                            <wps:style>
+                              <a:lnRef idx="1">
+                                <a:schemeClr val="dk1"/>
+                              </a:lnRef>
+                              <a:fillRef idx="0">
+                                <a:schemeClr val="dk1"/>
+                              </a:fillRef>
+                              <a:effectRef idx="0">
+                                <a:schemeClr val="dk1"/>
+                              </a:effectRef>
+                              <a:fontRef idx="minor">
+                                <a:schemeClr val="tx1"/>
+                              </a:fontRef>
+                            </wps:style>
+                            <wps:bodyPr/>
+                          </wps:wsp>
+                        </a:graphicData>
+                      </a:graphic>
+                      <wp14:sizeRelH relativeFrom="margin">
+                        <wp14:pctWidth>0</wp14:pctWidth>
+                      </wp14:sizeRelH>
+                      <wp14:sizeRelV relativeFrom="margin">
+                        <wp14:pctHeight>0</wp14:pctHeight>
+                      </wp14:sizeRelV>
+                    </wp:anchor>
+                  </w:drawing>
+                </mc:Choice>
+                <mc:Fallback>
+                  <w:pict>
+                    <v:line w14:anchorId="565B5801" id="Conector reto 10" o:spid="_x0000_s1026" style="position:absolute;flip:y;z-index:252155904;visibility:visible;mso-wrap-style:square;mso-width-percent:0;mso-height-percent:0;mso-wrap-distance-left:9pt;mso-wrap-distance-top:0;mso-wrap-distance-right:9pt;mso-wrap-distance-bottom:0;mso-position-horizontal:absolute;mso-position-horizontal-relative:text;mso-position-vertical:absolute;mso-position-vertical-relative:text;mso-width-percent:0;mso-height-percent:0;mso-width-relative:margin;mso-height-relative:margin" from="22.55pt,8.8pt" to="156.55pt,9.4pt" o:gfxdata="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" strokecolor="black [3040]"/>
+                  </w:pict>
+                </mc:Fallback>
+              </mc:AlternateContent>
+            </w:r>
+          </w:p>
+          <w:p>
+            <w:pPr>
               <w:rPr>
                 <w:sz w:val="16"/>
                 <w:szCs w:val="16"/>
               </w:rPr>
-              <w:t>.......</w:t>
-            </w:r>
+            </w:pPr>
             <w:r>
               <w:rPr>
                 <w:sz w:val="16"/>
                 <w:szCs w:val="16"/>
               </w:rPr>
-              <w:t>...........................</w:t>
-            </w:r>
-          </w:p>
-          <w:p>
-            <w:pPr>
-              <w:jc w:val="center"/>
+              <w:t xml:space="preserve">             </w:t>
+            </w:r>
+            <w:r>
               <w:rPr>
                 <w:sz w:val="16"/>
                 <w:szCs w:val="16"/>
               </w:rPr>
-            </w:pPr>
-            <w:r>
-              <w:rPr>
-                <w:sz w:val="16"/>
-                <w:szCs w:val="16"/>
-              </w:rPr>
               <w:t>Assinatura do(a) Diretor(a) nº reg. ou aut.</w:t>
             </w:r>
-          </w:p>
-          <w:p>
-            <w:pPr>
-              <w:jc w:val="center"/>
-              <w:rPr>
-                <w:sz w:val="12"/>
-                <w:szCs w:val="12"/>
-              </w:rPr>
-            </w:pPr>
-          </w:p>
-          <w:p>
-            <w:pPr>
-              <w:jc w:val="center"/>
-              <w:rPr>
-                <w:sz w:val="12"/>
-                <w:szCs w:val="12"/>
-              </w:rPr>
-            </w:pPr>
-          </w:p>
-          <w:p>
-            <w:pPr>
-              <w:jc w:val="center"/>
-              <w:rPr>
-                <w:sz w:val="12"/>
-                <w:szCs w:val="12"/>
-              </w:rPr>
-            </w:pPr>
           </w:p>
         </w:tc>
       </w:tr>
@@ -2479,7 +2630,7 @@
         <w:tc>
           <w:tcPr>
             <w:tcW w:w="11023" w:type="dxa"/>
-            <w:gridSpan w:val="99"/>
+            <w:gridSpan w:val="94"/>
             <w:tcBorders>
               <w:top w:val="single" w:sz="8" w:space="0" w:color="000000"/>
               <w:left w:val="single" w:sz="12" w:space="0" w:color="000000"/>
@@ -2584,7 +2735,7 @@
         <w:tc>
           <w:tcPr>
             <w:tcW w:w="1835" w:type="dxa"/>
-            <w:gridSpan w:val="11"/>
+            <w:gridSpan w:val="8"/>
             <w:tcBorders>
               <w:top w:val="single" w:sz="4" w:space="0" w:color="auto"/>
               <w:left w:val="single" w:sz="12" w:space="0" w:color="000000"/>
@@ -2613,7 +2764,7 @@
         <w:tc>
           <w:tcPr>
             <w:tcW w:w="5851" w:type="dxa"/>
-            <w:gridSpan w:val="56"/>
+            <w:gridSpan w:val="54"/>
             <w:tcBorders>
               <w:top w:val="single" w:sz="4" w:space="0" w:color="auto"/>
               <w:left w:val="single" w:sz="4" w:space="0" w:color="auto"/>
@@ -2683,7 +2834,7 @@
               <w:top w:val="single" w:sz="4" w:space="0" w:color="auto"/>
               <w:left w:val="single" w:sz="4" w:space="0" w:color="auto"/>
               <w:bottom w:val="nil"/>
-              <w:right w:val="single" w:sz="4" w:space="0" w:color="auto"/>
+              <w:right w:val="single" w:sz="12" w:space="0" w:color="auto"/>
             </w:tcBorders>
             <w:shd w:val="clear" w:color="auto" w:fill="auto"/>
             <w:vAlign w:val="center"/>
@@ -2718,7 +2869,7 @@
         <w:tc>
           <w:tcPr>
             <w:tcW w:w="831" w:type="dxa"/>
-            <w:gridSpan w:val="7"/>
+            <w:gridSpan w:val="4"/>
             <w:tcBorders>
               <w:top w:val="single" w:sz="4" w:space="0" w:color="auto"/>
               <w:left w:val="single" w:sz="12" w:space="0" w:color="000000"/>
@@ -2782,7 +2933,7 @@
         <w:tc>
           <w:tcPr>
             <w:tcW w:w="2258" w:type="dxa"/>
-            <w:gridSpan w:val="19"/>
+            <w:gridSpan w:val="18"/>
             <w:tcBorders>
               <w:top w:val="single" w:sz="4" w:space="0" w:color="auto"/>
               <w:left w:val="single" w:sz="4" w:space="0" w:color="auto"/>
@@ -2813,7 +2964,7 @@
         <w:tc>
           <w:tcPr>
             <w:tcW w:w="1074" w:type="dxa"/>
-            <w:gridSpan w:val="12"/>
+            <w:gridSpan w:val="11"/>
             <w:tcBorders>
               <w:top w:val="single" w:sz="4" w:space="0" w:color="auto"/>
               <w:left w:val="nil"/>
@@ -2948,7 +3099,7 @@
               <w:top w:val="single" w:sz="4" w:space="0" w:color="auto"/>
               <w:left w:val="single" w:sz="4" w:space="0" w:color="auto"/>
               <w:bottom w:val="single" w:sz="4" w:space="0" w:color="000000"/>
-              <w:right w:val="single" w:sz="4" w:space="0" w:color="auto"/>
+              <w:right w:val="single" w:sz="12" w:space="0" w:color="auto"/>
             </w:tcBorders>
             <w:shd w:val="clear" w:color="auto" w:fill="auto"/>
             <w:vAlign w:val="center"/>
@@ -2983,7 +3134,6 @@
         <w:tc>
           <w:tcPr>
             <w:tcW w:w="366" w:type="dxa"/>
-            <w:gridSpan w:val="2"/>
             <w:vMerge w:val="restart"/>
             <w:tcBorders>
               <w:top w:val="single" w:sz="4" w:space="0" w:color="000000"/>
@@ -3016,7 +3166,7 @@
         <w:tc>
           <w:tcPr>
             <w:tcW w:w="348" w:type="dxa"/>
-            <w:gridSpan w:val="3"/>
+            <w:gridSpan w:val="2"/>
             <w:vMerge w:val="restart"/>
             <w:tcBorders>
               <w:top w:val="single" w:sz="4" w:space="0" w:color="000000"/>
@@ -3040,7 +3190,7 @@
         <w:tc>
           <w:tcPr>
             <w:tcW w:w="1363" w:type="dxa"/>
-            <w:gridSpan w:val="8"/>
+            <w:gridSpan w:val="7"/>
             <w:vMerge w:val="restart"/>
             <w:tcBorders>
               <w:top w:val="single" w:sz="4" w:space="0" w:color="000000"/>
@@ -3092,7 +3242,7 @@
         <w:tc>
           <w:tcPr>
             <w:tcW w:w="3632" w:type="dxa"/>
-            <w:gridSpan w:val="34"/>
+            <w:gridSpan w:val="32"/>
             <w:tcBorders>
               <w:top w:val="single" w:sz="4" w:space="0" w:color="000000"/>
               <w:left w:val="single" w:sz="4" w:space="0" w:color="auto"/>
@@ -3293,7 +3443,7 @@
             <w:tcBorders>
               <w:top w:val="single" w:sz="4" w:space="0" w:color="000000"/>
               <w:left w:val="single" w:sz="4" w:space="0" w:color="auto"/>
-              <w:right w:val="single" w:sz="4" w:space="0" w:color="auto"/>
+              <w:right w:val="single" w:sz="12" w:space="0" w:color="auto"/>
             </w:tcBorders>
             <w:textDirection w:val="btLr"/>
             <w:vAlign w:val="center"/>
@@ -3325,7 +3475,6 @@
         <w:tc>
           <w:tcPr>
             <w:tcW w:w="366" w:type="dxa"/>
-            <w:gridSpan w:val="2"/>
             <w:vMerge/>
             <w:tcBorders>
               <w:top w:val="single" w:sz="4" w:space="0" w:color="000000"/>
@@ -3355,7 +3504,7 @@
         <w:tc>
           <w:tcPr>
             <w:tcW w:w="348" w:type="dxa"/>
-            <w:gridSpan w:val="3"/>
+            <w:gridSpan w:val="2"/>
             <w:vMerge/>
             <w:tcBorders>
               <w:top w:val="single" w:sz="4" w:space="0" w:color="000000"/>
@@ -3387,7 +3536,7 @@
         <w:tc>
           <w:tcPr>
             <w:tcW w:w="1363" w:type="dxa"/>
-            <w:gridSpan w:val="8"/>
+            <w:gridSpan w:val="7"/>
             <w:vMerge/>
             <w:tcBorders>
               <w:top w:val="single" w:sz="4" w:space="0" w:color="000000"/>
@@ -3546,7 +3695,7 @@
         <w:tc>
           <w:tcPr>
             <w:tcW w:w="1017" w:type="dxa"/>
-            <w:gridSpan w:val="10"/>
+            <w:gridSpan w:val="9"/>
             <w:vMerge w:val="restart"/>
             <w:tcBorders>
               <w:left w:val="single" w:sz="4" w:space="0" w:color="000000"/>
@@ -3576,7 +3725,7 @@
         <w:tc>
           <w:tcPr>
             <w:tcW w:w="1347" w:type="dxa"/>
-            <w:gridSpan w:val="15"/>
+            <w:gridSpan w:val="14"/>
             <w:vMerge w:val="restart"/>
             <w:tcBorders>
               <w:left w:val="single" w:sz="4" w:space="0" w:color="000000"/>
@@ -3825,7 +3974,7 @@
             <w:tcBorders>
               <w:top w:val="single" w:sz="4" w:space="0" w:color="000000"/>
               <w:left w:val="single" w:sz="4" w:space="0" w:color="auto"/>
-              <w:right w:val="single" w:sz="4" w:space="0" w:color="auto"/>
+              <w:right w:val="single" w:sz="12" w:space="0" w:color="auto"/>
             </w:tcBorders>
             <w:textDirection w:val="btLr"/>
             <w:vAlign w:val="center"/>
@@ -3859,7 +4008,6 @@
         <w:tc>
           <w:tcPr>
             <w:tcW w:w="366" w:type="dxa"/>
-            <w:gridSpan w:val="2"/>
             <w:vMerge/>
             <w:tcBorders>
               <w:top w:val="single" w:sz="4" w:space="0" w:color="000000"/>
@@ -3889,7 +4037,7 @@
         <w:tc>
           <w:tcPr>
             <w:tcW w:w="348" w:type="dxa"/>
-            <w:gridSpan w:val="3"/>
+            <w:gridSpan w:val="2"/>
             <w:vMerge/>
             <w:tcBorders>
               <w:top w:val="single" w:sz="4" w:space="0" w:color="000000"/>
@@ -3921,7 +4069,7 @@
         <w:tc>
           <w:tcPr>
             <w:tcW w:w="1363" w:type="dxa"/>
-            <w:gridSpan w:val="8"/>
+            <w:gridSpan w:val="7"/>
             <w:vMerge/>
             <w:tcBorders>
               <w:top w:val="single" w:sz="4" w:space="0" w:color="000000"/>
@@ -4015,7 +4163,7 @@
         <w:tc>
           <w:tcPr>
             <w:tcW w:w="1017" w:type="dxa"/>
-            <w:gridSpan w:val="10"/>
+            <w:gridSpan w:val="9"/>
             <w:vMerge/>
             <w:tcBorders>
               <w:left w:val="single" w:sz="4" w:space="0" w:color="000000"/>
@@ -4046,7 +4194,7 @@
         <w:tc>
           <w:tcPr>
             <w:tcW w:w="1347" w:type="dxa"/>
-            <w:gridSpan w:val="15"/>
+            <w:gridSpan w:val="14"/>
             <w:vMerge/>
             <w:tcBorders>
               <w:left w:val="single" w:sz="4" w:space="0" w:color="000000"/>
@@ -4300,7 +4448,7 @@
             <w:tcBorders>
               <w:top w:val="single" w:sz="4" w:space="0" w:color="000000"/>
               <w:left w:val="single" w:sz="4" w:space="0" w:color="auto"/>
-              <w:right w:val="single" w:sz="4" w:space="0" w:color="auto"/>
+              <w:right w:val="single" w:sz="12" w:space="0" w:color="auto"/>
             </w:tcBorders>
             <w:textDirection w:val="btLr"/>
             <w:vAlign w:val="center"/>
@@ -4334,7 +4482,6 @@
         <w:tc>
           <w:tcPr>
             <w:tcW w:w="366" w:type="dxa"/>
-            <w:gridSpan w:val="2"/>
             <w:vMerge/>
             <w:tcBorders>
               <w:top w:val="single" w:sz="4" w:space="0" w:color="000000"/>
@@ -4364,7 +4511,7 @@
         <w:tc>
           <w:tcPr>
             <w:tcW w:w="348" w:type="dxa"/>
-            <w:gridSpan w:val="3"/>
+            <w:gridSpan w:val="2"/>
             <w:vMerge/>
             <w:tcBorders>
               <w:top w:val="single" w:sz="4" w:space="0" w:color="000000"/>
@@ -4396,7 +4543,7 @@
         <w:tc>
           <w:tcPr>
             <w:tcW w:w="1363" w:type="dxa"/>
-            <w:gridSpan w:val="8"/>
+            <w:gridSpan w:val="7"/>
             <w:vMerge/>
             <w:tcBorders>
               <w:top w:val="single" w:sz="4" w:space="0" w:color="000000"/>
@@ -4568,7 +4715,7 @@
         <w:tc>
           <w:tcPr>
             <w:tcW w:w="338" w:type="dxa"/>
-            <w:gridSpan w:val="5"/>
+            <w:gridSpan w:val="4"/>
             <w:tcBorders>
               <w:left w:val="single" w:sz="4" w:space="0" w:color="auto"/>
               <w:right w:val="single" w:sz="4" w:space="0" w:color="auto"/>
@@ -4708,7 +4855,7 @@
         <w:tc>
           <w:tcPr>
             <w:tcW w:w="338" w:type="dxa"/>
-            <w:gridSpan w:val="5"/>
+            <w:gridSpan w:val="4"/>
             <w:tcBorders>
               <w:left w:val="single" w:sz="4" w:space="0" w:color="auto"/>
               <w:right w:val="single" w:sz="4" w:space="0" w:color="auto"/>
@@ -5187,7 +5334,7 @@
             <w:tcBorders>
               <w:top w:val="single" w:sz="4" w:space="0" w:color="000000"/>
               <w:left w:val="single" w:sz="4" w:space="0" w:color="auto"/>
-              <w:right w:val="single" w:sz="4" w:space="0" w:color="auto"/>
+              <w:right w:val="single" w:sz="12" w:space="0" w:color="auto"/>
             </w:tcBorders>
             <w:textDirection w:val="btLr"/>
             <w:vAlign w:val="center"/>
@@ -5219,7 +5366,6 @@
         <w:tc>
           <w:tcPr>
             <w:tcW w:w="366" w:type="dxa"/>
-            <w:gridSpan w:val="2"/>
             <w:vMerge/>
             <w:tcBorders>
               <w:top w:val="single" w:sz="4" w:space="0" w:color="000000"/>
@@ -5250,7 +5396,7 @@
         <w:tc>
           <w:tcPr>
             <w:tcW w:w="348" w:type="dxa"/>
-            <w:gridSpan w:val="3"/>
+            <w:gridSpan w:val="2"/>
             <w:vMerge/>
             <w:tcBorders>
               <w:top w:val="single" w:sz="4" w:space="0" w:color="000000"/>
@@ -5283,62 +5429,7 @@
         <w:tc>
           <w:tcPr>
             <w:tcW w:w="1363" w:type="dxa"/>
-            <w:gridSpan w:val="8"/>
-            <w:tcBorders>
-              <w:left w:val="single" w:sz="4" w:space="0" w:color="auto"/>
-              <w:bottom w:val="single" w:sz="4" w:space="0" w:color="auto"/>
-            </w:tcBorders>
-            <w:vAlign w:val="center"/>
-          </w:tcPr>
-          <w:p>
-            <w:pPr>
-              <w:ind w:right="-113"/>
-              <w:rPr>
-                <w:sz w:val="12"/>
-                <w:szCs w:val="12"/>
-              </w:rPr>
-            </w:pPr>
-            <w:r>
-              <w:rPr>
-                <w:sz w:val="12"/>
-                <w:szCs w:val="12"/>
-              </w:rPr>
-              <w:t>Aproveitamento</w:t>
-            </w:r>
-          </w:p>
-        </w:tc>
-        <w:tc>
-          <w:tcPr>
-            <w:tcW w:w="337" w:type="dxa"/>
-            <w:gridSpan w:val="4"/>
-            <w:tcBorders>
-              <w:bottom w:val="single" w:sz="4" w:space="0" w:color="auto"/>
-              <w:right w:val="single" w:sz="4" w:space="0" w:color="auto"/>
-            </w:tcBorders>
-            <w:vAlign w:val="center"/>
-          </w:tcPr>
-          <w:p>
-            <w:pPr>
-              <w:ind w:left="-57" w:right="-57"/>
-              <w:jc w:val="center"/>
-              <w:rPr>
-                <w:sz w:val="12"/>
-                <w:szCs w:val="12"/>
-              </w:rPr>
-            </w:pPr>
-            <w:r>
-              <w:rPr>
-                <w:sz w:val="12"/>
-                <w:szCs w:val="12"/>
-              </w:rPr>
-              <w:t>---</w:t>
-            </w:r>
-          </w:p>
-        </w:tc>
-        <w:tc>
-          <w:tcPr>
-            <w:tcW w:w="337" w:type="dxa"/>
-            <w:gridSpan w:val="5"/>
+            <w:gridSpan w:val="7"/>
             <w:tcBorders>
               <w:left w:val="single" w:sz="4" w:space="0" w:color="auto"/>
               <w:bottom w:val="single" w:sz="4" w:space="0" w:color="auto"/>
@@ -5348,26 +5439,25 @@
           </w:tcPr>
           <w:p>
             <w:pPr>
-              <w:ind w:left="-57" w:right="-57"/>
-              <w:jc w:val="center"/>
-              <w:rPr>
-                <w:sz w:val="12"/>
-                <w:szCs w:val="12"/>
-              </w:rPr>
-            </w:pPr>
-            <w:r>
-              <w:rPr>
-                <w:sz w:val="12"/>
-                <w:szCs w:val="12"/>
-              </w:rPr>
-              <w:t>---</w:t>
-            </w:r>
-          </w:p>
-        </w:tc>
-        <w:tc>
-          <w:tcPr>
-            <w:tcW w:w="341" w:type="dxa"/>
-            <w:gridSpan w:val="2"/>
+              <w:ind w:right="-113"/>
+              <w:rPr>
+                <w:sz w:val="12"/>
+                <w:szCs w:val="12"/>
+              </w:rPr>
+            </w:pPr>
+            <w:r>
+              <w:rPr>
+                <w:sz w:val="12"/>
+                <w:szCs w:val="12"/>
+              </w:rPr>
+              <w:t>Aproveitamento</w:t>
+            </w:r>
+          </w:p>
+        </w:tc>
+        <w:tc>
+          <w:tcPr>
+            <w:tcW w:w="337" w:type="dxa"/>
+            <w:gridSpan w:val="4"/>
             <w:tcBorders>
               <w:left w:val="single" w:sz="4" w:space="0" w:color="auto"/>
               <w:bottom w:val="single" w:sz="4" w:space="0" w:color="auto"/>
@@ -5395,8 +5485,8 @@
         </w:tc>
         <w:tc>
           <w:tcPr>
-            <w:tcW w:w="342" w:type="dxa"/>
-            <w:gridSpan w:val="2"/>
+            <w:tcW w:w="337" w:type="dxa"/>
+            <w:gridSpan w:val="5"/>
             <w:tcBorders>
               <w:left w:val="single" w:sz="4" w:space="0" w:color="auto"/>
               <w:bottom w:val="single" w:sz="4" w:space="0" w:color="auto"/>
@@ -5424,8 +5514,8 @@
         </w:tc>
         <w:tc>
           <w:tcPr>
-            <w:tcW w:w="338" w:type="dxa"/>
-            <w:gridSpan w:val="3"/>
+            <w:tcW w:w="341" w:type="dxa"/>
+            <w:gridSpan w:val="2"/>
             <w:tcBorders>
               <w:left w:val="single" w:sz="4" w:space="0" w:color="auto"/>
               <w:bottom w:val="single" w:sz="4" w:space="0" w:color="auto"/>
@@ -5453,8 +5543,8 @@
         </w:tc>
         <w:tc>
           <w:tcPr>
-            <w:tcW w:w="338" w:type="dxa"/>
-            <w:gridSpan w:val="5"/>
+            <w:tcW w:w="342" w:type="dxa"/>
+            <w:gridSpan w:val="2"/>
             <w:tcBorders>
               <w:left w:val="single" w:sz="4" w:space="0" w:color="auto"/>
               <w:bottom w:val="single" w:sz="4" w:space="0" w:color="auto"/>
@@ -5482,8 +5572,8 @@
         </w:tc>
         <w:tc>
           <w:tcPr>
-            <w:tcW w:w="341" w:type="dxa"/>
-            <w:gridSpan w:val="2"/>
+            <w:tcW w:w="338" w:type="dxa"/>
+            <w:gridSpan w:val="3"/>
             <w:tcBorders>
               <w:left w:val="single" w:sz="4" w:space="0" w:color="auto"/>
               <w:bottom w:val="single" w:sz="4" w:space="0" w:color="auto"/>
@@ -5511,7 +5601,7 @@
         </w:tc>
         <w:tc>
           <w:tcPr>
-            <w:tcW w:w="336" w:type="dxa"/>
+            <w:tcW w:w="338" w:type="dxa"/>
             <w:gridSpan w:val="4"/>
             <w:tcBorders>
               <w:left w:val="single" w:sz="4" w:space="0" w:color="auto"/>
@@ -5540,8 +5630,8 @@
         </w:tc>
         <w:tc>
           <w:tcPr>
-            <w:tcW w:w="336" w:type="dxa"/>
-            <w:gridSpan w:val="3"/>
+            <w:tcW w:w="341" w:type="dxa"/>
+            <w:gridSpan w:val="2"/>
             <w:tcBorders>
               <w:left w:val="single" w:sz="4" w:space="0" w:color="auto"/>
               <w:bottom w:val="single" w:sz="4" w:space="0" w:color="auto"/>
@@ -5569,8 +5659,8 @@
         </w:tc>
         <w:tc>
           <w:tcPr>
-            <w:tcW w:w="337" w:type="dxa"/>
-            <w:gridSpan w:val="3"/>
+            <w:tcW w:w="336" w:type="dxa"/>
+            <w:gridSpan w:val="4"/>
             <w:tcBorders>
               <w:left w:val="single" w:sz="4" w:space="0" w:color="auto"/>
               <w:bottom w:val="single" w:sz="4" w:space="0" w:color="auto"/>
@@ -5598,135 +5688,8 @@
         </w:tc>
         <w:tc>
           <w:tcPr>
-            <w:tcW w:w="338" w:type="dxa"/>
-            <w:gridSpan w:val="5"/>
-            <w:tcBorders>
-              <w:left w:val="single" w:sz="4" w:space="0" w:color="auto"/>
-              <w:bottom w:val="single" w:sz="4" w:space="0" w:color="auto"/>
-            </w:tcBorders>
-            <w:vAlign w:val="center"/>
-          </w:tcPr>
-          <w:p>
-            <w:pPr>
-              <w:ind w:left="-57" w:right="-57"/>
-              <w:jc w:val="center"/>
-              <w:rPr>
-                <w:sz w:val="12"/>
-                <w:szCs w:val="12"/>
-              </w:rPr>
-            </w:pPr>
-            <w:r>
-              <w:rPr>
-                <w:sz w:val="12"/>
-                <w:szCs w:val="12"/>
-              </w:rPr>
-              <w:t>---</w:t>
-            </w:r>
-          </w:p>
-        </w:tc>
-        <w:tc>
-          <w:tcPr>
-            <w:tcW w:w="289" w:type="dxa"/>
+            <w:tcW w:w="336" w:type="dxa"/>
             <w:gridSpan w:val="3"/>
-            <w:tcBorders>
-              <w:bottom w:val="single" w:sz="4" w:space="0" w:color="auto"/>
-              <w:right w:val="single" w:sz="4" w:space="0" w:color="auto"/>
-            </w:tcBorders>
-            <w:shd w:val="clear" w:color="auto" w:fill="7F7F7F"/>
-            <w:vAlign w:val="center"/>
-          </w:tcPr>
-          <w:p>
-            <w:pPr>
-              <w:ind w:left="-57" w:right="-57"/>
-              <w:jc w:val="center"/>
-              <w:rPr>
-                <w:sz w:val="12"/>
-                <w:szCs w:val="12"/>
-              </w:rPr>
-            </w:pPr>
-          </w:p>
-        </w:tc>
-        <w:tc>
-          <w:tcPr>
-            <w:tcW w:w="426" w:type="dxa"/>
-            <w:gridSpan w:val="2"/>
-            <w:tcBorders>
-              <w:left w:val="single" w:sz="4" w:space="0" w:color="auto"/>
-              <w:bottom w:val="single" w:sz="4" w:space="0" w:color="auto"/>
-            </w:tcBorders>
-            <w:shd w:val="clear" w:color="auto" w:fill="7F7F7F"/>
-            <w:vAlign w:val="center"/>
-          </w:tcPr>
-          <w:p>
-            <w:pPr>
-              <w:ind w:left="-57" w:right="-57"/>
-              <w:jc w:val="center"/>
-              <w:rPr>
-                <w:sz w:val="12"/>
-                <w:szCs w:val="12"/>
-              </w:rPr>
-            </w:pPr>
-          </w:p>
-        </w:tc>
-        <w:tc>
-          <w:tcPr>
-            <w:tcW w:w="356" w:type="dxa"/>
-            <w:gridSpan w:val="3"/>
-            <w:tcBorders>
-              <w:bottom w:val="single" w:sz="4" w:space="0" w:color="auto"/>
-            </w:tcBorders>
-            <w:vAlign w:val="center"/>
-          </w:tcPr>
-          <w:p>
-            <w:pPr>
-              <w:ind w:left="-57" w:right="-57"/>
-              <w:jc w:val="center"/>
-              <w:rPr>
-                <w:sz w:val="12"/>
-                <w:szCs w:val="12"/>
-              </w:rPr>
-            </w:pPr>
-            <w:r>
-              <w:rPr>
-                <w:sz w:val="12"/>
-                <w:szCs w:val="12"/>
-              </w:rPr>
-              <w:t>---</w:t>
-            </w:r>
-          </w:p>
-        </w:tc>
-        <w:tc>
-          <w:tcPr>
-            <w:tcW w:w="357" w:type="dxa"/>
-            <w:gridSpan w:val="2"/>
-            <w:tcBorders>
-              <w:bottom w:val="single" w:sz="4" w:space="0" w:color="auto"/>
-              <w:right w:val="single" w:sz="4" w:space="0" w:color="auto"/>
-            </w:tcBorders>
-            <w:vAlign w:val="center"/>
-          </w:tcPr>
-          <w:p>
-            <w:pPr>
-              <w:ind w:left="-57" w:right="-57"/>
-              <w:jc w:val="center"/>
-              <w:rPr>
-                <w:sz w:val="12"/>
-                <w:szCs w:val="12"/>
-              </w:rPr>
-            </w:pPr>
-            <w:r>
-              <w:rPr>
-                <w:sz w:val="12"/>
-                <w:szCs w:val="12"/>
-              </w:rPr>
-              <w:t>---</w:t>
-            </w:r>
-          </w:p>
-        </w:tc>
-        <w:tc>
-          <w:tcPr>
-            <w:tcW w:w="287" w:type="dxa"/>
-            <w:gridSpan w:val="4"/>
             <w:tcBorders>
               <w:left w:val="single" w:sz="4" w:space="0" w:color="auto"/>
               <w:bottom w:val="single" w:sz="4" w:space="0" w:color="auto"/>
@@ -5754,8 +5717,8 @@
         </w:tc>
         <w:tc>
           <w:tcPr>
-            <w:tcW w:w="282" w:type="dxa"/>
-            <w:gridSpan w:val="5"/>
+            <w:tcW w:w="337" w:type="dxa"/>
+            <w:gridSpan w:val="3"/>
             <w:tcBorders>
               <w:left w:val="single" w:sz="4" w:space="0" w:color="auto"/>
               <w:bottom w:val="single" w:sz="4" w:space="0" w:color="auto"/>
@@ -5783,7 +5746,140 @@
         </w:tc>
         <w:tc>
           <w:tcPr>
-            <w:tcW w:w="284" w:type="dxa"/>
+            <w:tcW w:w="338" w:type="dxa"/>
+            <w:gridSpan w:val="4"/>
+            <w:tcBorders>
+              <w:left w:val="single" w:sz="4" w:space="0" w:color="auto"/>
+              <w:bottom w:val="single" w:sz="4" w:space="0" w:color="auto"/>
+              <w:right w:val="single" w:sz="4" w:space="0" w:color="000000" w:themeColor="text1"/>
+            </w:tcBorders>
+            <w:vAlign w:val="center"/>
+          </w:tcPr>
+          <w:p>
+            <w:pPr>
+              <w:ind w:left="-57" w:right="-57"/>
+              <w:jc w:val="center"/>
+              <w:rPr>
+                <w:sz w:val="12"/>
+                <w:szCs w:val="12"/>
+              </w:rPr>
+            </w:pPr>
+            <w:r>
+              <w:rPr>
+                <w:sz w:val="12"/>
+                <w:szCs w:val="12"/>
+              </w:rPr>
+              <w:t>---</w:t>
+            </w:r>
+          </w:p>
+        </w:tc>
+        <w:tc>
+          <w:tcPr>
+            <w:tcW w:w="289" w:type="dxa"/>
+            <w:gridSpan w:val="3"/>
+            <w:tcBorders>
+              <w:left w:val="single" w:sz="4" w:space="0" w:color="000000" w:themeColor="text1"/>
+              <w:bottom w:val="single" w:sz="4" w:space="0" w:color="auto"/>
+              <w:right w:val="single" w:sz="4" w:space="0" w:color="auto"/>
+            </w:tcBorders>
+            <w:shd w:val="clear" w:color="auto" w:fill="7F7F7F"/>
+            <w:vAlign w:val="center"/>
+          </w:tcPr>
+          <w:p>
+            <w:pPr>
+              <w:ind w:left="-57" w:right="-57"/>
+              <w:jc w:val="center"/>
+              <w:rPr>
+                <w:sz w:val="12"/>
+                <w:szCs w:val="12"/>
+              </w:rPr>
+            </w:pPr>
+          </w:p>
+        </w:tc>
+        <w:tc>
+          <w:tcPr>
+            <w:tcW w:w="426" w:type="dxa"/>
+            <w:gridSpan w:val="2"/>
+            <w:tcBorders>
+              <w:left w:val="single" w:sz="4" w:space="0" w:color="auto"/>
+              <w:bottom w:val="single" w:sz="4" w:space="0" w:color="auto"/>
+              <w:right w:val="single" w:sz="4" w:space="0" w:color="000000" w:themeColor="text1"/>
+            </w:tcBorders>
+            <w:shd w:val="clear" w:color="auto" w:fill="7F7F7F"/>
+            <w:vAlign w:val="center"/>
+          </w:tcPr>
+          <w:p>
+            <w:pPr>
+              <w:ind w:left="-57" w:right="-57"/>
+              <w:jc w:val="center"/>
+              <w:rPr>
+                <w:sz w:val="12"/>
+                <w:szCs w:val="12"/>
+              </w:rPr>
+            </w:pPr>
+          </w:p>
+        </w:tc>
+        <w:tc>
+          <w:tcPr>
+            <w:tcW w:w="356" w:type="dxa"/>
+            <w:gridSpan w:val="3"/>
+            <w:tcBorders>
+              <w:left w:val="single" w:sz="4" w:space="0" w:color="000000" w:themeColor="text1"/>
+              <w:bottom w:val="single" w:sz="4" w:space="0" w:color="auto"/>
+              <w:right w:val="single" w:sz="4" w:space="0" w:color="000000" w:themeColor="text1"/>
+            </w:tcBorders>
+            <w:vAlign w:val="center"/>
+          </w:tcPr>
+          <w:p>
+            <w:pPr>
+              <w:ind w:left="-57" w:right="-57"/>
+              <w:jc w:val="center"/>
+              <w:rPr>
+                <w:sz w:val="12"/>
+                <w:szCs w:val="12"/>
+              </w:rPr>
+            </w:pPr>
+            <w:r>
+              <w:rPr>
+                <w:sz w:val="12"/>
+                <w:szCs w:val="12"/>
+              </w:rPr>
+              <w:t>---</w:t>
+            </w:r>
+          </w:p>
+        </w:tc>
+        <w:tc>
+          <w:tcPr>
+            <w:tcW w:w="357" w:type="dxa"/>
+            <w:gridSpan w:val="2"/>
+            <w:tcBorders>
+              <w:left w:val="single" w:sz="4" w:space="0" w:color="000000" w:themeColor="text1"/>
+              <w:bottom w:val="single" w:sz="4" w:space="0" w:color="auto"/>
+              <w:right w:val="single" w:sz="4" w:space="0" w:color="auto"/>
+            </w:tcBorders>
+            <w:vAlign w:val="center"/>
+          </w:tcPr>
+          <w:p>
+            <w:pPr>
+              <w:ind w:left="-57" w:right="-57"/>
+              <w:jc w:val="center"/>
+              <w:rPr>
+                <w:sz w:val="12"/>
+                <w:szCs w:val="12"/>
+              </w:rPr>
+            </w:pPr>
+            <w:r>
+              <w:rPr>
+                <w:sz w:val="12"/>
+                <w:szCs w:val="12"/>
+              </w:rPr>
+              <w:t>---</w:t>
+            </w:r>
+          </w:p>
+        </w:tc>
+        <w:tc>
+          <w:tcPr>
+            <w:tcW w:w="287" w:type="dxa"/>
             <w:gridSpan w:val="4"/>
             <w:tcBorders>
               <w:left w:val="single" w:sz="4" w:space="0" w:color="auto"/>
@@ -5812,8 +5908,8 @@
         </w:tc>
         <w:tc>
           <w:tcPr>
-            <w:tcW w:w="284" w:type="dxa"/>
-            <w:gridSpan w:val="4"/>
+            <w:tcW w:w="282" w:type="dxa"/>
+            <w:gridSpan w:val="5"/>
             <w:tcBorders>
               <w:left w:val="single" w:sz="4" w:space="0" w:color="auto"/>
               <w:bottom w:val="single" w:sz="4" w:space="0" w:color="auto"/>
@@ -5841,6 +5937,64 @@
         </w:tc>
         <w:tc>
           <w:tcPr>
+            <w:tcW w:w="284" w:type="dxa"/>
+            <w:gridSpan w:val="4"/>
+            <w:tcBorders>
+              <w:left w:val="single" w:sz="4" w:space="0" w:color="auto"/>
+              <w:bottom w:val="single" w:sz="4" w:space="0" w:color="auto"/>
+              <w:right w:val="single" w:sz="4" w:space="0" w:color="auto"/>
+            </w:tcBorders>
+            <w:vAlign w:val="center"/>
+          </w:tcPr>
+          <w:p>
+            <w:pPr>
+              <w:ind w:left="-57" w:right="-57"/>
+              <w:jc w:val="center"/>
+              <w:rPr>
+                <w:sz w:val="12"/>
+                <w:szCs w:val="12"/>
+              </w:rPr>
+            </w:pPr>
+            <w:r>
+              <w:rPr>
+                <w:sz w:val="12"/>
+                <w:szCs w:val="12"/>
+              </w:rPr>
+              <w:t>---</w:t>
+            </w:r>
+          </w:p>
+        </w:tc>
+        <w:tc>
+          <w:tcPr>
+            <w:tcW w:w="284" w:type="dxa"/>
+            <w:gridSpan w:val="4"/>
+            <w:tcBorders>
+              <w:left w:val="single" w:sz="4" w:space="0" w:color="auto"/>
+              <w:bottom w:val="single" w:sz="4" w:space="0" w:color="auto"/>
+              <w:right w:val="single" w:sz="4" w:space="0" w:color="auto"/>
+            </w:tcBorders>
+            <w:vAlign w:val="center"/>
+          </w:tcPr>
+          <w:p>
+            <w:pPr>
+              <w:ind w:left="-57" w:right="-57"/>
+              <w:jc w:val="center"/>
+              <w:rPr>
+                <w:sz w:val="12"/>
+                <w:szCs w:val="12"/>
+              </w:rPr>
+            </w:pPr>
+            <w:r>
+              <w:rPr>
+                <w:sz w:val="12"/>
+                <w:szCs w:val="12"/>
+              </w:rPr>
+              <w:t>---</w:t>
+            </w:r>
+          </w:p>
+        </w:tc>
+        <w:tc>
+          <w:tcPr>
             <w:tcW w:w="283" w:type="dxa"/>
             <w:gridSpan w:val="3"/>
             <w:tcBorders>
@@ -5929,6 +6083,7 @@
             <w:gridSpan w:val="2"/>
             <w:tcBorders>
               <w:left w:val="single" w:sz="4" w:space="0" w:color="auto"/>
+              <w:right w:val="single" w:sz="4" w:space="0" w:color="000000" w:themeColor="text1"/>
             </w:tcBorders>
             <w:vAlign w:val="center"/>
           </w:tcPr>
@@ -5954,6 +6109,10 @@
           <w:tcPr>
             <w:tcW w:w="366" w:type="dxa"/>
             <w:gridSpan w:val="2"/>
+            <w:tcBorders>
+              <w:left w:val="single" w:sz="4" w:space="0" w:color="000000" w:themeColor="text1"/>
+              <w:right w:val="single" w:sz="4" w:space="0" w:color="000000" w:themeColor="text1"/>
+            </w:tcBorders>
             <w:shd w:val="clear" w:color="auto" w:fill="7F7F7F"/>
             <w:vAlign w:val="center"/>
           </w:tcPr>
@@ -5973,6 +6132,7 @@
             <w:tcW w:w="368" w:type="dxa"/>
             <w:gridSpan w:val="3"/>
             <w:tcBorders>
+              <w:left w:val="single" w:sz="4" w:space="0" w:color="000000" w:themeColor="text1"/>
               <w:right w:val="single" w:sz="4" w:space="0" w:color="auto"/>
             </w:tcBorders>
             <w:shd w:val="clear" w:color="auto" w:fill="7F7F7F"/>
@@ -5995,6 +6155,7 @@
             <w:gridSpan w:val="2"/>
             <w:tcBorders>
               <w:left w:val="single" w:sz="4" w:space="0" w:color="auto"/>
+              <w:right w:val="single" w:sz="4" w:space="0" w:color="auto"/>
             </w:tcBorders>
             <w:shd w:val="clear" w:color="auto" w:fill="7F7F7F"/>
             <w:vAlign w:val="center"/>
@@ -6015,7 +6176,8 @@
             <w:tcW w:w="423" w:type="dxa"/>
             <w:vMerge w:val="restart"/>
             <w:tcBorders>
-              <w:right w:val="single" w:sz="4" w:space="0" w:color="auto"/>
+              <w:left w:val="single" w:sz="4" w:space="0" w:color="auto"/>
+              <w:right w:val="single" w:sz="12" w:space="0" w:color="auto"/>
             </w:tcBorders>
             <w:vAlign w:val="center"/>
           </w:tcPr>
@@ -6047,7 +6209,6 @@
         <w:tc>
           <w:tcPr>
             <w:tcW w:w="366" w:type="dxa"/>
-            <w:gridSpan w:val="2"/>
             <w:vMerge w:val="restart"/>
             <w:tcBorders>
               <w:top w:val="single" w:sz="4" w:space="0" w:color="auto"/>
@@ -6070,11 +6231,12 @@
         <w:tc>
           <w:tcPr>
             <w:tcW w:w="348" w:type="dxa"/>
-            <w:gridSpan w:val="3"/>
+            <w:gridSpan w:val="2"/>
             <w:vMerge w:val="restart"/>
             <w:tcBorders>
               <w:top w:val="single" w:sz="4" w:space="0" w:color="auto"/>
               <w:left w:val="single" w:sz="4" w:space="0" w:color="auto"/>
+              <w:right w:val="single" w:sz="4" w:space="0" w:color="000000" w:themeColor="text1"/>
             </w:tcBorders>
             <w:textDirection w:val="btLr"/>
             <w:vAlign w:val="center"/>
@@ -6101,9 +6263,10 @@
         <w:tc>
           <w:tcPr>
             <w:tcW w:w="1363" w:type="dxa"/>
-            <w:gridSpan w:val="8"/>
+            <w:gridSpan w:val="7"/>
             <w:tcBorders>
               <w:top w:val="single" w:sz="4" w:space="0" w:color="auto"/>
+              <w:left w:val="single" w:sz="4" w:space="0" w:color="000000" w:themeColor="text1"/>
               <w:right w:val="single" w:sz="4" w:space="0" w:color="auto"/>
             </w:tcBorders>
             <w:vAlign w:val="center"/>
@@ -6273,7 +6436,7 @@
         <w:tc>
           <w:tcPr>
             <w:tcW w:w="338" w:type="dxa"/>
-            <w:gridSpan w:val="5"/>
+            <w:gridSpan w:val="4"/>
             <w:tcBorders>
               <w:top w:val="single" w:sz="4" w:space="0" w:color="auto"/>
               <w:left w:val="single" w:sz="4" w:space="0" w:color="auto"/>
@@ -6416,10 +6579,11 @@
         <w:tc>
           <w:tcPr>
             <w:tcW w:w="338" w:type="dxa"/>
-            <w:gridSpan w:val="5"/>
+            <w:gridSpan w:val="4"/>
             <w:tcBorders>
               <w:top w:val="single" w:sz="4" w:space="0" w:color="auto"/>
               <w:left w:val="single" w:sz="4" w:space="0" w:color="auto"/>
+              <w:right w:val="single" w:sz="4" w:space="0" w:color="000000" w:themeColor="text1"/>
             </w:tcBorders>
             <w:vAlign w:val="center"/>
           </w:tcPr>
@@ -6447,6 +6611,7 @@
             <w:gridSpan w:val="3"/>
             <w:tcBorders>
               <w:top w:val="single" w:sz="4" w:space="0" w:color="auto"/>
+              <w:left w:val="single" w:sz="4" w:space="0" w:color="000000" w:themeColor="text1"/>
               <w:right w:val="single" w:sz="4" w:space="0" w:color="auto"/>
             </w:tcBorders>
             <w:vAlign w:val="center"/>
@@ -6534,6 +6699,7 @@
             <w:tcBorders>
               <w:top w:val="single" w:sz="4" w:space="0" w:color="auto"/>
               <w:left w:val="single" w:sz="4" w:space="0" w:color="auto"/>
+              <w:right w:val="single" w:sz="4" w:space="0" w:color="000000" w:themeColor="text1"/>
             </w:tcBorders>
             <w:vAlign w:val="center"/>
           </w:tcPr>
@@ -6561,6 +6727,7 @@
             <w:gridSpan w:val="4"/>
             <w:tcBorders>
               <w:top w:val="single" w:sz="4" w:space="0" w:color="auto"/>
+              <w:left w:val="single" w:sz="4" w:space="0" w:color="000000" w:themeColor="text1"/>
               <w:right w:val="single" w:sz="4" w:space="0" w:color="auto"/>
             </w:tcBorders>
             <w:vAlign w:val="center"/>
@@ -6817,6 +6984,7 @@
             <w:gridSpan w:val="3"/>
             <w:tcBorders>
               <w:left w:val="single" w:sz="4" w:space="0" w:color="auto"/>
+              <w:right w:val="single" w:sz="4" w:space="0" w:color="000000" w:themeColor="text1"/>
             </w:tcBorders>
             <w:vAlign w:val="center"/>
           </w:tcPr>
@@ -6842,6 +7010,10 @@
           <w:tcPr>
             <w:tcW w:w="366" w:type="dxa"/>
             <w:gridSpan w:val="2"/>
+            <w:tcBorders>
+              <w:left w:val="single" w:sz="4" w:space="0" w:color="000000" w:themeColor="text1"/>
+              <w:right w:val="single" w:sz="4" w:space="0" w:color="auto"/>
+            </w:tcBorders>
             <w:vAlign w:val="center"/>
           </w:tcPr>
           <w:p>
@@ -6867,7 +7039,8 @@
             <w:tcW w:w="423" w:type="dxa"/>
             <w:vMerge/>
             <w:tcBorders>
-              <w:right w:val="single" w:sz="4" w:space="0" w:color="auto"/>
+              <w:left w:val="single" w:sz="4" w:space="0" w:color="auto"/>
+              <w:right w:val="single" w:sz="12" w:space="0" w:color="auto"/>
             </w:tcBorders>
             <w:vAlign w:val="center"/>
           </w:tcPr>
@@ -6897,7 +7070,6 @@
         <w:tc>
           <w:tcPr>
             <w:tcW w:w="366" w:type="dxa"/>
-            <w:gridSpan w:val="2"/>
             <w:vMerge/>
             <w:tcBorders>
               <w:top w:val="single" w:sz="4" w:space="0" w:color="000000"/>
@@ -6927,11 +7099,12 @@
         <w:tc>
           <w:tcPr>
             <w:tcW w:w="348" w:type="dxa"/>
-            <w:gridSpan w:val="3"/>
+            <w:gridSpan w:val="2"/>
             <w:vMerge/>
             <w:tcBorders>
               <w:top w:val="single" w:sz="4" w:space="0" w:color="000000"/>
               <w:left w:val="single" w:sz="4" w:space="0" w:color="auto"/>
+              <w:right w:val="single" w:sz="4" w:space="0" w:color="000000" w:themeColor="text1"/>
             </w:tcBorders>
             <w:textDirection w:val="btLr"/>
             <w:vAlign w:val="center"/>
@@ -6958,8 +7131,9 @@
         <w:tc>
           <w:tcPr>
             <w:tcW w:w="1363" w:type="dxa"/>
-            <w:gridSpan w:val="8"/>
-            <w:tcBorders>
+            <w:gridSpan w:val="7"/>
+            <w:tcBorders>
+              <w:left w:val="single" w:sz="4" w:space="0" w:color="000000" w:themeColor="text1"/>
               <w:right w:val="single" w:sz="4" w:space="0" w:color="auto"/>
             </w:tcBorders>
             <w:vAlign w:val="center"/>
@@ -6984,7 +7158,7 @@
         <w:tc>
           <w:tcPr>
             <w:tcW w:w="3046" w:type="dxa"/>
-            <w:gridSpan w:val="30"/>
+            <w:gridSpan w:val="29"/>
             <w:tcBorders>
               <w:left w:val="single" w:sz="4" w:space="0" w:color="auto"/>
             </w:tcBorders>
@@ -7011,7 +7185,7 @@
         <w:tc>
           <w:tcPr>
             <w:tcW w:w="964" w:type="dxa"/>
-            <w:gridSpan w:val="11"/>
+            <w:gridSpan w:val="10"/>
             <w:tcBorders>
               <w:left w:val="single" w:sz="4" w:space="0" w:color="auto"/>
             </w:tcBorders>
@@ -7163,6 +7337,7 @@
             <w:gridSpan w:val="8"/>
             <w:tcBorders>
               <w:left w:val="single" w:sz="4" w:space="0" w:color="auto"/>
+              <w:right w:val="single" w:sz="4" w:space="0" w:color="000000" w:themeColor="text1"/>
             </w:tcBorders>
             <w:vAlign w:val="center"/>
           </w:tcPr>
@@ -7182,6 +7357,7 @@
             <w:tcW w:w="366" w:type="dxa"/>
             <w:gridSpan w:val="2"/>
             <w:tcBorders>
+              <w:left w:val="single" w:sz="4" w:space="0" w:color="000000" w:themeColor="text1"/>
               <w:right w:val="single" w:sz="4" w:space="0" w:color="auto"/>
             </w:tcBorders>
             <w:shd w:val="clear" w:color="auto" w:fill="7F7F7F"/>
@@ -7204,6 +7380,7 @@
             <w:gridSpan w:val="3"/>
             <w:tcBorders>
               <w:left w:val="single" w:sz="4" w:space="0" w:color="auto"/>
+              <w:right w:val="single" w:sz="4" w:space="0" w:color="000000" w:themeColor="text1"/>
             </w:tcBorders>
             <w:vAlign w:val="center"/>
           </w:tcPr>
@@ -7229,6 +7406,10 @@
           <w:tcPr>
             <w:tcW w:w="366" w:type="dxa"/>
             <w:gridSpan w:val="2"/>
+            <w:tcBorders>
+              <w:left w:val="single" w:sz="4" w:space="0" w:color="000000" w:themeColor="text1"/>
+              <w:right w:val="single" w:sz="4" w:space="0" w:color="auto"/>
+            </w:tcBorders>
             <w:vAlign w:val="center"/>
           </w:tcPr>
           <w:p>
@@ -7254,7 +7435,8 @@
             <w:tcW w:w="423" w:type="dxa"/>
             <w:vMerge/>
             <w:tcBorders>
-              <w:right w:val="single" w:sz="4" w:space="0" w:color="auto"/>
+              <w:left w:val="single" w:sz="4" w:space="0" w:color="auto"/>
+              <w:right w:val="single" w:sz="12" w:space="0" w:color="auto"/>
             </w:tcBorders>
             <w:vAlign w:val="center"/>
           </w:tcPr>
@@ -7286,7 +7468,6 @@
         <w:tc>
           <w:tcPr>
             <w:tcW w:w="366" w:type="dxa"/>
-            <w:gridSpan w:val="2"/>
             <w:vMerge/>
             <w:tcBorders>
               <w:top w:val="single" w:sz="4" w:space="0" w:color="000000"/>
@@ -7316,7 +7497,7 @@
         <w:tc>
           <w:tcPr>
             <w:tcW w:w="348" w:type="dxa"/>
-            <w:gridSpan w:val="3"/>
+            <w:gridSpan w:val="2"/>
             <w:tcBorders>
               <w:top w:val="nil"/>
               <w:left w:val="single" w:sz="4" w:space="0" w:color="auto"/>
@@ -7346,7 +7527,7 @@
         <w:tc>
           <w:tcPr>
             <w:tcW w:w="1363" w:type="dxa"/>
-            <w:gridSpan w:val="8"/>
+            <w:gridSpan w:val="7"/>
             <w:tcBorders>
               <w:left w:val="single" w:sz="4" w:space="0" w:color="auto"/>
               <w:bottom w:val="single" w:sz="8" w:space="0" w:color="000000"/>
@@ -7374,7 +7555,7 @@
         <w:tc>
           <w:tcPr>
             <w:tcW w:w="8523" w:type="dxa"/>
-            <w:gridSpan w:val="85"/>
+            <w:gridSpan w:val="83"/>
             <w:tcBorders>
               <w:left w:val="single" w:sz="4" w:space="0" w:color="auto"/>
               <w:bottom w:val="single" w:sz="8" w:space="0" w:color="000000"/>
@@ -7399,7 +7580,7 @@
             <w:vMerge/>
             <w:tcBorders>
               <w:left w:val="single" w:sz="4" w:space="0" w:color="auto"/>
-              <w:right w:val="single" w:sz="4" w:space="0" w:color="auto"/>
+              <w:right w:val="single" w:sz="12" w:space="0" w:color="auto"/>
             </w:tcBorders>
             <w:vAlign w:val="center"/>
           </w:tcPr>
@@ -7430,7 +7611,7 @@
         <w:tc>
           <w:tcPr>
             <w:tcW w:w="1835" w:type="dxa"/>
-            <w:gridSpan w:val="11"/>
+            <w:gridSpan w:val="8"/>
             <w:tcBorders>
               <w:top w:val="single" w:sz="8" w:space="0" w:color="000000"/>
               <w:left w:val="single" w:sz="12" w:space="0" w:color="000000"/>
@@ -7483,7 +7664,7 @@
         <w:tc>
           <w:tcPr>
             <w:tcW w:w="5609" w:type="dxa"/>
-            <w:gridSpan w:val="54"/>
+            <w:gridSpan w:val="52"/>
             <w:tcBorders>
               <w:top w:val="single" w:sz="8" w:space="0" w:color="000000"/>
               <w:left w:val="single" w:sz="4" w:space="0" w:color="auto"/>
@@ -7569,7 +7750,7 @@
         <w:tc>
           <w:tcPr>
             <w:tcW w:w="830" w:type="dxa"/>
-            <w:gridSpan w:val="6"/>
+            <w:gridSpan w:val="4"/>
             <w:tcBorders>
               <w:top w:val="single" w:sz="4" w:space="0" w:color="auto"/>
               <w:left w:val="single" w:sz="12" w:space="0" w:color="000000"/>
@@ -7599,12 +7780,12 @@
         <w:tc>
           <w:tcPr>
             <w:tcW w:w="1599" w:type="dxa"/>
-            <w:gridSpan w:val="12"/>
+            <w:gridSpan w:val="11"/>
             <w:tcBorders>
               <w:top w:val="single" w:sz="4" w:space="0" w:color="auto"/>
               <w:left w:val="nil"/>
               <w:bottom w:val="single" w:sz="4" w:space="0" w:color="000000"/>
-              <w:right w:val="nil"/>
+              <w:right w:val="single" w:sz="4" w:space="0" w:color="000000" w:themeColor="text1"/>
             </w:tcBorders>
             <w:shd w:val="clear" w:color="auto" w:fill="auto"/>
             <w:vAlign w:val="center"/>
@@ -7624,12 +7805,12 @@
         <w:tc>
           <w:tcPr>
             <w:tcW w:w="2233" w:type="dxa"/>
-            <w:gridSpan w:val="19"/>
+            <w:gridSpan w:val="18"/>
             <w:tcBorders>
               <w:top w:val="single" w:sz="4" w:space="0" w:color="auto"/>
-              <w:left w:val="nil"/>
+              <w:left w:val="single" w:sz="4" w:space="0" w:color="000000" w:themeColor="text1"/>
               <w:bottom w:val="single" w:sz="4" w:space="0" w:color="000000"/>
-              <w:right w:val="nil"/>
+              <w:right w:val="single" w:sz="4" w:space="0" w:color="000000" w:themeColor="text1"/>
             </w:tcBorders>
             <w:shd w:val="clear" w:color="auto" w:fill="auto"/>
             <w:vAlign w:val="center"/>
@@ -7655,12 +7836,12 @@
         <w:tc>
           <w:tcPr>
             <w:tcW w:w="1064" w:type="dxa"/>
-            <w:gridSpan w:val="11"/>
+            <w:gridSpan w:val="10"/>
             <w:tcBorders>
               <w:top w:val="single" w:sz="4" w:space="0" w:color="auto"/>
-              <w:left w:val="nil"/>
+              <w:left w:val="single" w:sz="4" w:space="0" w:color="000000" w:themeColor="text1"/>
               <w:bottom w:val="single" w:sz="4" w:space="0" w:color="000000"/>
-              <w:right w:val="nil"/>
+              <w:right w:val="single" w:sz="4" w:space="0" w:color="000000" w:themeColor="text1"/>
             </w:tcBorders>
             <w:shd w:val="clear" w:color="auto" w:fill="auto"/>
             <w:vAlign w:val="center"/>
@@ -7681,6 +7862,61 @@
           <w:tcPr>
             <w:tcW w:w="1890" w:type="dxa"/>
             <w:gridSpan w:val="18"/>
+            <w:tcBorders>
+              <w:top w:val="single" w:sz="4" w:space="0" w:color="auto"/>
+              <w:left w:val="single" w:sz="4" w:space="0" w:color="000000" w:themeColor="text1"/>
+              <w:bottom w:val="single" w:sz="4" w:space="0" w:color="000000"/>
+              <w:right w:val="single" w:sz="4" w:space="0" w:color="auto"/>
+            </w:tcBorders>
+            <w:shd w:val="clear" w:color="auto" w:fill="auto"/>
+            <w:vAlign w:val="center"/>
+          </w:tcPr>
+          <w:p>
+            <w:pPr>
+              <w:ind w:right="-57"/>
+              <w:jc w:val="right"/>
+              <w:rPr>
+                <w:sz w:val="18"/>
+                <w:szCs w:val="18"/>
+              </w:rPr>
+            </w:pPr>
+            <w:r>
+              <w:rPr>
+                <w:sz w:val="18"/>
+                <w:szCs w:val="18"/>
+              </w:rPr>
+              <w:t>DIAS LETIVOS ANUAIS:</w:t>
+            </w:r>
+          </w:p>
+        </w:tc>
+        <w:tc>
+          <w:tcPr>
+            <w:tcW w:w="236" w:type="dxa"/>
+            <w:gridSpan w:val="5"/>
+            <w:tcBorders>
+              <w:top w:val="single" w:sz="4" w:space="0" w:color="auto"/>
+              <w:left w:val="single" w:sz="4" w:space="0" w:color="auto"/>
+              <w:bottom w:val="single" w:sz="4" w:space="0" w:color="000000"/>
+              <w:right w:val="nil"/>
+            </w:tcBorders>
+            <w:shd w:val="clear" w:color="auto" w:fill="auto"/>
+            <w:vAlign w:val="center"/>
+          </w:tcPr>
+          <w:p>
+            <w:pPr>
+              <w:ind w:right="-57"/>
+              <w:jc w:val="right"/>
+              <w:rPr>
+                <w:sz w:val="18"/>
+                <w:szCs w:val="18"/>
+              </w:rPr>
+            </w:pPr>
+          </w:p>
+        </w:tc>
+        <w:tc>
+          <w:tcPr>
+            <w:tcW w:w="1195" w:type="dxa"/>
+            <w:gridSpan w:val="14"/>
             <w:tcBorders>
               <w:top w:val="single" w:sz="4" w:space="0" w:color="auto"/>
               <w:left w:val="nil"/>
@@ -7692,61 +7928,6 @@
           </w:tcPr>
           <w:p>
             <w:pPr>
-              <w:ind w:right="-57"/>
-              <w:jc w:val="right"/>
-              <w:rPr>
-                <w:sz w:val="18"/>
-                <w:szCs w:val="18"/>
-              </w:rPr>
-            </w:pPr>
-            <w:r>
-              <w:rPr>
-                <w:sz w:val="18"/>
-                <w:szCs w:val="18"/>
-              </w:rPr>
-              <w:t>DIAS LETIVOS ANUAIS:</w:t>
-            </w:r>
-          </w:p>
-        </w:tc>
-        <w:tc>
-          <w:tcPr>
-            <w:tcW w:w="236" w:type="dxa"/>
-            <w:gridSpan w:val="5"/>
-            <w:tcBorders>
-              <w:top w:val="single" w:sz="4" w:space="0" w:color="auto"/>
-              <w:left w:val="single" w:sz="4" w:space="0" w:color="auto"/>
-              <w:bottom w:val="single" w:sz="4" w:space="0" w:color="000000"/>
-              <w:right w:val="nil"/>
-            </w:tcBorders>
-            <w:shd w:val="clear" w:color="auto" w:fill="auto"/>
-            <w:vAlign w:val="center"/>
-          </w:tcPr>
-          <w:p>
-            <w:pPr>
-              <w:ind w:right="-57"/>
-              <w:jc w:val="right"/>
-              <w:rPr>
-                <w:sz w:val="18"/>
-                <w:szCs w:val="18"/>
-              </w:rPr>
-            </w:pPr>
-          </w:p>
-        </w:tc>
-        <w:tc>
-          <w:tcPr>
-            <w:tcW w:w="1195" w:type="dxa"/>
-            <w:gridSpan w:val="14"/>
-            <w:tcBorders>
-              <w:top w:val="single" w:sz="4" w:space="0" w:color="auto"/>
-              <w:left w:val="nil"/>
-              <w:bottom w:val="single" w:sz="4" w:space="0" w:color="000000"/>
-              <w:right w:val="single" w:sz="4" w:space="0" w:color="auto"/>
-            </w:tcBorders>
-            <w:shd w:val="clear" w:color="auto" w:fill="auto"/>
-            <w:vAlign w:val="center"/>
-          </w:tcPr>
-          <w:p>
-            <w:pPr>
               <w:ind w:left="-57"/>
               <w:rPr>
                 <w:b/>
@@ -7796,7 +7977,7 @@
               <w:top w:val="single" w:sz="4" w:space="0" w:color="auto"/>
               <w:left w:val="single" w:sz="4" w:space="0" w:color="auto"/>
               <w:bottom w:val="single" w:sz="4" w:space="0" w:color="000000"/>
-              <w:right w:val="single" w:sz="4" w:space="0" w:color="auto"/>
+              <w:right w:val="single" w:sz="12" w:space="0" w:color="auto"/>
             </w:tcBorders>
             <w:shd w:val="clear" w:color="auto" w:fill="auto"/>
             <w:vAlign w:val="center"/>
@@ -7853,7 +8034,7 @@
         <w:tc>
           <w:tcPr>
             <w:tcW w:w="348" w:type="dxa"/>
-            <w:gridSpan w:val="3"/>
+            <w:gridSpan w:val="2"/>
             <w:vMerge w:val="restart"/>
             <w:tcBorders>
               <w:top w:val="single" w:sz="4" w:space="0" w:color="000000"/>
@@ -7883,10 +8064,11 @@
         <w:tc>
           <w:tcPr>
             <w:tcW w:w="1351" w:type="dxa"/>
-            <w:gridSpan w:val="8"/>
+            <w:gridSpan w:val="6"/>
             <w:tcBorders>
               <w:top w:val="single" w:sz="4" w:space="0" w:color="000000"/>
               <w:left w:val="single" w:sz="4" w:space="0" w:color="auto"/>
+              <w:right w:val="single" w:sz="4" w:space="0" w:color="auto"/>
             </w:tcBorders>
             <w:vAlign w:val="center"/>
           </w:tcPr>
@@ -7913,6 +8095,7 @@
             <w:gridSpan w:val="4"/>
             <w:tcBorders>
               <w:top w:val="single" w:sz="4" w:space="0" w:color="000000"/>
+              <w:left w:val="single" w:sz="4" w:space="0" w:color="auto"/>
               <w:right w:val="single" w:sz="4" w:space="0" w:color="auto"/>
             </w:tcBorders>
             <w:vAlign w:val="center"/>
@@ -7942,6 +8125,7 @@
             <w:tcBorders>
               <w:top w:val="single" w:sz="4" w:space="0" w:color="000000"/>
               <w:left w:val="single" w:sz="4" w:space="0" w:color="auto"/>
+              <w:right w:val="single" w:sz="4" w:space="0" w:color="000000" w:themeColor="text1"/>
             </w:tcBorders>
             <w:vAlign w:val="center"/>
           </w:tcPr>
@@ -7969,6 +8153,8 @@
             <w:gridSpan w:val="2"/>
             <w:tcBorders>
               <w:top w:val="single" w:sz="4" w:space="0" w:color="000000"/>
+              <w:left w:val="single" w:sz="4" w:space="0" w:color="000000" w:themeColor="text1"/>
+              <w:right w:val="single" w:sz="4" w:space="0" w:color="000000" w:themeColor="text1"/>
             </w:tcBorders>
             <w:vAlign w:val="center"/>
           </w:tcPr>
@@ -7996,6 +8182,8 @@
             <w:gridSpan w:val="2"/>
             <w:tcBorders>
               <w:top w:val="single" w:sz="4" w:space="0" w:color="000000"/>
+              <w:left w:val="single" w:sz="4" w:space="0" w:color="000000" w:themeColor="text1"/>
+              <w:right w:val="single" w:sz="4" w:space="0" w:color="000000" w:themeColor="text1"/>
             </w:tcBorders>
             <w:vAlign w:val="center"/>
           </w:tcPr>
@@ -8023,6 +8211,8 @@
             <w:gridSpan w:val="3"/>
             <w:tcBorders>
               <w:top w:val="single" w:sz="4" w:space="0" w:color="000000"/>
+              <w:left w:val="single" w:sz="4" w:space="0" w:color="000000" w:themeColor="text1"/>
+              <w:right w:val="single" w:sz="4" w:space="0" w:color="000000" w:themeColor="text1"/>
             </w:tcBorders>
             <w:vAlign w:val="center"/>
           </w:tcPr>
@@ -8047,9 +8237,11 @@
         <w:tc>
           <w:tcPr>
             <w:tcW w:w="334" w:type="dxa"/>
-            <w:gridSpan w:val="5"/>
+            <w:gridSpan w:val="4"/>
             <w:tcBorders>
               <w:top w:val="single" w:sz="4" w:space="0" w:color="000000"/>
+              <w:left w:val="single" w:sz="4" w:space="0" w:color="000000" w:themeColor="text1"/>
+              <w:right w:val="single" w:sz="4" w:space="0" w:color="000000" w:themeColor="text1"/>
             </w:tcBorders>
             <w:vAlign w:val="center"/>
           </w:tcPr>
@@ -8077,6 +8269,8 @@
             <w:gridSpan w:val="2"/>
             <w:tcBorders>
               <w:top w:val="single" w:sz="4" w:space="0" w:color="000000"/>
+              <w:left w:val="single" w:sz="4" w:space="0" w:color="000000" w:themeColor="text1"/>
+              <w:right w:val="single" w:sz="4" w:space="0" w:color="000000" w:themeColor="text1"/>
             </w:tcBorders>
             <w:vAlign w:val="center"/>
           </w:tcPr>
@@ -8104,6 +8298,8 @@
             <w:gridSpan w:val="4"/>
             <w:tcBorders>
               <w:top w:val="single" w:sz="4" w:space="0" w:color="000000"/>
+              <w:left w:val="single" w:sz="4" w:space="0" w:color="000000" w:themeColor="text1"/>
+              <w:right w:val="single" w:sz="4" w:space="0" w:color="000000" w:themeColor="text1"/>
             </w:tcBorders>
             <w:vAlign w:val="center"/>
           </w:tcPr>
@@ -8131,6 +8327,8 @@
             <w:gridSpan w:val="2"/>
             <w:tcBorders>
               <w:top w:val="single" w:sz="4" w:space="0" w:color="000000"/>
+              <w:left w:val="single" w:sz="4" w:space="0" w:color="000000" w:themeColor="text1"/>
+              <w:right w:val="single" w:sz="4" w:space="0" w:color="000000" w:themeColor="text1"/>
             </w:tcBorders>
             <w:vAlign w:val="center"/>
           </w:tcPr>
@@ -8158,6 +8356,8 @@
             <w:gridSpan w:val="3"/>
             <w:tcBorders>
               <w:top w:val="single" w:sz="4" w:space="0" w:color="000000"/>
+              <w:left w:val="single" w:sz="4" w:space="0" w:color="000000" w:themeColor="text1"/>
+              <w:right w:val="single" w:sz="4" w:space="0" w:color="000000" w:themeColor="text1"/>
             </w:tcBorders>
             <w:vAlign w:val="center"/>
           </w:tcPr>
@@ -8182,9 +8382,11 @@
         <w:tc>
           <w:tcPr>
             <w:tcW w:w="334" w:type="dxa"/>
-            <w:gridSpan w:val="5"/>
+            <w:gridSpan w:val="4"/>
             <w:tcBorders>
               <w:top w:val="single" w:sz="4" w:space="0" w:color="000000"/>
+              <w:left w:val="single" w:sz="4" w:space="0" w:color="000000" w:themeColor="text1"/>
+              <w:right w:val="single" w:sz="4" w:space="0" w:color="000000" w:themeColor="text1"/>
             </w:tcBorders>
             <w:vAlign w:val="center"/>
           </w:tcPr>
@@ -8212,6 +8414,8 @@
             <w:gridSpan w:val="4"/>
             <w:tcBorders>
               <w:top w:val="single" w:sz="4" w:space="0" w:color="000000"/>
+              <w:left w:val="single" w:sz="4" w:space="0" w:color="000000" w:themeColor="text1"/>
+              <w:right w:val="single" w:sz="4" w:space="0" w:color="000000" w:themeColor="text1"/>
             </w:tcBorders>
             <w:shd w:val="clear" w:color="auto" w:fill="7F7F7F"/>
             <w:vAlign w:val="center"/>
@@ -8233,6 +8437,8 @@
             <w:gridSpan w:val="2"/>
             <w:tcBorders>
               <w:top w:val="single" w:sz="4" w:space="0" w:color="000000"/>
+              <w:left w:val="single" w:sz="4" w:space="0" w:color="000000" w:themeColor="text1"/>
+              <w:right w:val="single" w:sz="4" w:space="0" w:color="000000" w:themeColor="text1"/>
             </w:tcBorders>
             <w:shd w:val="clear" w:color="auto" w:fill="7F7F7F"/>
             <w:vAlign w:val="center"/>
@@ -8254,6 +8460,8 @@
             <w:gridSpan w:val="2"/>
             <w:tcBorders>
               <w:top w:val="single" w:sz="4" w:space="0" w:color="000000"/>
+              <w:left w:val="single" w:sz="4" w:space="0" w:color="000000" w:themeColor="text1"/>
+              <w:right w:val="single" w:sz="4" w:space="0" w:color="000000" w:themeColor="text1"/>
             </w:tcBorders>
             <w:vAlign w:val="center"/>
           </w:tcPr>
@@ -8281,6 +8489,8 @@
             <w:gridSpan w:val="3"/>
             <w:tcBorders>
               <w:top w:val="single" w:sz="4" w:space="0" w:color="000000"/>
+              <w:left w:val="single" w:sz="4" w:space="0" w:color="000000" w:themeColor="text1"/>
+              <w:right w:val="single" w:sz="4" w:space="0" w:color="000000" w:themeColor="text1"/>
             </w:tcBorders>
             <w:vAlign w:val="center"/>
           </w:tcPr>
@@ -8307,6 +8517,8 @@
             <w:gridSpan w:val="4"/>
             <w:tcBorders>
               <w:top w:val="single" w:sz="4" w:space="0" w:color="000000"/>
+              <w:left w:val="single" w:sz="4" w:space="0" w:color="000000" w:themeColor="text1"/>
+              <w:right w:val="single" w:sz="4" w:space="0" w:color="000000" w:themeColor="text1"/>
             </w:tcBorders>
             <w:vAlign w:val="center"/>
           </w:tcPr>
@@ -8334,6 +8546,8 @@
             <w:gridSpan w:val="4"/>
             <w:tcBorders>
               <w:top w:val="single" w:sz="4" w:space="0" w:color="000000"/>
+              <w:left w:val="single" w:sz="4" w:space="0" w:color="000000" w:themeColor="text1"/>
+              <w:right w:val="single" w:sz="4" w:space="0" w:color="000000" w:themeColor="text1"/>
             </w:tcBorders>
             <w:vAlign w:val="center"/>
           </w:tcPr>
@@ -8361,6 +8575,8 @@
             <w:gridSpan w:val="5"/>
             <w:tcBorders>
               <w:top w:val="single" w:sz="4" w:space="0" w:color="000000"/>
+              <w:left w:val="single" w:sz="4" w:space="0" w:color="000000" w:themeColor="text1"/>
+              <w:right w:val="single" w:sz="4" w:space="0" w:color="000000" w:themeColor="text1"/>
             </w:tcBorders>
             <w:vAlign w:val="center"/>
           </w:tcPr>
@@ -8388,6 +8604,8 @@
             <w:gridSpan w:val="3"/>
             <w:tcBorders>
               <w:top w:val="single" w:sz="4" w:space="0" w:color="000000"/>
+              <w:left w:val="single" w:sz="4" w:space="0" w:color="000000" w:themeColor="text1"/>
+              <w:right w:val="single" w:sz="4" w:space="0" w:color="000000" w:themeColor="text1"/>
             </w:tcBorders>
             <w:vAlign w:val="center"/>
           </w:tcPr>
@@ -8415,6 +8633,8 @@
             <w:gridSpan w:val="4"/>
             <w:tcBorders>
               <w:top w:val="single" w:sz="4" w:space="0" w:color="000000"/>
+              <w:left w:val="single" w:sz="4" w:space="0" w:color="000000" w:themeColor="text1"/>
+              <w:right w:val="single" w:sz="4" w:space="0" w:color="000000" w:themeColor="text1"/>
             </w:tcBorders>
             <w:vAlign w:val="center"/>
           </w:tcPr>
@@ -8442,6 +8662,7 @@
             <w:gridSpan w:val="2"/>
             <w:tcBorders>
               <w:top w:val="single" w:sz="4" w:space="0" w:color="000000"/>
+              <w:left w:val="single" w:sz="4" w:space="0" w:color="000000" w:themeColor="text1"/>
               <w:right w:val="single" w:sz="4" w:space="0" w:color="auto"/>
             </w:tcBorders>
             <w:vAlign w:val="center"/>
@@ -8471,6 +8692,7 @@
             <w:tcBorders>
               <w:top w:val="single" w:sz="4" w:space="0" w:color="000000"/>
               <w:left w:val="single" w:sz="4" w:space="0" w:color="auto"/>
+              <w:right w:val="single" w:sz="4" w:space="0" w:color="000000" w:themeColor="text1"/>
             </w:tcBorders>
             <w:vAlign w:val="center"/>
           </w:tcPr>
@@ -8498,6 +8720,8 @@
             <w:gridSpan w:val="3"/>
             <w:tcBorders>
               <w:top w:val="single" w:sz="4" w:space="0" w:color="000000"/>
+              <w:left w:val="single" w:sz="4" w:space="0" w:color="000000" w:themeColor="text1"/>
+              <w:right w:val="single" w:sz="4" w:space="0" w:color="000000" w:themeColor="text1"/>
             </w:tcBorders>
             <w:vAlign w:val="center"/>
           </w:tcPr>
@@ -8525,6 +8749,8 @@
             <w:gridSpan w:val="2"/>
             <w:tcBorders>
               <w:top w:val="single" w:sz="4" w:space="0" w:color="000000"/>
+              <w:left w:val="single" w:sz="4" w:space="0" w:color="000000" w:themeColor="text1"/>
+              <w:right w:val="single" w:sz="4" w:space="0" w:color="000000" w:themeColor="text1"/>
             </w:tcBorders>
             <w:shd w:val="clear" w:color="auto" w:fill="7F7F7F"/>
             <w:vAlign w:val="center"/>
@@ -8546,6 +8772,7 @@
             <w:gridSpan w:val="2"/>
             <w:tcBorders>
               <w:top w:val="single" w:sz="4" w:space="0" w:color="000000"/>
+              <w:left w:val="single" w:sz="4" w:space="0" w:color="000000" w:themeColor="text1"/>
             </w:tcBorders>
             <w:shd w:val="clear" w:color="auto" w:fill="7F7F7F"/>
             <w:vAlign w:val="center"/>
@@ -8567,6 +8794,7 @@
             <w:gridSpan w:val="3"/>
             <w:tcBorders>
               <w:top w:val="single" w:sz="4" w:space="0" w:color="000000"/>
+              <w:right w:val="single" w:sz="4" w:space="0" w:color="auto"/>
             </w:tcBorders>
             <w:shd w:val="clear" w:color="auto" w:fill="7F7F7F"/>
             <w:vAlign w:val="center"/>
@@ -8589,6 +8817,7 @@
             <w:vMerge w:val="restart"/>
             <w:tcBorders>
               <w:top w:val="single" w:sz="4" w:space="0" w:color="000000"/>
+              <w:left w:val="single" w:sz="4" w:space="0" w:color="auto"/>
               <w:right w:val="single" w:sz="12" w:space="0" w:color="000000"/>
             </w:tcBorders>
             <w:vAlign w:val="center"/>
@@ -8625,6 +8854,7 @@
             <w:tcBorders>
               <w:top w:val="single" w:sz="4" w:space="0" w:color="000000"/>
               <w:left w:val="single" w:sz="12" w:space="0" w:color="000000"/>
+              <w:bottom w:val="single" w:sz="4" w:space="0" w:color="000000" w:themeColor="text1"/>
               <w:right w:val="single" w:sz="4" w:space="0" w:color="auto"/>
             </w:tcBorders>
             <w:vAlign w:val="center"/>
@@ -8651,11 +8881,12 @@
         <w:tc>
           <w:tcPr>
             <w:tcW w:w="348" w:type="dxa"/>
-            <w:gridSpan w:val="3"/>
+            <w:gridSpan w:val="2"/>
             <w:vMerge/>
             <w:tcBorders>
               <w:top w:val="single" w:sz="4" w:space="0" w:color="000000"/>
               <w:left w:val="single" w:sz="4" w:space="0" w:color="auto"/>
+              <w:bottom w:val="single" w:sz="4" w:space="0" w:color="000000" w:themeColor="text1"/>
               <w:right w:val="single" w:sz="4" w:space="0" w:color="auto"/>
             </w:tcBorders>
             <w:vAlign w:val="center"/>
@@ -8682,9 +8913,11 @@
         <w:tc>
           <w:tcPr>
             <w:tcW w:w="1351" w:type="dxa"/>
-            <w:gridSpan w:val="8"/>
+            <w:gridSpan w:val="6"/>
             <w:tcBorders>
               <w:left w:val="single" w:sz="4" w:space="0" w:color="auto"/>
+              <w:bottom w:val="single" w:sz="4" w:space="0" w:color="000000" w:themeColor="text1"/>
+              <w:right w:val="single" w:sz="4" w:space="0" w:color="auto"/>
             </w:tcBorders>
             <w:vAlign w:val="center"/>
           </w:tcPr>
@@ -8710,6 +8943,8 @@
             <w:tcW w:w="333" w:type="dxa"/>
             <w:gridSpan w:val="4"/>
             <w:tcBorders>
+              <w:left w:val="single" w:sz="4" w:space="0" w:color="auto"/>
+              <w:bottom w:val="single" w:sz="4" w:space="0" w:color="000000" w:themeColor="text1"/>
               <w:right w:val="single" w:sz="4" w:space="0" w:color="auto"/>
             </w:tcBorders>
             <w:vAlign w:val="center"/>
@@ -8738,6 +8973,8 @@
             <w:gridSpan w:val="5"/>
             <w:tcBorders>
               <w:left w:val="single" w:sz="4" w:space="0" w:color="auto"/>
+              <w:bottom w:val="single" w:sz="4" w:space="0" w:color="000000" w:themeColor="text1"/>
+              <w:right w:val="single" w:sz="4" w:space="0" w:color="000000" w:themeColor="text1"/>
             </w:tcBorders>
             <w:vAlign w:val="center"/>
           </w:tcPr>
@@ -8763,6 +9000,11 @@
           <w:tcPr>
             <w:tcW w:w="337" w:type="dxa"/>
             <w:gridSpan w:val="2"/>
+            <w:tcBorders>
+              <w:left w:val="single" w:sz="4" w:space="0" w:color="000000" w:themeColor="text1"/>
+              <w:bottom w:val="single" w:sz="4" w:space="0" w:color="000000" w:themeColor="text1"/>
+              <w:right w:val="single" w:sz="4" w:space="0" w:color="000000" w:themeColor="text1"/>
+            </w:tcBorders>
             <w:vAlign w:val="center"/>
           </w:tcPr>
           <w:p>
@@ -8787,6 +9029,11 @@
           <w:tcPr>
             <w:tcW w:w="338" w:type="dxa"/>
             <w:gridSpan w:val="2"/>
+            <w:tcBorders>
+              <w:left w:val="single" w:sz="4" w:space="0" w:color="000000" w:themeColor="text1"/>
+              <w:bottom w:val="single" w:sz="4" w:space="0" w:color="000000" w:themeColor="text1"/>
+              <w:right w:val="single" w:sz="4" w:space="0" w:color="000000" w:themeColor="text1"/>
+            </w:tcBorders>
             <w:vAlign w:val="center"/>
           </w:tcPr>
           <w:p>
@@ -8811,6 +9058,11 @@
           <w:tcPr>
             <w:tcW w:w="334" w:type="dxa"/>
             <w:gridSpan w:val="3"/>
+            <w:tcBorders>
+              <w:left w:val="single" w:sz="4" w:space="0" w:color="000000" w:themeColor="text1"/>
+              <w:bottom w:val="single" w:sz="4" w:space="0" w:color="000000" w:themeColor="text1"/>
+              <w:right w:val="single" w:sz="4" w:space="0" w:color="000000" w:themeColor="text1"/>
+            </w:tcBorders>
             <w:vAlign w:val="center"/>
           </w:tcPr>
           <w:p>
@@ -8834,7 +9086,12 @@
         <w:tc>
           <w:tcPr>
             <w:tcW w:w="334" w:type="dxa"/>
-            <w:gridSpan w:val="5"/>
+            <w:gridSpan w:val="4"/>
+            <w:tcBorders>
+              <w:left w:val="single" w:sz="4" w:space="0" w:color="000000" w:themeColor="text1"/>
+              <w:bottom w:val="single" w:sz="4" w:space="0" w:color="000000" w:themeColor="text1"/>
+              <w:right w:val="single" w:sz="4" w:space="0" w:color="000000" w:themeColor="text1"/>
+            </w:tcBorders>
             <w:vAlign w:val="center"/>
           </w:tcPr>
           <w:p>
@@ -8859,6 +9116,11 @@
           <w:tcPr>
             <w:tcW w:w="337" w:type="dxa"/>
             <w:gridSpan w:val="2"/>
+            <w:tcBorders>
+              <w:left w:val="single" w:sz="4" w:space="0" w:color="000000" w:themeColor="text1"/>
+              <w:bottom w:val="single" w:sz="4" w:space="0" w:color="000000" w:themeColor="text1"/>
+              <w:right w:val="single" w:sz="4" w:space="0" w:color="000000" w:themeColor="text1"/>
+            </w:tcBorders>
             <w:vAlign w:val="center"/>
           </w:tcPr>
           <w:p>
@@ -8883,6 +9145,11 @@
           <w:tcPr>
             <w:tcW w:w="334" w:type="dxa"/>
             <w:gridSpan w:val="4"/>
+            <w:tcBorders>
+              <w:left w:val="single" w:sz="4" w:space="0" w:color="000000" w:themeColor="text1"/>
+              <w:bottom w:val="single" w:sz="4" w:space="0" w:color="000000" w:themeColor="text1"/>
+              <w:right w:val="single" w:sz="4" w:space="0" w:color="000000" w:themeColor="text1"/>
+            </w:tcBorders>
             <w:vAlign w:val="center"/>
           </w:tcPr>
           <w:p>
@@ -8907,6 +9174,11 @@
           <w:tcPr>
             <w:tcW w:w="333" w:type="dxa"/>
             <w:gridSpan w:val="2"/>
+            <w:tcBorders>
+              <w:left w:val="single" w:sz="4" w:space="0" w:color="000000" w:themeColor="text1"/>
+              <w:bottom w:val="single" w:sz="4" w:space="0" w:color="000000" w:themeColor="text1"/>
+              <w:right w:val="single" w:sz="4" w:space="0" w:color="000000" w:themeColor="text1"/>
+            </w:tcBorders>
             <w:vAlign w:val="center"/>
           </w:tcPr>
           <w:p>
@@ -8931,6 +9203,11 @@
           <w:tcPr>
             <w:tcW w:w="334" w:type="dxa"/>
             <w:gridSpan w:val="3"/>
+            <w:tcBorders>
+              <w:left w:val="single" w:sz="4" w:space="0" w:color="000000" w:themeColor="text1"/>
+              <w:bottom w:val="single" w:sz="4" w:space="0" w:color="000000" w:themeColor="text1"/>
+              <w:right w:val="single" w:sz="4" w:space="0" w:color="000000" w:themeColor="text1"/>
+            </w:tcBorders>
             <w:vAlign w:val="center"/>
           </w:tcPr>
           <w:p>
@@ -8954,7 +9231,12 @@
         <w:tc>
           <w:tcPr>
             <w:tcW w:w="334" w:type="dxa"/>
-            <w:gridSpan w:val="5"/>
+            <w:gridSpan w:val="4"/>
+            <w:tcBorders>
+              <w:left w:val="single" w:sz="4" w:space="0" w:color="000000" w:themeColor="text1"/>
+              <w:bottom w:val="single" w:sz="4" w:space="0" w:color="000000" w:themeColor="text1"/>
+              <w:right w:val="single" w:sz="4" w:space="0" w:color="000000" w:themeColor="text1"/>
+            </w:tcBorders>
             <w:vAlign w:val="center"/>
           </w:tcPr>
           <w:p>
@@ -8979,6 +9261,11 @@
           <w:tcPr>
             <w:tcW w:w="283" w:type="dxa"/>
             <w:gridSpan w:val="4"/>
+            <w:tcBorders>
+              <w:left w:val="single" w:sz="4" w:space="0" w:color="000000" w:themeColor="text1"/>
+              <w:bottom w:val="single" w:sz="4" w:space="0" w:color="000000" w:themeColor="text1"/>
+              <w:right w:val="single" w:sz="4" w:space="0" w:color="000000" w:themeColor="text1"/>
+            </w:tcBorders>
             <w:vAlign w:val="center"/>
           </w:tcPr>
           <w:p>
@@ -9003,6 +9290,11 @@
           <w:tcPr>
             <w:tcW w:w="422" w:type="dxa"/>
             <w:gridSpan w:val="2"/>
+            <w:tcBorders>
+              <w:left w:val="single" w:sz="4" w:space="0" w:color="000000" w:themeColor="text1"/>
+              <w:bottom w:val="single" w:sz="4" w:space="0" w:color="000000" w:themeColor="text1"/>
+              <w:right w:val="single" w:sz="4" w:space="0" w:color="000000" w:themeColor="text1"/>
+            </w:tcBorders>
             <w:vAlign w:val="center"/>
           </w:tcPr>
           <w:p>
@@ -9027,6 +9319,11 @@
           <w:tcPr>
             <w:tcW w:w="352" w:type="dxa"/>
             <w:gridSpan w:val="2"/>
+            <w:tcBorders>
+              <w:left w:val="single" w:sz="4" w:space="0" w:color="000000" w:themeColor="text1"/>
+              <w:bottom w:val="single" w:sz="4" w:space="0" w:color="000000" w:themeColor="text1"/>
+              <w:right w:val="single" w:sz="4" w:space="0" w:color="000000" w:themeColor="text1"/>
+            </w:tcBorders>
             <w:vAlign w:val="center"/>
           </w:tcPr>
           <w:p>
@@ -9051,6 +9348,11 @@
           <w:tcPr>
             <w:tcW w:w="353" w:type="dxa"/>
             <w:gridSpan w:val="3"/>
+            <w:tcBorders>
+              <w:left w:val="single" w:sz="4" w:space="0" w:color="000000" w:themeColor="text1"/>
+              <w:bottom w:val="single" w:sz="4" w:space="0" w:color="000000" w:themeColor="text1"/>
+              <w:right w:val="single" w:sz="4" w:space="0" w:color="000000" w:themeColor="text1"/>
+            </w:tcBorders>
             <w:vAlign w:val="center"/>
           </w:tcPr>
           <w:p>
@@ -9074,6 +9376,11 @@
           <w:tcPr>
             <w:tcW w:w="279" w:type="dxa"/>
             <w:gridSpan w:val="4"/>
+            <w:tcBorders>
+              <w:left w:val="single" w:sz="4" w:space="0" w:color="000000" w:themeColor="text1"/>
+              <w:bottom w:val="single" w:sz="4" w:space="0" w:color="000000" w:themeColor="text1"/>
+              <w:right w:val="single" w:sz="4" w:space="0" w:color="000000" w:themeColor="text1"/>
+            </w:tcBorders>
             <w:vAlign w:val="center"/>
           </w:tcPr>
           <w:p>
@@ -9098,6 +9405,11 @@
           <w:tcPr>
             <w:tcW w:w="279" w:type="dxa"/>
             <w:gridSpan w:val="4"/>
+            <w:tcBorders>
+              <w:left w:val="single" w:sz="4" w:space="0" w:color="000000" w:themeColor="text1"/>
+              <w:bottom w:val="single" w:sz="4" w:space="0" w:color="000000" w:themeColor="text1"/>
+              <w:right w:val="single" w:sz="4" w:space="0" w:color="000000" w:themeColor="text1"/>
+            </w:tcBorders>
             <w:vAlign w:val="center"/>
           </w:tcPr>
           <w:p>
@@ -9122,6 +9434,11 @@
           <w:tcPr>
             <w:tcW w:w="282" w:type="dxa"/>
             <w:gridSpan w:val="5"/>
+            <w:tcBorders>
+              <w:left w:val="single" w:sz="4" w:space="0" w:color="000000" w:themeColor="text1"/>
+              <w:bottom w:val="single" w:sz="4" w:space="0" w:color="000000" w:themeColor="text1"/>
+              <w:right w:val="single" w:sz="4" w:space="0" w:color="000000" w:themeColor="text1"/>
+            </w:tcBorders>
             <w:vAlign w:val="center"/>
           </w:tcPr>
           <w:p>
@@ -9146,6 +9463,11 @@
           <w:tcPr>
             <w:tcW w:w="280" w:type="dxa"/>
             <w:gridSpan w:val="3"/>
+            <w:tcBorders>
+              <w:left w:val="single" w:sz="4" w:space="0" w:color="000000" w:themeColor="text1"/>
+              <w:bottom w:val="single" w:sz="4" w:space="0" w:color="000000" w:themeColor="text1"/>
+              <w:right w:val="single" w:sz="4" w:space="0" w:color="000000" w:themeColor="text1"/>
+            </w:tcBorders>
             <w:vAlign w:val="center"/>
           </w:tcPr>
           <w:p>
@@ -9170,6 +9492,11 @@
           <w:tcPr>
             <w:tcW w:w="279" w:type="dxa"/>
             <w:gridSpan w:val="4"/>
+            <w:tcBorders>
+              <w:left w:val="single" w:sz="4" w:space="0" w:color="000000" w:themeColor="text1"/>
+              <w:bottom w:val="single" w:sz="4" w:space="0" w:color="000000" w:themeColor="text1"/>
+              <w:right w:val="single" w:sz="4" w:space="0" w:color="000000" w:themeColor="text1"/>
+            </w:tcBorders>
             <w:vAlign w:val="center"/>
           </w:tcPr>
           <w:p>
@@ -9195,6 +9522,8 @@
             <w:tcW w:w="284" w:type="dxa"/>
             <w:gridSpan w:val="2"/>
             <w:tcBorders>
+              <w:left w:val="single" w:sz="4" w:space="0" w:color="000000" w:themeColor="text1"/>
+              <w:bottom w:val="single" w:sz="4" w:space="0" w:color="000000" w:themeColor="text1"/>
               <w:right w:val="single" w:sz="4" w:space="0" w:color="auto"/>
             </w:tcBorders>
             <w:vAlign w:val="center"/>
@@ -9223,6 +9552,8 @@
             <w:gridSpan w:val="5"/>
             <w:tcBorders>
               <w:left w:val="single" w:sz="4" w:space="0" w:color="auto"/>
+              <w:bottom w:val="single" w:sz="4" w:space="0" w:color="000000" w:themeColor="text1"/>
+              <w:right w:val="single" w:sz="4" w:space="0" w:color="000000" w:themeColor="text1"/>
             </w:tcBorders>
             <w:vAlign w:val="center"/>
           </w:tcPr>
@@ -9248,6 +9579,11 @@
           <w:tcPr>
             <w:tcW w:w="282" w:type="dxa"/>
             <w:gridSpan w:val="3"/>
+            <w:tcBorders>
+              <w:left w:val="single" w:sz="4" w:space="0" w:color="000000" w:themeColor="text1"/>
+              <w:bottom w:val="single" w:sz="4" w:space="0" w:color="000000" w:themeColor="text1"/>
+              <w:right w:val="single" w:sz="4" w:space="0" w:color="000000" w:themeColor="text1"/>
+            </w:tcBorders>
             <w:vAlign w:val="center"/>
           </w:tcPr>
           <w:p>
@@ -9273,6 +9609,7 @@
             <w:tcW w:w="362" w:type="dxa"/>
             <w:gridSpan w:val="2"/>
             <w:tcBorders>
+              <w:left w:val="single" w:sz="4" w:space="0" w:color="000000" w:themeColor="text1"/>
               <w:right w:val="single" w:sz="4" w:space="0" w:color="auto"/>
             </w:tcBorders>
             <w:vAlign w:val="center"/>
@@ -9392,7 +9729,7 @@
             <w:tcW w:w="365" w:type="dxa"/>
             <w:vMerge/>
             <w:tcBorders>
-              <w:top w:val="single" w:sz="4" w:space="0" w:color="000000"/>
+              <w:top w:val="single" w:sz="4" w:space="0" w:color="000000" w:themeColor="text1"/>
               <w:left w:val="single" w:sz="12" w:space="0" w:color="000000"/>
               <w:right w:val="single" w:sz="4" w:space="0" w:color="auto"/>
             </w:tcBorders>
@@ -9419,10 +9756,10 @@
         <w:tc>
           <w:tcPr>
             <w:tcW w:w="348" w:type="dxa"/>
-            <w:gridSpan w:val="3"/>
+            <w:gridSpan w:val="2"/>
             <w:vMerge/>
             <w:tcBorders>
-              <w:top w:val="single" w:sz="4" w:space="0" w:color="000000"/>
+              <w:top w:val="single" w:sz="4" w:space="0" w:color="000000" w:themeColor="text1"/>
               <w:left w:val="single" w:sz="4" w:space="0" w:color="auto"/>
               <w:right w:val="single" w:sz="4" w:space="0" w:color="auto"/>
             </w:tcBorders>
@@ -9449,9 +9786,11 @@
         <w:tc>
           <w:tcPr>
             <w:tcW w:w="1351" w:type="dxa"/>
-            <w:gridSpan w:val="8"/>
-            <w:tcBorders>
+            <w:gridSpan w:val="6"/>
+            <w:tcBorders>
+              <w:top w:val="single" w:sz="4" w:space="0" w:color="000000" w:themeColor="text1"/>
               <w:left w:val="single" w:sz="4" w:space="0" w:color="auto"/>
+              <w:right w:val="single" w:sz="4" w:space="0" w:color="auto"/>
             </w:tcBorders>
             <w:vAlign w:val="center"/>
           </w:tcPr>
@@ -9475,7 +9814,12 @@
         <w:tc>
           <w:tcPr>
             <w:tcW w:w="3965" w:type="dxa"/>
-            <w:gridSpan w:val="41"/>
+            <w:gridSpan w:val="39"/>
+            <w:tcBorders>
+              <w:top w:val="single" w:sz="4" w:space="0" w:color="000000" w:themeColor="text1"/>
+              <w:left w:val="single" w:sz="4" w:space="0" w:color="auto"/>
+              <w:right w:val="single" w:sz="4" w:space="0" w:color="000000" w:themeColor="text1"/>
+            </w:tcBorders>
             <w:vAlign w:val="center"/>
           </w:tcPr>
           <w:p>
@@ -9500,6 +9844,11 @@
           <w:tcPr>
             <w:tcW w:w="422" w:type="dxa"/>
             <w:gridSpan w:val="2"/>
+            <w:tcBorders>
+              <w:top w:val="single" w:sz="4" w:space="0" w:color="000000" w:themeColor="text1"/>
+              <w:left w:val="single" w:sz="4" w:space="0" w:color="000000" w:themeColor="text1"/>
+              <w:right w:val="single" w:sz="4" w:space="0" w:color="000000" w:themeColor="text1"/>
+            </w:tcBorders>
             <w:shd w:val="clear" w:color="auto" w:fill="7F7F7F"/>
             <w:vAlign w:val="center"/>
           </w:tcPr>
@@ -9518,6 +9867,10 @@
           <w:tcPr>
             <w:tcW w:w="2950" w:type="dxa"/>
             <w:gridSpan w:val="35"/>
+            <w:tcBorders>
+              <w:top w:val="single" w:sz="4" w:space="0" w:color="000000" w:themeColor="text1"/>
+              <w:left w:val="single" w:sz="4" w:space="0" w:color="000000" w:themeColor="text1"/>
+            </w:tcBorders>
             <w:vAlign w:val="center"/>
           </w:tcPr>
           <w:p>
@@ -9684,7 +10037,7 @@
         <w:tc>
           <w:tcPr>
             <w:tcW w:w="348" w:type="dxa"/>
-            <w:gridSpan w:val="3"/>
+            <w:gridSpan w:val="2"/>
             <w:vMerge/>
             <w:tcBorders>
               <w:top w:val="single" w:sz="4" w:space="0" w:color="000000"/>
@@ -9714,10 +10067,11 @@
         <w:tc>
           <w:tcPr>
             <w:tcW w:w="1351" w:type="dxa"/>
-            <w:gridSpan w:val="8"/>
+            <w:gridSpan w:val="6"/>
             <w:tcBorders>
               <w:left w:val="single" w:sz="4" w:space="0" w:color="auto"/>
               <w:bottom w:val="single" w:sz="8" w:space="0" w:color="000000"/>
+              <w:right w:val="single" w:sz="4" w:space="0" w:color="auto"/>
             </w:tcBorders>
             <w:vAlign w:val="center"/>
           </w:tcPr>
@@ -9741,8 +10095,9 @@
         <w:tc>
           <w:tcPr>
             <w:tcW w:w="8425" w:type="dxa"/>
-            <w:gridSpan w:val="85"/>
-            <w:tcBorders>
+            <w:gridSpan w:val="83"/>
+            <w:tcBorders>
+              <w:left w:val="single" w:sz="4" w:space="0" w:color="auto"/>
               <w:bottom w:val="single" w:sz="8" w:space="0" w:color="000000"/>
               <w:right w:val="single" w:sz="4" w:space="0" w:color="auto"/>
             </w:tcBorders>
@@ -9804,12 +10159,12 @@
         <w:tc>
           <w:tcPr>
             <w:tcW w:w="1825" w:type="dxa"/>
-            <w:gridSpan w:val="10"/>
+            <w:gridSpan w:val="7"/>
             <w:tcBorders>
               <w:top w:val="single" w:sz="8" w:space="0" w:color="000000"/>
               <w:left w:val="single" w:sz="12" w:space="0" w:color="000000"/>
               <w:bottom w:val="nil"/>
-              <w:right w:val="nil"/>
+              <w:right w:val="single" w:sz="4" w:space="0" w:color="000000" w:themeColor="text1"/>
             </w:tcBorders>
             <w:shd w:val="clear" w:color="auto" w:fill="auto"/>
             <w:vAlign w:val="center"/>
@@ -9833,12 +10188,12 @@
         <w:tc>
           <w:tcPr>
             <w:tcW w:w="5791" w:type="dxa"/>
-            <w:gridSpan w:val="56"/>
+            <w:gridSpan w:val="54"/>
             <w:tcBorders>
               <w:top w:val="single" w:sz="8" w:space="0" w:color="000000"/>
-              <w:left w:val="nil"/>
+              <w:left w:val="single" w:sz="4" w:space="0" w:color="000000" w:themeColor="text1"/>
               <w:bottom w:val="nil"/>
-              <w:right w:val="nil"/>
+              <w:right w:val="single" w:sz="4" w:space="0" w:color="000000" w:themeColor="text1"/>
             </w:tcBorders>
             <w:shd w:val="clear" w:color="auto" w:fill="auto"/>
             <w:vAlign w:val="center"/>
@@ -9870,9 +10225,9 @@
             <w:gridSpan w:val="19"/>
             <w:tcBorders>
               <w:top w:val="single" w:sz="8" w:space="0" w:color="000000"/>
-              <w:left w:val="nil"/>
+              <w:left w:val="single" w:sz="4" w:space="0" w:color="000000" w:themeColor="text1"/>
               <w:bottom w:val="nil"/>
-              <w:right w:val="nil"/>
+              <w:right w:val="single" w:sz="4" w:space="0" w:color="000000" w:themeColor="text1"/>
             </w:tcBorders>
             <w:shd w:val="clear" w:color="auto" w:fill="auto"/>
             <w:vAlign w:val="center"/>
@@ -9901,8 +10256,8 @@
             <w:gridSpan w:val="14"/>
             <w:tcBorders>
               <w:top w:val="single" w:sz="8" w:space="0" w:color="000000"/>
-              <w:left w:val="nil"/>
-              <w:bottom w:val="nil"/>
+              <w:left w:val="single" w:sz="4" w:space="0" w:color="000000" w:themeColor="text1"/>
+              <w:bottom w:val="single" w:sz="4" w:space="0" w:color="000000" w:themeColor="text1"/>
               <w:right w:val="single" w:sz="12" w:space="0" w:color="000000"/>
             </w:tcBorders>
             <w:shd w:val="clear" w:color="auto" w:fill="auto"/>
@@ -9938,7 +10293,7 @@
         <w:tc>
           <w:tcPr>
             <w:tcW w:w="830" w:type="dxa"/>
-            <w:gridSpan w:val="6"/>
+            <w:gridSpan w:val="4"/>
             <w:tcBorders>
               <w:top w:val="nil"/>
               <w:left w:val="single" w:sz="12" w:space="0" w:color="000000"/>
@@ -9968,12 +10323,12 @@
         <w:tc>
           <w:tcPr>
             <w:tcW w:w="1599" w:type="dxa"/>
-            <w:gridSpan w:val="12"/>
-            <w:tcBorders>
-              <w:top w:val="nil"/>
+            <w:gridSpan w:val="11"/>
+            <w:tcBorders>
+              <w:top w:val="single" w:sz="4" w:space="0" w:color="000000" w:themeColor="text1"/>
               <w:left w:val="nil"/>
               <w:bottom w:val="single" w:sz="4" w:space="0" w:color="000000"/>
-              <w:right w:val="nil"/>
+              <w:right w:val="single" w:sz="4" w:space="0" w:color="000000" w:themeColor="text1"/>
             </w:tcBorders>
             <w:shd w:val="clear" w:color="auto" w:fill="auto"/>
             <w:vAlign w:val="center"/>
@@ -10002,12 +10357,12 @@
         <w:tc>
           <w:tcPr>
             <w:tcW w:w="2233" w:type="dxa"/>
-            <w:gridSpan w:val="19"/>
-            <w:tcBorders>
-              <w:top w:val="nil"/>
-              <w:left w:val="nil"/>
+            <w:gridSpan w:val="18"/>
+            <w:tcBorders>
+              <w:top w:val="single" w:sz="4" w:space="0" w:color="000000" w:themeColor="text1"/>
+              <w:left w:val="single" w:sz="4" w:space="0" w:color="000000" w:themeColor="text1"/>
               <w:bottom w:val="single" w:sz="4" w:space="0" w:color="000000"/>
-              <w:right w:val="nil"/>
+              <w:right w:val="single" w:sz="4" w:space="0" w:color="000000" w:themeColor="text1"/>
             </w:tcBorders>
             <w:shd w:val="clear" w:color="auto" w:fill="auto"/>
             <w:vAlign w:val="center"/>
@@ -10033,12 +10388,12 @@
         <w:tc>
           <w:tcPr>
             <w:tcW w:w="1064" w:type="dxa"/>
-            <w:gridSpan w:val="11"/>
-            <w:tcBorders>
-              <w:top w:val="nil"/>
-              <w:left w:val="nil"/>
+            <w:gridSpan w:val="10"/>
+            <w:tcBorders>
+              <w:top w:val="single" w:sz="4" w:space="0" w:color="000000" w:themeColor="text1"/>
+              <w:left w:val="single" w:sz="4" w:space="0" w:color="000000" w:themeColor="text1"/>
               <w:bottom w:val="single" w:sz="4" w:space="0" w:color="000000"/>
-              <w:right w:val="nil"/>
+              <w:right w:val="single" w:sz="4" w:space="0" w:color="000000" w:themeColor="text1"/>
             </w:tcBorders>
             <w:shd w:val="clear" w:color="auto" w:fill="auto"/>
             <w:vAlign w:val="center"/>
@@ -10069,10 +10424,10 @@
             <w:tcW w:w="2067" w:type="dxa"/>
             <w:gridSpan w:val="21"/>
             <w:tcBorders>
-              <w:top w:val="nil"/>
-              <w:left w:val="nil"/>
+              <w:top w:val="single" w:sz="4" w:space="0" w:color="000000" w:themeColor="text1"/>
+              <w:left w:val="single" w:sz="4" w:space="0" w:color="000000" w:themeColor="text1"/>
               <w:bottom w:val="single" w:sz="4" w:space="0" w:color="000000"/>
-              <w:right w:val="nil"/>
+              <w:right w:val="single" w:sz="4" w:space="0" w:color="000000" w:themeColor="text1"/>
             </w:tcBorders>
             <w:shd w:val="clear" w:color="auto" w:fill="auto"/>
             <w:vAlign w:val="center"/>
@@ -10100,10 +10455,10 @@
             <w:tcW w:w="1195" w:type="dxa"/>
             <w:gridSpan w:val="15"/>
             <w:tcBorders>
-              <w:top w:val="nil"/>
-              <w:left w:val="nil"/>
+              <w:top w:val="single" w:sz="4" w:space="0" w:color="000000" w:themeColor="text1"/>
+              <w:left w:val="single" w:sz="4" w:space="0" w:color="000000" w:themeColor="text1"/>
               <w:bottom w:val="single" w:sz="4" w:space="0" w:color="000000"/>
-              <w:right w:val="nil"/>
+              <w:right w:val="single" w:sz="4" w:space="0" w:color="000000" w:themeColor="text1"/>
             </w:tcBorders>
             <w:shd w:val="clear" w:color="auto" w:fill="auto"/>
             <w:vAlign w:val="center"/>
@@ -10134,10 +10489,10 @@
             <w:tcW w:w="1139" w:type="dxa"/>
             <w:gridSpan w:val="10"/>
             <w:tcBorders>
-              <w:top w:val="nil"/>
-              <w:left w:val="nil"/>
+              <w:top w:val="single" w:sz="4" w:space="0" w:color="000000" w:themeColor="text1"/>
+              <w:left w:val="single" w:sz="4" w:space="0" w:color="000000" w:themeColor="text1"/>
               <w:bottom w:val="single" w:sz="4" w:space="0" w:color="000000"/>
-              <w:right w:val="nil"/>
+              <w:right w:val="single" w:sz="4" w:space="0" w:color="000000" w:themeColor="text1"/>
             </w:tcBorders>
             <w:shd w:val="clear" w:color="auto" w:fill="auto"/>
             <w:vAlign w:val="center"/>
@@ -10165,8 +10520,8 @@
             <w:tcW w:w="896" w:type="dxa"/>
             <w:gridSpan w:val="5"/>
             <w:tcBorders>
-              <w:top w:val="nil"/>
-              <w:left w:val="nil"/>
+              <w:top w:val="single" w:sz="4" w:space="0" w:color="000000" w:themeColor="text1"/>
+              <w:left w:val="single" w:sz="4" w:space="0" w:color="000000" w:themeColor="text1"/>
               <w:bottom w:val="single" w:sz="4" w:space="0" w:color="000000"/>
               <w:right w:val="single" w:sz="12" w:space="0" w:color="000000"/>
             </w:tcBorders>
@@ -10234,7 +10589,7 @@
         <w:tc>
           <w:tcPr>
             <w:tcW w:w="348" w:type="dxa"/>
-            <w:gridSpan w:val="3"/>
+            <w:gridSpan w:val="2"/>
             <w:vMerge w:val="restart"/>
             <w:tcBorders>
               <w:top w:val="single" w:sz="4" w:space="0" w:color="000000"/>
@@ -10264,10 +10619,11 @@
         <w:tc>
           <w:tcPr>
             <w:tcW w:w="1351" w:type="dxa"/>
-            <w:gridSpan w:val="8"/>
+            <w:gridSpan w:val="6"/>
             <w:tcBorders>
               <w:top w:val="single" w:sz="4" w:space="0" w:color="000000"/>
               <w:left w:val="single" w:sz="4" w:space="0" w:color="auto"/>
+              <w:right w:val="single" w:sz="4" w:space="0" w:color="auto"/>
             </w:tcBorders>
             <w:vAlign w:val="center"/>
           </w:tcPr>
@@ -10294,6 +10650,8 @@
             <w:gridSpan w:val="4"/>
             <w:tcBorders>
               <w:top w:val="single" w:sz="4" w:space="0" w:color="000000"/>
+              <w:left w:val="single" w:sz="4" w:space="0" w:color="auto"/>
+              <w:right w:val="single" w:sz="4" w:space="0" w:color="000000" w:themeColor="text1"/>
             </w:tcBorders>
             <w:vAlign w:val="center"/>
           </w:tcPr>
@@ -10321,6 +10679,8 @@
             <w:gridSpan w:val="5"/>
             <w:tcBorders>
               <w:top w:val="single" w:sz="4" w:space="0" w:color="000000"/>
+              <w:left w:val="single" w:sz="4" w:space="0" w:color="000000" w:themeColor="text1"/>
+              <w:right w:val="single" w:sz="4" w:space="0" w:color="000000" w:themeColor="text1"/>
             </w:tcBorders>
             <w:vAlign w:val="center"/>
           </w:tcPr>
@@ -10348,6 +10708,8 @@
             <w:gridSpan w:val="2"/>
             <w:tcBorders>
               <w:top w:val="single" w:sz="4" w:space="0" w:color="000000"/>
+              <w:left w:val="single" w:sz="4" w:space="0" w:color="000000" w:themeColor="text1"/>
+              <w:right w:val="single" w:sz="4" w:space="0" w:color="000000" w:themeColor="text1"/>
             </w:tcBorders>
             <w:vAlign w:val="center"/>
           </w:tcPr>
@@ -10375,6 +10737,8 @@
             <w:gridSpan w:val="2"/>
             <w:tcBorders>
               <w:top w:val="single" w:sz="4" w:space="0" w:color="000000"/>
+              <w:left w:val="single" w:sz="4" w:space="0" w:color="000000" w:themeColor="text1"/>
+              <w:right w:val="single" w:sz="4" w:space="0" w:color="000000" w:themeColor="text1"/>
             </w:tcBorders>
             <w:vAlign w:val="center"/>
           </w:tcPr>
@@ -10402,6 +10766,8 @@
             <w:gridSpan w:val="3"/>
             <w:tcBorders>
               <w:top w:val="single" w:sz="4" w:space="0" w:color="000000"/>
+              <w:left w:val="single" w:sz="4" w:space="0" w:color="000000" w:themeColor="text1"/>
+              <w:right w:val="single" w:sz="4" w:space="0" w:color="000000" w:themeColor="text1"/>
             </w:tcBorders>
             <w:vAlign w:val="center"/>
           </w:tcPr>
@@ -10426,9 +10792,11 @@
         <w:tc>
           <w:tcPr>
             <w:tcW w:w="334" w:type="dxa"/>
-            <w:gridSpan w:val="5"/>
+            <w:gridSpan w:val="4"/>
             <w:tcBorders>
               <w:top w:val="single" w:sz="4" w:space="0" w:color="000000"/>
+              <w:left w:val="single" w:sz="4" w:space="0" w:color="000000" w:themeColor="text1"/>
+              <w:right w:val="single" w:sz="4" w:space="0" w:color="000000" w:themeColor="text1"/>
             </w:tcBorders>
             <w:vAlign w:val="center"/>
           </w:tcPr>
@@ -10456,6 +10824,8 @@
             <w:gridSpan w:val="2"/>
             <w:tcBorders>
               <w:top w:val="single" w:sz="4" w:space="0" w:color="000000"/>
+              <w:left w:val="single" w:sz="4" w:space="0" w:color="000000" w:themeColor="text1"/>
+              <w:right w:val="single" w:sz="4" w:space="0" w:color="000000" w:themeColor="text1"/>
             </w:tcBorders>
             <w:vAlign w:val="center"/>
           </w:tcPr>
@@ -10483,6 +10853,8 @@
             <w:gridSpan w:val="4"/>
             <w:tcBorders>
               <w:top w:val="single" w:sz="4" w:space="0" w:color="000000"/>
+              <w:left w:val="single" w:sz="4" w:space="0" w:color="000000" w:themeColor="text1"/>
+              <w:right w:val="single" w:sz="4" w:space="0" w:color="000000" w:themeColor="text1"/>
             </w:tcBorders>
             <w:vAlign w:val="center"/>
           </w:tcPr>
@@ -10510,6 +10882,8 @@
             <w:gridSpan w:val="2"/>
             <w:tcBorders>
               <w:top w:val="single" w:sz="4" w:space="0" w:color="000000"/>
+              <w:left w:val="single" w:sz="4" w:space="0" w:color="000000" w:themeColor="text1"/>
+              <w:right w:val="single" w:sz="4" w:space="0" w:color="000000" w:themeColor="text1"/>
             </w:tcBorders>
             <w:vAlign w:val="center"/>
           </w:tcPr>
@@ -10522,6 +10896,15 @@
                 <w:szCs w:val="12"/>
               </w:rPr>
             </w:pPr>
+            <w:proofErr w:type="spellStart"/>
+            <w:r>
+              <w:rPr>
+                <w:sz w:val="12"/>
+                <w:szCs w:val="12"/>
+              </w:rPr>
+              <w:t>cxx</w:t>
+            </w:r>
+            <w:proofErr w:type="spellEnd"/>
             <w:r>
               <w:rPr>
                 <w:sz w:val="12"/>
@@ -10537,6 +10920,8 @@
             <w:gridSpan w:val="3"/>
             <w:tcBorders>
               <w:top w:val="single" w:sz="4" w:space="0" w:color="000000"/>
+              <w:left w:val="single" w:sz="4" w:space="0" w:color="000000" w:themeColor="text1"/>
+              <w:right w:val="single" w:sz="4" w:space="0" w:color="000000" w:themeColor="text1"/>
             </w:tcBorders>
             <w:vAlign w:val="center"/>
           </w:tcPr>
@@ -10561,9 +10946,11 @@
         <w:tc>
           <w:tcPr>
             <w:tcW w:w="334" w:type="dxa"/>
-            <w:gridSpan w:val="5"/>
+            <w:gridSpan w:val="4"/>
             <w:tcBorders>
               <w:top w:val="single" w:sz="4" w:space="0" w:color="000000"/>
+              <w:left w:val="single" w:sz="4" w:space="0" w:color="000000" w:themeColor="text1"/>
+              <w:right w:val="single" w:sz="4" w:space="0" w:color="000000" w:themeColor="text1"/>
             </w:tcBorders>
             <w:vAlign w:val="center"/>
           </w:tcPr>
@@ -10591,6 +10978,8 @@
             <w:gridSpan w:val="4"/>
             <w:tcBorders>
               <w:top w:val="single" w:sz="4" w:space="0" w:color="000000"/>
+              <w:left w:val="single" w:sz="4" w:space="0" w:color="000000" w:themeColor="text1"/>
+              <w:right w:val="single" w:sz="4" w:space="0" w:color="000000" w:themeColor="text1"/>
             </w:tcBorders>
             <w:shd w:val="clear" w:color="auto" w:fill="7F7F7F"/>
             <w:vAlign w:val="center"/>
@@ -10612,6 +11001,8 @@
             <w:gridSpan w:val="2"/>
             <w:tcBorders>
               <w:top w:val="single" w:sz="4" w:space="0" w:color="000000"/>
+              <w:left w:val="single" w:sz="4" w:space="0" w:color="000000" w:themeColor="text1"/>
+              <w:right w:val="single" w:sz="4" w:space="0" w:color="000000" w:themeColor="text1"/>
             </w:tcBorders>
             <w:shd w:val="clear" w:color="auto" w:fill="7F7F7F"/>
             <w:vAlign w:val="center"/>
@@ -10633,6 +11024,8 @@
             <w:gridSpan w:val="2"/>
             <w:tcBorders>
               <w:top w:val="single" w:sz="4" w:space="0" w:color="000000"/>
+              <w:left w:val="single" w:sz="4" w:space="0" w:color="000000" w:themeColor="text1"/>
+              <w:right w:val="single" w:sz="4" w:space="0" w:color="000000" w:themeColor="text1"/>
             </w:tcBorders>
             <w:vAlign w:val="center"/>
           </w:tcPr>
@@ -10660,6 +11053,8 @@
             <w:gridSpan w:val="3"/>
             <w:tcBorders>
               <w:top w:val="single" w:sz="4" w:space="0" w:color="000000"/>
+              <w:left w:val="single" w:sz="4" w:space="0" w:color="000000" w:themeColor="text1"/>
+              <w:right w:val="single" w:sz="4" w:space="0" w:color="000000" w:themeColor="text1"/>
             </w:tcBorders>
             <w:vAlign w:val="center"/>
           </w:tcPr>
@@ -10687,6 +11082,8 @@
             <w:gridSpan w:val="4"/>
             <w:tcBorders>
               <w:top w:val="single" w:sz="4" w:space="0" w:color="000000"/>
+              <w:left w:val="single" w:sz="4" w:space="0" w:color="000000" w:themeColor="text1"/>
+              <w:right w:val="single" w:sz="4" w:space="0" w:color="000000" w:themeColor="text1"/>
             </w:tcBorders>
             <w:vAlign w:val="center"/>
           </w:tcPr>
@@ -10714,6 +11111,8 @@
             <w:gridSpan w:val="4"/>
             <w:tcBorders>
               <w:top w:val="single" w:sz="4" w:space="0" w:color="000000"/>
+              <w:left w:val="single" w:sz="4" w:space="0" w:color="000000" w:themeColor="text1"/>
+              <w:right w:val="single" w:sz="4" w:space="0" w:color="000000" w:themeColor="text1"/>
             </w:tcBorders>
             <w:vAlign w:val="center"/>
           </w:tcPr>
@@ -10741,6 +11140,8 @@
             <w:gridSpan w:val="5"/>
             <w:tcBorders>
               <w:top w:val="single" w:sz="4" w:space="0" w:color="000000"/>
+              <w:left w:val="single" w:sz="4" w:space="0" w:color="000000" w:themeColor="text1"/>
+              <w:right w:val="single" w:sz="4" w:space="0" w:color="000000" w:themeColor="text1"/>
             </w:tcBorders>
             <w:vAlign w:val="center"/>
           </w:tcPr>
@@ -10768,6 +11169,8 @@
             <w:gridSpan w:val="3"/>
             <w:tcBorders>
               <w:top w:val="single" w:sz="4" w:space="0" w:color="000000"/>
+              <w:left w:val="single" w:sz="4" w:space="0" w:color="000000" w:themeColor="text1"/>
+              <w:right w:val="single" w:sz="4" w:space="0" w:color="000000" w:themeColor="text1"/>
             </w:tcBorders>
             <w:vAlign w:val="center"/>
           </w:tcPr>
@@ -10795,6 +11198,8 @@
             <w:gridSpan w:val="4"/>
             <w:tcBorders>
               <w:top w:val="single" w:sz="4" w:space="0" w:color="000000"/>
+              <w:left w:val="single" w:sz="4" w:space="0" w:color="000000" w:themeColor="text1"/>
+              <w:right w:val="single" w:sz="4" w:space="0" w:color="000000" w:themeColor="text1"/>
             </w:tcBorders>
             <w:vAlign w:val="center"/>
           </w:tcPr>
@@ -10822,6 +11227,8 @@
             <w:gridSpan w:val="2"/>
             <w:tcBorders>
               <w:top w:val="single" w:sz="4" w:space="0" w:color="000000"/>
+              <w:left w:val="single" w:sz="4" w:space="0" w:color="000000" w:themeColor="text1"/>
+              <w:right w:val="single" w:sz="4" w:space="0" w:color="000000" w:themeColor="text1"/>
             </w:tcBorders>
             <w:vAlign w:val="center"/>
           </w:tcPr>
@@ -10849,6 +11256,8 @@
             <w:gridSpan w:val="5"/>
             <w:tcBorders>
               <w:top w:val="single" w:sz="4" w:space="0" w:color="000000"/>
+              <w:left w:val="single" w:sz="4" w:space="0" w:color="000000" w:themeColor="text1"/>
+              <w:right w:val="single" w:sz="4" w:space="0" w:color="000000" w:themeColor="text1"/>
             </w:tcBorders>
             <w:vAlign w:val="center"/>
           </w:tcPr>
@@ -10876,6 +11285,8 @@
             <w:gridSpan w:val="3"/>
             <w:tcBorders>
               <w:top w:val="single" w:sz="4" w:space="0" w:color="000000"/>
+              <w:left w:val="single" w:sz="4" w:space="0" w:color="000000" w:themeColor="text1"/>
+              <w:right w:val="single" w:sz="4" w:space="0" w:color="000000" w:themeColor="text1"/>
             </w:tcBorders>
             <w:vAlign w:val="center"/>
           </w:tcPr>
@@ -10903,6 +11314,8 @@
             <w:gridSpan w:val="2"/>
             <w:tcBorders>
               <w:top w:val="single" w:sz="4" w:space="0" w:color="000000"/>
+              <w:left w:val="single" w:sz="4" w:space="0" w:color="000000" w:themeColor="text1"/>
+              <w:right w:val="single" w:sz="4" w:space="0" w:color="000000" w:themeColor="text1"/>
             </w:tcBorders>
             <w:shd w:val="clear" w:color="auto" w:fill="7F7F7F"/>
             <w:vAlign w:val="center"/>
@@ -10924,6 +11337,8 @@
             <w:gridSpan w:val="2"/>
             <w:tcBorders>
               <w:top w:val="single" w:sz="4" w:space="0" w:color="000000"/>
+              <w:left w:val="single" w:sz="4" w:space="0" w:color="000000" w:themeColor="text1"/>
+              <w:right w:val="single" w:sz="4" w:space="0" w:color="000000" w:themeColor="text1"/>
             </w:tcBorders>
             <w:shd w:val="clear" w:color="auto" w:fill="7F7F7F"/>
             <w:vAlign w:val="center"/>
@@ -10945,6 +11360,8 @@
             <w:gridSpan w:val="3"/>
             <w:tcBorders>
               <w:top w:val="single" w:sz="4" w:space="0" w:color="000000"/>
+              <w:left w:val="single" w:sz="4" w:space="0" w:color="000000" w:themeColor="text1"/>
+              <w:right w:val="single" w:sz="4" w:space="0" w:color="auto"/>
             </w:tcBorders>
             <w:shd w:val="clear" w:color="auto" w:fill="7F7F7F"/>
             <w:vAlign w:val="center"/>
@@ -10967,6 +11384,7 @@
             <w:vMerge w:val="restart"/>
             <w:tcBorders>
               <w:top w:val="single" w:sz="4" w:space="0" w:color="000000"/>
+              <w:left w:val="single" w:sz="4" w:space="0" w:color="auto"/>
               <w:right w:val="single" w:sz="12" w:space="0" w:color="000000"/>
             </w:tcBorders>
             <w:vAlign w:val="center"/>
@@ -11027,7 +11445,7 @@
         <w:tc>
           <w:tcPr>
             <w:tcW w:w="348" w:type="dxa"/>
-            <w:gridSpan w:val="3"/>
+            <w:gridSpan w:val="2"/>
             <w:vMerge/>
             <w:tcBorders>
               <w:top w:val="single" w:sz="4" w:space="0" w:color="000000"/>
@@ -11057,9 +11475,10 @@
         <w:tc>
           <w:tcPr>
             <w:tcW w:w="1351" w:type="dxa"/>
-            <w:gridSpan w:val="8"/>
+            <w:gridSpan w:val="6"/>
             <w:tcBorders>
               <w:left w:val="single" w:sz="4" w:space="0" w:color="auto"/>
+              <w:right w:val="single" w:sz="4" w:space="0" w:color="auto"/>
             </w:tcBorders>
             <w:vAlign w:val="center"/>
           </w:tcPr>
@@ -11084,6 +11503,10 @@
           <w:tcPr>
             <w:tcW w:w="333" w:type="dxa"/>
             <w:gridSpan w:val="4"/>
+            <w:tcBorders>
+              <w:left w:val="single" w:sz="4" w:space="0" w:color="auto"/>
+              <w:right w:val="single" w:sz="4" w:space="0" w:color="000000" w:themeColor="text1"/>
+            </w:tcBorders>
             <w:vAlign w:val="center"/>
           </w:tcPr>
           <w:p>
@@ -11108,6 +11531,10 @@
           <w:tcPr>
             <w:tcW w:w="334" w:type="dxa"/>
             <w:gridSpan w:val="5"/>
+            <w:tcBorders>
+              <w:left w:val="single" w:sz="4" w:space="0" w:color="000000" w:themeColor="text1"/>
+              <w:right w:val="single" w:sz="4" w:space="0" w:color="000000" w:themeColor="text1"/>
+            </w:tcBorders>
             <w:vAlign w:val="center"/>
           </w:tcPr>
           <w:p>
@@ -11132,6 +11559,11 @@
           <w:tcPr>
             <w:tcW w:w="337" w:type="dxa"/>
             <w:gridSpan w:val="2"/>
+            <w:tcBorders>
+              <w:left w:val="single" w:sz="4" w:space="0" w:color="000000" w:themeColor="text1"/>
+              <w:bottom w:val="single" w:sz="4" w:space="0" w:color="000000" w:themeColor="text1"/>
+              <w:right w:val="single" w:sz="4" w:space="0" w:color="000000" w:themeColor="text1"/>
+            </w:tcBorders>
             <w:vAlign w:val="center"/>
           </w:tcPr>
           <w:p>
@@ -11156,6 +11588,10 @@
           <w:tcPr>
             <w:tcW w:w="338" w:type="dxa"/>
             <w:gridSpan w:val="2"/>
+            <w:tcBorders>
+              <w:left w:val="single" w:sz="4" w:space="0" w:color="000000" w:themeColor="text1"/>
+              <w:right w:val="single" w:sz="4" w:space="0" w:color="000000" w:themeColor="text1"/>
+            </w:tcBorders>
             <w:vAlign w:val="center"/>
           </w:tcPr>
           <w:p>
@@ -11180,6 +11616,10 @@
           <w:tcPr>
             <w:tcW w:w="334" w:type="dxa"/>
             <w:gridSpan w:val="3"/>
+            <w:tcBorders>
+              <w:left w:val="single" w:sz="4" w:space="0" w:color="000000" w:themeColor="text1"/>
+              <w:right w:val="single" w:sz="4" w:space="0" w:color="000000" w:themeColor="text1"/>
+            </w:tcBorders>
             <w:vAlign w:val="center"/>
           </w:tcPr>
           <w:p>
@@ -11203,7 +11643,11 @@
         <w:tc>
           <w:tcPr>
             <w:tcW w:w="334" w:type="dxa"/>
-            <w:gridSpan w:val="5"/>
+            <w:gridSpan w:val="4"/>
+            <w:tcBorders>
+              <w:left w:val="single" w:sz="4" w:space="0" w:color="000000" w:themeColor="text1"/>
+              <w:right w:val="single" w:sz="4" w:space="0" w:color="000000" w:themeColor="text1"/>
+            </w:tcBorders>
             <w:vAlign w:val="center"/>
           </w:tcPr>
           <w:p>
@@ -11228,6 +11672,10 @@
           <w:tcPr>
             <w:tcW w:w="337" w:type="dxa"/>
             <w:gridSpan w:val="2"/>
+            <w:tcBorders>
+              <w:left w:val="single" w:sz="4" w:space="0" w:color="000000" w:themeColor="text1"/>
+              <w:right w:val="single" w:sz="4" w:space="0" w:color="000000" w:themeColor="text1"/>
+            </w:tcBorders>
             <w:vAlign w:val="center"/>
           </w:tcPr>
           <w:p>
@@ -11252,6 +11700,10 @@
           <w:tcPr>
             <w:tcW w:w="334" w:type="dxa"/>
             <w:gridSpan w:val="4"/>
+            <w:tcBorders>
+              <w:left w:val="single" w:sz="4" w:space="0" w:color="000000" w:themeColor="text1"/>
+              <w:right w:val="single" w:sz="4" w:space="0" w:color="000000" w:themeColor="text1"/>
+            </w:tcBorders>
             <w:vAlign w:val="center"/>
           </w:tcPr>
           <w:p>
@@ -11276,6 +11728,10 @@
           <w:tcPr>
             <w:tcW w:w="333" w:type="dxa"/>
             <w:gridSpan w:val="2"/>
+            <w:tcBorders>
+              <w:left w:val="single" w:sz="4" w:space="0" w:color="000000" w:themeColor="text1"/>
+              <w:right w:val="single" w:sz="4" w:space="0" w:color="000000" w:themeColor="text1"/>
+            </w:tcBorders>
             <w:vAlign w:val="center"/>
           </w:tcPr>
           <w:p>
@@ -11300,6 +11756,10 @@
           <w:tcPr>
             <w:tcW w:w="334" w:type="dxa"/>
             <w:gridSpan w:val="3"/>
+            <w:tcBorders>
+              <w:left w:val="single" w:sz="4" w:space="0" w:color="000000" w:themeColor="text1"/>
+              <w:right w:val="single" w:sz="4" w:space="0" w:color="000000" w:themeColor="text1"/>
+            </w:tcBorders>
             <w:vAlign w:val="center"/>
           </w:tcPr>
           <w:p>
@@ -11323,7 +11783,11 @@
         <w:tc>
           <w:tcPr>
             <w:tcW w:w="334" w:type="dxa"/>
-            <w:gridSpan w:val="5"/>
+            <w:gridSpan w:val="4"/>
+            <w:tcBorders>
+              <w:left w:val="single" w:sz="4" w:space="0" w:color="000000" w:themeColor="text1"/>
+              <w:right w:val="single" w:sz="4" w:space="0" w:color="000000" w:themeColor="text1"/>
+            </w:tcBorders>
             <w:vAlign w:val="center"/>
           </w:tcPr>
           <w:p>
@@ -11348,6 +11812,10 @@
           <w:tcPr>
             <w:tcW w:w="283" w:type="dxa"/>
             <w:gridSpan w:val="4"/>
+            <w:tcBorders>
+              <w:left w:val="single" w:sz="4" w:space="0" w:color="000000" w:themeColor="text1"/>
+              <w:right w:val="single" w:sz="4" w:space="0" w:color="000000" w:themeColor="text1"/>
+            </w:tcBorders>
             <w:vAlign w:val="center"/>
           </w:tcPr>
           <w:p>
@@ -11372,6 +11840,10 @@
           <w:tcPr>
             <w:tcW w:w="422" w:type="dxa"/>
             <w:gridSpan w:val="2"/>
+            <w:tcBorders>
+              <w:left w:val="single" w:sz="4" w:space="0" w:color="000000" w:themeColor="text1"/>
+              <w:right w:val="single" w:sz="4" w:space="0" w:color="000000" w:themeColor="text1"/>
+            </w:tcBorders>
             <w:vAlign w:val="center"/>
           </w:tcPr>
           <w:p>
@@ -11396,6 +11868,10 @@
           <w:tcPr>
             <w:tcW w:w="352" w:type="dxa"/>
             <w:gridSpan w:val="2"/>
+            <w:tcBorders>
+              <w:left w:val="single" w:sz="4" w:space="0" w:color="000000" w:themeColor="text1"/>
+              <w:right w:val="single" w:sz="4" w:space="0" w:color="000000" w:themeColor="text1"/>
+            </w:tcBorders>
             <w:vAlign w:val="center"/>
           </w:tcPr>
           <w:p>
@@ -11420,6 +11896,10 @@
           <w:tcPr>
             <w:tcW w:w="353" w:type="dxa"/>
             <w:gridSpan w:val="3"/>
+            <w:tcBorders>
+              <w:left w:val="single" w:sz="4" w:space="0" w:color="000000" w:themeColor="text1"/>
+              <w:right w:val="single" w:sz="4" w:space="0" w:color="000000" w:themeColor="text1"/>
+            </w:tcBorders>
             <w:vAlign w:val="center"/>
           </w:tcPr>
           <w:p>
@@ -11444,6 +11924,10 @@
           <w:tcPr>
             <w:tcW w:w="279" w:type="dxa"/>
             <w:gridSpan w:val="4"/>
+            <w:tcBorders>
+              <w:left w:val="single" w:sz="4" w:space="0" w:color="000000" w:themeColor="text1"/>
+              <w:right w:val="single" w:sz="4" w:space="0" w:color="000000" w:themeColor="text1"/>
+            </w:tcBorders>
             <w:vAlign w:val="center"/>
           </w:tcPr>
           <w:p>
@@ -11468,6 +11952,10 @@
           <w:tcPr>
             <w:tcW w:w="279" w:type="dxa"/>
             <w:gridSpan w:val="4"/>
+            <w:tcBorders>
+              <w:left w:val="single" w:sz="4" w:space="0" w:color="000000" w:themeColor="text1"/>
+              <w:right w:val="single" w:sz="4" w:space="0" w:color="000000" w:themeColor="text1"/>
+            </w:tcBorders>
             <w:vAlign w:val="center"/>
           </w:tcPr>
           <w:p>
@@ -11492,6 +11980,10 @@
           <w:tcPr>
             <w:tcW w:w="282" w:type="dxa"/>
             <w:gridSpan w:val="5"/>
+            <w:tcBorders>
+              <w:left w:val="single" w:sz="4" w:space="0" w:color="000000" w:themeColor="text1"/>
+              <w:right w:val="single" w:sz="4" w:space="0" w:color="000000" w:themeColor="text1"/>
+            </w:tcBorders>
             <w:vAlign w:val="center"/>
           </w:tcPr>
           <w:p>
@@ -11516,6 +12008,10 @@
           <w:tcPr>
             <w:tcW w:w="280" w:type="dxa"/>
             <w:gridSpan w:val="3"/>
+            <w:tcBorders>
+              <w:left w:val="single" w:sz="4" w:space="0" w:color="000000" w:themeColor="text1"/>
+              <w:right w:val="single" w:sz="4" w:space="0" w:color="000000" w:themeColor="text1"/>
+            </w:tcBorders>
             <w:vAlign w:val="center"/>
           </w:tcPr>
           <w:p>
@@ -11540,6 +12036,10 @@
           <w:tcPr>
             <w:tcW w:w="279" w:type="dxa"/>
             <w:gridSpan w:val="4"/>
+            <w:tcBorders>
+              <w:left w:val="single" w:sz="4" w:space="0" w:color="000000" w:themeColor="text1"/>
+              <w:right w:val="single" w:sz="4" w:space="0" w:color="000000" w:themeColor="text1"/>
+            </w:tcBorders>
             <w:vAlign w:val="center"/>
           </w:tcPr>
           <w:p>
@@ -11564,6 +12064,10 @@
           <w:tcPr>
             <w:tcW w:w="284" w:type="dxa"/>
             <w:gridSpan w:val="2"/>
+            <w:tcBorders>
+              <w:left w:val="single" w:sz="4" w:space="0" w:color="000000" w:themeColor="text1"/>
+              <w:right w:val="single" w:sz="4" w:space="0" w:color="000000" w:themeColor="text1"/>
+            </w:tcBorders>
             <w:vAlign w:val="center"/>
           </w:tcPr>
           <w:p>
@@ -11588,6 +12092,10 @@
           <w:tcPr>
             <w:tcW w:w="280" w:type="dxa"/>
             <w:gridSpan w:val="5"/>
+            <w:tcBorders>
+              <w:left w:val="single" w:sz="4" w:space="0" w:color="000000" w:themeColor="text1"/>
+              <w:right w:val="single" w:sz="4" w:space="0" w:color="000000" w:themeColor="text1"/>
+            </w:tcBorders>
             <w:vAlign w:val="center"/>
           </w:tcPr>
           <w:p>
@@ -11612,6 +12120,10 @@
           <w:tcPr>
             <w:tcW w:w="282" w:type="dxa"/>
             <w:gridSpan w:val="3"/>
+            <w:tcBorders>
+              <w:left w:val="single" w:sz="4" w:space="0" w:color="000000" w:themeColor="text1"/>
+              <w:right w:val="single" w:sz="4" w:space="0" w:color="000000" w:themeColor="text1"/>
+            </w:tcBorders>
             <w:vAlign w:val="center"/>
           </w:tcPr>
           <w:p>
@@ -11636,6 +12148,10 @@
           <w:tcPr>
             <w:tcW w:w="362" w:type="dxa"/>
             <w:gridSpan w:val="2"/>
+            <w:tcBorders>
+              <w:left w:val="single" w:sz="4" w:space="0" w:color="000000" w:themeColor="text1"/>
+              <w:right w:val="single" w:sz="4" w:space="0" w:color="000000" w:themeColor="text1"/>
+            </w:tcBorders>
             <w:vAlign w:val="center"/>
           </w:tcPr>
           <w:p>
@@ -11660,6 +12176,10 @@
           <w:tcPr>
             <w:tcW w:w="364" w:type="dxa"/>
             <w:gridSpan w:val="2"/>
+            <w:tcBorders>
+              <w:left w:val="single" w:sz="4" w:space="0" w:color="000000" w:themeColor="text1"/>
+              <w:right w:val="single" w:sz="4" w:space="0" w:color="000000" w:themeColor="text1"/>
+            </w:tcBorders>
             <w:vAlign w:val="center"/>
           </w:tcPr>
           <w:p>
@@ -11685,6 +12205,7 @@
             <w:tcW w:w="362" w:type="dxa"/>
             <w:gridSpan w:val="3"/>
             <w:tcBorders>
+              <w:left w:val="single" w:sz="4" w:space="0" w:color="000000" w:themeColor="text1"/>
               <w:right w:val="single" w:sz="4" w:space="0" w:color="auto"/>
             </w:tcBorders>
             <w:vAlign w:val="center"/>
@@ -11774,7 +12295,7 @@
         <w:tc>
           <w:tcPr>
             <w:tcW w:w="348" w:type="dxa"/>
-            <w:gridSpan w:val="3"/>
+            <w:gridSpan w:val="2"/>
             <w:vMerge/>
             <w:tcBorders>
               <w:top w:val="single" w:sz="4" w:space="0" w:color="000000"/>
@@ -11804,9 +12325,10 @@
         <w:tc>
           <w:tcPr>
             <w:tcW w:w="1351" w:type="dxa"/>
-            <w:gridSpan w:val="8"/>
+            <w:gridSpan w:val="6"/>
             <w:tcBorders>
               <w:left w:val="single" w:sz="4" w:space="0" w:color="auto"/>
+              <w:right w:val="single" w:sz="4" w:space="0" w:color="auto"/>
             </w:tcBorders>
             <w:vAlign w:val="center"/>
           </w:tcPr>
@@ -11830,7 +12352,10 @@
         <w:tc>
           <w:tcPr>
             <w:tcW w:w="3965" w:type="dxa"/>
-            <w:gridSpan w:val="41"/>
+            <w:gridSpan w:val="39"/>
+            <w:tcBorders>
+              <w:left w:val="single" w:sz="4" w:space="0" w:color="auto"/>
+            </w:tcBorders>
             <w:vAlign w:val="center"/>
           </w:tcPr>
           <w:p>
@@ -11855,6 +12380,9 @@
           <w:tcPr>
             <w:tcW w:w="422" w:type="dxa"/>
             <w:gridSpan w:val="2"/>
+            <w:tcBorders>
+              <w:top w:val="single" w:sz="4" w:space="0" w:color="000000" w:themeColor="text1"/>
+            </w:tcBorders>
             <w:shd w:val="clear" w:color="auto" w:fill="7F7F7F"/>
             <w:vAlign w:val="center"/>
           </w:tcPr>
@@ -11873,6 +12401,10 @@
           <w:tcPr>
             <w:tcW w:w="2950" w:type="dxa"/>
             <w:gridSpan w:val="35"/>
+            <w:tcBorders>
+              <w:top w:val="single" w:sz="4" w:space="0" w:color="000000" w:themeColor="text1"/>
+              <w:right w:val="single" w:sz="4" w:space="0" w:color="000000" w:themeColor="text1"/>
+            </w:tcBorders>
             <w:vAlign w:val="center"/>
           </w:tcPr>
           <w:p>
@@ -11897,6 +12429,11 @@
           <w:tcPr>
             <w:tcW w:w="362" w:type="dxa"/>
             <w:gridSpan w:val="2"/>
+            <w:tcBorders>
+              <w:top w:val="single" w:sz="4" w:space="0" w:color="000000" w:themeColor="text1"/>
+              <w:left w:val="single" w:sz="4" w:space="0" w:color="000000" w:themeColor="text1"/>
+              <w:right w:val="single" w:sz="4" w:space="0" w:color="000000" w:themeColor="text1"/>
+            </w:tcBorders>
             <w:shd w:val="clear" w:color="auto" w:fill="7F7F7F"/>
             <w:vAlign w:val="center"/>
           </w:tcPr>
@@ -11915,6 +12452,11 @@
           <w:tcPr>
             <w:tcW w:w="364" w:type="dxa"/>
             <w:gridSpan w:val="2"/>
+            <w:tcBorders>
+              <w:top w:val="single" w:sz="4" w:space="0" w:color="000000" w:themeColor="text1"/>
+              <w:left w:val="single" w:sz="4" w:space="0" w:color="000000" w:themeColor="text1"/>
+              <w:right w:val="single" w:sz="4" w:space="0" w:color="000000" w:themeColor="text1"/>
+            </w:tcBorders>
             <w:vAlign w:val="center"/>
           </w:tcPr>
           <w:p>
@@ -11940,6 +12482,8 @@
             <w:tcW w:w="362" w:type="dxa"/>
             <w:gridSpan w:val="3"/>
             <w:tcBorders>
+              <w:top w:val="single" w:sz="4" w:space="0" w:color="000000" w:themeColor="text1"/>
+              <w:left w:val="single" w:sz="4" w:space="0" w:color="000000" w:themeColor="text1"/>
               <w:right w:val="single" w:sz="4" w:space="0" w:color="auto"/>
             </w:tcBorders>
             <w:vAlign w:val="center"/>
@@ -11968,7 +12512,7 @@
             <w:gridSpan w:val="2"/>
             <w:vMerge/>
             <w:tcBorders>
-              <w:top w:val="single" w:sz="4" w:space="0" w:color="000000"/>
+              <w:top w:val="single" w:sz="4" w:space="0" w:color="000000" w:themeColor="text1"/>
               <w:left w:val="single" w:sz="4" w:space="0" w:color="auto"/>
               <w:right w:val="single" w:sz="12" w:space="0" w:color="000000"/>
             </w:tcBorders>
@@ -12006,6 +12550,7 @@
             <w:tcBorders>
               <w:top w:val="single" w:sz="4" w:space="0" w:color="000000"/>
               <w:left w:val="single" w:sz="12" w:space="0" w:color="000000"/>
+              <w:bottom w:val="single" w:sz="12" w:space="0" w:color="auto"/>
               <w:right w:val="single" w:sz="4" w:space="0" w:color="auto"/>
             </w:tcBorders>
             <w:vAlign w:val="center"/>
@@ -12031,11 +12576,12 @@
         <w:tc>
           <w:tcPr>
             <w:tcW w:w="348" w:type="dxa"/>
-            <w:gridSpan w:val="3"/>
+            <w:gridSpan w:val="2"/>
             <w:vMerge/>
             <w:tcBorders>
               <w:top w:val="single" w:sz="4" w:space="0" w:color="000000"/>
               <w:left w:val="single" w:sz="4" w:space="0" w:color="auto"/>
+              <w:bottom w:val="single" w:sz="12" w:space="0" w:color="auto"/>
               <w:right w:val="single" w:sz="4" w:space="0" w:color="auto"/>
             </w:tcBorders>
             <w:vAlign w:val="center"/>
@@ -12061,10 +12607,11 @@
         <w:tc>
           <w:tcPr>
             <w:tcW w:w="1351" w:type="dxa"/>
-            <w:gridSpan w:val="8"/>
+            <w:gridSpan w:val="6"/>
             <w:tcBorders>
               <w:left w:val="single" w:sz="4" w:space="0" w:color="auto"/>
               <w:bottom w:val="single" w:sz="12" w:space="0" w:color="000000"/>
+              <w:right w:val="single" w:sz="4" w:space="0" w:color="auto"/>
             </w:tcBorders>
             <w:vAlign w:val="center"/>
           </w:tcPr>
@@ -12088,8 +12635,9 @@
         <w:tc>
           <w:tcPr>
             <w:tcW w:w="8425" w:type="dxa"/>
-            <w:gridSpan w:val="85"/>
-            <w:tcBorders>
+            <w:gridSpan w:val="83"/>
+            <w:tcBorders>
+              <w:left w:val="single" w:sz="4" w:space="0" w:color="auto"/>
               <w:bottom w:val="single" w:sz="12" w:space="0" w:color="000000"/>
               <w:right w:val="single" w:sz="4" w:space="0" w:color="auto"/>
             </w:tcBorders>
@@ -12120,6 +12668,7 @@
             <w:tcBorders>
               <w:top w:val="single" w:sz="4" w:space="0" w:color="000000"/>
               <w:left w:val="single" w:sz="4" w:space="0" w:color="auto"/>
+              <w:bottom w:val="single" w:sz="12" w:space="0" w:color="auto"/>
               <w:right w:val="single" w:sz="12" w:space="0" w:color="000000"/>
             </w:tcBorders>
             <w:vAlign w:val="center"/>
@@ -12151,7 +12700,7 @@
         <w:tc>
           <w:tcPr>
             <w:tcW w:w="11023" w:type="dxa"/>
-            <w:gridSpan w:val="99"/>
+            <w:gridSpan w:val="94"/>
             <w:tcBorders>
               <w:left w:val="single" w:sz="12" w:space="0" w:color="000000"/>
               <w:bottom w:val="single" w:sz="12" w:space="0" w:color="000000"/>
@@ -12242,7 +12791,7 @@
       </w:tblGrid>
       <w:tr>
         <w:trPr>
-          <w:trHeight w:val="250"/>
+          <w:trHeight w:val="21"/>
         </w:trPr>
         <w:tc>
           <w:tcPr>
@@ -12252,7 +12801,7 @@
               <w:top w:val="single" w:sz="12" w:space="0" w:color="000000"/>
               <w:left w:val="single" w:sz="12" w:space="0" w:color="000000"/>
             </w:tcBorders>
-            <w:shd w:val="clear" w:color="auto" w:fill="BFBFBF" w:themeFill="background1" w:themeFillShade="BF"/>
+            <w:shd w:val="clear" w:color="auto" w:fill="F2F2F2" w:themeFill="background1" w:themeFillShade="F2"/>
             <w:vAlign w:val="center"/>
           </w:tcPr>
           <w:p>
@@ -12260,14 +12809,14 @@
               <w:ind w:left="-57" w:right="-57"/>
               <w:jc w:val="center"/>
               <w:rPr>
-                <w:sz w:val="18"/>
-                <w:szCs w:val="18"/>
-              </w:rPr>
-            </w:pPr>
-            <w:r>
-              <w:rPr>
-                <w:sz w:val="18"/>
-                <w:szCs w:val="18"/>
+                <w:sz w:val="14"/>
+                <w:szCs w:val="14"/>
+              </w:rPr>
+            </w:pPr>
+            <w:r>
+              <w:rPr>
+                <w:sz w:val="14"/>
+                <w:szCs w:val="14"/>
               </w:rPr>
               <w:lastRenderedPageBreak/>
               <w:t>NOME:</w:t>
@@ -12282,7 +12831,7 @@
               <w:top w:val="single" w:sz="12" w:space="0" w:color="000000"/>
               <w:right w:val="single" w:sz="12" w:space="0" w:color="000000"/>
             </w:tcBorders>
-            <w:shd w:val="clear" w:color="auto" w:fill="BFBFBF" w:themeFill="background1" w:themeFillShade="BF"/>
+            <w:shd w:val="clear" w:color="auto" w:fill="F2F2F2" w:themeFill="background1" w:themeFillShade="F2"/>
             <w:vAlign w:val="center"/>
           </w:tcPr>
           <w:p>
@@ -12290,8 +12839,8 @@
               <w:ind w:right="-57"/>
               <w:rPr>
                 <w:b/>
-                <w:sz w:val="18"/>
-                <w:szCs w:val="18"/>
+                <w:sz w:val="14"/>
+                <w:szCs w:val="14"/>
               </w:rPr>
             </w:pPr>
             <w:bookmarkStart w:id="0" w:name="_gjdgxs" w:colFirst="0" w:colLast="0"/>
@@ -12300,10 +12849,30 @@
               <w:rPr>
                 <w:b/>
                 <w:bCs/>
-                <w:sz w:val="18"/>
-                <w:szCs w:val="18"/>
-              </w:rPr>
-              <w:t>{nome_aluno}</w:t>
+                <w:sz w:val="14"/>
+                <w:szCs w:val="14"/>
+              </w:rPr>
+              <w:t>{</w:t>
+            </w:r>
+            <w:proofErr w:type="spellStart"/>
+            <w:r>
+              <w:rPr>
+                <w:b/>
+                <w:bCs/>
+                <w:sz w:val="14"/>
+                <w:szCs w:val="14"/>
+              </w:rPr>
+              <w:t>nome_aluno</w:t>
+            </w:r>
+            <w:proofErr w:type="spellEnd"/>
+            <w:r>
+              <w:rPr>
+                <w:b/>
+                <w:bCs/>
+                <w:sz w:val="14"/>
+                <w:szCs w:val="14"/>
+              </w:rPr>
+              <w:t>}</w:t>
             </w:r>
           </w:p>
         </w:tc>
@@ -12320,6 +12889,7 @@
               <w:left w:val="single" w:sz="12" w:space="0" w:color="000000"/>
               <w:right w:val="single" w:sz="12" w:space="0" w:color="000000"/>
             </w:tcBorders>
+            <w:shd w:val="clear" w:color="auto" w:fill="BFBFBF" w:themeFill="background1" w:themeFillShade="BF"/>
             <w:vAlign w:val="center"/>
           </w:tcPr>
           <w:p>
@@ -12327,14 +12897,14 @@
               <w:ind w:left="-57" w:right="-57"/>
               <w:jc w:val="center"/>
               <w:rPr>
-                <w:sz w:val="12"/>
-                <w:szCs w:val="12"/>
-              </w:rPr>
-            </w:pPr>
-            <w:r>
-              <w:rPr>
-                <w:sz w:val="24"/>
-                <w:szCs w:val="24"/>
+                <w:sz w:val="20"/>
+                <w:szCs w:val="20"/>
+              </w:rPr>
+            </w:pPr>
+            <w:r>
+              <w:rPr>
+                <w:sz w:val="20"/>
+                <w:szCs w:val="20"/>
               </w:rPr>
               <w:t>HISTÓRICO ESCOLAR – ENSINO FUNDAMENTAL</w:t>
             </w:r>
@@ -13257,7 +13827,23 @@
                 <w:sz w:val="12"/>
                 <w:szCs w:val="12"/>
               </w:rPr>
-              <w:t>Cultura e Arte  E Educação Patrimonial</w:t>
+              <w:t xml:space="preserve">Cultura e </w:t>
+            </w:r>
+            <w:proofErr w:type="gramStart"/>
+            <w:r>
+              <w:rPr>
+                <w:sz w:val="12"/>
+                <w:szCs w:val="12"/>
+              </w:rPr>
+              <w:t>Arte  E</w:t>
+            </w:r>
+            <w:proofErr w:type="gramEnd"/>
+            <w:r>
+              <w:rPr>
+                <w:sz w:val="12"/>
+                <w:szCs w:val="12"/>
+              </w:rPr>
+              <w:t xml:space="preserve"> Educação Patrimonial</w:t>
             </w:r>
           </w:p>
         </w:tc>
@@ -14959,6 +15545,7 @@
             <w:tcBorders>
               <w:top w:val="single" w:sz="8" w:space="0" w:color="000000"/>
               <w:left w:val="single" w:sz="4" w:space="0" w:color="auto"/>
+              <w:right w:val="single" w:sz="4" w:space="0" w:color="000000" w:themeColor="text1"/>
             </w:tcBorders>
             <w:vAlign w:val="center"/>
           </w:tcPr>
@@ -14986,6 +15573,7 @@
             <w:tcW w:w="271" w:type="dxa"/>
             <w:tcBorders>
               <w:top w:val="single" w:sz="8" w:space="0" w:color="000000"/>
+              <w:left w:val="single" w:sz="4" w:space="0" w:color="000000" w:themeColor="text1"/>
             </w:tcBorders>
             <w:shd w:val="clear" w:color="auto" w:fill="7F7F7F"/>
             <w:vAlign w:val="center"/>
@@ -21265,6 +21853,7 @@
               </w:rPr>
               <w:t xml:space="preserve">8  </w:t>
             </w:r>
+            <w:proofErr w:type="gramStart"/>
             <w:r>
               <w:rPr>
                 <w:b/>
@@ -21280,7 +21869,17 @@
                 <w:sz w:val="8"/>
                 <w:szCs w:val="8"/>
               </w:rPr>
-              <w:t>{faltas_totais_</w:t>
+              <w:t>{</w:t>
+            </w:r>
+            <w:proofErr w:type="gramEnd"/>
+            <w:r>
+              <w:rPr>
+                <w:b/>
+                <w:bCs/>
+                <w:sz w:val="8"/>
+                <w:szCs w:val="8"/>
+              </w:rPr>
+              <w:t>faltas_totais_</w:t>
             </w:r>
             <w:r>
               <w:rPr>
@@ -21892,7 +22491,7 @@
             <w:tcBorders>
               <w:top w:val="single" w:sz="4" w:space="0" w:color="auto"/>
               <w:left w:val="nil"/>
-              <w:bottom w:val="single" w:sz="8" w:space="0" w:color="000000"/>
+              <w:bottom w:val="single" w:sz="12" w:space="0" w:color="auto"/>
               <w:right w:val="single" w:sz="12" w:space="0" w:color="000000"/>
             </w:tcBorders>
             <w:shd w:val="clear" w:color="auto" w:fill="BFBFBF" w:themeFill="background1" w:themeFillShade="BF"/>
@@ -22081,7 +22680,7 @@
           <w:tcPr>
             <w:tcW w:w="284" w:type="dxa"/>
             <w:tcBorders>
-              <w:top w:val="single" w:sz="12" w:space="0" w:color="000000"/>
+              <w:top w:val="single" w:sz="12" w:space="0" w:color="auto"/>
             </w:tcBorders>
             <w:vAlign w:val="center"/>
           </w:tcPr>
@@ -22111,7 +22710,7 @@
           <w:tcPr>
             <w:tcW w:w="364" w:type="dxa"/>
             <w:tcBorders>
-              <w:top w:val="single" w:sz="12" w:space="0" w:color="000000"/>
+              <w:top w:val="single" w:sz="12" w:space="0" w:color="auto"/>
             </w:tcBorders>
             <w:vAlign w:val="center"/>
           </w:tcPr>
@@ -22177,7 +22776,7 @@
           <w:tcPr>
             <w:tcW w:w="350" w:type="dxa"/>
             <w:tcBorders>
-              <w:top w:val="single" w:sz="12" w:space="0" w:color="000000"/>
+              <w:top w:val="single" w:sz="12" w:space="0" w:color="auto"/>
             </w:tcBorders>
             <w:vAlign w:val="center"/>
           </w:tcPr>
@@ -22243,7 +22842,7 @@
           <w:tcPr>
             <w:tcW w:w="429" w:type="dxa"/>
             <w:tcBorders>
-              <w:top w:val="single" w:sz="12" w:space="0" w:color="000000"/>
+              <w:top w:val="single" w:sz="12" w:space="0" w:color="auto"/>
             </w:tcBorders>
             <w:vAlign w:val="center"/>
           </w:tcPr>
@@ -22310,7 +22909,7 @@
             <w:tcW w:w="283" w:type="dxa"/>
             <w:gridSpan w:val="2"/>
             <w:tcBorders>
-              <w:top w:val="single" w:sz="12" w:space="0" w:color="000000"/>
+              <w:top w:val="single" w:sz="12" w:space="0" w:color="auto"/>
             </w:tcBorders>
             <w:vAlign w:val="center"/>
           </w:tcPr>
@@ -22376,7 +22975,7 @@
           <w:tcPr>
             <w:tcW w:w="293" w:type="dxa"/>
             <w:tcBorders>
-              <w:top w:val="single" w:sz="12" w:space="0" w:color="000000"/>
+              <w:top w:val="single" w:sz="12" w:space="0" w:color="auto"/>
             </w:tcBorders>
             <w:vAlign w:val="center"/>
           </w:tcPr>
@@ -22442,7 +23041,7 @@
           <w:tcPr>
             <w:tcW w:w="405" w:type="dxa"/>
             <w:tcBorders>
-              <w:top w:val="single" w:sz="12" w:space="0" w:color="000000"/>
+              <w:top w:val="single" w:sz="12" w:space="0" w:color="auto"/>
             </w:tcBorders>
             <w:vAlign w:val="center"/>
           </w:tcPr>
@@ -22509,7 +23108,7 @@
             <w:tcW w:w="460" w:type="dxa"/>
             <w:gridSpan w:val="2"/>
             <w:tcBorders>
-              <w:top w:val="single" w:sz="12" w:space="0" w:color="000000"/>
+              <w:top w:val="single" w:sz="12" w:space="0" w:color="auto"/>
             </w:tcBorders>
             <w:vAlign w:val="center"/>
           </w:tcPr>
@@ -22575,7 +23174,7 @@
           <w:tcPr>
             <w:tcW w:w="251" w:type="dxa"/>
             <w:tcBorders>
-              <w:top w:val="single" w:sz="12" w:space="0" w:color="000000"/>
+              <w:top w:val="single" w:sz="12" w:space="0" w:color="auto"/>
             </w:tcBorders>
             <w:vAlign w:val="center"/>
           </w:tcPr>
@@ -22594,15 +23193,7 @@
                 <w:sz w:val="12"/>
                 <w:szCs w:val="12"/>
               </w:rPr>
-              <w:t>-</w:t>
-            </w:r>
-            <w:r>
-              <w:rPr>
-                <w:b/>
-                <w:sz w:val="12"/>
-                <w:szCs w:val="12"/>
-              </w:rPr>
-              <w:t>-</w:t>
+              <w:t>--</w:t>
             </w:r>
           </w:p>
         </w:tc>
@@ -22610,7 +23201,7 @@
           <w:tcPr>
             <w:tcW w:w="462" w:type="dxa"/>
             <w:tcBorders>
-              <w:top w:val="single" w:sz="12" w:space="0" w:color="000000"/>
+              <w:top w:val="single" w:sz="12" w:space="0" w:color="auto"/>
             </w:tcBorders>
             <w:vAlign w:val="center"/>
           </w:tcPr>
@@ -22629,15 +23220,7 @@
                 <w:sz w:val="12"/>
                 <w:szCs w:val="12"/>
               </w:rPr>
-              <w:t xml:space="preserve">      </w:t>
-            </w:r>
-            <w:r>
-              <w:rPr>
-                <w:b/>
-                <w:sz w:val="12"/>
-                <w:szCs w:val="12"/>
-              </w:rPr>
-              <w:t>--</w:t>
+              <w:t xml:space="preserve">      --</w:t>
             </w:r>
           </w:p>
         </w:tc>
@@ -22645,7 +23228,7 @@
           <w:tcPr>
             <w:tcW w:w="284" w:type="dxa"/>
             <w:tcBorders>
-              <w:top w:val="single" w:sz="12" w:space="0" w:color="000000"/>
+              <w:top w:val="single" w:sz="12" w:space="0" w:color="auto"/>
             </w:tcBorders>
             <w:vAlign w:val="center"/>
           </w:tcPr>
@@ -22673,7 +23256,7 @@
           <w:tcPr>
             <w:tcW w:w="311" w:type="dxa"/>
             <w:tcBorders>
-              <w:top w:val="single" w:sz="12" w:space="0" w:color="000000"/>
+              <w:top w:val="single" w:sz="12" w:space="0" w:color="auto"/>
             </w:tcBorders>
             <w:vAlign w:val="center"/>
           </w:tcPr>
@@ -22702,7 +23285,7 @@
             <w:tcW w:w="343" w:type="dxa"/>
             <w:gridSpan w:val="3"/>
             <w:tcBorders>
-              <w:top w:val="single" w:sz="12" w:space="0" w:color="000000"/>
+              <w:top w:val="single" w:sz="12" w:space="0" w:color="auto"/>
             </w:tcBorders>
             <w:vAlign w:val="center"/>
           </w:tcPr>
@@ -22730,7 +23313,7 @@
           <w:tcPr>
             <w:tcW w:w="346" w:type="dxa"/>
             <w:tcBorders>
-              <w:top w:val="single" w:sz="12" w:space="0" w:color="000000"/>
+              <w:top w:val="single" w:sz="12" w:space="0" w:color="auto"/>
             </w:tcBorders>
             <w:vAlign w:val="center"/>
           </w:tcPr>
@@ -22758,7 +23341,7 @@
           <w:tcPr>
             <w:tcW w:w="271" w:type="dxa"/>
             <w:tcBorders>
-              <w:top w:val="single" w:sz="12" w:space="0" w:color="000000"/>
+              <w:top w:val="single" w:sz="12" w:space="0" w:color="auto"/>
             </w:tcBorders>
             <w:shd w:val="clear" w:color="auto" w:fill="7F7F7F"/>
             <w:vAlign w:val="center"/>
@@ -22779,7 +23362,7 @@
             <w:tcW w:w="271" w:type="dxa"/>
             <w:gridSpan w:val="2"/>
             <w:tcBorders>
-              <w:top w:val="single" w:sz="12" w:space="0" w:color="000000"/>
+              <w:top w:val="single" w:sz="12" w:space="0" w:color="auto"/>
             </w:tcBorders>
             <w:shd w:val="clear" w:color="auto" w:fill="7F7F7F"/>
             <w:vAlign w:val="center"/>
@@ -22799,7 +23382,7 @@
           <w:tcPr>
             <w:tcW w:w="272" w:type="dxa"/>
             <w:tcBorders>
-              <w:top w:val="single" w:sz="12" w:space="0" w:color="000000"/>
+              <w:top w:val="single" w:sz="12" w:space="0" w:color="auto"/>
             </w:tcBorders>
             <w:shd w:val="clear" w:color="auto" w:fill="7F7F7F"/>
             <w:vAlign w:val="center"/>
@@ -22819,7 +23402,7 @@
           <w:tcPr>
             <w:tcW w:w="271" w:type="dxa"/>
             <w:tcBorders>
-              <w:top w:val="single" w:sz="12" w:space="0" w:color="000000"/>
+              <w:top w:val="single" w:sz="12" w:space="0" w:color="auto"/>
             </w:tcBorders>
             <w:shd w:val="clear" w:color="auto" w:fill="7F7F7F"/>
             <w:vAlign w:val="center"/>
@@ -22839,7 +23422,7 @@
           <w:tcPr>
             <w:tcW w:w="493" w:type="dxa"/>
             <w:tcBorders>
-              <w:top w:val="single" w:sz="12" w:space="0" w:color="000000"/>
+              <w:top w:val="single" w:sz="12" w:space="0" w:color="auto"/>
             </w:tcBorders>
             <w:shd w:val="clear" w:color="auto" w:fill="7F7F7F"/>
             <w:vAlign w:val="center"/>
@@ -22859,7 +23442,7 @@
           <w:tcPr>
             <w:tcW w:w="273" w:type="dxa"/>
             <w:tcBorders>
-              <w:top w:val="single" w:sz="12" w:space="0" w:color="000000"/>
+              <w:top w:val="single" w:sz="12" w:space="0" w:color="auto"/>
             </w:tcBorders>
             <w:shd w:val="clear" w:color="auto" w:fill="7F7F7F"/>
             <w:vAlign w:val="center"/>
@@ -22879,7 +23462,7 @@
           <w:tcPr>
             <w:tcW w:w="275" w:type="dxa"/>
             <w:tcBorders>
-              <w:top w:val="single" w:sz="12" w:space="0" w:color="000000"/>
+              <w:top w:val="single" w:sz="12" w:space="0" w:color="auto"/>
             </w:tcBorders>
             <w:shd w:val="clear" w:color="auto" w:fill="7F7F7F"/>
             <w:vAlign w:val="center"/>
@@ -22900,7 +23483,7 @@
             <w:tcW w:w="400" w:type="dxa"/>
             <w:gridSpan w:val="2"/>
             <w:tcBorders>
-              <w:top w:val="single" w:sz="12" w:space="0" w:color="000000"/>
+              <w:top w:val="single" w:sz="12" w:space="0" w:color="auto"/>
             </w:tcBorders>
             <w:shd w:val="clear" w:color="auto" w:fill="7F7F7F"/>
             <w:vAlign w:val="center"/>
@@ -22921,7 +23504,7 @@
             <w:tcW w:w="236" w:type="dxa"/>
             <w:vMerge w:val="restart"/>
             <w:tcBorders>
-              <w:top w:val="single" w:sz="12" w:space="0" w:color="000000"/>
+              <w:top w:val="single" w:sz="12" w:space="0" w:color="auto"/>
             </w:tcBorders>
             <w:shd w:val="clear" w:color="auto" w:fill="FFFFFF"/>
             <w:textDirection w:val="btLr"/>
@@ -22971,7 +23554,7 @@
             <w:tcW w:w="1349" w:type="dxa"/>
             <w:vMerge w:val="restart"/>
             <w:tcBorders>
-              <w:top w:val="single" w:sz="8" w:space="0" w:color="000000"/>
+              <w:top w:val="single" w:sz="12" w:space="0" w:color="auto"/>
               <w:right w:val="single" w:sz="12" w:space="0" w:color="000000"/>
             </w:tcBorders>
           </w:tcPr>
@@ -24401,7 +24984,7 @@
             <w:gridSpan w:val="4"/>
             <w:tcBorders>
               <w:top w:val="single" w:sz="4" w:space="0" w:color="auto"/>
-              <w:bottom w:val="single" w:sz="8" w:space="0" w:color="000000"/>
+              <w:bottom w:val="single" w:sz="12" w:space="0" w:color="auto"/>
               <w:right w:val="nil"/>
             </w:tcBorders>
             <w:shd w:val="clear" w:color="auto" w:fill="BFBFBF" w:themeFill="background1" w:themeFillShade="BF"/>
@@ -24432,8 +25015,8 @@
             <w:tcBorders>
               <w:top w:val="single" w:sz="4" w:space="0" w:color="auto"/>
               <w:left w:val="nil"/>
-              <w:bottom w:val="single" w:sz="8" w:space="0" w:color="000000"/>
-              <w:right w:val="nil"/>
+              <w:bottom w:val="single" w:sz="4" w:space="0" w:color="auto"/>
+              <w:right w:val="single" w:sz="4" w:space="0" w:color="auto"/>
             </w:tcBorders>
             <w:shd w:val="clear" w:color="auto" w:fill="BFBFBF" w:themeFill="background1" w:themeFillShade="BF"/>
             <w:vAlign w:val="center"/>
@@ -24482,8 +25065,8 @@
             <w:gridSpan w:val="6"/>
             <w:tcBorders>
               <w:top w:val="single" w:sz="4" w:space="0" w:color="auto"/>
-              <w:left w:val="nil"/>
-              <w:bottom w:val="single" w:sz="8" w:space="0" w:color="000000"/>
+              <w:left w:val="single" w:sz="4" w:space="0" w:color="auto"/>
+              <w:bottom w:val="single" w:sz="4" w:space="0" w:color="auto"/>
               <w:right w:val="nil"/>
             </w:tcBorders>
             <w:shd w:val="clear" w:color="auto" w:fill="BFBFBF" w:themeFill="background1" w:themeFillShade="BF"/>
@@ -24506,7 +25089,7 @@
             <w:tcBorders>
               <w:top w:val="single" w:sz="4" w:space="0" w:color="auto"/>
               <w:left w:val="nil"/>
-              <w:bottom w:val="single" w:sz="8" w:space="0" w:color="000000"/>
+              <w:bottom w:val="single" w:sz="4" w:space="0" w:color="auto"/>
               <w:right w:val="single" w:sz="12" w:space="0" w:color="000000"/>
             </w:tcBorders>
             <w:shd w:val="clear" w:color="auto" w:fill="BFBFBF" w:themeFill="background1" w:themeFillShade="BF"/>
@@ -24562,7 +25145,7 @@
             <w:tcW w:w="260" w:type="dxa"/>
             <w:vMerge w:val="restart"/>
             <w:tcBorders>
-              <w:top w:val="single" w:sz="8" w:space="0" w:color="000000"/>
+              <w:top w:val="single" w:sz="12" w:space="0" w:color="auto"/>
             </w:tcBorders>
             <w:textDirection w:val="btLr"/>
             <w:vAlign w:val="center"/>
@@ -24591,7 +25174,7 @@
             <w:gridSpan w:val="2"/>
             <w:vMerge w:val="restart"/>
             <w:tcBorders>
-              <w:top w:val="single" w:sz="8" w:space="0" w:color="000000"/>
+              <w:top w:val="single" w:sz="12" w:space="0" w:color="auto"/>
             </w:tcBorders>
             <w:textDirection w:val="btLr"/>
             <w:vAlign w:val="center"/>
@@ -24619,7 +25202,7 @@
           <w:tcPr>
             <w:tcW w:w="1176" w:type="dxa"/>
             <w:tcBorders>
-              <w:top w:val="single" w:sz="8" w:space="0" w:color="000000"/>
+              <w:top w:val="single" w:sz="12" w:space="0" w:color="auto"/>
             </w:tcBorders>
             <w:vAlign w:val="center"/>
           </w:tcPr>
@@ -24645,7 +25228,7 @@
           <w:tcPr>
             <w:tcW w:w="283" w:type="dxa"/>
             <w:tcBorders>
-              <w:top w:val="single" w:sz="12" w:space="0" w:color="000000"/>
+              <w:top w:val="single" w:sz="12" w:space="0" w:color="auto"/>
             </w:tcBorders>
             <w:vAlign w:val="center"/>
           </w:tcPr>
@@ -24693,7 +25276,7 @@
           <w:tcPr>
             <w:tcW w:w="284" w:type="dxa"/>
             <w:tcBorders>
-              <w:top w:val="single" w:sz="12" w:space="0" w:color="000000"/>
+              <w:top w:val="single" w:sz="12" w:space="0" w:color="auto"/>
             </w:tcBorders>
             <w:vAlign w:val="center"/>
           </w:tcPr>
@@ -24723,7 +25306,7 @@
           <w:tcPr>
             <w:tcW w:w="364" w:type="dxa"/>
             <w:tcBorders>
-              <w:top w:val="single" w:sz="12" w:space="0" w:color="000000"/>
+              <w:top w:val="single" w:sz="12" w:space="0" w:color="auto"/>
             </w:tcBorders>
             <w:vAlign w:val="center"/>
           </w:tcPr>
@@ -24789,7 +25372,7 @@
           <w:tcPr>
             <w:tcW w:w="350" w:type="dxa"/>
             <w:tcBorders>
-              <w:top w:val="single" w:sz="12" w:space="0" w:color="000000"/>
+              <w:top w:val="single" w:sz="12" w:space="0" w:color="auto"/>
             </w:tcBorders>
             <w:vAlign w:val="center"/>
           </w:tcPr>
@@ -24854,7 +25437,7 @@
           <w:tcPr>
             <w:tcW w:w="429" w:type="dxa"/>
             <w:tcBorders>
-              <w:top w:val="single" w:sz="12" w:space="0" w:color="000000"/>
+              <w:top w:val="single" w:sz="12" w:space="0" w:color="auto"/>
             </w:tcBorders>
             <w:vAlign w:val="center"/>
           </w:tcPr>
@@ -24920,7 +25503,7 @@
             <w:tcW w:w="283" w:type="dxa"/>
             <w:gridSpan w:val="2"/>
             <w:tcBorders>
-              <w:top w:val="single" w:sz="12" w:space="0" w:color="000000"/>
+              <w:top w:val="single" w:sz="12" w:space="0" w:color="auto"/>
             </w:tcBorders>
             <w:vAlign w:val="center"/>
           </w:tcPr>
@@ -24986,7 +25569,7 @@
           <w:tcPr>
             <w:tcW w:w="293" w:type="dxa"/>
             <w:tcBorders>
-              <w:top w:val="single" w:sz="12" w:space="0" w:color="000000"/>
+              <w:top w:val="single" w:sz="12" w:space="0" w:color="auto"/>
             </w:tcBorders>
             <w:vAlign w:val="center"/>
           </w:tcPr>
@@ -25052,7 +25635,7 @@
           <w:tcPr>
             <w:tcW w:w="405" w:type="dxa"/>
             <w:tcBorders>
-              <w:top w:val="single" w:sz="12" w:space="0" w:color="000000"/>
+              <w:top w:val="single" w:sz="12" w:space="0" w:color="auto"/>
             </w:tcBorders>
             <w:vAlign w:val="center"/>
           </w:tcPr>
@@ -25119,7 +25702,7 @@
             <w:tcW w:w="460" w:type="dxa"/>
             <w:gridSpan w:val="2"/>
             <w:tcBorders>
-              <w:top w:val="single" w:sz="12" w:space="0" w:color="000000"/>
+              <w:top w:val="single" w:sz="12" w:space="0" w:color="auto"/>
             </w:tcBorders>
             <w:vAlign w:val="center"/>
           </w:tcPr>
@@ -25185,7 +25768,7 @@
           <w:tcPr>
             <w:tcW w:w="251" w:type="dxa"/>
             <w:tcBorders>
-              <w:top w:val="single" w:sz="8" w:space="0" w:color="000000"/>
+              <w:top w:val="single" w:sz="12" w:space="0" w:color="auto"/>
             </w:tcBorders>
             <w:vAlign w:val="center"/>
           </w:tcPr>
@@ -25213,7 +25796,7 @@
           <w:tcPr>
             <w:tcW w:w="462" w:type="dxa"/>
             <w:tcBorders>
-              <w:top w:val="single" w:sz="8" w:space="0" w:color="000000"/>
+              <w:top w:val="single" w:sz="12" w:space="0" w:color="auto"/>
             </w:tcBorders>
             <w:vAlign w:val="center"/>
           </w:tcPr>
@@ -25241,7 +25824,7 @@
           <w:tcPr>
             <w:tcW w:w="284" w:type="dxa"/>
             <w:tcBorders>
-              <w:top w:val="single" w:sz="8" w:space="0" w:color="000000"/>
+              <w:top w:val="single" w:sz="12" w:space="0" w:color="auto"/>
             </w:tcBorders>
             <w:vAlign w:val="center"/>
           </w:tcPr>
@@ -25268,7 +25851,7 @@
           <w:tcPr>
             <w:tcW w:w="311" w:type="dxa"/>
             <w:tcBorders>
-              <w:top w:val="single" w:sz="8" w:space="0" w:color="000000"/>
+              <w:top w:val="single" w:sz="12" w:space="0" w:color="auto"/>
             </w:tcBorders>
             <w:vAlign w:val="center"/>
           </w:tcPr>
@@ -25296,7 +25879,7 @@
             <w:tcW w:w="343" w:type="dxa"/>
             <w:gridSpan w:val="3"/>
             <w:tcBorders>
-              <w:top w:val="single" w:sz="8" w:space="0" w:color="000000"/>
+              <w:top w:val="single" w:sz="12" w:space="0" w:color="auto"/>
             </w:tcBorders>
             <w:vAlign w:val="center"/>
           </w:tcPr>
@@ -25323,7 +25906,8 @@
           <w:tcPr>
             <w:tcW w:w="346" w:type="dxa"/>
             <w:tcBorders>
-              <w:top w:val="single" w:sz="8" w:space="0" w:color="000000"/>
+              <w:top w:val="single" w:sz="12" w:space="0" w:color="auto"/>
+              <w:right w:val="single" w:sz="4" w:space="0" w:color="auto"/>
             </w:tcBorders>
             <w:vAlign w:val="center"/>
           </w:tcPr>
@@ -25350,7 +25934,8 @@
           <w:tcPr>
             <w:tcW w:w="271" w:type="dxa"/>
             <w:tcBorders>
-              <w:top w:val="single" w:sz="8" w:space="0" w:color="000000"/>
+              <w:top w:val="single" w:sz="12" w:space="0" w:color="auto"/>
+              <w:left w:val="single" w:sz="4" w:space="0" w:color="auto"/>
             </w:tcBorders>
             <w:shd w:val="clear" w:color="auto" w:fill="7F7F7F"/>
             <w:vAlign w:val="center"/>
@@ -25371,7 +25956,7 @@
             <w:tcW w:w="271" w:type="dxa"/>
             <w:gridSpan w:val="2"/>
             <w:tcBorders>
-              <w:top w:val="single" w:sz="8" w:space="0" w:color="000000"/>
+              <w:top w:val="single" w:sz="12" w:space="0" w:color="auto"/>
             </w:tcBorders>
             <w:shd w:val="clear" w:color="auto" w:fill="7F7F7F"/>
             <w:vAlign w:val="center"/>
@@ -25391,7 +25976,7 @@
           <w:tcPr>
             <w:tcW w:w="272" w:type="dxa"/>
             <w:tcBorders>
-              <w:top w:val="single" w:sz="8" w:space="0" w:color="000000"/>
+              <w:top w:val="single" w:sz="12" w:space="0" w:color="auto"/>
             </w:tcBorders>
             <w:shd w:val="clear" w:color="auto" w:fill="7F7F7F"/>
             <w:vAlign w:val="center"/>
@@ -25411,7 +25996,7 @@
           <w:tcPr>
             <w:tcW w:w="271" w:type="dxa"/>
             <w:tcBorders>
-              <w:top w:val="single" w:sz="8" w:space="0" w:color="000000"/>
+              <w:top w:val="single" w:sz="12" w:space="0" w:color="auto"/>
             </w:tcBorders>
             <w:shd w:val="clear" w:color="auto" w:fill="7F7F7F"/>
             <w:vAlign w:val="center"/>
@@ -25431,7 +26016,8 @@
           <w:tcPr>
             <w:tcW w:w="493" w:type="dxa"/>
             <w:tcBorders>
-              <w:top w:val="single" w:sz="8" w:space="0" w:color="000000"/>
+              <w:top w:val="single" w:sz="12" w:space="0" w:color="auto"/>
+              <w:right w:val="single" w:sz="4" w:space="0" w:color="auto"/>
             </w:tcBorders>
             <w:shd w:val="clear" w:color="auto" w:fill="7F7F7F"/>
             <w:vAlign w:val="center"/>
@@ -25451,7 +26037,8 @@
           <w:tcPr>
             <w:tcW w:w="273" w:type="dxa"/>
             <w:tcBorders>
-              <w:top w:val="single" w:sz="8" w:space="0" w:color="000000"/>
+              <w:top w:val="single" w:sz="12" w:space="0" w:color="auto"/>
+              <w:left w:val="single" w:sz="4" w:space="0" w:color="auto"/>
             </w:tcBorders>
             <w:shd w:val="clear" w:color="auto" w:fill="7F7F7F"/>
             <w:vAlign w:val="center"/>
@@ -25471,7 +26058,7 @@
           <w:tcPr>
             <w:tcW w:w="275" w:type="dxa"/>
             <w:tcBorders>
-              <w:top w:val="single" w:sz="8" w:space="0" w:color="000000"/>
+              <w:top w:val="single" w:sz="12" w:space="0" w:color="auto"/>
             </w:tcBorders>
             <w:shd w:val="clear" w:color="auto" w:fill="7F7F7F"/>
             <w:vAlign w:val="center"/>
@@ -25492,7 +26079,7 @@
             <w:tcW w:w="400" w:type="dxa"/>
             <w:gridSpan w:val="2"/>
             <w:tcBorders>
-              <w:top w:val="single" w:sz="8" w:space="0" w:color="000000"/>
+              <w:top w:val="single" w:sz="12" w:space="0" w:color="auto"/>
             </w:tcBorders>
             <w:shd w:val="clear" w:color="auto" w:fill="7F7F7F"/>
             <w:vAlign w:val="center"/>
@@ -25514,7 +26101,7 @@
             <w:tcW w:w="236" w:type="dxa"/>
             <w:vMerge w:val="restart"/>
             <w:tcBorders>
-              <w:top w:val="single" w:sz="12" w:space="0" w:color="000000"/>
+              <w:top w:val="single" w:sz="12" w:space="0" w:color="auto"/>
             </w:tcBorders>
             <w:shd w:val="clear" w:color="auto" w:fill="FFFFFF"/>
             <w:textDirection w:val="btLr"/>
@@ -25572,7 +26159,7 @@
             <w:tcW w:w="1349" w:type="dxa"/>
             <w:vMerge w:val="restart"/>
             <w:tcBorders>
-              <w:top w:val="single" w:sz="12" w:space="0" w:color="000000"/>
+              <w:top w:val="single" w:sz="12" w:space="0" w:color="auto"/>
               <w:right w:val="single" w:sz="12" w:space="0" w:color="000000"/>
             </w:tcBorders>
           </w:tcPr>
@@ -25816,6 +26403,7 @@
             <w:gridSpan w:val="8"/>
             <w:tcBorders>
               <w:left w:val="single" w:sz="4" w:space="0" w:color="000000"/>
+              <w:right w:val="single" w:sz="4" w:space="0" w:color="auto"/>
             </w:tcBorders>
             <w:vAlign w:val="center"/>
           </w:tcPr>
@@ -25835,6 +26423,9 @@
         <w:tc>
           <w:tcPr>
             <w:tcW w:w="271" w:type="dxa"/>
+            <w:tcBorders>
+              <w:left w:val="single" w:sz="4" w:space="0" w:color="auto"/>
+            </w:tcBorders>
             <w:vAlign w:val="center"/>
           </w:tcPr>
           <w:p>
@@ -25940,6 +26531,9 @@
         <w:tc>
           <w:tcPr>
             <w:tcW w:w="493" w:type="dxa"/>
+            <w:tcBorders>
+              <w:right w:val="single" w:sz="4" w:space="0" w:color="auto"/>
+            </w:tcBorders>
             <w:vAlign w:val="center"/>
           </w:tcPr>
           <w:p>
@@ -25966,6 +26560,9 @@
         <w:tc>
           <w:tcPr>
             <w:tcW w:w="273" w:type="dxa"/>
+            <w:tcBorders>
+              <w:left w:val="single" w:sz="4" w:space="0" w:color="auto"/>
+            </w:tcBorders>
             <w:vAlign w:val="center"/>
           </w:tcPr>
           <w:p>
@@ -29949,16 +30546,34 @@
                 <w:sz w:val="12"/>
                 <w:szCs w:val="12"/>
               </w:rPr>
-              <w:t xml:space="preserve">MUNICÍPIO/ESTADO:                      </w:t>
-            </w:r>
-            <w:r>
-              <w:rPr>
-                <w:b/>
-                <w:bCs/>
-                <w:sz w:val="12"/>
-                <w:szCs w:val="12"/>
-              </w:rPr>
-              <w:t>{municipio_estado_</w:t>
+              <w:t xml:space="preserve">MUNICÍPIO/ESTADO:                   </w:t>
+            </w:r>
+            <w:proofErr w:type="gramStart"/>
+            <w:r>
+              <w:rPr>
+                <w:sz w:val="12"/>
+                <w:szCs w:val="12"/>
+              </w:rPr>
+              <w:t xml:space="preserve">   </w:t>
+            </w:r>
+            <w:r>
+              <w:rPr>
+                <w:b/>
+                <w:bCs/>
+                <w:sz w:val="12"/>
+                <w:szCs w:val="12"/>
+              </w:rPr>
+              <w:t>{</w:t>
+            </w:r>
+            <w:proofErr w:type="gramEnd"/>
+            <w:r>
+              <w:rPr>
+                <w:b/>
+                <w:bCs/>
+                <w:sz w:val="12"/>
+                <w:szCs w:val="12"/>
+              </w:rPr>
+              <w:t>municipio_estado_</w:t>
             </w:r>
             <w:r>
               <w:rPr>
@@ -30099,7 +30714,7 @@
             <w:gridSpan w:val="5"/>
             <w:tcBorders>
               <w:left w:val="nil"/>
-              <w:bottom w:val="single" w:sz="4" w:space="0" w:color="auto"/>
+              <w:bottom w:val="single" w:sz="12" w:space="0" w:color="auto"/>
               <w:right w:val="nil"/>
             </w:tcBorders>
             <w:shd w:val="clear" w:color="auto" w:fill="BFBFBF" w:themeFill="background1" w:themeFillShade="BF"/>
@@ -30369,7 +30984,7 @@
           <w:tcPr>
             <w:tcW w:w="1176" w:type="dxa"/>
             <w:tcBorders>
-              <w:top w:val="single" w:sz="8" w:space="0" w:color="000000"/>
+              <w:top w:val="single" w:sz="12" w:space="0" w:color="auto"/>
             </w:tcBorders>
             <w:vAlign w:val="center"/>
           </w:tcPr>
@@ -30395,7 +31010,7 @@
           <w:tcPr>
             <w:tcW w:w="283" w:type="dxa"/>
             <w:tcBorders>
-              <w:top w:val="single" w:sz="12" w:space="0" w:color="000000"/>
+              <w:top w:val="single" w:sz="12" w:space="0" w:color="auto"/>
             </w:tcBorders>
             <w:vAlign w:val="center"/>
           </w:tcPr>
@@ -30442,7 +31057,7 @@
           <w:tcPr>
             <w:tcW w:w="284" w:type="dxa"/>
             <w:tcBorders>
-              <w:top w:val="single" w:sz="12" w:space="0" w:color="000000"/>
+              <w:top w:val="single" w:sz="12" w:space="0" w:color="auto"/>
             </w:tcBorders>
             <w:vAlign w:val="center"/>
           </w:tcPr>
@@ -30507,7 +31122,7 @@
           <w:tcPr>
             <w:tcW w:w="364" w:type="dxa"/>
             <w:tcBorders>
-              <w:top w:val="single" w:sz="12" w:space="0" w:color="000000"/>
+              <w:top w:val="single" w:sz="12" w:space="0" w:color="auto"/>
             </w:tcBorders>
             <w:vAlign w:val="center"/>
           </w:tcPr>
@@ -30572,7 +31187,7 @@
           <w:tcPr>
             <w:tcW w:w="350" w:type="dxa"/>
             <w:tcBorders>
-              <w:top w:val="single" w:sz="12" w:space="0" w:color="000000"/>
+              <w:top w:val="single" w:sz="12" w:space="0" w:color="auto"/>
             </w:tcBorders>
             <w:vAlign w:val="center"/>
           </w:tcPr>
@@ -30637,7 +31252,7 @@
           <w:tcPr>
             <w:tcW w:w="429" w:type="dxa"/>
             <w:tcBorders>
-              <w:top w:val="single" w:sz="12" w:space="0" w:color="000000"/>
+              <w:top w:val="single" w:sz="12" w:space="0" w:color="auto"/>
             </w:tcBorders>
             <w:vAlign w:val="center"/>
           </w:tcPr>
@@ -30721,7 +31336,7 @@
             <w:tcW w:w="283" w:type="dxa"/>
             <w:gridSpan w:val="2"/>
             <w:tcBorders>
-              <w:top w:val="single" w:sz="12" w:space="0" w:color="000000"/>
+              <w:top w:val="single" w:sz="12" w:space="0" w:color="auto"/>
             </w:tcBorders>
             <w:vAlign w:val="center"/>
           </w:tcPr>
@@ -30786,7 +31401,7 @@
           <w:tcPr>
             <w:tcW w:w="293" w:type="dxa"/>
             <w:tcBorders>
-              <w:top w:val="single" w:sz="12" w:space="0" w:color="000000"/>
+              <w:top w:val="single" w:sz="12" w:space="0" w:color="auto"/>
             </w:tcBorders>
             <w:vAlign w:val="center"/>
           </w:tcPr>
@@ -30859,7 +31474,7 @@
           <w:tcPr>
             <w:tcW w:w="405" w:type="dxa"/>
             <w:tcBorders>
-              <w:top w:val="single" w:sz="12" w:space="0" w:color="000000"/>
+              <w:top w:val="single" w:sz="12" w:space="0" w:color="auto"/>
             </w:tcBorders>
             <w:vAlign w:val="center"/>
           </w:tcPr>
@@ -30925,7 +31540,7 @@
             <w:tcW w:w="460" w:type="dxa"/>
             <w:gridSpan w:val="2"/>
             <w:tcBorders>
-              <w:top w:val="single" w:sz="8" w:space="0" w:color="000000"/>
+              <w:top w:val="single" w:sz="12" w:space="0" w:color="auto"/>
               <w:right w:val="single" w:sz="4" w:space="0" w:color="000000"/>
             </w:tcBorders>
             <w:vAlign w:val="center"/>
@@ -30992,7 +31607,7 @@
           <w:tcPr>
             <w:tcW w:w="251" w:type="dxa"/>
             <w:tcBorders>
-              <w:top w:val="single" w:sz="8" w:space="0" w:color="000000"/>
+              <w:top w:val="single" w:sz="12" w:space="0" w:color="auto"/>
             </w:tcBorders>
             <w:vAlign w:val="center"/>
           </w:tcPr>
@@ -31021,7 +31636,7 @@
           <w:tcPr>
             <w:tcW w:w="462" w:type="dxa"/>
             <w:tcBorders>
-              <w:top w:val="single" w:sz="8" w:space="0" w:color="000000"/>
+              <w:top w:val="single" w:sz="12" w:space="0" w:color="auto"/>
             </w:tcBorders>
             <w:vAlign w:val="center"/>
           </w:tcPr>
@@ -31048,7 +31663,7 @@
           <w:tcPr>
             <w:tcW w:w="284" w:type="dxa"/>
             <w:tcBorders>
-              <w:top w:val="single" w:sz="8" w:space="0" w:color="000000"/>
+              <w:top w:val="single" w:sz="12" w:space="0" w:color="auto"/>
             </w:tcBorders>
             <w:vAlign w:val="center"/>
           </w:tcPr>
@@ -31076,7 +31691,7 @@
           <w:tcPr>
             <w:tcW w:w="311" w:type="dxa"/>
             <w:tcBorders>
-              <w:top w:val="single" w:sz="8" w:space="0" w:color="000000"/>
+              <w:top w:val="single" w:sz="12" w:space="0" w:color="auto"/>
             </w:tcBorders>
             <w:vAlign w:val="center"/>
           </w:tcPr>
@@ -31104,7 +31719,7 @@
             <w:tcW w:w="343" w:type="dxa"/>
             <w:gridSpan w:val="3"/>
             <w:tcBorders>
-              <w:top w:val="single" w:sz="8" w:space="0" w:color="000000"/>
+              <w:top w:val="single" w:sz="12" w:space="0" w:color="auto"/>
             </w:tcBorders>
             <w:vAlign w:val="center"/>
           </w:tcPr>
@@ -31383,7 +31998,7 @@
             <w:tcW w:w="1349" w:type="dxa"/>
             <w:vMerge w:val="restart"/>
             <w:tcBorders>
-              <w:top w:val="single" w:sz="8" w:space="0" w:color="000000"/>
+              <w:top w:val="single" w:sz="12" w:space="0" w:color="auto"/>
               <w:right w:val="single" w:sz="12" w:space="0" w:color="000000"/>
             </w:tcBorders>
           </w:tcPr>
@@ -32506,7 +33121,7 @@
             <w:tcW w:w="243" w:type="dxa"/>
             <w:vMerge/>
             <w:tcBorders>
-              <w:top w:val="single" w:sz="12" w:space="0" w:color="000000"/>
+              <w:top w:val="single" w:sz="4" w:space="0" w:color="auto"/>
               <w:left w:val="single" w:sz="12" w:space="0" w:color="000000"/>
             </w:tcBorders>
             <w:vAlign w:val="center"/>
@@ -32535,7 +33150,7 @@
             <w:tcW w:w="260" w:type="dxa"/>
             <w:vMerge/>
             <w:tcBorders>
-              <w:top w:val="single" w:sz="8" w:space="0" w:color="000000"/>
+              <w:top w:val="single" w:sz="4" w:space="0" w:color="auto"/>
             </w:tcBorders>
             <w:vAlign w:val="center"/>
           </w:tcPr>
@@ -32564,7 +33179,7 @@
             <w:gridSpan w:val="2"/>
             <w:vMerge/>
             <w:tcBorders>
-              <w:top w:val="single" w:sz="8" w:space="0" w:color="000000"/>
+              <w:top w:val="single" w:sz="4" w:space="0" w:color="auto"/>
             </w:tcBorders>
             <w:vAlign w:val="center"/>
           </w:tcPr>
@@ -32591,6 +33206,7 @@
           <w:tcPr>
             <w:tcW w:w="1176" w:type="dxa"/>
             <w:tcBorders>
+              <w:top w:val="single" w:sz="4" w:space="0" w:color="auto"/>
               <w:bottom w:val="single" w:sz="4" w:space="0" w:color="000000"/>
             </w:tcBorders>
             <w:vAlign w:val="center"/>
@@ -32618,6 +33234,7 @@
             <w:tcW w:w="3151" w:type="dxa"/>
             <w:gridSpan w:val="11"/>
             <w:tcBorders>
+              <w:top w:val="single" w:sz="4" w:space="0" w:color="auto"/>
               <w:bottom w:val="single" w:sz="4" w:space="0" w:color="000000"/>
               <w:right w:val="single" w:sz="4" w:space="0" w:color="000000"/>
             </w:tcBorders>
@@ -32691,6 +33308,7 @@
             <w:tcW w:w="1997" w:type="dxa"/>
             <w:gridSpan w:val="8"/>
             <w:tcBorders>
+              <w:top w:val="single" w:sz="4" w:space="0" w:color="auto"/>
               <w:left w:val="single" w:sz="4" w:space="0" w:color="000000"/>
               <w:bottom w:val="single" w:sz="4" w:space="0" w:color="000000"/>
             </w:tcBorders>
@@ -32712,6 +33330,7 @@
           <w:tcPr>
             <w:tcW w:w="271" w:type="dxa"/>
             <w:tcBorders>
+              <w:top w:val="single" w:sz="4" w:space="0" w:color="auto"/>
               <w:bottom w:val="single" w:sz="4" w:space="0" w:color="000000"/>
             </w:tcBorders>
             <w:shd w:val="clear" w:color="auto" w:fill="7F7F7F"/>
@@ -32733,6 +33352,7 @@
             <w:tcW w:w="271" w:type="dxa"/>
             <w:gridSpan w:val="2"/>
             <w:tcBorders>
+              <w:top w:val="single" w:sz="4" w:space="0" w:color="auto"/>
               <w:bottom w:val="single" w:sz="4" w:space="0" w:color="000000"/>
             </w:tcBorders>
             <w:shd w:val="clear" w:color="auto" w:fill="7F7F7F"/>
@@ -32753,6 +33373,7 @@
           <w:tcPr>
             <w:tcW w:w="272" w:type="dxa"/>
             <w:tcBorders>
+              <w:top w:val="single" w:sz="4" w:space="0" w:color="auto"/>
               <w:bottom w:val="single" w:sz="4" w:space="0" w:color="000000"/>
             </w:tcBorders>
             <w:shd w:val="clear" w:color="auto" w:fill="7F7F7F"/>
@@ -32773,6 +33394,7 @@
           <w:tcPr>
             <w:tcW w:w="271" w:type="dxa"/>
             <w:tcBorders>
+              <w:top w:val="single" w:sz="4" w:space="0" w:color="auto"/>
               <w:bottom w:val="single" w:sz="4" w:space="0" w:color="000000"/>
             </w:tcBorders>
             <w:shd w:val="clear" w:color="auto" w:fill="7F7F7F"/>
@@ -32793,6 +33415,7 @@
           <w:tcPr>
             <w:tcW w:w="493" w:type="dxa"/>
             <w:tcBorders>
+              <w:top w:val="single" w:sz="4" w:space="0" w:color="auto"/>
               <w:bottom w:val="single" w:sz="4" w:space="0" w:color="000000"/>
             </w:tcBorders>
             <w:shd w:val="clear" w:color="auto" w:fill="7F7F7F"/>
@@ -32813,6 +33436,7 @@
           <w:tcPr>
             <w:tcW w:w="273" w:type="dxa"/>
             <w:tcBorders>
+              <w:top w:val="single" w:sz="4" w:space="0" w:color="auto"/>
               <w:bottom w:val="single" w:sz="4" w:space="0" w:color="000000"/>
             </w:tcBorders>
             <w:shd w:val="clear" w:color="auto" w:fill="7F7F7F"/>
@@ -32833,6 +33457,7 @@
           <w:tcPr>
             <w:tcW w:w="275" w:type="dxa"/>
             <w:tcBorders>
+              <w:top w:val="single" w:sz="4" w:space="0" w:color="auto"/>
               <w:bottom w:val="single" w:sz="4" w:space="0" w:color="000000"/>
             </w:tcBorders>
             <w:shd w:val="clear" w:color="auto" w:fill="7F7F7F"/>
@@ -32854,6 +33479,7 @@
             <w:tcW w:w="400" w:type="dxa"/>
             <w:gridSpan w:val="2"/>
             <w:tcBorders>
+              <w:top w:val="single" w:sz="4" w:space="0" w:color="auto"/>
               <w:bottom w:val="single" w:sz="4" w:space="0" w:color="000000"/>
             </w:tcBorders>
             <w:shd w:val="clear" w:color="auto" w:fill="FFFFFF"/>
@@ -32920,7 +33546,7 @@
             <w:tcW w:w="236" w:type="dxa"/>
             <w:vMerge/>
             <w:tcBorders>
-              <w:top w:val="single" w:sz="8" w:space="0" w:color="000000"/>
+              <w:top w:val="single" w:sz="4" w:space="0" w:color="auto"/>
             </w:tcBorders>
             <w:shd w:val="clear" w:color="auto" w:fill="FFFFFF"/>
             <w:vAlign w:val="center"/>
@@ -32949,7 +33575,7 @@
             <w:tcW w:w="1349" w:type="dxa"/>
             <w:vMerge/>
             <w:tcBorders>
-              <w:top w:val="single" w:sz="8" w:space="0" w:color="000000"/>
+              <w:top w:val="single" w:sz="4" w:space="0" w:color="auto"/>
               <w:right w:val="single" w:sz="12" w:space="0" w:color="000000"/>
             </w:tcBorders>
           </w:tcPr>
@@ -33114,16 +33740,34 @@
                 <w:sz w:val="12"/>
                 <w:szCs w:val="12"/>
               </w:rPr>
-              <w:t xml:space="preserve">MUNICÍPIO/ESTADO:                    </w:t>
-            </w:r>
-            <w:r>
-              <w:rPr>
-                <w:b/>
-                <w:bCs/>
-                <w:sz w:val="12"/>
-                <w:szCs w:val="12"/>
-              </w:rPr>
-              <w:t>{municipio_estado_</w:t>
+              <w:t xml:space="preserve">MUNICÍPIO/ESTADO:                 </w:t>
+            </w:r>
+            <w:proofErr w:type="gramStart"/>
+            <w:r>
+              <w:rPr>
+                <w:sz w:val="12"/>
+                <w:szCs w:val="12"/>
+              </w:rPr>
+              <w:t xml:space="preserve">   </w:t>
+            </w:r>
+            <w:r>
+              <w:rPr>
+                <w:b/>
+                <w:bCs/>
+                <w:sz w:val="12"/>
+                <w:szCs w:val="12"/>
+              </w:rPr>
+              <w:t>{</w:t>
+            </w:r>
+            <w:proofErr w:type="gramEnd"/>
+            <w:r>
+              <w:rPr>
+                <w:b/>
+                <w:bCs/>
+                <w:sz w:val="12"/>
+                <w:szCs w:val="12"/>
+              </w:rPr>
+              <w:t>municipio_estado_</w:t>
             </w:r>
             <w:r>
               <w:rPr>
@@ -36296,16 +36940,34 @@
                 <w:sz w:val="12"/>
                 <w:szCs w:val="12"/>
               </w:rPr>
-              <w:t xml:space="preserve">MUNICÍPIO/ESTADO:                     </w:t>
-            </w:r>
-            <w:r>
-              <w:rPr>
-                <w:b/>
-                <w:bCs/>
-                <w:sz w:val="12"/>
-                <w:szCs w:val="12"/>
-              </w:rPr>
-              <w:t>{municipio_estado_</w:t>
+              <w:t xml:space="preserve">MUNICÍPIO/ESTADO:                  </w:t>
+            </w:r>
+            <w:proofErr w:type="gramStart"/>
+            <w:r>
+              <w:rPr>
+                <w:sz w:val="12"/>
+                <w:szCs w:val="12"/>
+              </w:rPr>
+              <w:t xml:space="preserve">   </w:t>
+            </w:r>
+            <w:r>
+              <w:rPr>
+                <w:b/>
+                <w:bCs/>
+                <w:sz w:val="12"/>
+                <w:szCs w:val="12"/>
+              </w:rPr>
+              <w:t>{</w:t>
+            </w:r>
+            <w:proofErr w:type="gramEnd"/>
+            <w:r>
+              <w:rPr>
+                <w:b/>
+                <w:bCs/>
+                <w:sz w:val="12"/>
+                <w:szCs w:val="12"/>
+              </w:rPr>
+              <w:t>municipio_estado_</w:t>
             </w:r>
             <w:r>
               <w:rPr>
@@ -39436,16 +40098,34 @@
                 <w:sz w:val="12"/>
                 <w:szCs w:val="12"/>
               </w:rPr>
-              <w:t xml:space="preserve">MUNICÍPIO/ESTADO:                       </w:t>
-            </w:r>
-            <w:r>
-              <w:rPr>
-                <w:b/>
-                <w:bCs/>
-                <w:sz w:val="12"/>
-                <w:szCs w:val="12"/>
-              </w:rPr>
-              <w:t>{municipio_estado_</w:t>
+              <w:t xml:space="preserve">MUNICÍPIO/ESTADO:                    </w:t>
+            </w:r>
+            <w:proofErr w:type="gramStart"/>
+            <w:r>
+              <w:rPr>
+                <w:sz w:val="12"/>
+                <w:szCs w:val="12"/>
+              </w:rPr>
+              <w:t xml:space="preserve">   </w:t>
+            </w:r>
+            <w:r>
+              <w:rPr>
+                <w:b/>
+                <w:bCs/>
+                <w:sz w:val="12"/>
+                <w:szCs w:val="12"/>
+              </w:rPr>
+              <w:t>{</w:t>
+            </w:r>
+            <w:proofErr w:type="gramEnd"/>
+            <w:r>
+              <w:rPr>
+                <w:b/>
+                <w:bCs/>
+                <w:sz w:val="12"/>
+                <w:szCs w:val="12"/>
+              </w:rPr>
+              <w:t>municipio_estado_</w:t>
             </w:r>
             <w:r>
               <w:rPr>
@@ -39807,16 +40487,16 @@
       </w:tr>
       <w:tr>
         <w:trPr>
-          <w:trHeight w:val="222"/>
+          <w:trHeight w:val="771"/>
         </w:trPr>
         <w:tc>
           <w:tcPr>
             <w:tcW w:w="3825" w:type="dxa"/>
             <w:gridSpan w:val="11"/>
-            <w:vMerge w:val="restart"/>
             <w:tcBorders>
               <w:top w:val="nil"/>
               <w:left w:val="single" w:sz="12" w:space="0" w:color="000000"/>
+              <w:bottom w:val="single" w:sz="12" w:space="0" w:color="auto"/>
               <w:right w:val="nil"/>
             </w:tcBorders>
             <w:vAlign w:val="center"/>
@@ -39839,17 +40519,79 @@
             </w:pPr>
             <w:r>
               <w:rPr>
+                <w:noProof/>
                 <w:sz w:val="16"/>
                 <w:szCs w:val="16"/>
               </w:rPr>
-              <w:t xml:space="preserve">        </w:t>
+              <mc:AlternateContent>
+                <mc:Choice Requires="wps">
+                  <w:drawing>
+                    <wp:anchor distT="0" distB="0" distL="114300" distR="114300" simplePos="0" relativeHeight="252160000" behindDoc="0" locked="0" layoutInCell="1" allowOverlap="1" wp14:anchorId="006DEC15" wp14:editId="0E3C093D">
+                      <wp:simplePos x="0" y="0"/>
+                      <wp:positionH relativeFrom="column">
+                        <wp:posOffset>231775</wp:posOffset>
+                      </wp:positionH>
+                      <wp:positionV relativeFrom="paragraph">
+                        <wp:posOffset>111125</wp:posOffset>
+                      </wp:positionV>
+                      <wp:extent cx="1812925" cy="0"/>
+                      <wp:effectExtent l="0" t="0" r="0" b="0"/>
+                      <wp:wrapNone/>
+                      <wp:docPr id="12" name="Conector reto 12"/>
+                      <wp:cNvGraphicFramePr/>
+                      <a:graphic xmlns:a="http://schemas.openxmlformats.org/drawingml/2006/main">
+                        <a:graphicData uri="http://schemas.microsoft.com/office/word/2010/wordprocessingShape">
+                          <wps:wsp>
+                            <wps:cNvCnPr/>
+                            <wps:spPr>
+                              <a:xfrm>
+                                <a:off x="0" y="0"/>
+                                <a:ext cx="1812925" cy="0"/>
+                              </a:xfrm>
+                              <a:prstGeom prst="line">
+                                <a:avLst/>
+                              </a:prstGeom>
+                            </wps:spPr>
+                            <wps:style>
+                              <a:lnRef idx="1">
+                                <a:schemeClr val="dk1"/>
+                              </a:lnRef>
+                              <a:fillRef idx="0">
+                                <a:schemeClr val="dk1"/>
+                              </a:fillRef>
+                              <a:effectRef idx="0">
+                                <a:schemeClr val="dk1"/>
+                              </a:effectRef>
+                              <a:fontRef idx="minor">
+                                <a:schemeClr val="tx1"/>
+                              </a:fontRef>
+                            </wps:style>
+                            <wps:bodyPr/>
+                          </wps:wsp>
+                        </a:graphicData>
+                      </a:graphic>
+                      <wp14:sizeRelH relativeFrom="margin">
+                        <wp14:pctWidth>0</wp14:pctWidth>
+                      </wp14:sizeRelH>
+                      <wp14:sizeRelV relativeFrom="margin">
+                        <wp14:pctHeight>0</wp14:pctHeight>
+                      </wp14:sizeRelV>
+                    </wp:anchor>
+                  </w:drawing>
+                </mc:Choice>
+                <mc:Fallback>
+                  <w:pict>
+                    <v:line w14:anchorId="5CF7DD21" id="Conector reto 12" o:spid="_x0000_s1026" style="position:absolute;z-index:252160000;visibility:visible;mso-wrap-style:square;mso-width-percent:0;mso-height-percent:0;mso-wrap-distance-left:9pt;mso-wrap-distance-top:0;mso-wrap-distance-right:9pt;mso-wrap-distance-bottom:0;mso-position-horizontal:absolute;mso-position-horizontal-relative:text;mso-position-vertical:absolute;mso-position-vertical-relative:text;mso-width-percent:0;mso-height-percent:0;mso-width-relative:margin;mso-height-relative:margin" from="18.25pt,8.75pt" to="161pt,8.75pt" o:gfxdata="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" strokecolor="black [3040]"/>
+                  </w:pict>
+                </mc:Fallback>
+              </mc:AlternateContent>
             </w:r>
             <w:r>
               <w:rPr>
                 <w:sz w:val="16"/>
                 <w:szCs w:val="16"/>
               </w:rPr>
-              <w:t>.........................................................................</w:t>
+              <w:t xml:space="preserve">        </w:t>
             </w:r>
           </w:p>
           <w:p>
@@ -39885,7 +40627,7 @@
             <w:tcBorders>
               <w:top w:val="nil"/>
               <w:left w:val="nil"/>
-              <w:bottom w:val="nil"/>
+              <w:bottom w:val="single" w:sz="12" w:space="0" w:color="auto"/>
               <w:right w:val="nil"/>
             </w:tcBorders>
             <w:vAlign w:val="bottom"/>
@@ -39905,7 +40647,7 @@
                 <w:szCs w:val="20"/>
                 <w:vertAlign w:val="subscript"/>
               </w:rPr>
-              <w:t xml:space="preserve">                Ponto dos Volantes</w:t>
+              <w:t xml:space="preserve">           Ponto dos Volantes</w:t>
             </w:r>
             <w:r>
               <w:rPr>
@@ -39929,177 +40671,50 @@
                 <w:szCs w:val="20"/>
                 <w:vertAlign w:val="subscript"/>
               </w:rPr>
-              <w:t>{data_extenso}</w:t>
-            </w:r>
-          </w:p>
-        </w:tc>
-        <w:tc>
-          <w:tcPr>
-            <w:tcW w:w="3797" w:type="dxa"/>
-            <w:gridSpan w:val="10"/>
-            <w:vMerge w:val="restart"/>
-            <w:tcBorders>
-              <w:top w:val="nil"/>
-              <w:left w:val="nil"/>
-              <w:right w:val="single" w:sz="12" w:space="0" w:color="000000"/>
-            </w:tcBorders>
-            <w:vAlign w:val="center"/>
-          </w:tcPr>
-          <w:p>
-            <w:pPr>
-              <w:jc w:val="center"/>
+              <w:t>{</w:t>
+            </w:r>
+            <w:proofErr w:type="spellStart"/>
+            <w:r>
+              <w:rPr>
+                <w:sz w:val="20"/>
+                <w:szCs w:val="20"/>
+                <w:vertAlign w:val="subscript"/>
+              </w:rPr>
+              <w:t>data_extenso</w:t>
+            </w:r>
+            <w:proofErr w:type="spellEnd"/>
+            <w:r>
+              <w:rPr>
+                <w:sz w:val="20"/>
+                <w:szCs w:val="20"/>
+                <w:vertAlign w:val="subscript"/>
+              </w:rPr>
+              <w:t>}</w:t>
+            </w:r>
+          </w:p>
+          <w:p>
+            <w:pPr>
+              <w:ind w:right="-57"/>
               <w:rPr>
                 <w:sz w:val="16"/>
                 <w:szCs w:val="16"/>
-              </w:rPr>
-            </w:pPr>
-          </w:p>
-          <w:p>
-            <w:pPr>
-              <w:rPr>
-                <w:sz w:val="16"/>
-                <w:szCs w:val="16"/>
-              </w:rPr>
-            </w:pPr>
-            <w:r>
-              <w:rPr>
-                <w:sz w:val="16"/>
-                <w:szCs w:val="16"/>
-              </w:rPr>
-              <w:t xml:space="preserve">           </w:t>
-            </w:r>
-            <w:r>
-              <w:rPr>
-                <w:sz w:val="16"/>
-                <w:szCs w:val="16"/>
-              </w:rPr>
-              <w:t>.....................................................................</w:t>
-            </w:r>
-          </w:p>
-          <w:p>
-            <w:pPr>
-              <w:jc w:val="center"/>
-              <w:rPr>
-                <w:sz w:val="16"/>
-                <w:szCs w:val="16"/>
-              </w:rPr>
-            </w:pPr>
-            <w:r>
-              <w:rPr>
-                <w:sz w:val="16"/>
-                <w:szCs w:val="16"/>
-              </w:rPr>
-              <w:t>Assinatura do(a) Diretor(a) nº reg. ou aut.</w:t>
-            </w:r>
-          </w:p>
-          <w:p>
-            <w:pPr>
-              <w:jc w:val="center"/>
-              <w:rPr>
-                <w:sz w:val="16"/>
-                <w:szCs w:val="16"/>
-              </w:rPr>
-            </w:pPr>
-          </w:p>
-        </w:tc>
-      </w:tr>
-      <w:tr>
-        <w:trPr>
-          <w:trHeight w:val="221"/>
-        </w:trPr>
-        <w:tc>
-          <w:tcPr>
-            <w:tcW w:w="3825" w:type="dxa"/>
-            <w:gridSpan w:val="11"/>
-            <w:vMerge/>
-            <w:tcBorders>
-              <w:top w:val="nil"/>
-              <w:left w:val="single" w:sz="12" w:space="0" w:color="000000"/>
-              <w:right w:val="nil"/>
-            </w:tcBorders>
-            <w:vAlign w:val="center"/>
-          </w:tcPr>
-          <w:p>
-            <w:pPr>
-              <w:widowControl w:val="0"/>
-              <w:pBdr>
-                <w:top w:val="nil"/>
-                <w:left w:val="nil"/>
-                <w:bottom w:val="nil"/>
-                <w:right w:val="nil"/>
-                <w:between w:val="nil"/>
-              </w:pBdr>
-              <w:spacing w:line="276" w:lineRule="auto"/>
-              <w:rPr>
-                <w:sz w:val="16"/>
-                <w:szCs w:val="16"/>
-              </w:rPr>
-            </w:pPr>
-          </w:p>
-        </w:tc>
-        <w:tc>
-          <w:tcPr>
-            <w:tcW w:w="3607" w:type="dxa"/>
-            <w:gridSpan w:val="15"/>
-            <w:tcBorders>
-              <w:top w:val="nil"/>
-              <w:left w:val="nil"/>
-              <w:bottom w:val="single" w:sz="12" w:space="0" w:color="000000"/>
-              <w:right w:val="nil"/>
-            </w:tcBorders>
-          </w:tcPr>
-          <w:p>
-            <w:pPr>
-              <w:ind w:right="-57"/>
+                <w:vertAlign w:val="subscript"/>
+              </w:rPr>
+            </w:pPr>
+            <w:r>
               <w:rPr>
                 <w:sz w:val="20"/>
                 <w:szCs w:val="20"/>
                 <w:vertAlign w:val="superscript"/>
               </w:rPr>
-            </w:pPr>
-          </w:p>
-          <w:p>
-            <w:pPr>
-              <w:ind w:right="-57"/>
+              <w:t xml:space="preserve">                     </w:t>
+            </w:r>
+            <w:r>
               <w:rPr>
                 <w:sz w:val="20"/>
                 <w:szCs w:val="20"/>
                 <w:vertAlign w:val="superscript"/>
               </w:rPr>
-            </w:pPr>
-            <w:r>
-              <w:rPr>
-                <w:sz w:val="20"/>
-                <w:szCs w:val="20"/>
-                <w:vertAlign w:val="superscript"/>
-              </w:rPr>
-              <w:t>______________</w:t>
-            </w:r>
-            <w:r>
-              <w:rPr>
-                <w:sz w:val="20"/>
-                <w:szCs w:val="20"/>
-                <w:vertAlign w:val="superscript"/>
-              </w:rPr>
-              <w:t>_______________________________</w:t>
-            </w:r>
-          </w:p>
-          <w:p>
-            <w:pPr>
-              <w:ind w:left="-57" w:right="-57"/>
-              <w:jc w:val="center"/>
-              <w:rPr>
-                <w:sz w:val="20"/>
-                <w:szCs w:val="20"/>
-                <w:vertAlign w:val="superscript"/>
-              </w:rPr>
-            </w:pPr>
-            <w:r>
-              <w:rPr>
-                <w:sz w:val="20"/>
-                <w:szCs w:val="20"/>
-                <w:vertAlign w:val="superscript"/>
-              </w:rPr>
               <w:t>Município e data de expedição</w:t>
             </w:r>
           </w:p>
@@ -40108,29 +40723,129 @@
           <w:tcPr>
             <w:tcW w:w="3797" w:type="dxa"/>
             <w:gridSpan w:val="10"/>
-            <w:vMerge/>
             <w:tcBorders>
               <w:top w:val="nil"/>
               <w:left w:val="nil"/>
+              <w:bottom w:val="single" w:sz="12" w:space="0" w:color="auto"/>
               <w:right w:val="single" w:sz="12" w:space="0" w:color="000000"/>
             </w:tcBorders>
             <w:vAlign w:val="center"/>
           </w:tcPr>
           <w:p>
             <w:pPr>
-              <w:widowControl w:val="0"/>
-              <w:pBdr>
-                <w:top w:val="nil"/>
-                <w:left w:val="nil"/>
-                <w:bottom w:val="nil"/>
-                <w:right w:val="nil"/>
-                <w:between w:val="nil"/>
-              </w:pBdr>
-              <w:spacing w:line="276" w:lineRule="auto"/>
+              <w:jc w:val="center"/>
               <w:rPr>
                 <w:sz w:val="16"/>
                 <w:szCs w:val="16"/>
-                <w:vertAlign w:val="superscript"/>
+              </w:rPr>
+            </w:pPr>
+          </w:p>
+          <w:p>
+            <w:pPr>
+              <w:rPr>
+                <w:sz w:val="16"/>
+                <w:szCs w:val="16"/>
+              </w:rPr>
+            </w:pPr>
+            <w:r>
+              <w:rPr>
+                <w:noProof/>
+                <w:sz w:val="16"/>
+                <w:szCs w:val="16"/>
+              </w:rPr>
+              <mc:AlternateContent>
+                <mc:Choice Requires="wps">
+                  <w:drawing>
+                    <wp:anchor distT="0" distB="0" distL="114300" distR="114300" simplePos="0" relativeHeight="252161024" behindDoc="0" locked="0" layoutInCell="1" allowOverlap="1" wp14:anchorId="59A6D2B3" wp14:editId="6B96324E">
+                      <wp:simplePos x="0" y="0"/>
+                      <wp:positionH relativeFrom="column">
+                        <wp:posOffset>277495</wp:posOffset>
+                      </wp:positionH>
+                      <wp:positionV relativeFrom="paragraph">
+                        <wp:posOffset>108585</wp:posOffset>
+                      </wp:positionV>
+                      <wp:extent cx="1694180" cy="7620"/>
+                      <wp:effectExtent l="0" t="0" r="20320" b="30480"/>
+                      <wp:wrapNone/>
+                      <wp:docPr id="14" name="Conector reto 14"/>
+                      <wp:cNvGraphicFramePr/>
+                      <a:graphic xmlns:a="http://schemas.openxmlformats.org/drawingml/2006/main">
+                        <a:graphicData uri="http://schemas.microsoft.com/office/word/2010/wordprocessingShape">
+                          <wps:wsp>
+                            <wps:cNvCnPr/>
+                            <wps:spPr>
+                              <a:xfrm flipV="1">
+                                <a:off x="0" y="0"/>
+                                <a:ext cx="1694180" cy="7620"/>
+                              </a:xfrm>
+                              <a:prstGeom prst="line">
+                                <a:avLst/>
+                              </a:prstGeom>
+                            </wps:spPr>
+                            <wps:style>
+                              <a:lnRef idx="1">
+                                <a:schemeClr val="dk1"/>
+                              </a:lnRef>
+                              <a:fillRef idx="0">
+                                <a:schemeClr val="dk1"/>
+                              </a:fillRef>
+                              <a:effectRef idx="0">
+                                <a:schemeClr val="dk1"/>
+                              </a:effectRef>
+                              <a:fontRef idx="minor">
+                                <a:schemeClr val="tx1"/>
+                              </a:fontRef>
+                            </wps:style>
+                            <wps:bodyPr/>
+                          </wps:wsp>
+                        </a:graphicData>
+                      </a:graphic>
+                      <wp14:sizeRelH relativeFrom="margin">
+                        <wp14:pctWidth>0</wp14:pctWidth>
+                      </wp14:sizeRelH>
+                      <wp14:sizeRelV relativeFrom="margin">
+                        <wp14:pctHeight>0</wp14:pctHeight>
+                      </wp14:sizeRelV>
+                    </wp:anchor>
+                  </w:drawing>
+                </mc:Choice>
+                <mc:Fallback>
+                  <w:pict>
+                    <v:line w14:anchorId="1CEFDE7E" id="Conector reto 14" o:spid="_x0000_s1026" style="position:absolute;flip:y;z-index:252161024;visibility:visible;mso-wrap-style:square;mso-width-percent:0;mso-height-percent:0;mso-wrap-distance-left:9pt;mso-wrap-distance-top:0;mso-wrap-distance-right:9pt;mso-wrap-distance-bottom:0;mso-position-horizontal:absolute;mso-position-horizontal-relative:text;mso-position-vertical:absolute;mso-position-vertical-relative:text;mso-width-percent:0;mso-height-percent:0;mso-width-relative:margin;mso-height-relative:margin" from="21.85pt,8.55pt" to="155.25pt,9.15pt" o:gfxdata="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" strokecolor="black [3040]"/>
+                  </w:pict>
+                </mc:Fallback>
+              </mc:AlternateContent>
+            </w:r>
+            <w:r>
+              <w:rPr>
+                <w:sz w:val="16"/>
+                <w:szCs w:val="16"/>
+              </w:rPr>
+              <w:t xml:space="preserve">           </w:t>
+            </w:r>
+          </w:p>
+          <w:p>
+            <w:pPr>
+              <w:jc w:val="center"/>
+              <w:rPr>
+                <w:sz w:val="16"/>
+                <w:szCs w:val="16"/>
+              </w:rPr>
+            </w:pPr>
+            <w:r>
+              <w:rPr>
+                <w:sz w:val="16"/>
+                <w:szCs w:val="16"/>
+              </w:rPr>
+              <w:t>Assinatura do(a) Diretor(a) nº reg. ou aut.</w:t>
+            </w:r>
+          </w:p>
+          <w:p>
+            <w:pPr>
+              <w:jc w:val="center"/>
+              <w:rPr>
+                <w:sz w:val="16"/>
+                <w:szCs w:val="16"/>
               </w:rPr>
             </w:pPr>
           </w:p>
@@ -40862,6 +41577,15 @@
       <w:szCs w:val="24"/>
     </w:rPr>
   </w:style>
+  <w:style w:type="paragraph" w:styleId="SemEspaamento">
+    <w:name w:val="No Spacing"/>
+    <w:uiPriority w:val="1"/>
+    <w:qFormat/>
+    <w:rsid w:val="002819BD"/>
+    <w:pPr>
+      <w:spacing w:after="0" w:line="240" w:lineRule="auto"/>
+    </w:pPr>
+  </w:style>
 </w:styles>
 </file>
 
